--- a/Full_Implementation_Guide_No_Bicep.docx
+++ b/Full_Implementation_Guide_No_Bicep.docx
@@ -60,7 +60,7 @@
         </w:p>
       </w:sdtContent>
     </w:sdt>
-    <w:bookmarkStart w:id="9" w:name="overview"/>
+    <w:bookmarkStart w:id="10" w:name="overview"/>
     <w:p>
       <w:pPr>
         <w:pStyle w:val="Heading1"/>
@@ -74,7 +74,419 @@
         <w:pStyle w:val="FirstParagraph"/>
       </w:pPr>
       <w:r>
-        <w:t xml:space="preserve">This guide walks through deploying the Copilot Adoption Dashboard end-to-end using the Azure Portal and PowerShell without requiring the Bicep CLI. By the end you will have:</w:t>
+        <w:t xml:space="preserve">This guide walks through deploying the Copilot Adoption Dashboard end-to-end using the Azure Portal and PowerShell without requiring the Bicep CLI.</w:t>
+      </w:r>
+    </w:p>
+    <w:bookmarkStart w:id="9" w:name="deployment-modes"/>
+    <w:p>
+      <w:pPr>
+        <w:pStyle w:val="Heading2"/>
+      </w:pPr>
+      <w:r>
+        <w:t xml:space="preserve">Deployment Modes</w:t>
+      </w:r>
+    </w:p>
+    <w:p>
+      <w:pPr>
+        <w:pStyle w:val="FirstParagraph"/>
+      </w:pPr>
+      <w:r>
+        <w:t xml:space="preserve">Choose the mode that fits your requirements before starting. Both modes are fully supported and use the same Function App and ADLS Gen2 architecture.</w:t>
+      </w:r>
+    </w:p>
+    <w:tbl>
+      <w:tblPr>
+        <w:tblStyle w:val="Table"/>
+        <w:tblW w:type="auto" w:w="0"/>
+        <w:tblLook w:firstRow="1" w:lastRow="0" w:firstColumn="0" w:lastColumn="0" w:noHBand="0" w:noVBand="0" w:val="0020"/>
+      </w:tblPr>
+      <w:tblGrid>
+        <w:gridCol w:w="2640"/>
+        <w:gridCol w:w="2640"/>
+        <w:gridCol w:w="2640"/>
+      </w:tblGrid>
+      <w:tr>
+        <w:trPr>
+          <w:tblHeader w:val="on"/>
+        </w:trPr>
+        <w:tc>
+          <w:tcPr/>
+          <w:p>
+            <w:pPr>
+              <w:pStyle w:val="Compact"/>
+            </w:pPr>
+            <w:r>
+              <w:t xml:space="preserve">Component</w:t>
+            </w:r>
+          </w:p>
+        </w:tc>
+        <w:tc>
+          <w:tcPr/>
+          <w:p>
+            <w:pPr>
+              <w:pStyle w:val="Compact"/>
+              <w:jc w:val="center"/>
+            </w:pPr>
+            <w:r>
+              <w:t xml:space="preserve">Full (default)</w:t>
+            </w:r>
+          </w:p>
+        </w:tc>
+        <w:tc>
+          <w:tcPr/>
+          <w:p>
+            <w:pPr>
+              <w:pStyle w:val="Compact"/>
+              <w:jc w:val="center"/>
+            </w:pPr>
+            <w:r>
+              <w:t xml:space="preserve">Storage + SharePoint only</w:t>
+            </w:r>
+          </w:p>
+        </w:tc>
+      </w:tr>
+      <w:tr>
+        <w:tc>
+          <w:tcPr/>
+          <w:p>
+            <w:pPr>
+              <w:pStyle w:val="Compact"/>
+            </w:pPr>
+            <w:r>
+              <w:rPr>
+                <w:rStyle w:val="VerbatimChar"/>
+              </w:rPr>
+              <w:t xml:space="preserve">deployLogAnalytics</w:t>
+            </w:r>
+            <w:r>
+              <w:t xml:space="preserve"> </w:t>
+            </w:r>
+            <w:r>
+              <w:t xml:space="preserve">parameter</w:t>
+            </w:r>
+          </w:p>
+        </w:tc>
+        <w:tc>
+          <w:tcPr/>
+          <w:p>
+            <w:pPr>
+              <w:pStyle w:val="Compact"/>
+              <w:jc w:val="center"/>
+            </w:pPr>
+            <w:r>
+              <w:rPr>
+                <w:rStyle w:val="VerbatimChar"/>
+              </w:rPr>
+              <w:t xml:space="preserve">true</w:t>
+            </w:r>
+          </w:p>
+        </w:tc>
+        <w:tc>
+          <w:tcPr/>
+          <w:p>
+            <w:pPr>
+              <w:pStyle w:val="Compact"/>
+              <w:jc w:val="center"/>
+            </w:pPr>
+            <w:r>
+              <w:rPr>
+                <w:rStyle w:val="VerbatimChar"/>
+              </w:rPr>
+              <w:t xml:space="preserve">false</w:t>
+            </w:r>
+          </w:p>
+        </w:tc>
+      </w:tr>
+      <w:tr>
+        <w:tc>
+          <w:tcPr/>
+          <w:p>
+            <w:pPr>
+              <w:pStyle w:val="Compact"/>
+            </w:pPr>
+            <w:r>
+              <w:t xml:space="preserve">ADLS Gen2 audit archive</w:t>
+            </w:r>
+          </w:p>
+        </w:tc>
+        <w:tc>
+          <w:tcPr/>
+          <w:p>
+            <w:pPr>
+              <w:pStyle w:val="Compact"/>
+              <w:jc w:val="center"/>
+            </w:pPr>
+            <w:r>
+              <w:t xml:space="preserve">Yes</w:t>
+            </w:r>
+          </w:p>
+        </w:tc>
+        <w:tc>
+          <w:tcPr/>
+          <w:p>
+            <w:pPr>
+              <w:pStyle w:val="Compact"/>
+              <w:jc w:val="center"/>
+            </w:pPr>
+            <w:r>
+              <w:t xml:space="preserve">Yes</w:t>
+            </w:r>
+          </w:p>
+        </w:tc>
+      </w:tr>
+      <w:tr>
+        <w:tc>
+          <w:tcPr/>
+          <w:p>
+            <w:pPr>
+              <w:pStyle w:val="Compact"/>
+            </w:pPr>
+            <w:r>
+              <w:t xml:space="preserve">SharePoint Power App dashboard</w:t>
+            </w:r>
+          </w:p>
+        </w:tc>
+        <w:tc>
+          <w:tcPr/>
+          <w:p>
+            <w:pPr>
+              <w:pStyle w:val="Compact"/>
+              <w:jc w:val="center"/>
+            </w:pPr>
+            <w:r>
+              <w:t xml:space="preserve">Yes</w:t>
+            </w:r>
+          </w:p>
+        </w:tc>
+        <w:tc>
+          <w:tcPr/>
+          <w:p>
+            <w:pPr>
+              <w:pStyle w:val="Compact"/>
+              <w:jc w:val="center"/>
+            </w:pPr>
+            <w:r>
+              <w:t xml:space="preserve">Yes</w:t>
+            </w:r>
+          </w:p>
+        </w:tc>
+      </w:tr>
+      <w:tr>
+        <w:tc>
+          <w:tcPr/>
+          <w:p>
+            <w:pPr>
+              <w:pStyle w:val="Compact"/>
+            </w:pPr>
+            <w:r>
+              <w:t xml:space="preserve">Log Analytics workspace</w:t>
+            </w:r>
+          </w:p>
+        </w:tc>
+        <w:tc>
+          <w:tcPr/>
+          <w:p>
+            <w:pPr>
+              <w:pStyle w:val="Compact"/>
+              <w:jc w:val="center"/>
+            </w:pPr>
+            <w:r>
+              <w:t xml:space="preserve">Yes</w:t>
+            </w:r>
+          </w:p>
+        </w:tc>
+        <w:tc>
+          <w:tcPr/>
+          <w:p>
+            <w:pPr>
+              <w:pStyle w:val="Compact"/>
+              <w:jc w:val="center"/>
+            </w:pPr>
+            <w:r>
+              <w:t xml:space="preserve">No</w:t>
+            </w:r>
+          </w:p>
+        </w:tc>
+      </w:tr>
+      <w:tr>
+        <w:tc>
+          <w:tcPr/>
+          <w:p>
+            <w:pPr>
+              <w:pStyle w:val="Compact"/>
+            </w:pPr>
+            <w:r>
+              <w:t xml:space="preserve">Data Collection Endpoint + Rule</w:t>
+            </w:r>
+          </w:p>
+        </w:tc>
+        <w:tc>
+          <w:tcPr/>
+          <w:p>
+            <w:pPr>
+              <w:pStyle w:val="Compact"/>
+              <w:jc w:val="center"/>
+            </w:pPr>
+            <w:r>
+              <w:t xml:space="preserve">Yes</w:t>
+            </w:r>
+          </w:p>
+        </w:tc>
+        <w:tc>
+          <w:tcPr/>
+          <w:p>
+            <w:pPr>
+              <w:pStyle w:val="Compact"/>
+              <w:jc w:val="center"/>
+            </w:pPr>
+            <w:r>
+              <w:t xml:space="preserve">No</w:t>
+            </w:r>
+          </w:p>
+        </w:tc>
+      </w:tr>
+      <w:tr>
+        <w:tc>
+          <w:tcPr/>
+          <w:p>
+            <w:pPr>
+              <w:pStyle w:val="Compact"/>
+            </w:pPr>
+            <w:r>
+              <w:t xml:space="preserve">Application Insights</w:t>
+            </w:r>
+          </w:p>
+        </w:tc>
+        <w:tc>
+          <w:tcPr/>
+          <w:p>
+            <w:pPr>
+              <w:pStyle w:val="Compact"/>
+              <w:jc w:val="center"/>
+            </w:pPr>
+            <w:r>
+              <w:t xml:space="preserve">Yes</w:t>
+            </w:r>
+          </w:p>
+        </w:tc>
+        <w:tc>
+          <w:tcPr/>
+          <w:p>
+            <w:pPr>
+              <w:pStyle w:val="Compact"/>
+              <w:jc w:val="center"/>
+            </w:pPr>
+            <w:r>
+              <w:t xml:space="preserve">No</w:t>
+            </w:r>
+          </w:p>
+        </w:tc>
+      </w:tr>
+      <w:tr>
+        <w:tc>
+          <w:tcPr/>
+          <w:p>
+            <w:pPr>
+              <w:pStyle w:val="Compact"/>
+            </w:pPr>
+            <w:r>
+              <w:t xml:space="preserve">AMPLS private endpoint</w:t>
+            </w:r>
+          </w:p>
+        </w:tc>
+        <w:tc>
+          <w:tcPr/>
+          <w:p>
+            <w:pPr>
+              <w:pStyle w:val="Compact"/>
+              <w:jc w:val="center"/>
+            </w:pPr>
+            <w:r>
+              <w:t xml:space="preserve">Yes</w:t>
+            </w:r>
+          </w:p>
+        </w:tc>
+        <w:tc>
+          <w:tcPr/>
+          <w:p>
+            <w:pPr>
+              <w:pStyle w:val="Compact"/>
+              <w:jc w:val="center"/>
+            </w:pPr>
+            <w:r>
+              <w:t xml:space="preserve">No</w:t>
+            </w:r>
+          </w:p>
+        </w:tc>
+      </w:tr>
+      <w:tr>
+        <w:tc>
+          <w:tcPr/>
+          <w:p>
+            <w:pPr>
+              <w:pStyle w:val="Compact"/>
+            </w:pPr>
+            <w:r>
+              <w:t xml:space="preserve">Azure Monitor Workbook</w:t>
+            </w:r>
+          </w:p>
+        </w:tc>
+        <w:tc>
+          <w:tcPr/>
+          <w:p>
+            <w:pPr>
+              <w:pStyle w:val="Compact"/>
+              <w:jc w:val="center"/>
+            </w:pPr>
+            <w:r>
+              <w:t xml:space="preserve">Yes</w:t>
+            </w:r>
+          </w:p>
+        </w:tc>
+        <w:tc>
+          <w:tcPr/>
+          <w:p>
+            <w:pPr>
+              <w:pStyle w:val="Compact"/>
+              <w:jc w:val="center"/>
+            </w:pPr>
+            <w:r>
+              <w:t xml:space="preserve">No</w:t>
+            </w:r>
+          </w:p>
+        </w:tc>
+      </w:tr>
+    </w:tbl>
+    <w:p>
+      <w:pPr>
+        <w:pStyle w:val="BodyText"/>
+      </w:pPr>
+      <w:r>
+        <w:t xml:space="preserve">Steps marked</w:t>
+      </w:r>
+      <w:r>
+        <w:t xml:space="preserve"> </w:t>
+      </w:r>
+      <w:r>
+        <w:rPr>
+          <w:b/>
+          <w:bCs/>
+        </w:rPr>
+        <w:t xml:space="preserve">(Log Analytics only)</w:t>
+      </w:r>
+      <w:r>
+        <w:t xml:space="preserve"> </w:t>
+      </w:r>
+      <w:r>
+        <w:t xml:space="preserve">apply exclusively to the full deployment. If you choose storage + SharePoint only, skip those steps entirely.</w:t>
+      </w:r>
+    </w:p>
+    <w:p>
+      <w:pPr>
+        <w:pStyle w:val="BodyText"/>
+      </w:pPr>
+      <w:r>
+        <w:t xml:space="preserve">By the end of either deployment path you will have:</w:t>
       </w:r>
     </w:p>
     <w:p>
@@ -110,16 +522,7 @@
         </w:numPr>
       </w:pPr>
       <w:r>
-        <w:t xml:space="preserve">A Log Analytics workspace with a custom table (</w:t>
-      </w:r>
-      <w:r>
-        <w:rPr>
-          <w:rStyle w:val="VerbatimChar"/>
-        </w:rPr>
-        <w:t xml:space="preserve">CopilotAudit_CL</w:t>
-      </w:r>
-      <w:r>
-        <w:t xml:space="preserve">) for near-real-time KQL queries</w:t>
+        <w:t xml:space="preserve">An incremental metrics export feeding four SharePoint lists</w:t>
       </w:r>
     </w:p>
     <w:p>
@@ -131,48 +534,7 @@
         </w:numPr>
       </w:pPr>
       <w:r>
-        <w:t xml:space="preserve">An Azure Monitor Workbook visualizing daily/weekly active users, app breakdown, and engagement</w:t>
-      </w:r>
-    </w:p>
-    <w:p>
-      <w:pPr>
-        <w:pStyle w:val="Compact"/>
-        <w:numPr>
-          <w:ilvl w:val="0"/>
-          <w:numId w:val="1001"/>
-        </w:numPr>
-      </w:pPr>
-      <w:r>
-        <w:t xml:space="preserve">An incremental metrics export feeding four SharePoint lists</w:t>
-      </w:r>
-    </w:p>
-    <w:p>
-      <w:pPr>
-        <w:pStyle w:val="Compact"/>
-        <w:numPr>
-          <w:ilvl w:val="0"/>
-          <w:numId w:val="1001"/>
-        </w:numPr>
-      </w:pPr>
-      <w:r>
-        <w:t xml:space="preserve">A Canvas Power App dashboard surfacing adoption metrics without requiring Log Analytics access</w:t>
-      </w:r>
-    </w:p>
-    <w:p>
-      <w:r>
-        <w:pict>
-          <v:rect style="width:0;height:1.5pt" o:hralign="center" o:hrstd="t" o:hr="t"/>
-        </w:pict>
-      </w:r>
-    </w:p>
-    <w:bookmarkEnd w:id="9"/>
-    <w:bookmarkStart w:id="10" w:name="architecture"/>
-    <w:p>
-      <w:pPr>
-        <w:pStyle w:val="Heading1"/>
-      </w:pPr>
-      <w:r>
-        <w:t xml:space="preserve">Architecture</w:t>
+        <w:t xml:space="preserve">A Canvas Power App dashboard surfacing adoption metrics</w:t>
       </w:r>
     </w:p>
     <w:p>
@@ -180,223 +542,7 @@
         <w:pStyle w:val="FirstParagraph"/>
       </w:pPr>
       <w:r>
-        <w:t xml:space="preserve">The solution consists of three Azure Functions running on a Premium Function App inside a private VNet:</w:t>
-      </w:r>
-    </w:p>
-    <w:p>
-      <w:pPr>
-        <w:pStyle w:val="BodyText"/>
-      </w:pPr>
-      <w:r>
-        <w:rPr>
-          <w:b/>
-          <w:bCs/>
-        </w:rPr>
-        <w:t xml:space="preserve">PullCopilotAudit</w:t>
-      </w:r>
-      <w:r>
-        <w:t xml:space="preserve"> </w:t>
-      </w:r>
-      <w:r>
-        <w:t xml:space="preserve">(every 15 minutes)</w:t>
-      </w:r>
-      <w:r>
-        <w:t xml:space="preserve"> </w:t>
-      </w:r>
-      <w:r>
-        <w:t xml:space="preserve">- Calls the Office 365 Management Activity API</w:t>
-      </w:r>
-      <w:r>
-        <w:t xml:space="preserve"> </w:t>
-      </w:r>
-      <w:r>
-        <w:t xml:space="preserve">- Filters events where</w:t>
-      </w:r>
-      <w:r>
-        <w:t xml:space="preserve"> </w:t>
-      </w:r>
-      <w:r>
-        <w:rPr>
-          <w:rStyle w:val="VerbatimChar"/>
-        </w:rPr>
-        <w:t xml:space="preserve">Workload == "Copilot"</w:t>
-      </w:r>
-      <w:r>
-        <w:t xml:space="preserve"> </w:t>
-      </w:r>
-      <w:r>
-        <w:t xml:space="preserve">- Writes raw JSON blobs to ADLS Gen2 (</w:t>
-      </w:r>
-      <w:r>
-        <w:rPr>
-          <w:rStyle w:val="VerbatimChar"/>
-        </w:rPr>
-        <w:t xml:space="preserve">copilot-logs</w:t>
-      </w:r>
-      <w:r>
-        <w:t xml:space="preserve"> </w:t>
-      </w:r>
-      <w:r>
-        <w:t xml:space="preserve">container, organized</w:t>
-      </w:r>
-      <w:r>
-        <w:t xml:space="preserve"> </w:t>
-      </w:r>
-      <w:r>
-        <w:rPr>
-          <w:rStyle w:val="VerbatimChar"/>
-        </w:rPr>
-        <w:t xml:space="preserve">yyyy/MM/dd/</w:t>
-      </w:r>
-      <w:r>
-        <w:t xml:space="preserve">)</w:t>
-      </w:r>
-      <w:r>
-        <w:t xml:space="preserve"> </w:t>
-      </w:r>
-      <w:r>
-        <w:t xml:space="preserve">- Sends structured events to Log Analytics via a Data Collection Rule</w:t>
-      </w:r>
-      <w:r>
-        <w:t xml:space="preserve"> </w:t>
-      </w:r>
-      <w:r>
-        <w:t xml:space="preserve">- State-tracked to prevent duplicate processing</w:t>
-      </w:r>
-    </w:p>
-    <w:p>
-      <w:pPr>
-        <w:pStyle w:val="BodyText"/>
-      </w:pPr>
-      <w:r>
-        <w:rPr>
-          <w:b/>
-          <w:bCs/>
-        </w:rPr>
-        <w:t xml:space="preserve">ExportAdoptionMetrics</w:t>
-      </w:r>
-      <w:r>
-        <w:t xml:space="preserve"> </w:t>
-      </w:r>
-      <w:r>
-        <w:t xml:space="preserve">(every 4 hours, configurable)</w:t>
-      </w:r>
-      <w:r>
-        <w:t xml:space="preserve"> </w:t>
-      </w:r>
-      <w:r>
-        <w:t xml:space="preserve">- Reads only new blobs from ADLS Gen2 (incremental — already-processed dates are skipped)</w:t>
-      </w:r>
-      <w:r>
-        <w:t xml:space="preserve"> </w:t>
-      </w:r>
-      <w:r>
-        <w:t xml:space="preserve">- Maintains a</w:t>
-      </w:r>
-      <w:r>
-        <w:t xml:space="preserve"> </w:t>
-      </w:r>
-      <w:r>
-        <w:rPr>
-          <w:rStyle w:val="VerbatimChar"/>
-        </w:rPr>
-        <w:t xml:space="preserve">firstSeen.json</w:t>
-      </w:r>
-      <w:r>
-        <w:t xml:space="preserve"> </w:t>
-      </w:r>
-      <w:r>
-        <w:t xml:space="preserve">cache for accurate new-user counts</w:t>
-      </w:r>
-      <w:r>
-        <w:t xml:space="preserve"> </w:t>
-      </w:r>
-      <w:r>
-        <w:t xml:space="preserve">- Writes aggregated daily, per-app, weekly, and weekly-per-app metrics to SharePoint lists</w:t>
-      </w:r>
-      <w:r>
-        <w:t xml:space="preserve"> </w:t>
-      </w:r>
-      <w:r>
-        <w:t xml:space="preserve">- Produces a complete snapshot on every run — safe to run multiple times</w:t>
-      </w:r>
-    </w:p>
-    <w:p>
-      <w:pPr>
-        <w:pStyle w:val="BodyText"/>
-      </w:pPr>
-      <w:r>
-        <w:rPr>
-          <w:b/>
-          <w:bCs/>
-        </w:rPr>
-        <w:t xml:space="preserve">StartSubscription</w:t>
-      </w:r>
-      <w:r>
-        <w:t xml:space="preserve"> </w:t>
-      </w:r>
-      <w:r>
-        <w:t xml:space="preserve">(every 15 minutes, idempotent)</w:t>
-      </w:r>
-      <w:r>
-        <w:t xml:space="preserve"> </w:t>
-      </w:r>
-      <w:r>
-        <w:t xml:space="preserve">- Ensures the</w:t>
-      </w:r>
-      <w:r>
-        <w:t xml:space="preserve"> </w:t>
-      </w:r>
-      <w:r>
-        <w:rPr>
-          <w:rStyle w:val="VerbatimChar"/>
-        </w:rPr>
-        <w:t xml:space="preserve">Audit.General</w:t>
-      </w:r>
-      <w:r>
-        <w:t xml:space="preserve"> </w:t>
-      </w:r>
-      <w:r>
-        <w:t xml:space="preserve">subscription is active in the Management Activity API</w:t>
-      </w:r>
-      <w:r>
-        <w:t xml:space="preserve"> </w:t>
-      </w:r>
-      <w:r>
-        <w:t xml:space="preserve">- Exits immediately if already enabled — safe to leave running</w:t>
-      </w:r>
-    </w:p>
-    <w:p>
-      <w:pPr>
-        <w:pStyle w:val="BodyText"/>
-      </w:pPr>
-      <w:r>
-        <w:t xml:space="preserve">All resources communicate via private endpoints with no public network access on storage or the function app.</w:t>
-      </w:r>
-    </w:p>
-    <w:p>
-      <w:r>
-        <w:pict>
-          <v:rect style="width:0;height:1.5pt" o:hralign="center" o:hrstd="t" o:hr="t"/>
-        </w:pict>
-      </w:r>
-    </w:p>
-    <w:bookmarkEnd w:id="10"/>
-    <w:bookmarkStart w:id="11" w:name="prerequisites"/>
-    <w:p>
-      <w:pPr>
-        <w:pStyle w:val="Heading1"/>
-      </w:pPr>
-      <w:r>
-        <w:t xml:space="preserve">Prerequisites</w:t>
-      </w:r>
-    </w:p>
-    <w:p>
-      <w:pPr>
-        <w:pStyle w:val="FirstParagraph"/>
-      </w:pPr>
-      <w:r>
-        <w:t xml:space="preserve">Before starting, confirm you have:</w:t>
+        <w:t xml:space="preserve">With the full deployment you additionally get:</w:t>
       </w:r>
     </w:p>
     <w:p>
@@ -408,7 +554,22 @@
         </w:numPr>
       </w:pPr>
       <w:r>
-        <w:t xml:space="preserve">An Azure subscription with Contributor role and Elastic Premium VM quota &gt;= 1 in your target region</w:t>
+        <w:t xml:space="preserve">A Log Analytics workspace with a custom</w:t>
+      </w:r>
+      <w:r>
+        <w:t xml:space="preserve"> </w:t>
+      </w:r>
+      <w:r>
+        <w:rPr>
+          <w:rStyle w:val="VerbatimChar"/>
+        </w:rPr>
+        <w:t xml:space="preserve">CopilotAudit_CL</w:t>
+      </w:r>
+      <w:r>
+        <w:t xml:space="preserve"> </w:t>
+      </w:r>
+      <w:r>
+        <w:t xml:space="preserve">table</w:t>
       </w:r>
     </w:p>
     <w:p>
@@ -420,112 +581,7 @@
         </w:numPr>
       </w:pPr>
       <w:r>
-        <w:t xml:space="preserve">Microsoft 365 E5 or Copilot add-on license with Unified Audit Log enabled</w:t>
-      </w:r>
-    </w:p>
-    <w:p>
-      <w:pPr>
-        <w:pStyle w:val="Compact"/>
-        <w:numPr>
-          <w:ilvl w:val="0"/>
-          <w:numId w:val="1002"/>
-        </w:numPr>
-      </w:pPr>
-      <w:r>
-        <w:t xml:space="preserve">Copilot licenses assigned to the users you want to track</w:t>
-      </w:r>
-    </w:p>
-    <w:p>
-      <w:pPr>
-        <w:pStyle w:val="Compact"/>
-        <w:numPr>
-          <w:ilvl w:val="0"/>
-          <w:numId w:val="1002"/>
-        </w:numPr>
-      </w:pPr>
-      <w:r>
-        <w:t xml:space="preserve">Global Administrator or Security Administrator role in Entra ID</w:t>
-      </w:r>
-    </w:p>
-    <w:p>
-      <w:pPr>
-        <w:pStyle w:val="Compact"/>
-        <w:numPr>
-          <w:ilvl w:val="0"/>
-          <w:numId w:val="1002"/>
-        </w:numPr>
-      </w:pPr>
-      <w:r>
-        <w:t xml:space="preserve">PowerShell 5.1 or later (with Microsoft.Graph module:</w:t>
-      </w:r>
-      <w:r>
-        <w:t xml:space="preserve"> </w:t>
-      </w:r>
-      <w:r>
-        <w:rPr>
-          <w:rStyle w:val="VerbatimChar"/>
-        </w:rPr>
-        <w:t xml:space="preserve">Install-Module Microsoft.Graph</w:t>
-      </w:r>
-      <w:r>
-        <w:t xml:space="preserve">)</w:t>
-      </w:r>
-    </w:p>
-    <w:p>
-      <w:pPr>
-        <w:pStyle w:val="Compact"/>
-        <w:numPr>
-          <w:ilvl w:val="0"/>
-          <w:numId w:val="1002"/>
-        </w:numPr>
-      </w:pPr>
-      <w:r>
-        <w:t xml:space="preserve">Azure Functions Core Tools v4 (</w:t>
-      </w:r>
-      <w:r>
-        <w:rPr>
-          <w:rStyle w:val="VerbatimChar"/>
-        </w:rPr>
-        <w:t xml:space="preserve">npm install -g azure-functions-core-tools@4</w:t>
-      </w:r>
-      <w:r>
-        <w:t xml:space="preserve">)</w:t>
-      </w:r>
-    </w:p>
-    <w:p>
-      <w:pPr>
-        <w:pStyle w:val="Compact"/>
-        <w:numPr>
-          <w:ilvl w:val="0"/>
-          <w:numId w:val="1002"/>
-        </w:numPr>
-      </w:pPr>
-      <w:r>
-        <w:t xml:space="preserve">Azure CLI (</w:t>
-      </w:r>
-      <w:r>
-        <w:rPr>
-          <w:rStyle w:val="VerbatimChar"/>
-        </w:rPr>
-        <w:t xml:space="preserve">az login</w:t>
-      </w:r>
-      <w:r>
-        <w:t xml:space="preserve"> </w:t>
-      </w:r>
-      <w:r>
-        <w:t xml:space="preserve">and correct subscription selected)</w:t>
-      </w:r>
-    </w:p>
-    <w:p>
-      <w:pPr>
-        <w:pStyle w:val="Compact"/>
-        <w:numPr>
-          <w:ilvl w:val="0"/>
-          <w:numId w:val="1002"/>
-        </w:numPr>
-      </w:pPr>
-      <w:r>
-        <w:t xml:space="preserve">A SharePoint Online site for the Canvas Power App dashboard</w:t>
+        <w:t xml:space="preserve">An Azure Monitor Workbook for near-real-time KQL dashboards</w:t>
       </w:r>
     </w:p>
     <w:p>
@@ -535,23 +591,302 @@
         </w:pict>
       </w:r>
     </w:p>
+    <w:bookmarkEnd w:id="9"/>
+    <w:bookmarkEnd w:id="10"/>
+    <w:bookmarkStart w:id="11" w:name="architecture"/>
+    <w:p>
+      <w:pPr>
+        <w:pStyle w:val="Heading1"/>
+      </w:pPr>
+      <w:r>
+        <w:t xml:space="preserve">Architecture</w:t>
+      </w:r>
+    </w:p>
+    <w:p>
+      <w:pPr>
+        <w:pStyle w:val="FirstParagraph"/>
+      </w:pPr>
+      <w:r>
+        <w:rPr>
+          <w:b/>
+          <w:bCs/>
+        </w:rPr>
+        <w:t xml:space="preserve">Full deployment:</w:t>
+      </w:r>
+    </w:p>
+    <w:p>
+      <w:pPr>
+        <w:pStyle w:val="SourceCode"/>
+      </w:pPr>
+      <w:r>
+        <w:rPr>
+          <w:rStyle w:val="VerbatimChar"/>
+        </w:rPr>
+        <w:t xml:space="preserve">Office 365 Management Activity API</w:t>
+      </w:r>
+      <w:r>
+        <w:br/>
+      </w:r>
+      <w:r>
+        <w:rPr>
+          <w:rStyle w:val="VerbatimChar"/>
+        </w:rPr>
+        <w:t xml:space="preserve">        │ every 15 min</w:t>
+      </w:r>
+      <w:r>
+        <w:br/>
+      </w:r>
+      <w:r>
+        <w:rPr>
+          <w:rStyle w:val="VerbatimChar"/>
+        </w:rPr>
+        <w:t xml:space="preserve">        ▼</w:t>
+      </w:r>
+      <w:r>
+        <w:br/>
+      </w:r>
+      <w:r>
+        <w:rPr>
+          <w:rStyle w:val="VerbatimChar"/>
+        </w:rPr>
+        <w:t xml:space="preserve">Azure Function App (PowerShell 7.4, Premium EP1)</w:t>
+      </w:r>
+      <w:r>
+        <w:br/>
+      </w:r>
+      <w:r>
+        <w:rPr>
+          <w:rStyle w:val="VerbatimChar"/>
+        </w:rPr>
+        <w:t xml:space="preserve">   ┌────┴───────────────────────────┐</w:t>
+      </w:r>
+      <w:r>
+        <w:br/>
+      </w:r>
+      <w:r>
+        <w:rPr>
+          <w:rStyle w:val="VerbatimChar"/>
+        </w:rPr>
+        <w:t xml:space="preserve">   ▼                                ▼</w:t>
+      </w:r>
+      <w:r>
+        <w:br/>
+      </w:r>
+      <w:r>
+        <w:rPr>
+          <w:rStyle w:val="VerbatimChar"/>
+        </w:rPr>
+        <w:t xml:space="preserve">ADLS Gen2 (archive)         Log Analytics (CopilotAudit_CL)</w:t>
+      </w:r>
+      <w:r>
+        <w:br/>
+      </w:r>
+      <w:r>
+        <w:rPr>
+          <w:rStyle w:val="VerbatimChar"/>
+        </w:rPr>
+        <w:t xml:space="preserve">   │                                │</w:t>
+      </w:r>
+      <w:r>
+        <w:br/>
+      </w:r>
+      <w:r>
+        <w:rPr>
+          <w:rStyle w:val="VerbatimChar"/>
+        </w:rPr>
+        <w:t xml:space="preserve">   ▼                                ▼</w:t>
+      </w:r>
+      <w:r>
+        <w:br/>
+      </w:r>
+      <w:r>
+        <w:rPr>
+          <w:rStyle w:val="VerbatimChar"/>
+        </w:rPr>
+        <w:t xml:space="preserve">ExportAdoptionMetrics        Azure Monitor Workbook</w:t>
+      </w:r>
+      <w:r>
+        <w:br/>
+      </w:r>
+      <w:r>
+        <w:rPr>
+          <w:rStyle w:val="VerbatimChar"/>
+        </w:rPr>
+        <w:t xml:space="preserve">   │</w:t>
+      </w:r>
+      <w:r>
+        <w:br/>
+      </w:r>
+      <w:r>
+        <w:rPr>
+          <w:rStyle w:val="VerbatimChar"/>
+        </w:rPr>
+        <w:t xml:space="preserve">   ▼</w:t>
+      </w:r>
+      <w:r>
+        <w:br/>
+      </w:r>
+      <w:r>
+        <w:rPr>
+          <w:rStyle w:val="VerbatimChar"/>
+        </w:rPr>
+        <w:t xml:space="preserve">SharePoint Lists → Canvas Power App</w:t>
+      </w:r>
+    </w:p>
+    <w:p>
+      <w:pPr>
+        <w:pStyle w:val="FirstParagraph"/>
+      </w:pPr>
+      <w:r>
+        <w:rPr>
+          <w:b/>
+          <w:bCs/>
+        </w:rPr>
+        <w:t xml:space="preserve">Storage + SharePoint only (deployLogAnalytics=false):</w:t>
+      </w:r>
+    </w:p>
+    <w:p>
+      <w:pPr>
+        <w:pStyle w:val="SourceCode"/>
+      </w:pPr>
+      <w:r>
+        <w:rPr>
+          <w:rStyle w:val="VerbatimChar"/>
+        </w:rPr>
+        <w:t xml:space="preserve">Office 365 Management Activity API</w:t>
+      </w:r>
+      <w:r>
+        <w:br/>
+      </w:r>
+      <w:r>
+        <w:rPr>
+          <w:rStyle w:val="VerbatimChar"/>
+        </w:rPr>
+        <w:t xml:space="preserve">        │ every 15 min</w:t>
+      </w:r>
+      <w:r>
+        <w:br/>
+      </w:r>
+      <w:r>
+        <w:rPr>
+          <w:rStyle w:val="VerbatimChar"/>
+        </w:rPr>
+        <w:t xml:space="preserve">        ▼</w:t>
+      </w:r>
+      <w:r>
+        <w:br/>
+      </w:r>
+      <w:r>
+        <w:rPr>
+          <w:rStyle w:val="VerbatimChar"/>
+        </w:rPr>
+        <w:t xml:space="preserve">Azure Function App (PowerShell 7.4, Premium EP1)</w:t>
+      </w:r>
+      <w:r>
+        <w:br/>
+      </w:r>
+      <w:r>
+        <w:rPr>
+          <w:rStyle w:val="VerbatimChar"/>
+        </w:rPr>
+        <w:t xml:space="preserve">        │</w:t>
+      </w:r>
+      <w:r>
+        <w:br/>
+      </w:r>
+      <w:r>
+        <w:rPr>
+          <w:rStyle w:val="VerbatimChar"/>
+        </w:rPr>
+        <w:t xml:space="preserve">        ▼</w:t>
+      </w:r>
+      <w:r>
+        <w:br/>
+      </w:r>
+      <w:r>
+        <w:rPr>
+          <w:rStyle w:val="VerbatimChar"/>
+        </w:rPr>
+        <w:t xml:space="preserve">ADLS Gen2 (archive)</w:t>
+      </w:r>
+      <w:r>
+        <w:br/>
+      </w:r>
+      <w:r>
+        <w:rPr>
+          <w:rStyle w:val="VerbatimChar"/>
+        </w:rPr>
+        <w:t xml:space="preserve">        │</w:t>
+      </w:r>
+      <w:r>
+        <w:br/>
+      </w:r>
+      <w:r>
+        <w:rPr>
+          <w:rStyle w:val="VerbatimChar"/>
+        </w:rPr>
+        <w:t xml:space="preserve">        ▼</w:t>
+      </w:r>
+      <w:r>
+        <w:br/>
+      </w:r>
+      <w:r>
+        <w:rPr>
+          <w:rStyle w:val="VerbatimChar"/>
+        </w:rPr>
+        <w:t xml:space="preserve">ExportAdoptionMetrics</w:t>
+      </w:r>
+      <w:r>
+        <w:br/>
+      </w:r>
+      <w:r>
+        <w:rPr>
+          <w:rStyle w:val="VerbatimChar"/>
+        </w:rPr>
+        <w:t xml:space="preserve">        │</w:t>
+      </w:r>
+      <w:r>
+        <w:br/>
+      </w:r>
+      <w:r>
+        <w:rPr>
+          <w:rStyle w:val="VerbatimChar"/>
+        </w:rPr>
+        <w:t xml:space="preserve">        ▼</w:t>
+      </w:r>
+      <w:r>
+        <w:br/>
+      </w:r>
+      <w:r>
+        <w:rPr>
+          <w:rStyle w:val="VerbatimChar"/>
+        </w:rPr>
+        <w:t xml:space="preserve">SharePoint Lists → Canvas Power App</w:t>
+      </w:r>
+    </w:p>
+    <w:p>
+      <w:r>
+        <w:pict>
+          <v:rect style="width:0;height:1.5pt" o:hralign="center" o:hrstd="t" o:hr="t"/>
+        </w:pict>
+      </w:r>
+    </w:p>
     <w:bookmarkEnd w:id="11"/>
-    <w:bookmarkStart w:id="15" w:name="X1518212233065736e944950736e782a79fa7745"/>
+    <w:bookmarkStart w:id="12" w:name="prerequisites"/>
     <w:p>
       <w:pPr>
         <w:pStyle w:val="Heading1"/>
       </w:pPr>
       <w:r>
-        <w:t xml:space="preserve">Step 1: Deploy Azure Infrastructure via Portal</w:t>
-      </w:r>
-    </w:p>
-    <w:bookmarkStart w:id="12" w:name="resource-group"/>
-    <w:p>
-      <w:pPr>
-        <w:pStyle w:val="Heading2"/>
-      </w:pPr>
-      <w:r>
-        <w:t xml:space="preserve">1.1 Resource Group</w:t>
+        <w:t xml:space="preserve">Prerequisites</w:t>
+      </w:r>
+    </w:p>
+    <w:p>
+      <w:pPr>
+        <w:pStyle w:val="FirstParagraph"/>
+      </w:pPr>
+      <w:r>
+        <w:t xml:space="preserve">Before starting, confirm you have:</w:t>
       </w:r>
     </w:p>
     <w:p>
@@ -563,23 +898,7 @@
         </w:numPr>
       </w:pPr>
       <w:r>
-        <w:t xml:space="preserve">Sign in to the</w:t>
-      </w:r>
-      <w:r>
-        <w:t xml:space="preserve"> </w:t>
-      </w:r>
-      <w:r>
-        <w:rPr>
-          <w:b/>
-          <w:bCs/>
-        </w:rPr>
-        <w:t xml:space="preserve">Azure Portal</w:t>
-      </w:r>
-      <w:r>
-        <w:t xml:space="preserve"> </w:t>
-      </w:r>
-      <w:r>
-        <w:t xml:space="preserve">(https://portal.azure.com)</w:t>
+        <w:t xml:space="preserve">An Azure subscription with Contributor role and Elastic Premium VM quota &gt;= 1 in your target region</w:t>
       </w:r>
     </w:p>
     <w:p>
@@ -591,33 +910,7 @@
         </w:numPr>
       </w:pPr>
       <w:r>
-        <w:t xml:space="preserve">Search for</w:t>
-      </w:r>
-      <w:r>
-        <w:t xml:space="preserve"> </w:t>
-      </w:r>
-      <w:r>
-        <w:rPr>
-          <w:b/>
-          <w:bCs/>
-        </w:rPr>
-        <w:t xml:space="preserve">Resource groups</w:t>
-      </w:r>
-      <w:r>
-        <w:t xml:space="preserve"> </w:t>
-      </w:r>
-      <w:r>
-        <w:t xml:space="preserve">→</w:t>
-      </w:r>
-      <w:r>
-        <w:t xml:space="preserve"> </w:t>
-      </w:r>
-      <w:r>
-        <w:rPr>
-          <w:b/>
-          <w:bCs/>
-        </w:rPr>
-        <w:t xml:space="preserve">+ Create</w:t>
+        <w:t xml:space="preserve">Microsoft 365 E5 or Copilot add-on license with Unified Audit Log enabled</w:t>
       </w:r>
     </w:p>
     <w:p>
@@ -629,16 +922,7 @@
         </w:numPr>
       </w:pPr>
       <w:r>
-        <w:t xml:space="preserve">Resource group name:</w:t>
-      </w:r>
-      <w:r>
-        <w:t xml:space="preserve"> </w:t>
-      </w:r>
-      <w:r>
-        <w:rPr>
-          <w:rStyle w:val="VerbatimChar"/>
-        </w:rPr>
-        <w:t xml:space="preserve">rg-copilot-adoption</w:t>
+        <w:t xml:space="preserve">Copilot licenses assigned to the users you want to track</w:t>
       </w:r>
     </w:p>
     <w:p>
@@ -650,7 +934,7 @@
         </w:numPr>
       </w:pPr>
       <w:r>
-        <w:t xml:space="preserve">Region: choose your region (must have Elastic Premium Function App quota)</w:t>
+        <w:t xml:space="preserve">Global Administrator or Security Administrator role in Entra ID</w:t>
       </w:r>
     </w:p>
     <w:p>
@@ -662,87 +946,87 @@
         </w:numPr>
       </w:pPr>
       <w:r>
-        <w:t xml:space="preserve">Click</w:t>
+        <w:t xml:space="preserve">PowerShell 5.1 or later with Microsoft.Graph module:</w:t>
       </w:r>
       <w:r>
         <w:t xml:space="preserve"> </w:t>
       </w:r>
       <w:r>
         <w:rPr>
-          <w:b/>
-          <w:bCs/>
-        </w:rPr>
-        <w:t xml:space="preserve">Review + create</w:t>
+          <w:rStyle w:val="VerbatimChar"/>
+        </w:rPr>
+        <w:t xml:space="preserve">Install-Module Microsoft.Graph</w:t>
+      </w:r>
+    </w:p>
+    <w:p>
+      <w:pPr>
+        <w:pStyle w:val="Compact"/>
+        <w:numPr>
+          <w:ilvl w:val="0"/>
+          <w:numId w:val="1003"/>
+        </w:numPr>
+      </w:pPr>
+      <w:r>
+        <w:t xml:space="preserve">Azure Functions Core Tools v4:</w:t>
       </w:r>
       <w:r>
         <w:t xml:space="preserve"> </w:t>
       </w:r>
       <w:r>
-        <w:t xml:space="preserve">→</w:t>
-      </w:r>
-      <w:r>
-        <w:t xml:space="preserve"> </w:t>
-      </w:r>
-      <w:r>
-        <w:rPr>
-          <w:b/>
-          <w:bCs/>
-        </w:rPr>
-        <w:t xml:space="preserve">Create</w:t>
+        <w:rPr>
+          <w:rStyle w:val="VerbatimChar"/>
+        </w:rPr>
+        <w:t xml:space="preserve">npm install -g azure-functions-core-tools@4</w:t>
+      </w:r>
+    </w:p>
+    <w:p>
+      <w:pPr>
+        <w:pStyle w:val="Compact"/>
+        <w:numPr>
+          <w:ilvl w:val="0"/>
+          <w:numId w:val="1003"/>
+        </w:numPr>
+      </w:pPr>
+      <w:r>
+        <w:t xml:space="preserve">Azure CLI with correct subscription selected</w:t>
+      </w:r>
+    </w:p>
+    <w:p>
+      <w:pPr>
+        <w:pStyle w:val="Compact"/>
+        <w:numPr>
+          <w:ilvl w:val="0"/>
+          <w:numId w:val="1003"/>
+        </w:numPr>
+      </w:pPr>
+      <w:r>
+        <w:t xml:space="preserve">A SharePoint Online site for the Canvas Power App dashboard</w:t>
+      </w:r>
+    </w:p>
+    <w:p>
+      <w:r>
+        <w:pict>
+          <v:rect style="width:0;height:1.5pt" o:hralign="center" o:hrstd="t" o:hr="t"/>
+        </w:pict>
       </w:r>
     </w:p>
     <w:bookmarkEnd w:id="12"/>
-    <w:bookmarkStart w:id="13" w:name="Xb5580c3fd3873c3150097f3126e6b66d2ef1daf"/>
+    <w:bookmarkStart w:id="16" w:name="X1518212233065736e944950736e782a79fa7745"/>
+    <w:p>
+      <w:pPr>
+        <w:pStyle w:val="Heading1"/>
+      </w:pPr>
+      <w:r>
+        <w:t xml:space="preserve">Step 1: Deploy Azure Infrastructure via Portal</w:t>
+      </w:r>
+    </w:p>
+    <w:bookmarkStart w:id="13" w:name="resource-group"/>
     <w:p>
       <w:pPr>
         <w:pStyle w:val="Heading2"/>
       </w:pPr>
       <w:r>
-        <w:t xml:space="preserve">1.2 Deploy with ARM Template (Deploy to Azure Button)</w:t>
-      </w:r>
-    </w:p>
-    <w:p>
-      <w:pPr>
-        <w:pStyle w:val="FirstParagraph"/>
-      </w:pPr>
-      <w:r>
-        <w:t xml:space="preserve">The quickest path is the one-click button from the GitHub repository README, which deploys all infrastructure from the compiled ARM template.</w:t>
-      </w:r>
-    </w:p>
-    <w:p>
-      <w:pPr>
-        <w:pStyle w:val="BodyText"/>
-      </w:pPr>
-      <w:r>
-        <w:t xml:space="preserve">Alternatively, from the repository, navigate to</w:t>
-      </w:r>
-      <w:r>
-        <w:t xml:space="preserve"> </w:t>
-      </w:r>
-      <w:r>
-        <w:rPr>
-          <w:rStyle w:val="VerbatimChar"/>
-        </w:rPr>
-        <w:t xml:space="preserve">infra/azuredeploy.json</w:t>
-      </w:r>
-      <w:r>
-        <w:t xml:space="preserve">, upload it under</w:t>
-      </w:r>
-      <w:r>
-        <w:t xml:space="preserve"> </w:t>
-      </w:r>
-      <w:r>
-        <w:rPr>
-          <w:b/>
-          <w:bCs/>
-        </w:rPr>
-        <w:t xml:space="preserve">Custom deployment</w:t>
-      </w:r>
-      <w:r>
-        <w:t xml:space="preserve"> </w:t>
-      </w:r>
-      <w:r>
-        <w:t xml:space="preserve">in the Azure Portal:</w:t>
+        <w:t xml:space="preserve">1.1 Resource Group</w:t>
       </w:r>
     </w:p>
     <w:p>
@@ -754,33 +1038,7 @@
         </w:numPr>
       </w:pPr>
       <w:r>
-        <w:t xml:space="preserve">Portal →</w:t>
-      </w:r>
-      <w:r>
-        <w:t xml:space="preserve"> </w:t>
-      </w:r>
-      <w:r>
-        <w:rPr>
-          <w:b/>
-          <w:bCs/>
-        </w:rPr>
-        <w:t xml:space="preserve">Deploy a custom template</w:t>
-      </w:r>
-      <w:r>
-        <w:t xml:space="preserve"> </w:t>
-      </w:r>
-      <w:r>
-        <w:t xml:space="preserve">→</w:t>
-      </w:r>
-      <w:r>
-        <w:t xml:space="preserve"> </w:t>
-      </w:r>
-      <w:r>
-        <w:rPr>
-          <w:b/>
-          <w:bCs/>
-        </w:rPr>
-        <w:t xml:space="preserve">Build your own template in the editor</w:t>
+        <w:t xml:space="preserve">Sign in to the Azure Portal (https://portal.azure.com)</w:t>
       </w:r>
     </w:p>
     <w:p>
@@ -792,32 +1050,7 @@
         </w:numPr>
       </w:pPr>
       <w:r>
-        <w:t xml:space="preserve">Upload</w:t>
-      </w:r>
-      <w:r>
-        <w:t xml:space="preserve"> </w:t>
-      </w:r>
-      <w:r>
-        <w:rPr>
-          <w:rStyle w:val="VerbatimChar"/>
-        </w:rPr>
-        <w:t xml:space="preserve">infra/azuredeploy.json</w:t>
-      </w:r>
-      <w:r>
-        <w:t xml:space="preserve"> </w:t>
-      </w:r>
-      <w:r>
-        <w:t xml:space="preserve">→</w:t>
-      </w:r>
-      <w:r>
-        <w:t xml:space="preserve"> </w:t>
-      </w:r>
-      <w:r>
-        <w:rPr>
-          <w:b/>
-          <w:bCs/>
-        </w:rPr>
-        <w:t xml:space="preserve">Save</w:t>
+        <w:t xml:space="preserve">Search for Resource groups → + Create</w:t>
       </w:r>
     </w:p>
     <w:p>
@@ -826,6 +1059,128 @@
         <w:numPr>
           <w:ilvl w:val="0"/>
           <w:numId w:val="1004"/>
+        </w:numPr>
+      </w:pPr>
+      <w:r>
+        <w:t xml:space="preserve">Resource group name:</w:t>
+      </w:r>
+      <w:r>
+        <w:t xml:space="preserve"> </w:t>
+      </w:r>
+      <w:r>
+        <w:rPr>
+          <w:rStyle w:val="VerbatimChar"/>
+        </w:rPr>
+        <w:t xml:space="preserve">rg-copilot-adoption</w:t>
+      </w:r>
+    </w:p>
+    <w:p>
+      <w:pPr>
+        <w:pStyle w:val="Compact"/>
+        <w:numPr>
+          <w:ilvl w:val="0"/>
+          <w:numId w:val="1004"/>
+        </w:numPr>
+      </w:pPr>
+      <w:r>
+        <w:t xml:space="preserve">Region: choose your region (must have Elastic Premium Function App quota)</w:t>
+      </w:r>
+    </w:p>
+    <w:p>
+      <w:pPr>
+        <w:pStyle w:val="Compact"/>
+        <w:numPr>
+          <w:ilvl w:val="0"/>
+          <w:numId w:val="1004"/>
+        </w:numPr>
+      </w:pPr>
+      <w:r>
+        <w:t xml:space="preserve">Click Review + create → Create</w:t>
+      </w:r>
+    </w:p>
+    <w:bookmarkEnd w:id="13"/>
+    <w:bookmarkStart w:id="14" w:name="Xb5580c3fd3873c3150097f3126e6b66d2ef1daf"/>
+    <w:p>
+      <w:pPr>
+        <w:pStyle w:val="Heading2"/>
+      </w:pPr>
+      <w:r>
+        <w:t xml:space="preserve">1.2 Deploy with ARM Template (Deploy to Azure Button)</w:t>
+      </w:r>
+    </w:p>
+    <w:p>
+      <w:pPr>
+        <w:pStyle w:val="FirstParagraph"/>
+      </w:pPr>
+      <w:r>
+        <w:t xml:space="preserve">The quickest path is the one-click button from the GitHub repository README, which deploys all infrastructure from the compiled ARM template.</w:t>
+      </w:r>
+    </w:p>
+    <w:p>
+      <w:pPr>
+        <w:pStyle w:val="BodyText"/>
+      </w:pPr>
+      <w:r>
+        <w:t xml:space="preserve">Alternatively, from the repository, navigate to</w:t>
+      </w:r>
+      <w:r>
+        <w:t xml:space="preserve"> </w:t>
+      </w:r>
+      <w:r>
+        <w:rPr>
+          <w:rStyle w:val="VerbatimChar"/>
+        </w:rPr>
+        <w:t xml:space="preserve">infra/azuredeploy.json</w:t>
+      </w:r>
+      <w:r>
+        <w:t xml:space="preserve">, upload it under Custom deployment in the Azure Portal:</w:t>
+      </w:r>
+    </w:p>
+    <w:p>
+      <w:pPr>
+        <w:pStyle w:val="Compact"/>
+        <w:numPr>
+          <w:ilvl w:val="0"/>
+          <w:numId w:val="1005"/>
+        </w:numPr>
+      </w:pPr>
+      <w:r>
+        <w:t xml:space="preserve">Portal → Deploy a custom template → Build your own template in the editor</w:t>
+      </w:r>
+    </w:p>
+    <w:p>
+      <w:pPr>
+        <w:pStyle w:val="Compact"/>
+        <w:numPr>
+          <w:ilvl w:val="0"/>
+          <w:numId w:val="1005"/>
+        </w:numPr>
+      </w:pPr>
+      <w:r>
+        <w:t xml:space="preserve">Upload</w:t>
+      </w:r>
+      <w:r>
+        <w:t xml:space="preserve"> </w:t>
+      </w:r>
+      <w:r>
+        <w:rPr>
+          <w:rStyle w:val="VerbatimChar"/>
+        </w:rPr>
+        <w:t xml:space="preserve">infra/azuredeploy.json</w:t>
+      </w:r>
+      <w:r>
+        <w:t xml:space="preserve"> </w:t>
+      </w:r>
+      <w:r>
+        <w:t xml:space="preserve">→ Save</w:t>
+      </w:r>
+    </w:p>
+    <w:p>
+      <w:pPr>
+        <w:pStyle w:val="Compact"/>
+        <w:numPr>
+          <w:ilvl w:val="0"/>
+          <w:numId w:val="1005"/>
         </w:numPr>
       </w:pPr>
       <w:r>
@@ -878,10 +1233,6 @@
               <w:pStyle w:val="Compact"/>
             </w:pPr>
             <w:r>
-              <w:rPr>
-                <w:b/>
-                <w:bCs/>
-              </w:rPr>
               <w:t xml:space="preserve">Tenant ID</w:t>
             </w:r>
           </w:p>
@@ -906,10 +1257,6 @@
               <w:pStyle w:val="Compact"/>
             </w:pPr>
             <w:r>
-              <w:rPr>
-                <w:b/>
-                <w:bCs/>
-              </w:rPr>
               <w:t xml:space="preserve">Audit Storage Name</w:t>
             </w:r>
           </w:p>
@@ -934,10 +1281,6 @@
               <w:pStyle w:val="Compact"/>
             </w:pPr>
             <w:r>
-              <w:rPr>
-                <w:b/>
-                <w:bCs/>
-              </w:rPr>
               <w:t xml:space="preserve">Func Storage Name</w:t>
             </w:r>
           </w:p>
@@ -962,10 +1305,6 @@
               <w:pStyle w:val="Compact"/>
             </w:pPr>
             <w:r>
-              <w:rPr>
-                <w:b/>
-                <w:bCs/>
-              </w:rPr>
               <w:t xml:space="preserve">Cloud Environment</w:t>
             </w:r>
           </w:p>
@@ -1029,10 +1368,6 @@
               <w:pStyle w:val="Compact"/>
             </w:pPr>
             <w:r>
-              <w:rPr>
-                <w:b/>
-                <w:bCs/>
-              </w:rPr>
               <w:t xml:space="preserve">Func App Name</w:t>
             </w:r>
           </w:p>
@@ -1066,10 +1401,6 @@
               <w:pStyle w:val="Compact"/>
             </w:pPr>
             <w:r>
-              <w:rPr>
-                <w:b/>
-                <w:bCs/>
-              </w:rPr>
               <w:t xml:space="preserve">Sharepoint Site Url</w:t>
             </w:r>
           </w:p>
@@ -1092,85 +1423,55 @@
           </w:p>
         </w:tc>
       </w:tr>
+      <w:tr>
+        <w:tc>
+          <w:tcPr/>
+          <w:p>
+            <w:pPr>
+              <w:pStyle w:val="Compact"/>
+            </w:pPr>
+            <w:r>
+              <w:t xml:space="preserve">Deploy Log Analytics</w:t>
+            </w:r>
+          </w:p>
+        </w:tc>
+        <w:tc>
+          <w:tcPr/>
+          <w:p>
+            <w:pPr>
+              <w:pStyle w:val="Compact"/>
+            </w:pPr>
+            <w:r>
+              <w:rPr>
+                <w:rStyle w:val="VerbatimChar"/>
+              </w:rPr>
+              <w:t xml:space="preserve">true</w:t>
+            </w:r>
+            <w:r>
+              <w:t xml:space="preserve"> </w:t>
+            </w:r>
+            <w:r>
+              <w:t xml:space="preserve">for full deployment,</w:t>
+            </w:r>
+            <w:r>
+              <w:t xml:space="preserve"> </w:t>
+            </w:r>
+            <w:r>
+              <w:rPr>
+                <w:rStyle w:val="VerbatimChar"/>
+              </w:rPr>
+              <w:t xml:space="preserve">false</w:t>
+            </w:r>
+            <w:r>
+              <w:t xml:space="preserve"> </w:t>
+            </w:r>
+            <w:r>
+              <w:t xml:space="preserve">for storage + SharePoint only</w:t>
+            </w:r>
+          </w:p>
+        </w:tc>
+      </w:tr>
     </w:tbl>
-    <w:p>
-      <w:pPr>
-        <w:pStyle w:val="Compact"/>
-        <w:numPr>
-          <w:ilvl w:val="0"/>
-          <w:numId w:val="1005"/>
-        </w:numPr>
-      </w:pPr>
-      <w:r>
-        <w:t xml:space="preserve">Click</w:t>
-      </w:r>
-      <w:r>
-        <w:t xml:space="preserve"> </w:t>
-      </w:r>
-      <w:r>
-        <w:rPr>
-          <w:b/>
-          <w:bCs/>
-        </w:rPr>
-        <w:t xml:space="preserve">Review + create</w:t>
-      </w:r>
-      <w:r>
-        <w:t xml:space="preserve"> </w:t>
-      </w:r>
-      <w:r>
-        <w:t xml:space="preserve">→</w:t>
-      </w:r>
-      <w:r>
-        <w:t xml:space="preserve"> </w:t>
-      </w:r>
-      <w:r>
-        <w:rPr>
-          <w:b/>
-          <w:bCs/>
-        </w:rPr>
-        <w:t xml:space="preserve">Create</w:t>
-      </w:r>
-      <w:r>
-        <w:t xml:space="preserve"> </w:t>
-      </w:r>
-      <w:r>
-        <w:t xml:space="preserve">and wait for the deployment to complete (~8 minutes)</w:t>
-      </w:r>
-    </w:p>
-    <w:bookmarkEnd w:id="13"/>
-    <w:bookmarkStart w:id="14" w:name="note-the-deployment-outputs"/>
-    <w:p>
-      <w:pPr>
-        <w:pStyle w:val="Heading2"/>
-      </w:pPr>
-      <w:r>
-        <w:t xml:space="preserve">1.3 Note the Deployment Outputs</w:t>
-      </w:r>
-    </w:p>
-    <w:p>
-      <w:pPr>
-        <w:pStyle w:val="FirstParagraph"/>
-      </w:pPr>
-      <w:r>
-        <w:t xml:space="preserve">After deployment completes, click</w:t>
-      </w:r>
-      <w:r>
-        <w:t xml:space="preserve"> </w:t>
-      </w:r>
-      <w:r>
-        <w:rPr>
-          <w:b/>
-          <w:bCs/>
-        </w:rPr>
-        <w:t xml:space="preserve">Outputs</w:t>
-      </w:r>
-      <w:r>
-        <w:t xml:space="preserve"> </w:t>
-      </w:r>
-      <w:r>
-        <w:t xml:space="preserve">and copy:</w:t>
-      </w:r>
-    </w:p>
     <w:p>
       <w:pPr>
         <w:pStyle w:val="Compact"/>
@@ -1180,76 +1481,17 @@
         </w:numPr>
       </w:pPr>
       <w:r>
-        <w:rPr>
-          <w:rStyle w:val="VerbatimChar"/>
-        </w:rPr>
-        <w:t xml:space="preserve">functionAppPrincipalId</w:t>
-      </w:r>
-      <w:r>
-        <w:t xml:space="preserve"> </w:t>
-      </w:r>
-      <w:r>
-        <w:t xml:space="preserve">— the Function App managed identity Object ID</w:t>
-      </w:r>
-    </w:p>
-    <w:p>
-      <w:pPr>
-        <w:pStyle w:val="Compact"/>
-        <w:numPr>
-          <w:ilvl w:val="0"/>
-          <w:numId w:val="1006"/>
-        </w:numPr>
-      </w:pPr>
-      <w:r>
-        <w:rPr>
-          <w:rStyle w:val="VerbatimChar"/>
-        </w:rPr>
-        <w:t xml:space="preserve">functionAppName</w:t>
-      </w:r>
-      <w:r>
-        <w:t xml:space="preserve"> </w:t>
-      </w:r>
-      <w:r>
-        <w:t xml:space="preserve">— confirm the function app name</w:t>
-      </w:r>
-    </w:p>
-    <w:p>
-      <w:pPr>
-        <w:pStyle w:val="Compact"/>
-        <w:numPr>
-          <w:ilvl w:val="0"/>
-          <w:numId w:val="1006"/>
-        </w:numPr>
-      </w:pPr>
-      <w:r>
-        <w:rPr>
-          <w:rStyle w:val="VerbatimChar"/>
-        </w:rPr>
-        <w:t xml:space="preserve">auditStorageName</w:t>
-      </w:r>
-      <w:r>
-        <w:t xml:space="preserve"> </w:t>
-      </w:r>
-      <w:r>
-        <w:t xml:space="preserve">— confirm the storage account name</w:t>
-      </w:r>
-    </w:p>
-    <w:p>
-      <w:r>
-        <w:pict>
-          <v:rect style="width:0;height:1.5pt" o:hralign="center" o:hrstd="t" o:hr="t"/>
-        </w:pict>
+        <w:t xml:space="preserve">Click Review + create → Create and wait for the deployment to complete (~8 minutes for full, ~5 minutes for storage-only)</w:t>
       </w:r>
     </w:p>
     <w:bookmarkEnd w:id="14"/>
-    <w:bookmarkEnd w:id="15"/>
-    <w:bookmarkStart w:id="18" w:name="step-2-run-the-post-deployment-script"/>
-    <w:p>
-      <w:pPr>
-        <w:pStyle w:val="Heading1"/>
-      </w:pPr>
-      <w:r>
-        <w:t xml:space="preserve">Step 2: Run the Post-Deployment Script</w:t>
+    <w:bookmarkStart w:id="15" w:name="note-the-deployment-outputs"/>
+    <w:p>
+      <w:pPr>
+        <w:pStyle w:val="Heading2"/>
+      </w:pPr>
+      <w:r>
+        <w:t xml:space="preserve">1.3 Note the Deployment Outputs</w:t>
       </w:r>
     </w:p>
     <w:p>
@@ -1257,260 +1499,7 @@
         <w:pStyle w:val="FirstParagraph"/>
       </w:pPr>
       <w:r>
-        <w:t xml:space="preserve">Run this locally —</w:t>
-      </w:r>
-      <w:r>
-        <w:t xml:space="preserve"> </w:t>
-      </w:r>
-      <w:r>
-        <w:rPr>
-          <w:b/>
-          <w:bCs/>
-        </w:rPr>
-        <w:t xml:space="preserve">not</w:t>
-      </w:r>
-      <w:r>
-        <w:t xml:space="preserve"> </w:t>
-      </w:r>
-      <w:r>
-        <w:t xml:space="preserve">in Cloud Shell (Cloud Shell cannot acquire tokens for manage.office.com).</w:t>
-      </w:r>
-    </w:p>
-    <w:bookmarkStart w:id="16" w:name="install-the-microsoft.graph-module"/>
-    <w:p>
-      <w:pPr>
-        <w:pStyle w:val="Heading2"/>
-      </w:pPr>
-      <w:r>
-        <w:t xml:space="preserve">2.1 Install the Microsoft.Graph module</w:t>
-      </w:r>
-    </w:p>
-    <w:p>
-      <w:pPr>
-        <w:pStyle w:val="SourceCode"/>
-      </w:pPr>
-      <w:r>
-        <w:rPr>
-          <w:rStyle w:val="NormalTok"/>
-        </w:rPr>
-        <w:t xml:space="preserve">Install-Module Microsoft</w:t>
-      </w:r>
-      <w:r>
-        <w:rPr>
-          <w:rStyle w:val="OperatorTok"/>
-        </w:rPr>
-        <w:t xml:space="preserve">.</w:t>
-      </w:r>
-      <w:r>
-        <w:rPr>
-          <w:rStyle w:val="FunctionTok"/>
-        </w:rPr>
-        <w:t xml:space="preserve">Graph</w:t>
-      </w:r>
-      <w:r>
-        <w:rPr>
-          <w:rStyle w:val="NormalTok"/>
-        </w:rPr>
-        <w:t xml:space="preserve"> </w:t>
-      </w:r>
-      <w:r>
-        <w:rPr>
-          <w:rStyle w:val="OperatorTok"/>
-        </w:rPr>
-        <w:t xml:space="preserve">-</w:t>
-      </w:r>
-      <w:r>
-        <w:rPr>
-          <w:rStyle w:val="NormalTok"/>
-        </w:rPr>
-        <w:t xml:space="preserve">Scope CurrentUser </w:t>
-      </w:r>
-      <w:r>
-        <w:rPr>
-          <w:rStyle w:val="OperatorTok"/>
-        </w:rPr>
-        <w:t xml:space="preserve">-</w:t>
-      </w:r>
-      <w:r>
-        <w:rPr>
-          <w:rStyle w:val="NormalTok"/>
-        </w:rPr>
-        <w:t xml:space="preserve">Force</w:t>
-      </w:r>
-    </w:p>
-    <w:bookmarkEnd w:id="16"/>
-    <w:bookmarkStart w:id="17" w:name="run-post-deploy.ps1"/>
-    <w:p>
-      <w:pPr>
-        <w:pStyle w:val="Heading2"/>
-      </w:pPr>
-      <w:r>
-        <w:t xml:space="preserve">2.2 Run Post-Deploy.ps1</w:t>
-      </w:r>
-    </w:p>
-    <w:p>
-      <w:pPr>
-        <w:pStyle w:val="FirstParagraph"/>
-      </w:pPr>
-      <w:r>
-        <w:t xml:space="preserve">Navigate to the repository root and run:</w:t>
-      </w:r>
-    </w:p>
-    <w:p>
-      <w:pPr>
-        <w:pStyle w:val="SourceCode"/>
-      </w:pPr>
-      <w:r>
-        <w:rPr>
-          <w:rStyle w:val="OperatorTok"/>
-        </w:rPr>
-        <w:t xml:space="preserve">.</w:t>
-      </w:r>
-      <w:r>
-        <w:rPr>
-          <w:rStyle w:val="NormalTok"/>
-        </w:rPr>
-        <w:t xml:space="preserve">\scripts\Post-Deploy</w:t>
-      </w:r>
-      <w:r>
-        <w:rPr>
-          <w:rStyle w:val="OperatorTok"/>
-        </w:rPr>
-        <w:t xml:space="preserve">.</w:t>
-      </w:r>
-      <w:r>
-        <w:rPr>
-          <w:rStyle w:val="FunctionTok"/>
-        </w:rPr>
-        <w:t xml:space="preserve">ps1</w:t>
-      </w:r>
-      <w:r>
-        <w:rPr>
-          <w:rStyle w:val="NormalTok"/>
-        </w:rPr>
-        <w:t xml:space="preserve"> `</w:t>
-      </w:r>
-      <w:r>
-        <w:br/>
-      </w:r>
-      <w:r>
-        <w:rPr>
-          <w:rStyle w:val="NormalTok"/>
-        </w:rPr>
-        <w:t xml:space="preserve">  </w:t>
-      </w:r>
-      <w:r>
-        <w:rPr>
-          <w:rStyle w:val="OperatorTok"/>
-        </w:rPr>
-        <w:t xml:space="preserve">-</w:t>
-      </w:r>
-      <w:r>
-        <w:rPr>
-          <w:rStyle w:val="NormalTok"/>
-        </w:rPr>
-        <w:t xml:space="preserve">TenantId </w:t>
-      </w:r>
-      <w:r>
-        <w:rPr>
-          <w:rStyle w:val="StringTok"/>
-        </w:rPr>
-        <w:t xml:space="preserve">"&lt;your-tenant-id&gt;"</w:t>
-      </w:r>
-      <w:r>
-        <w:rPr>
-          <w:rStyle w:val="NormalTok"/>
-        </w:rPr>
-        <w:t xml:space="preserve"> `</w:t>
-      </w:r>
-      <w:r>
-        <w:br/>
-      </w:r>
-      <w:r>
-        <w:rPr>
-          <w:rStyle w:val="NormalTok"/>
-        </w:rPr>
-        <w:t xml:space="preserve">  </w:t>
-      </w:r>
-      <w:r>
-        <w:rPr>
-          <w:rStyle w:val="OperatorTok"/>
-        </w:rPr>
-        <w:t xml:space="preserve">-</w:t>
-      </w:r>
-      <w:r>
-        <w:rPr>
-          <w:rStyle w:val="NormalTok"/>
-        </w:rPr>
-        <w:t xml:space="preserve">FunctionAppPrincipalId </w:t>
-      </w:r>
-      <w:r>
-        <w:rPr>
-          <w:rStyle w:val="StringTok"/>
-        </w:rPr>
-        <w:t xml:space="preserve">"&lt;object-id-from-outputs&gt;"</w:t>
-      </w:r>
-      <w:r>
-        <w:rPr>
-          <w:rStyle w:val="NormalTok"/>
-        </w:rPr>
-        <w:t xml:space="preserve"> `</w:t>
-      </w:r>
-      <w:r>
-        <w:br/>
-      </w:r>
-      <w:r>
-        <w:rPr>
-          <w:rStyle w:val="NormalTok"/>
-        </w:rPr>
-        <w:t xml:space="preserve">  </w:t>
-      </w:r>
-      <w:r>
-        <w:rPr>
-          <w:rStyle w:val="OperatorTok"/>
-        </w:rPr>
-        <w:t xml:space="preserve">-</w:t>
-      </w:r>
-      <w:r>
-        <w:rPr>
-          <w:rStyle w:val="NormalTok"/>
-        </w:rPr>
-        <w:t xml:space="preserve">CloudEnvironment Commercial `</w:t>
-      </w:r>
-      <w:r>
-        <w:br/>
-      </w:r>
-      <w:r>
-        <w:rPr>
-          <w:rStyle w:val="NormalTok"/>
-        </w:rPr>
-        <w:t xml:space="preserve">  </w:t>
-      </w:r>
-      <w:r>
-        <w:rPr>
-          <w:rStyle w:val="OperatorTok"/>
-        </w:rPr>
-        <w:t xml:space="preserve">-</w:t>
-      </w:r>
-      <w:r>
-        <w:rPr>
-          <w:rStyle w:val="NormalTok"/>
-        </w:rPr>
-        <w:t xml:space="preserve">SharePointSiteUrl </w:t>
-      </w:r>
-      <w:r>
-        <w:rPr>
-          <w:rStyle w:val="StringTok"/>
-        </w:rPr>
-        <w:t xml:space="preserve">"https://contoso.sharepoint.com/sites/CopilotReporting"</w:t>
-      </w:r>
-    </w:p>
-    <w:p>
-      <w:pPr>
-        <w:pStyle w:val="FirstParagraph"/>
-      </w:pPr>
-      <w:r>
-        <w:t xml:space="preserve">A browser sign-in popup will appear — check your taskbar if it opens behind other windows. You will need to consent to:</w:t>
+        <w:t xml:space="preserve">After deployment completes, click Outputs and copy:</w:t>
       </w:r>
     </w:p>
     <w:p>
@@ -1525,7 +1514,13 @@
         <w:rPr>
           <w:rStyle w:val="VerbatimChar"/>
         </w:rPr>
-        <w:t xml:space="preserve">AppRoleAssignment.ReadWrite.All</w:t>
+        <w:t xml:space="preserve">functionAppPrincipalId</w:t>
+      </w:r>
+      <w:r>
+        <w:t xml:space="preserve"> </w:t>
+      </w:r>
+      <w:r>
+        <w:t xml:space="preserve">— the Function App managed identity Object ID</w:t>
       </w:r>
     </w:p>
     <w:p>
@@ -1540,13 +1535,106 @@
         <w:rPr>
           <w:rStyle w:val="VerbatimChar"/>
         </w:rPr>
-        <w:t xml:space="preserve">Sites.FullControl.All</w:t>
+        <w:t xml:space="preserve">functionAppName</w:t>
       </w:r>
       <w:r>
         <w:t xml:space="preserve"> </w:t>
       </w:r>
       <w:r>
-        <w:t xml:space="preserve">(for granting site-level permissions)</w:t>
+        <w:t xml:space="preserve">— confirm the function app name</w:t>
+      </w:r>
+    </w:p>
+    <w:p>
+      <w:pPr>
+        <w:pStyle w:val="Compact"/>
+        <w:numPr>
+          <w:ilvl w:val="0"/>
+          <w:numId w:val="1007"/>
+        </w:numPr>
+      </w:pPr>
+      <w:r>
+        <w:rPr>
+          <w:rStyle w:val="VerbatimChar"/>
+        </w:rPr>
+        <w:t xml:space="preserve">auditStorageName</w:t>
+      </w:r>
+      <w:r>
+        <w:t xml:space="preserve"> </w:t>
+      </w:r>
+      <w:r>
+        <w:t xml:space="preserve">— confirm the storage account name</w:t>
+      </w:r>
+    </w:p>
+    <w:p>
+      <w:pPr>
+        <w:pStyle w:val="Compact"/>
+        <w:numPr>
+          <w:ilvl w:val="0"/>
+          <w:numId w:val="1007"/>
+        </w:numPr>
+      </w:pPr>
+      <w:r>
+        <w:rPr>
+          <w:rStyle w:val="VerbatimChar"/>
+        </w:rPr>
+        <w:t xml:space="preserve">dceIngestionUri</w:t>
+      </w:r>
+      <w:r>
+        <w:t xml:space="preserve">,</w:t>
+      </w:r>
+      <w:r>
+        <w:t xml:space="preserve"> </w:t>
+      </w:r>
+      <w:r>
+        <w:rPr>
+          <w:rStyle w:val="VerbatimChar"/>
+        </w:rPr>
+        <w:t xml:space="preserve">dcrImmutableId</w:t>
+      </w:r>
+      <w:r>
+        <w:t xml:space="preserve">,</w:t>
+      </w:r>
+      <w:r>
+        <w:t xml:space="preserve"> </w:t>
+      </w:r>
+      <w:r>
+        <w:rPr>
+          <w:rStyle w:val="VerbatimChar"/>
+        </w:rPr>
+        <w:t xml:space="preserve">streamName</w:t>
+      </w:r>
+      <w:r>
+        <w:t xml:space="preserve"> </w:t>
+      </w:r>
+      <w:r>
+        <w:t xml:space="preserve">— empty strings if</w:t>
+      </w:r>
+      <w:r>
+        <w:t xml:space="preserve"> </w:t>
+      </w:r>
+      <w:r>
+        <w:rPr>
+          <w:rStyle w:val="VerbatimChar"/>
+        </w:rPr>
+        <w:t xml:space="preserve">deployLogAnalytics=false</w:t>
+      </w:r>
+    </w:p>
+    <w:p>
+      <w:r>
+        <w:pict>
+          <v:rect style="width:0;height:1.5pt" o:hralign="center" o:hrstd="t" o:hr="t"/>
+        </w:pict>
+      </w:r>
+    </w:p>
+    <w:bookmarkEnd w:id="15"/>
+    <w:bookmarkEnd w:id="16"/>
+    <w:bookmarkStart w:id="19" w:name="step-2-run-the-post-deployment-script"/>
+    <w:p>
+      <w:pPr>
+        <w:pStyle w:val="Heading1"/>
+      </w:pPr>
+      <w:r>
+        <w:t xml:space="preserve">Step 2: Run the Post-Deployment Script</w:t>
       </w:r>
     </w:p>
     <w:p>
@@ -1554,7 +1642,236 @@
         <w:pStyle w:val="FirstParagraph"/>
       </w:pPr>
       <w:r>
-        <w:t xml:space="preserve">The script will:</w:t>
+        <w:t xml:space="preserve">Run this locally — not in Cloud Shell (Cloud Shell cannot acquire tokens for manage.office.com).</w:t>
+      </w:r>
+    </w:p>
+    <w:bookmarkStart w:id="17" w:name="install-the-microsoft.graph-module"/>
+    <w:p>
+      <w:pPr>
+        <w:pStyle w:val="Heading2"/>
+      </w:pPr>
+      <w:r>
+        <w:t xml:space="preserve">2.1 Install the Microsoft.Graph module</w:t>
+      </w:r>
+    </w:p>
+    <w:p>
+      <w:pPr>
+        <w:pStyle w:val="SourceCode"/>
+      </w:pPr>
+      <w:r>
+        <w:rPr>
+          <w:rStyle w:val="NormalTok"/>
+        </w:rPr>
+        <w:t xml:space="preserve">Install-Module Microsoft</w:t>
+      </w:r>
+      <w:r>
+        <w:rPr>
+          <w:rStyle w:val="OperatorTok"/>
+        </w:rPr>
+        <w:t xml:space="preserve">.</w:t>
+      </w:r>
+      <w:r>
+        <w:rPr>
+          <w:rStyle w:val="FunctionTok"/>
+        </w:rPr>
+        <w:t xml:space="preserve">Graph</w:t>
+      </w:r>
+      <w:r>
+        <w:rPr>
+          <w:rStyle w:val="NormalTok"/>
+        </w:rPr>
+        <w:t xml:space="preserve"> </w:t>
+      </w:r>
+      <w:r>
+        <w:rPr>
+          <w:rStyle w:val="OperatorTok"/>
+        </w:rPr>
+        <w:t xml:space="preserve">-</w:t>
+      </w:r>
+      <w:r>
+        <w:rPr>
+          <w:rStyle w:val="NormalTok"/>
+        </w:rPr>
+        <w:t xml:space="preserve">Scope CurrentUser </w:t>
+      </w:r>
+      <w:r>
+        <w:rPr>
+          <w:rStyle w:val="OperatorTok"/>
+        </w:rPr>
+        <w:t xml:space="preserve">-</w:t>
+      </w:r>
+      <w:r>
+        <w:rPr>
+          <w:rStyle w:val="NormalTok"/>
+        </w:rPr>
+        <w:t xml:space="preserve">Force</w:t>
+      </w:r>
+    </w:p>
+    <w:bookmarkEnd w:id="17"/>
+    <w:bookmarkStart w:id="18" w:name="run-post-deploy.ps1"/>
+    <w:p>
+      <w:pPr>
+        <w:pStyle w:val="Heading2"/>
+      </w:pPr>
+      <w:r>
+        <w:t xml:space="preserve">2.2 Run Post-Deploy.ps1</w:t>
+      </w:r>
+    </w:p>
+    <w:p>
+      <w:pPr>
+        <w:pStyle w:val="SourceCode"/>
+      </w:pPr>
+      <w:r>
+        <w:rPr>
+          <w:rStyle w:val="OperatorTok"/>
+        </w:rPr>
+        <w:t xml:space="preserve">.</w:t>
+      </w:r>
+      <w:r>
+        <w:rPr>
+          <w:rStyle w:val="NormalTok"/>
+        </w:rPr>
+        <w:t xml:space="preserve">\scripts\Post-Deploy</w:t>
+      </w:r>
+      <w:r>
+        <w:rPr>
+          <w:rStyle w:val="OperatorTok"/>
+        </w:rPr>
+        <w:t xml:space="preserve">.</w:t>
+      </w:r>
+      <w:r>
+        <w:rPr>
+          <w:rStyle w:val="FunctionTok"/>
+        </w:rPr>
+        <w:t xml:space="preserve">ps1</w:t>
+      </w:r>
+      <w:r>
+        <w:rPr>
+          <w:rStyle w:val="NormalTok"/>
+        </w:rPr>
+        <w:t xml:space="preserve"> `</w:t>
+      </w:r>
+      <w:r>
+        <w:br/>
+      </w:r>
+      <w:r>
+        <w:rPr>
+          <w:rStyle w:val="NormalTok"/>
+        </w:rPr>
+        <w:t xml:space="preserve">  </w:t>
+      </w:r>
+      <w:r>
+        <w:rPr>
+          <w:rStyle w:val="OperatorTok"/>
+        </w:rPr>
+        <w:t xml:space="preserve">-</w:t>
+      </w:r>
+      <w:r>
+        <w:rPr>
+          <w:rStyle w:val="NormalTok"/>
+        </w:rPr>
+        <w:t xml:space="preserve">TenantId </w:t>
+      </w:r>
+      <w:r>
+        <w:rPr>
+          <w:rStyle w:val="StringTok"/>
+        </w:rPr>
+        <w:t xml:space="preserve">"&lt;your-tenant-id&gt;"</w:t>
+      </w:r>
+      <w:r>
+        <w:rPr>
+          <w:rStyle w:val="NormalTok"/>
+        </w:rPr>
+        <w:t xml:space="preserve"> `</w:t>
+      </w:r>
+      <w:r>
+        <w:br/>
+      </w:r>
+      <w:r>
+        <w:rPr>
+          <w:rStyle w:val="NormalTok"/>
+        </w:rPr>
+        <w:t xml:space="preserve">  </w:t>
+      </w:r>
+      <w:r>
+        <w:rPr>
+          <w:rStyle w:val="OperatorTok"/>
+        </w:rPr>
+        <w:t xml:space="preserve">-</w:t>
+      </w:r>
+      <w:r>
+        <w:rPr>
+          <w:rStyle w:val="NormalTok"/>
+        </w:rPr>
+        <w:t xml:space="preserve">FunctionAppPrincipalId </w:t>
+      </w:r>
+      <w:r>
+        <w:rPr>
+          <w:rStyle w:val="StringTok"/>
+        </w:rPr>
+        <w:t xml:space="preserve">"&lt;object-id-from-outputs&gt;"</w:t>
+      </w:r>
+      <w:r>
+        <w:rPr>
+          <w:rStyle w:val="NormalTok"/>
+        </w:rPr>
+        <w:t xml:space="preserve"> `</w:t>
+      </w:r>
+      <w:r>
+        <w:br/>
+      </w:r>
+      <w:r>
+        <w:rPr>
+          <w:rStyle w:val="NormalTok"/>
+        </w:rPr>
+        <w:t xml:space="preserve">  </w:t>
+      </w:r>
+      <w:r>
+        <w:rPr>
+          <w:rStyle w:val="OperatorTok"/>
+        </w:rPr>
+        <w:t xml:space="preserve">-</w:t>
+      </w:r>
+      <w:r>
+        <w:rPr>
+          <w:rStyle w:val="NormalTok"/>
+        </w:rPr>
+        <w:t xml:space="preserve">CloudEnvironment Commercial `</w:t>
+      </w:r>
+      <w:r>
+        <w:br/>
+      </w:r>
+      <w:r>
+        <w:rPr>
+          <w:rStyle w:val="NormalTok"/>
+        </w:rPr>
+        <w:t xml:space="preserve">  </w:t>
+      </w:r>
+      <w:r>
+        <w:rPr>
+          <w:rStyle w:val="OperatorTok"/>
+        </w:rPr>
+        <w:t xml:space="preserve">-</w:t>
+      </w:r>
+      <w:r>
+        <w:rPr>
+          <w:rStyle w:val="NormalTok"/>
+        </w:rPr>
+        <w:t xml:space="preserve">SharePointSiteUrl </w:t>
+      </w:r>
+      <w:r>
+        <w:rPr>
+          <w:rStyle w:val="StringTok"/>
+        </w:rPr>
+        <w:t xml:space="preserve">"https://contoso.sharepoint.com/sites/CopilotReporting"</w:t>
+      </w:r>
+    </w:p>
+    <w:p>
+      <w:pPr>
+        <w:pStyle w:val="FirstParagraph"/>
+      </w:pPr>
+      <w:r>
+        <w:t xml:space="preserve">A browser sign-in popup will appear — check your taskbar if it opens behind other windows. The script grants:</w:t>
       </w:r>
     </w:p>
     <w:p>
@@ -1566,12 +1883,6 @@
         </w:numPr>
       </w:pPr>
       <w:r>
-        <w:t xml:space="preserve">Grant</w:t>
-      </w:r>
-      <w:r>
-        <w:t xml:space="preserve"> </w:t>
-      </w:r>
-      <w:r>
         <w:rPr>
           <w:rStyle w:val="VerbatimChar"/>
         </w:rPr>
@@ -1593,12 +1904,6 @@
         </w:numPr>
       </w:pPr>
       <w:r>
-        <w:t xml:space="preserve">Grant</w:t>
-      </w:r>
-      <w:r>
-        <w:t xml:space="preserve"> </w:t>
-      </w:r>
-      <w:r>
         <w:rPr>
           <w:rStyle w:val="VerbatimChar"/>
         </w:rPr>
@@ -1620,7 +1925,7 @@
         </w:numPr>
       </w:pPr>
       <w:r>
-        <w:t xml:space="preserve">Resolve the SharePoint site ID and grant site-scoped write access</w:t>
+        <w:t xml:space="preserve">Site-scoped write access to only the named SharePoint site</w:t>
       </w:r>
     </w:p>
     <w:p>
@@ -1632,7 +1937,7 @@
         </w:numPr>
       </w:pPr>
       <w:r>
-        <w:t xml:space="preserve">Print the exact column schema for the four SharePoint lists</w:t>
+        <w:t xml:space="preserve">Prints the exact column schema for the four SharePoint lists</w:t>
       </w:r>
     </w:p>
     <w:p>
@@ -1642,9 +1947,9 @@
         </w:pict>
       </w:r>
     </w:p>
-    <w:bookmarkEnd w:id="17"/>
     <w:bookmarkEnd w:id="18"/>
-    <w:bookmarkStart w:id="19" w:name="X13b653faa3c4ee61db3a2b3d16f3ad9f3add7d1"/>
+    <w:bookmarkEnd w:id="19"/>
+    <w:bookmarkStart w:id="20" w:name="X13b653faa3c4ee61db3a2b3d16f3ad9f3add7d1"/>
     <w:p>
       <w:pPr>
         <w:pStyle w:val="Heading1"/>
@@ -1674,23 +1979,7 @@
         </w:numPr>
       </w:pPr>
       <w:r>
-        <w:t xml:space="preserve">Left navigation →</w:t>
-      </w:r>
-      <w:r>
-        <w:t xml:space="preserve"> </w:t>
-      </w:r>
-      <w:r>
-        <w:rPr>
-          <w:b/>
-          <w:bCs/>
-        </w:rPr>
-        <w:t xml:space="preserve">Audit</w:t>
-      </w:r>
-      <w:r>
-        <w:t xml:space="preserve"> </w:t>
-      </w:r>
-      <w:r>
-        <w:t xml:space="preserve">(under Solutions)</w:t>
+        <w:t xml:space="preserve">Left navigation → Audit (under Solutions)</w:t>
       </w:r>
     </w:p>
     <w:p>
@@ -1702,17 +1991,7 @@
         </w:numPr>
       </w:pPr>
       <w:r>
-        <w:t xml:space="preserve">If auditing is not yet enabled, click</w:t>
-      </w:r>
-      <w:r>
-        <w:t xml:space="preserve"> </w:t>
-      </w:r>
-      <w:r>
-        <w:rPr>
-          <w:b/>
-          <w:bCs/>
-        </w:rPr>
-        <w:t xml:space="preserve">Start recording user and admin activity</w:t>
+        <w:t xml:space="preserve">If not yet enabled, click Start recording user and admin activity</w:t>
       </w:r>
     </w:p>
     <w:p>
@@ -1724,7 +2003,7 @@
         </w:numPr>
       </w:pPr>
       <w:r>
-        <w:t xml:space="preserve">Wait up to 24 hours for audit events to begin flowing (existing tenants with auditing already enabled can proceed immediately)</w:t>
+        <w:t xml:space="preserve">Wait up to 24 hours for audit events to begin flowing</w:t>
       </w:r>
     </w:p>
     <w:p>
@@ -1734,8 +2013,8 @@
         </w:pict>
       </w:r>
     </w:p>
-    <w:bookmarkEnd w:id="19"/>
-    <w:bookmarkStart w:id="20" w:name="step-4-deploy-function-code"/>
+    <w:bookmarkEnd w:id="20"/>
+    <w:bookmarkStart w:id="21" w:name="step-4-deploy-function-code"/>
     <w:p>
       <w:pPr>
         <w:pStyle w:val="Heading1"/>
@@ -1749,41 +2028,248 @@
         <w:pStyle w:val="FirstParagraph"/>
       </w:pPr>
       <w:r>
-        <w:t xml:space="preserve">The Function App is configured with</w:t>
-      </w:r>
-      <w:r>
+        <w:t xml:space="preserve">The Function App has private endpoints — the portal Code + Test editor is read-only. Use Azure Functions Core Tools with a brief public access window:</w:t>
+      </w:r>
+    </w:p>
+    <w:p>
+      <w:pPr>
+        <w:pStyle w:val="SourceCode"/>
+      </w:pPr>
+      <w:r>
+        <w:rPr>
+          <w:rStyle w:val="NormalTok"/>
+        </w:rPr>
+        <w:t xml:space="preserve">az functionapp update `</w:t>
+      </w:r>
+      <w:r>
+        <w:br/>
+      </w:r>
+      <w:r>
+        <w:rPr>
+          <w:rStyle w:val="NormalTok"/>
+        </w:rPr>
+        <w:t xml:space="preserve">  </w:t>
+      </w:r>
+      <w:r>
+        <w:rPr>
+          <w:rStyle w:val="OperatorTok"/>
+        </w:rPr>
+        <w:t xml:space="preserve">--</w:t>
+      </w:r>
+      <w:r>
+        <w:rPr>
+          <w:rStyle w:val="NormalTok"/>
+        </w:rPr>
+        <w:t xml:space="preserve">resource-group rg-copilot-adoption `</w:t>
+      </w:r>
+      <w:r>
+        <w:br/>
+      </w:r>
+      <w:r>
+        <w:rPr>
+          <w:rStyle w:val="NormalTok"/>
+        </w:rPr>
+        <w:t xml:space="preserve">  </w:t>
+      </w:r>
+      <w:r>
+        <w:rPr>
+          <w:rStyle w:val="OperatorTok"/>
+        </w:rPr>
+        <w:t xml:space="preserve">--</w:t>
+      </w:r>
+      <w:r>
+        <w:rPr>
+          <w:rStyle w:val="NormalTok"/>
+        </w:rPr>
+        <w:t xml:space="preserve">name </w:t>
+      </w:r>
+      <w:r>
+        <w:rPr>
+          <w:rStyle w:val="OperatorTok"/>
+        </w:rPr>
+        <w:t xml:space="preserve">&lt;</w:t>
+      </w:r>
+      <w:r>
+        <w:rPr>
+          <w:rStyle w:val="NormalTok"/>
+        </w:rPr>
+        <w:t xml:space="preserve">func-app-name</w:t>
+      </w:r>
+      <w:r>
+        <w:rPr>
+          <w:rStyle w:val="OperatorTok"/>
+        </w:rPr>
+        <w:t xml:space="preserve">&gt;</w:t>
+      </w:r>
+      <w:r>
+        <w:rPr>
+          <w:rStyle w:val="NormalTok"/>
+        </w:rPr>
+        <w:t xml:space="preserve"> `</w:t>
+      </w:r>
+      <w:r>
+        <w:br/>
+      </w:r>
+      <w:r>
+        <w:rPr>
+          <w:rStyle w:val="NormalTok"/>
+        </w:rPr>
+        <w:t xml:space="preserve">  </w:t>
+      </w:r>
+      <w:r>
+        <w:rPr>
+          <w:rStyle w:val="OperatorTok"/>
+        </w:rPr>
+        <w:t xml:space="preserve">--</w:t>
+      </w:r>
+      <w:r>
+        <w:rPr>
+          <w:rStyle w:val="NormalTok"/>
+        </w:rPr>
+        <w:t xml:space="preserve">set publicNetworkAccess</w:t>
+      </w:r>
+      <w:r>
+        <w:rPr>
+          <w:rStyle w:val="OperatorTok"/>
+        </w:rPr>
+        <w:t xml:space="preserve">=</w:t>
+      </w:r>
+      <w:r>
+        <w:rPr>
+          <w:rStyle w:val="NormalTok"/>
+        </w:rPr>
+        <w:t xml:space="preserve">Enabled</w:t>
+      </w:r>
+      <w:r>
+        <w:br/>
+      </w:r>
+      <w:r>
+        <w:br/>
+      </w:r>
+      <w:r>
+        <w:rPr>
+          <w:rStyle w:val="FunctionTok"/>
+        </w:rPr>
+        <w:t xml:space="preserve">Start-Sleep</w:t>
+      </w:r>
+      <w:r>
+        <w:rPr>
+          <w:rStyle w:val="NormalTok"/>
+        </w:rPr>
         <w:t xml:space="preserve"> </w:t>
       </w:r>
       <w:r>
         <w:rPr>
-          <w:rStyle w:val="VerbatimChar"/>
-        </w:rPr>
-        <w:t xml:space="preserve">publicNetworkAccess: Disabled</w:t>
-      </w:r>
-      <w:r>
+          <w:rStyle w:val="OperatorTok"/>
+        </w:rPr>
+        <w:t xml:space="preserve">-</w:t>
+      </w:r>
+      <w:r>
+        <w:rPr>
+          <w:rStyle w:val="NormalTok"/>
+        </w:rPr>
+        <w:t xml:space="preserve">Seconds </w:t>
+      </w:r>
+      <w:r>
+        <w:rPr>
+          <w:rStyle w:val="DecValTok"/>
+        </w:rPr>
+        <w:t xml:space="preserve">45</w:t>
+      </w:r>
+      <w:r>
+        <w:br/>
+      </w:r>
+      <w:r>
+        <w:br/>
+      </w:r>
+      <w:r>
+        <w:rPr>
+          <w:rStyle w:val="DataTypeTok"/>
+        </w:rPr>
+        <w:t xml:space="preserve">cd</w:t>
+      </w:r>
+      <w:r>
+        <w:rPr>
+          <w:rStyle w:val="NormalTok"/>
+        </w:rPr>
+        <w:t xml:space="preserve"> function-app</w:t>
+      </w:r>
+      <w:r>
+        <w:br/>
+      </w:r>
+      <w:r>
+        <w:rPr>
+          <w:rStyle w:val="NormalTok"/>
+        </w:rPr>
+        <w:t xml:space="preserve">func azure functionapp publish </w:t>
+      </w:r>
+      <w:r>
+        <w:rPr>
+          <w:rStyle w:val="OperatorTok"/>
+        </w:rPr>
+        <w:t xml:space="preserve">&lt;</w:t>
+      </w:r>
+      <w:r>
+        <w:rPr>
+          <w:rStyle w:val="NormalTok"/>
+        </w:rPr>
+        <w:t xml:space="preserve">func-app-name</w:t>
+      </w:r>
+      <w:r>
+        <w:rPr>
+          <w:rStyle w:val="OperatorTok"/>
+        </w:rPr>
+        <w:t xml:space="preserve">&gt;</w:t>
+      </w:r>
+      <w:r>
+        <w:rPr>
+          <w:rStyle w:val="NormalTok"/>
+        </w:rPr>
         <w:t xml:space="preserve"> </w:t>
       </w:r>
       <w:r>
-        <w:t xml:space="preserve">and uses private endpoints. The portal Code + Test editor is in read-only mode. Use Azure Functions Core Tools with a brief public access window:</w:t>
-      </w:r>
-    </w:p>
-    <w:p>
-      <w:pPr>
-        <w:pStyle w:val="SourceCode"/>
-      </w:pPr>
-      <w:r>
-        <w:rPr>
-          <w:rStyle w:val="CommentTok"/>
-        </w:rPr>
-        <w:t xml:space="preserve"># 1 — Open public access temporarily</w:t>
+        <w:rPr>
+          <w:rStyle w:val="OperatorTok"/>
+        </w:rPr>
+        <w:t xml:space="preserve">--</w:t>
+      </w:r>
+      <w:r>
+        <w:rPr>
+          <w:rStyle w:val="NormalTok"/>
+        </w:rPr>
+        <w:t xml:space="preserve">powershell</w:t>
       </w:r>
       <w:r>
         <w:br/>
       </w:r>
       <w:r>
         <w:rPr>
+          <w:rStyle w:val="FunctionTok"/>
+        </w:rPr>
+        <w:t xml:space="preserve">cd</w:t>
+      </w:r>
+      <w:r>
+        <w:rPr>
           <w:rStyle w:val="NormalTok"/>
         </w:rPr>
+        <w:t xml:space="preserve"> </w:t>
+      </w:r>
+      <w:r>
+        <w:rPr>
+          <w:rStyle w:val="OperatorTok"/>
+        </w:rPr>
+        <w:t xml:space="preserve">..</w:t>
+      </w:r>
+      <w:r>
+        <w:br/>
+      </w:r>
+      <w:r>
+        <w:br/>
+      </w:r>
+      <w:r>
+        <w:rPr>
+          <w:rStyle w:val="NormalTok"/>
+        </w:rPr>
         <w:t xml:space="preserve">az functionapp update `</w:t>
       </w:r>
       <w:r>
@@ -1883,311 +2369,33 @@
         <w:rPr>
           <w:rStyle w:val="NormalTok"/>
         </w:rPr>
-        <w:t xml:space="preserve">Enabled</w:t>
-      </w:r>
-      <w:r>
-        <w:br/>
-      </w:r>
-      <w:r>
-        <w:br/>
-      </w:r>
-      <w:r>
-        <w:rPr>
-          <w:rStyle w:val="CommentTok"/>
-        </w:rPr>
-        <w:t xml:space="preserve"># 2 — Wait for the setting to propagate</w:t>
-      </w:r>
-      <w:r>
-        <w:br/>
-      </w:r>
-      <w:r>
-        <w:rPr>
-          <w:rStyle w:val="FunctionTok"/>
-        </w:rPr>
-        <w:t xml:space="preserve">Start-Sleep</w:t>
-      </w:r>
-      <w:r>
-        <w:rPr>
-          <w:rStyle w:val="NormalTok"/>
-        </w:rPr>
+        <w:t xml:space="preserve">Disabled</w:t>
+      </w:r>
+    </w:p>
+    <w:p>
+      <w:pPr>
+        <w:pStyle w:val="FirstParagraph"/>
+      </w:pPr>
+      <w:r>
+        <w:t xml:space="preserve">Verify all three functions appear in the output:</w:t>
+      </w:r>
+      <w:r>
         <w:t xml:space="preserve"> </w:t>
       </w:r>
       <w:r>
-        <w:rPr>
-          <w:rStyle w:val="OperatorTok"/>
-        </w:rPr>
-        <w:t xml:space="preserve">-</w:t>
-      </w:r>
-      <w:r>
-        <w:rPr>
-          <w:rStyle w:val="NormalTok"/>
-        </w:rPr>
-        <w:t xml:space="preserve">Seconds </w:t>
-      </w:r>
-      <w:r>
-        <w:rPr>
-          <w:rStyle w:val="DecValTok"/>
-        </w:rPr>
-        <w:t xml:space="preserve">45</w:t>
-      </w:r>
-      <w:r>
-        <w:br/>
-      </w:r>
-      <w:r>
-        <w:br/>
-      </w:r>
-      <w:r>
-        <w:rPr>
-          <w:rStyle w:val="CommentTok"/>
-        </w:rPr>
-        <w:t xml:space="preserve"># 3 — Publish all functions</w:t>
-      </w:r>
-      <w:r>
-        <w:br/>
-      </w:r>
-      <w:r>
-        <w:rPr>
-          <w:rStyle w:val="FunctionTok"/>
-        </w:rPr>
-        <w:t xml:space="preserve">cd</w:t>
-      </w:r>
-      <w:r>
-        <w:rPr>
-          <w:rStyle w:val="NormalTok"/>
-        </w:rPr>
-        <w:t xml:space="preserve"> function-app</w:t>
-      </w:r>
-      <w:r>
-        <w:br/>
-      </w:r>
-      <w:r>
-        <w:rPr>
-          <w:rStyle w:val="NormalTok"/>
-        </w:rPr>
-        <w:t xml:space="preserve">func azure functionapp publish </w:t>
-      </w:r>
-      <w:r>
-        <w:rPr>
-          <w:rStyle w:val="OperatorTok"/>
-        </w:rPr>
-        <w:t xml:space="preserve">&lt;</w:t>
-      </w:r>
-      <w:r>
-        <w:rPr>
-          <w:rStyle w:val="NormalTok"/>
-        </w:rPr>
-        <w:t xml:space="preserve">func-app-name</w:t>
-      </w:r>
-      <w:r>
-        <w:rPr>
-          <w:rStyle w:val="OperatorTok"/>
-        </w:rPr>
-        <w:t xml:space="preserve">&gt;</w:t>
-      </w:r>
-      <w:r>
-        <w:rPr>
-          <w:rStyle w:val="NormalTok"/>
-        </w:rPr>
+        <w:t xml:space="preserve">- ExportAdoptionMetrics</w:t>
+      </w:r>
+      <w:r>
         <w:t xml:space="preserve"> </w:t>
       </w:r>
       <w:r>
-        <w:rPr>
-          <w:rStyle w:val="OperatorTok"/>
-        </w:rPr>
-        <w:t xml:space="preserve">--</w:t>
-      </w:r>
-      <w:r>
-        <w:rPr>
-          <w:rStyle w:val="NormalTok"/>
-        </w:rPr>
-        <w:t xml:space="preserve">powershell</w:t>
-      </w:r>
-      <w:r>
-        <w:br/>
-      </w:r>
-      <w:r>
-        <w:rPr>
-          <w:rStyle w:val="FunctionTok"/>
-        </w:rPr>
-        <w:t xml:space="preserve">cd</w:t>
-      </w:r>
-      <w:r>
-        <w:rPr>
-          <w:rStyle w:val="NormalTok"/>
-        </w:rPr>
+        <w:t xml:space="preserve">- PullCopilotAudit</w:t>
+      </w:r>
+      <w:r>
         <w:t xml:space="preserve"> </w:t>
       </w:r>
       <w:r>
-        <w:rPr>
-          <w:rStyle w:val="OperatorTok"/>
-        </w:rPr>
-        <w:t xml:space="preserve">..</w:t>
-      </w:r>
-      <w:r>
-        <w:br/>
-      </w:r>
-      <w:r>
-        <w:br/>
-      </w:r>
-      <w:r>
-        <w:rPr>
-          <w:rStyle w:val="CommentTok"/>
-        </w:rPr>
-        <w:t xml:space="preserve"># 4 — Lock it back down immediately</w:t>
-      </w:r>
-      <w:r>
-        <w:br/>
-      </w:r>
-      <w:r>
-        <w:rPr>
-          <w:rStyle w:val="NormalTok"/>
-        </w:rPr>
-        <w:t xml:space="preserve">az functionapp update `</w:t>
-      </w:r>
-      <w:r>
-        <w:br/>
-      </w:r>
-      <w:r>
-        <w:rPr>
-          <w:rStyle w:val="NormalTok"/>
-        </w:rPr>
-        <w:t xml:space="preserve">  </w:t>
-      </w:r>
-      <w:r>
-        <w:rPr>
-          <w:rStyle w:val="OperatorTok"/>
-        </w:rPr>
-        <w:t xml:space="preserve">--</w:t>
-      </w:r>
-      <w:r>
-        <w:rPr>
-          <w:rStyle w:val="NormalTok"/>
-        </w:rPr>
-        <w:t xml:space="preserve">resource-group rg-copilot-adoption `</w:t>
-      </w:r>
-      <w:r>
-        <w:br/>
-      </w:r>
-      <w:r>
-        <w:rPr>
-          <w:rStyle w:val="NormalTok"/>
-        </w:rPr>
-        <w:t xml:space="preserve">  </w:t>
-      </w:r>
-      <w:r>
-        <w:rPr>
-          <w:rStyle w:val="OperatorTok"/>
-        </w:rPr>
-        <w:t xml:space="preserve">--</w:t>
-      </w:r>
-      <w:r>
-        <w:rPr>
-          <w:rStyle w:val="NormalTok"/>
-        </w:rPr>
-        <w:t xml:space="preserve">name </w:t>
-      </w:r>
-      <w:r>
-        <w:rPr>
-          <w:rStyle w:val="OperatorTok"/>
-        </w:rPr>
-        <w:t xml:space="preserve">&lt;</w:t>
-      </w:r>
-      <w:r>
-        <w:rPr>
-          <w:rStyle w:val="NormalTok"/>
-        </w:rPr>
-        <w:t xml:space="preserve">func-app-name</w:t>
-      </w:r>
-      <w:r>
-        <w:rPr>
-          <w:rStyle w:val="OperatorTok"/>
-        </w:rPr>
-        <w:t xml:space="preserve">&gt;</w:t>
-      </w:r>
-      <w:r>
-        <w:rPr>
-          <w:rStyle w:val="NormalTok"/>
-        </w:rPr>
-        <w:t xml:space="preserve"> `</w:t>
-      </w:r>
-      <w:r>
-        <w:br/>
-      </w:r>
-      <w:r>
-        <w:rPr>
-          <w:rStyle w:val="NormalTok"/>
-        </w:rPr>
-        <w:t xml:space="preserve">  </w:t>
-      </w:r>
-      <w:r>
-        <w:rPr>
-          <w:rStyle w:val="OperatorTok"/>
-        </w:rPr>
-        <w:t xml:space="preserve">--</w:t>
-      </w:r>
-      <w:r>
-        <w:rPr>
-          <w:rStyle w:val="NormalTok"/>
-        </w:rPr>
-        <w:t xml:space="preserve">set publicNetworkAccess</w:t>
-      </w:r>
-      <w:r>
-        <w:rPr>
-          <w:rStyle w:val="OperatorTok"/>
-        </w:rPr>
-        <w:t xml:space="preserve">=</w:t>
-      </w:r>
-      <w:r>
-        <w:rPr>
-          <w:rStyle w:val="NormalTok"/>
-        </w:rPr>
-        <w:t xml:space="preserve">Disabled</w:t>
-      </w:r>
-    </w:p>
-    <w:p>
-      <w:pPr>
-        <w:pStyle w:val="FirstParagraph"/>
-      </w:pPr>
-      <w:r>
-        <w:t xml:space="preserve">Verify that all three functions appear in the output:</w:t>
-      </w:r>
-    </w:p>
-    <w:p>
-      <w:pPr>
-        <w:pStyle w:val="SourceCode"/>
-      </w:pPr>
-      <w:r>
-        <w:rPr>
-          <w:rStyle w:val="VerbatimChar"/>
-        </w:rPr>
-        <w:t xml:space="preserve">Functions in &lt;func-app-name&gt;:</w:t>
-      </w:r>
-      <w:r>
-        <w:br/>
-      </w:r>
-      <w:r>
-        <w:rPr>
-          <w:rStyle w:val="VerbatimChar"/>
-        </w:rPr>
-        <w:t xml:space="preserve">    ExportAdoptionMetrics - [timerTrigger]</w:t>
-      </w:r>
-      <w:r>
-        <w:br/>
-      </w:r>
-      <w:r>
-        <w:rPr>
-          <w:rStyle w:val="VerbatimChar"/>
-        </w:rPr>
-        <w:t xml:space="preserve">    PullCopilotAudit      - [timerTrigger]</w:t>
-      </w:r>
-      <w:r>
-        <w:br/>
-      </w:r>
-      <w:r>
-        <w:rPr>
-          <w:rStyle w:val="VerbatimChar"/>
-        </w:rPr>
-        <w:t xml:space="preserve">    StartSubscription     - [timerTrigger]</w:t>
+        <w:t xml:space="preserve">- StartSubscription</w:t>
       </w:r>
     </w:p>
     <w:p>
@@ -2197,37 +2405,14 @@
         </w:pict>
       </w:r>
     </w:p>
-    <w:bookmarkEnd w:id="20"/>
-    <w:bookmarkStart w:id="21" w:name="step-5-clear-profile.ps1"/>
+    <w:bookmarkEnd w:id="21"/>
+    <w:bookmarkStart w:id="22" w:name="step-5-clear-profile.ps1"/>
     <w:p>
       <w:pPr>
         <w:pStyle w:val="Heading1"/>
       </w:pPr>
       <w:r>
         <w:t xml:space="preserve">Step 5: Clear profile.ps1</w:t>
-      </w:r>
-    </w:p>
-    <w:p>
-      <w:pPr>
-        <w:pStyle w:val="FirstParagraph"/>
-      </w:pPr>
-      <w:r>
-        <w:t xml:space="preserve">The default</w:t>
-      </w:r>
-      <w:r>
-        <w:t xml:space="preserve"> </w:t>
-      </w:r>
-      <w:r>
-        <w:rPr>
-          <w:rStyle w:val="VerbatimChar"/>
-        </w:rPr>
-        <w:t xml:space="preserve">profile.ps1</w:t>
-      </w:r>
-      <w:r>
-        <w:t xml:space="preserve"> </w:t>
-      </w:r>
-      <w:r>
-        <w:t xml:space="preserve">imports Az PowerShell modules, which are not needed and cause slow cold starts.</w:t>
       </w:r>
     </w:p>
     <w:p>
@@ -2239,17 +2424,7 @@
         </w:numPr>
       </w:pPr>
       <w:r>
-        <w:t xml:space="preserve">Portal → Function App →</w:t>
-      </w:r>
-      <w:r>
-        <w:t xml:space="preserve"> </w:t>
-      </w:r>
-      <w:r>
-        <w:rPr>
-          <w:b/>
-          <w:bCs/>
-        </w:rPr>
-        <w:t xml:space="preserve">App files</w:t>
+        <w:t xml:space="preserve">Portal → Function App → App files</w:t>
       </w:r>
     </w:p>
     <w:p>
@@ -2272,12 +2447,6 @@
         </w:rPr>
         <w:t xml:space="preserve">profile.ps1</w:t>
       </w:r>
-      <w:r>
-        <w:t xml:space="preserve"> </w:t>
-      </w:r>
-      <w:r>
-        <w:t xml:space="preserve">from the dropdown</w:t>
-      </w:r>
     </w:p>
     <w:p>
       <w:pPr>
@@ -2288,16 +2457,14 @@
         </w:numPr>
       </w:pPr>
       <w:r>
-        <w:t xml:space="preserve">Replace the entire content with:</w:t>
-      </w:r>
-    </w:p>
-    <w:p>
-      <w:pPr>
-        <w:pStyle w:val="SourceCode"/>
-      </w:pPr>
-      <w:r>
-        <w:rPr>
-          <w:rStyle w:val="CommentTok"/>
+        <w:t xml:space="preserve">Replace entire content with:</w:t>
+      </w:r>
+      <w:r>
+        <w:t xml:space="preserve"> </w:t>
+      </w:r>
+      <w:r>
+        <w:rPr>
+          <w:rStyle w:val="VerbatimChar"/>
         </w:rPr>
         <w:t xml:space="preserve"># Azure Functions profile - no Az modules needed</w:t>
       </w:r>
@@ -2307,20 +2474,10 @@
         <w:pStyle w:val="Compact"/>
         <w:numPr>
           <w:ilvl w:val="0"/>
-          <w:numId w:val="1011"/>
+          <w:numId w:val="1010"/>
         </w:numPr>
       </w:pPr>
       <w:r>
-        <w:t xml:space="preserve">Click</w:t>
-      </w:r>
-      <w:r>
-        <w:t xml:space="preserve"> </w:t>
-      </w:r>
-      <w:r>
-        <w:rPr>
-          <w:b/>
-          <w:bCs/>
-        </w:rPr>
         <w:t xml:space="preserve">Save</w:t>
       </w:r>
     </w:p>
@@ -2331,8 +2488,8 @@
         </w:pict>
       </w:r>
     </w:p>
-    <w:bookmarkEnd w:id="21"/>
-    <w:bookmarkStart w:id="22" w:name="step-6-start-the-audit-subscription"/>
+    <w:bookmarkEnd w:id="22"/>
+    <w:bookmarkStart w:id="23" w:name="step-6-start-the-audit-subscription"/>
     <w:p>
       <w:pPr>
         <w:pStyle w:val="Heading1"/>
@@ -2346,7 +2503,15 @@
         <w:pStyle w:val="FirstParagraph"/>
       </w:pPr>
       <w:r>
-        <w:t xml:space="preserve">The</w:t>
+        <w:t xml:space="preserve">Portal → Function App → Functions → StartSubscription → Code + Test → Test/Run → Run</w:t>
+      </w:r>
+    </w:p>
+    <w:p>
+      <w:pPr>
+        <w:pStyle w:val="BodyText"/>
+      </w:pPr>
+      <w:r>
+        <w:t xml:space="preserve">Check logs for:</w:t>
       </w:r>
       <w:r>
         <w:t xml:space="preserve"> </w:t>
@@ -2355,182 +2520,30 @@
         <w:rPr>
           <w:rStyle w:val="VerbatimChar"/>
         </w:rPr>
+        <w:t xml:space="preserve">{"status":"enabled","contentType":"Audit.General"}</w:t>
+      </w:r>
+    </w:p>
+    <w:p>
+      <w:pPr>
+        <w:pStyle w:val="BodyText"/>
+      </w:pPr>
+      <w:r>
+        <w:t xml:space="preserve">The subscription is permanent once enabled.</w:t>
+      </w:r>
+      <w:r>
+        <w:t xml:space="preserve"> </w:t>
+      </w:r>
+      <w:r>
+        <w:rPr>
+          <w:rStyle w:val="VerbatimChar"/>
+        </w:rPr>
         <w:t xml:space="preserve">StartSubscription</w:t>
       </w:r>
       <w:r>
         <w:t xml:space="preserve"> </w:t>
       </w:r>
       <w:r>
-        <w:t xml:space="preserve">function activates the</w:t>
-      </w:r>
-      <w:r>
-        <w:t xml:space="preserve"> </w:t>
-      </w:r>
-      <w:r>
-        <w:rPr>
-          <w:rStyle w:val="VerbatimChar"/>
-        </w:rPr>
-        <w:t xml:space="preserve">Audit.General</w:t>
-      </w:r>
-      <w:r>
-        <w:t xml:space="preserve"> </w:t>
-      </w:r>
-      <w:r>
-        <w:t xml:space="preserve">subscription in the Office 365 Management Activity API. It runs automatically on its next 15-minute timer tick, but you can trigger it immediately:</w:t>
-      </w:r>
-    </w:p>
-    <w:p>
-      <w:pPr>
-        <w:pStyle w:val="Compact"/>
-        <w:numPr>
-          <w:ilvl w:val="0"/>
-          <w:numId w:val="1012"/>
-        </w:numPr>
-      </w:pPr>
-      <w:r>
-        <w:t xml:space="preserve">Portal → Function App →</w:t>
-      </w:r>
-      <w:r>
-        <w:t xml:space="preserve"> </w:t>
-      </w:r>
-      <w:r>
-        <w:rPr>
-          <w:b/>
-          <w:bCs/>
-        </w:rPr>
-        <w:t xml:space="preserve">Functions</w:t>
-      </w:r>
-      <w:r>
-        <w:t xml:space="preserve"> </w:t>
-      </w:r>
-      <w:r>
-        <w:t xml:space="preserve">→</w:t>
-      </w:r>
-      <w:r>
-        <w:t xml:space="preserve"> </w:t>
-      </w:r>
-      <w:r>
-        <w:rPr>
-          <w:b/>
-          <w:bCs/>
-        </w:rPr>
-        <w:t xml:space="preserve">StartSubscription</w:t>
-      </w:r>
-    </w:p>
-    <w:p>
-      <w:pPr>
-        <w:pStyle w:val="Compact"/>
-        <w:numPr>
-          <w:ilvl w:val="0"/>
-          <w:numId w:val="1012"/>
-        </w:numPr>
-      </w:pPr>
-      <w:r>
-        <w:rPr>
-          <w:b/>
-          <w:bCs/>
-        </w:rPr>
-        <w:t xml:space="preserve">Code + Test</w:t>
-      </w:r>
-      <w:r>
-        <w:t xml:space="preserve"> </w:t>
-      </w:r>
-      <w:r>
-        <w:t xml:space="preserve">→</w:t>
-      </w:r>
-      <w:r>
-        <w:t xml:space="preserve"> </w:t>
-      </w:r>
-      <w:r>
-        <w:rPr>
-          <w:b/>
-          <w:bCs/>
-        </w:rPr>
-        <w:t xml:space="preserve">Test/Run</w:t>
-      </w:r>
-      <w:r>
-        <w:t xml:space="preserve"> </w:t>
-      </w:r>
-      <w:r>
-        <w:t xml:space="preserve">→</w:t>
-      </w:r>
-      <w:r>
-        <w:t xml:space="preserve"> </w:t>
-      </w:r>
-      <w:r>
-        <w:rPr>
-          <w:b/>
-          <w:bCs/>
-        </w:rPr>
-        <w:t xml:space="preserve">Run</w:t>
-      </w:r>
-    </w:p>
-    <w:p>
-      <w:pPr>
-        <w:pStyle w:val="Compact"/>
-        <w:numPr>
-          <w:ilvl w:val="0"/>
-          <w:numId w:val="1012"/>
-        </w:numPr>
-      </w:pPr>
-      <w:r>
-        <w:t xml:space="preserve">Wait for the log to show:</w:t>
-      </w:r>
-      <w:r>
-        <w:t xml:space="preserve"> </w:t>
-      </w:r>
-      <w:r>
-        <w:rPr>
-          <w:rStyle w:val="VerbatimChar"/>
-        </w:rPr>
-        <w:t xml:space="preserve">{"status":"enabled","contentType":"Audit.General"}</w:t>
-      </w:r>
-    </w:p>
-    <w:p>
-      <w:pPr>
-        <w:pStyle w:val="BlockText"/>
-      </w:pPr>
-      <w:r>
-        <w:t xml:space="preserve">Note: The portal</w:t>
-      </w:r>
-      <w:r>
-        <w:t xml:space="preserve"> </w:t>
-      </w:r>
-      <w:r>
-        <w:rPr>
-          <w:b/>
-          <w:bCs/>
-        </w:rPr>
-        <w:t xml:space="preserve">Test/Run</w:t>
-      </w:r>
-      <w:r>
-        <w:t xml:space="preserve"> </w:t>
-      </w:r>
-      <w:r>
-        <w:t xml:space="preserve">button may show a CORS or networking warning when the app has private endpoints — ignore it if the trigger runs successfully (check Application Insights logs).</w:t>
-      </w:r>
-    </w:p>
-    <w:p>
-      <w:pPr>
-        <w:pStyle w:val="FirstParagraph"/>
-      </w:pPr>
-      <w:r>
-        <w:t xml:space="preserve">The subscription is permanent once enabled.</w:t>
-      </w:r>
-      <w:r>
-        <w:t xml:space="preserve"> </w:t>
-      </w:r>
-      <w:r>
-        <w:rPr>
-          <w:rStyle w:val="VerbatimChar"/>
-        </w:rPr>
-        <w:t xml:space="preserve">StartSubscription</w:t>
-      </w:r>
-      <w:r>
-        <w:t xml:space="preserve"> </w:t>
-      </w:r>
-      <w:r>
-        <w:t xml:space="preserve">checks whether it is already active and exits immediately if so, making it safe to leave in place.</w:t>
+        <w:t xml:space="preserve">exits immediately if it is already active.</w:t>
       </w:r>
     </w:p>
     <w:p>
@@ -2540,8 +2553,8 @@
         </w:pict>
       </w:r>
     </w:p>
-    <w:bookmarkEnd w:id="22"/>
-    <w:bookmarkStart w:id="27" w:name="step-7-create-sharepoint-lists"/>
+    <w:bookmarkEnd w:id="23"/>
+    <w:bookmarkStart w:id="28" w:name="step-7-create-sharepoint-lists"/>
     <w:p>
       <w:pPr>
         <w:pStyle w:val="Heading1"/>
@@ -2555,133 +2568,10 @@
         <w:pStyle w:val="FirstParagraph"/>
       </w:pPr>
       <w:r>
-        <w:t xml:space="preserve">At your SharePoint site, create four lists with the exact names and columns below.</w:t>
-      </w:r>
-    </w:p>
-    <w:p>
-      <w:pPr>
-        <w:pStyle w:val="BodyText"/>
-      </w:pPr>
-      <w:r>
-        <w:rPr>
-          <w:b/>
-          <w:bCs/>
-        </w:rPr>
-        <w:t xml:space="preserve">To create a list:</w:t>
-      </w:r>
-      <w:r>
-        <w:t xml:space="preserve"> </w:t>
-      </w:r>
-      <w:r>
-        <w:t xml:space="preserve">Site home →</w:t>
-      </w:r>
-      <w:r>
-        <w:t xml:space="preserve"> </w:t>
-      </w:r>
-      <w:r>
-        <w:rPr>
-          <w:b/>
-          <w:bCs/>
-        </w:rPr>
-        <w:t xml:space="preserve">+ New → List → Blank list</w:t>
-      </w:r>
-      <w:r>
-        <w:t xml:space="preserve"> </w:t>
-      </w:r>
-      <w:r>
-        <w:t xml:space="preserve">→ name it exactly →</w:t>
-      </w:r>
-      <w:r>
-        <w:t xml:space="preserve"> </w:t>
-      </w:r>
-      <w:r>
-        <w:rPr>
-          <w:b/>
-          <w:bCs/>
-        </w:rPr>
-        <w:t xml:space="preserve">Create</w:t>
-      </w:r>
-    </w:p>
-    <w:p>
-      <w:pPr>
-        <w:pStyle w:val="BodyText"/>
-      </w:pPr>
-      <w:r>
-        <w:rPr>
-          <w:b/>
-          <w:bCs/>
-        </w:rPr>
-        <w:t xml:space="preserve">To add a column:</w:t>
-      </w:r>
-      <w:r>
-        <w:t xml:space="preserve"> </w:t>
-      </w:r>
-      <w:r>
-        <w:t xml:space="preserve">List view →</w:t>
-      </w:r>
-      <w:r>
-        <w:t xml:space="preserve"> </w:t>
-      </w:r>
-      <w:r>
-        <w:rPr>
-          <w:b/>
-          <w:bCs/>
-        </w:rPr>
-        <w:t xml:space="preserve">+ Add column</w:t>
-      </w:r>
-      <w:r>
-        <w:t xml:space="preserve"> </w:t>
-      </w:r>
-      <w:r>
-        <w:t xml:space="preserve">→ select type → set name →</w:t>
-      </w:r>
-      <w:r>
-        <w:t xml:space="preserve"> </w:t>
-      </w:r>
-      <w:r>
-        <w:rPr>
-          <w:b/>
-          <w:bCs/>
-        </w:rPr>
-        <w:t xml:space="preserve">Save</w:t>
-      </w:r>
-    </w:p>
-    <w:p>
-      <w:pPr>
-        <w:pStyle w:val="BodyText"/>
-      </w:pPr>
-      <w:r>
-        <w:rPr>
-          <w:b/>
-          <w:bCs/>
-        </w:rPr>
-        <w:t xml:space="preserve">To hide the Title column:</w:t>
-      </w:r>
-      <w:r>
-        <w:t xml:space="preserve"> </w:t>
-      </w:r>
-      <w:r>
-        <w:t xml:space="preserve">Title column header →</w:t>
-      </w:r>
-      <w:r>
-        <w:t xml:space="preserve"> </w:t>
-      </w:r>
-      <w:r>
-        <w:rPr>
-          <w:b/>
-          <w:bCs/>
-        </w:rPr>
-        <w:t xml:space="preserve">Column settings → Hide in view</w:t>
-      </w:r>
-    </w:p>
-    <w:p>
-      <w:r>
-        <w:pict>
-          <v:rect style="width:0;height:1.5pt" o:hralign="center" o:hrstd="t" o:hr="t"/>
-        </w:pict>
-      </w:r>
-    </w:p>
-    <w:bookmarkStart w:id="23" w:name="list-1-copilotdailymetrics"/>
+        <w:t xml:space="preserve">Create four lists at your SharePoint site. Column names must match exactly.</w:t>
+      </w:r>
+    </w:p>
+    <w:bookmarkStart w:id="24" w:name="list-1-copilotdailymetrics"/>
     <w:p>
       <w:pPr>
         <w:pStyle w:val="Heading2"/>
@@ -2770,17 +2660,7 @@
               <w:pStyle w:val="Compact"/>
             </w:pPr>
             <w:r>
-              <w:t xml:space="preserve">Date and time → toggle</w:t>
-            </w:r>
-            <w:r>
-              <w:t xml:space="preserve"> </w:t>
-            </w:r>
-            <w:r>
-              <w:rPr>
-                <w:b/>
-                <w:bCs/>
-              </w:rPr>
-              <w:t xml:space="preserve">Date only</w:t>
+              <w:t xml:space="preserve">Date and time → Date only</w:t>
             </w:r>
           </w:p>
         </w:tc>
@@ -2858,15 +2738,8 @@
         </w:tc>
       </w:tr>
     </w:tbl>
-    <w:p>
-      <w:r>
-        <w:pict>
-          <v:rect style="width:0;height:1.5pt" o:hralign="center" o:hrstd="t" o:hr="t"/>
-        </w:pict>
-      </w:r>
-    </w:p>
-    <w:bookmarkEnd w:id="23"/>
-    <w:bookmarkStart w:id="24" w:name="list-2-copilotappmetrics"/>
+    <w:bookmarkEnd w:id="24"/>
+    <w:bookmarkStart w:id="25" w:name="list-2-copilotappmetrics"/>
     <w:p>
       <w:pPr>
         <w:pStyle w:val="Heading2"/>
@@ -2955,17 +2828,7 @@
               <w:pStyle w:val="Compact"/>
             </w:pPr>
             <w:r>
-              <w:t xml:space="preserve">Date and time → toggle</w:t>
-            </w:r>
-            <w:r>
-              <w:t xml:space="preserve"> </w:t>
-            </w:r>
-            <w:r>
-              <w:rPr>
-                <w:b/>
-                <w:bCs/>
-              </w:rPr>
-              <w:t xml:space="preserve">Date only</w:t>
+              <w:t xml:space="preserve">Date and time → Date only</w:t>
             </w:r>
           </w:p>
         </w:tc>
@@ -3043,15 +2906,8 @@
         </w:tc>
       </w:tr>
     </w:tbl>
-    <w:p>
-      <w:r>
-        <w:pict>
-          <v:rect style="width:0;height:1.5pt" o:hralign="center" o:hrstd="t" o:hr="t"/>
-        </w:pict>
-      </w:r>
-    </w:p>
-    <w:bookmarkEnd w:id="24"/>
-    <w:bookmarkStart w:id="25" w:name="list-3-copilotweeklymetrics"/>
+    <w:bookmarkEnd w:id="25"/>
+    <w:bookmarkStart w:id="26" w:name="list-3-copilotweeklymetrics"/>
     <w:p>
       <w:pPr>
         <w:pStyle w:val="Heading2"/>
@@ -3140,17 +2996,7 @@
               <w:pStyle w:val="Compact"/>
             </w:pPr>
             <w:r>
-              <w:t xml:space="preserve">Date and time → toggle</w:t>
-            </w:r>
-            <w:r>
-              <w:t xml:space="preserve"> </w:t>
-            </w:r>
-            <w:r>
-              <w:rPr>
-                <w:b/>
-                <w:bCs/>
-              </w:rPr>
-              <w:t xml:space="preserve">Date only</w:t>
+              <w:t xml:space="preserve">Date and time → Date only</w:t>
             </w:r>
           </w:p>
         </w:tc>
@@ -3174,17 +3020,7 @@
               <w:pStyle w:val="Compact"/>
             </w:pPr>
             <w:r>
-              <w:t xml:space="preserve">Date and time → toggle</w:t>
-            </w:r>
-            <w:r>
-              <w:t xml:space="preserve"> </w:t>
-            </w:r>
-            <w:r>
-              <w:rPr>
-                <w:b/>
-                <w:bCs/>
-              </w:rPr>
-              <w:t xml:space="preserve">Date only</w:t>
+              <w:t xml:space="preserve">Date and time → Date only</w:t>
             </w:r>
           </w:p>
         </w:tc>
@@ -3286,15 +3122,8 @@
         </w:tc>
       </w:tr>
     </w:tbl>
-    <w:p>
-      <w:r>
-        <w:pict>
-          <v:rect style="width:0;height:1.5pt" o:hralign="center" o:hrstd="t" o:hr="t"/>
-        </w:pict>
-      </w:r>
-    </w:p>
-    <w:bookmarkEnd w:id="25"/>
-    <w:bookmarkStart w:id="26" w:name="list-4-copilotweeklyappmetrics"/>
+    <w:bookmarkEnd w:id="26"/>
+    <w:bookmarkStart w:id="27" w:name="list-4-copilotweeklyappmetrics"/>
     <w:p>
       <w:pPr>
         <w:pStyle w:val="Heading2"/>
@@ -3383,17 +3212,7 @@
               <w:pStyle w:val="Compact"/>
             </w:pPr>
             <w:r>
-              <w:t xml:space="preserve">Date and time → toggle</w:t>
-            </w:r>
-            <w:r>
-              <w:t xml:space="preserve"> </w:t>
-            </w:r>
-            <w:r>
-              <w:rPr>
-                <w:b/>
-                <w:bCs/>
-              </w:rPr>
-              <w:t xml:space="preserve">Date only</w:t>
+              <w:t xml:space="preserve">Date and time → Date only</w:t>
             </w:r>
           </w:p>
         </w:tc>
@@ -3471,6 +3290,14 @@
         </w:tc>
       </w:tr>
     </w:tbl>
+    <w:p>
+      <w:pPr>
+        <w:pStyle w:val="BodyText"/>
+      </w:pPr>
+      <w:r>
+        <w:t xml:space="preserve">To hide the Title column from view: column header → Column settings → Hide in view.</w:t>
+      </w:r>
+    </w:p>
     <w:p>
       <w:r>
         <w:pict>
@@ -3478,9 +3305,9 @@
         </w:pict>
       </w:r>
     </w:p>
-    <w:bookmarkEnd w:id="26"/>
     <w:bookmarkEnd w:id="27"/>
-    <w:bookmarkStart w:id="28" w:name="X00f4cb4fbd20a698292829eb3c182378138b3d5"/>
+    <w:bookmarkEnd w:id="28"/>
+    <w:bookmarkStart w:id="29" w:name="X00f4cb4fbd20a698292829eb3c182378138b3d5"/>
     <w:p>
       <w:pPr>
         <w:pStyle w:val="Heading1"/>
@@ -3494,49 +3321,7 @@
         <w:pStyle w:val="FirstParagraph"/>
       </w:pPr>
       <w:r>
-        <w:t xml:space="preserve">Portal → Function App →</w:t>
-      </w:r>
-      <w:r>
-        <w:t xml:space="preserve"> </w:t>
-      </w:r>
-      <w:r>
-        <w:rPr>
-          <w:b/>
-          <w:bCs/>
-        </w:rPr>
-        <w:t xml:space="preserve">Settings → Environment variables</w:t>
-      </w:r>
-      <w:r>
-        <w:t xml:space="preserve"> </w:t>
-      </w:r>
-      <w:r>
-        <w:t xml:space="preserve">→</w:t>
-      </w:r>
-      <w:r>
-        <w:t xml:space="preserve"> </w:t>
-      </w:r>
-      <w:r>
-        <w:rPr>
-          <w:b/>
-          <w:bCs/>
-        </w:rPr>
-        <w:t xml:space="preserve">+ Add</w:t>
-      </w:r>
-      <w:r>
-        <w:t xml:space="preserve"> </w:t>
-      </w:r>
-      <w:r>
-        <w:t xml:space="preserve">each value below →</w:t>
-      </w:r>
-      <w:r>
-        <w:t xml:space="preserve"> </w:t>
-      </w:r>
-      <w:r>
-        <w:rPr>
-          <w:b/>
-          <w:bCs/>
-        </w:rPr>
-        <w:t xml:space="preserve">Apply → Confirm</w:t>
+        <w:t xml:space="preserve">Portal → Function App → Settings → Environment variables → + Add each value below → Apply → Confirm</w:t>
       </w:r>
     </w:p>
     <w:tbl>
@@ -3547,8 +3332,9 @@
         <w:tblLook w:firstRow="1" w:lastRow="0" w:firstColumn="0" w:lastColumn="0" w:noHBand="0" w:noVBand="0" w:val="0020"/>
       </w:tblPr>
       <w:tblGrid>
-        <w:gridCol w:w="3655"/>
-        <w:gridCol w:w="4264"/>
+        <w:gridCol w:w="1827"/>
+        <w:gridCol w:w="2132"/>
+        <w:gridCol w:w="3960"/>
       </w:tblGrid>
       <w:tr>
         <w:trPr>
@@ -3576,6 +3362,17 @@
             </w:r>
           </w:p>
         </w:tc>
+        <w:tc>
+          <w:tcPr/>
+          <w:p>
+            <w:pPr>
+              <w:pStyle w:val="Compact"/>
+            </w:pPr>
+            <w:r>
+              <w:t xml:space="preserve">Required for</w:t>
+            </w:r>
+          </w:p>
+        </w:tc>
       </w:tr>
       <w:tr>
         <w:tc>
@@ -3606,6 +3403,17 @@
             </w:r>
           </w:p>
         </w:tc>
+        <w:tc>
+          <w:tcPr/>
+          <w:p>
+            <w:pPr>
+              <w:pStyle w:val="Compact"/>
+            </w:pPr>
+            <w:r>
+              <w:t xml:space="preserve">Both modes</w:t>
+            </w:r>
+          </w:p>
+        </w:tc>
       </w:tr>
       <w:tr>
         <w:tc>
@@ -3636,6 +3444,17 @@
             </w:r>
           </w:p>
         </w:tc>
+        <w:tc>
+          <w:tcPr/>
+          <w:p>
+            <w:pPr>
+              <w:pStyle w:val="Compact"/>
+            </w:pPr>
+            <w:r>
+              <w:t xml:space="preserve">Both modes</w:t>
+            </w:r>
+          </w:p>
+        </w:tc>
       </w:tr>
       <w:tr>
         <w:tc>
@@ -3666,6 +3485,17 @@
             </w:r>
           </w:p>
         </w:tc>
+        <w:tc>
+          <w:tcPr/>
+          <w:p>
+            <w:pPr>
+              <w:pStyle w:val="Compact"/>
+            </w:pPr>
+            <w:r>
+              <w:t xml:space="preserve">Both modes</w:t>
+            </w:r>
+          </w:p>
+        </w:tc>
       </w:tr>
       <w:tr>
         <w:tc>
@@ -3696,6 +3526,17 @@
             </w:r>
           </w:p>
         </w:tc>
+        <w:tc>
+          <w:tcPr/>
+          <w:p>
+            <w:pPr>
+              <w:pStyle w:val="Compact"/>
+            </w:pPr>
+            <w:r>
+              <w:t xml:space="preserve">Both modes</w:t>
+            </w:r>
+          </w:p>
+        </w:tc>
       </w:tr>
       <w:tr>
         <w:tc>
@@ -3726,6 +3567,17 @@
             </w:r>
           </w:p>
         </w:tc>
+        <w:tc>
+          <w:tcPr/>
+          <w:p>
+            <w:pPr>
+              <w:pStyle w:val="Compact"/>
+            </w:pPr>
+            <w:r>
+              <w:t xml:space="preserve">Both modes</w:t>
+            </w:r>
+          </w:p>
+        </w:tc>
       </w:tr>
       <w:tr>
         <w:tc>
@@ -3758,7 +3610,7 @@
               <w:t xml:space="preserve"> </w:t>
             </w:r>
             <w:r>
-              <w:t xml:space="preserve">(for initial backfill; change to</w:t>
+              <w:t xml:space="preserve">(change to</w:t>
             </w:r>
             <w:r>
               <w:t xml:space="preserve"> </w:t>
@@ -3777,6 +3629,17 @@
             </w:r>
           </w:p>
         </w:tc>
+        <w:tc>
+          <w:tcPr/>
+          <w:p>
+            <w:pPr>
+              <w:pStyle w:val="Compact"/>
+            </w:pPr>
+            <w:r>
+              <w:t xml:space="preserve">Both modes</w:t>
+            </w:r>
+          </w:p>
+        </w:tc>
       </w:tr>
       <w:tr>
         <w:tc>
@@ -3807,30 +3670,96 @@
             </w:r>
           </w:p>
         </w:tc>
+        <w:tc>
+          <w:tcPr/>
+          <w:p>
+            <w:pPr>
+              <w:pStyle w:val="Compact"/>
+            </w:pPr>
+            <w:r>
+              <w:t xml:space="preserve">Both modes</w:t>
+            </w:r>
+          </w:p>
+        </w:tc>
       </w:tr>
     </w:tbl>
     <w:p>
       <w:pPr>
-        <w:pStyle w:val="BodyText"/>
-      </w:pPr>
-      <w:r>
-        <w:t xml:space="preserve">Clicking</w:t>
+        <w:pStyle w:val="BlockText"/>
+      </w:pPr>
+      <w:r>
+        <w:t xml:space="preserve">Note:</w:t>
       </w:r>
       <w:r>
         <w:t xml:space="preserve"> </w:t>
       </w:r>
       <w:r>
         <w:rPr>
-          <w:b/>
-          <w:bCs/>
-        </w:rPr>
-        <w:t xml:space="preserve">Apply → Confirm</w:t>
+          <w:rStyle w:val="VerbatimChar"/>
+        </w:rPr>
+        <w:t xml:space="preserve">DCE_INGESTION_URI</w:t>
+      </w:r>
+      <w:r>
+        <w:t xml:space="preserve">,</w:t>
       </w:r>
       <w:r>
         <w:t xml:space="preserve"> </w:t>
       </w:r>
       <w:r>
-        <w:t xml:space="preserve">restarts the Function App.</w:t>
+        <w:rPr>
+          <w:rStyle w:val="VerbatimChar"/>
+        </w:rPr>
+        <w:t xml:space="preserve">DCR_IMMUTABLE_ID</w:t>
+      </w:r>
+      <w:r>
+        <w:t xml:space="preserve">,</w:t>
+      </w:r>
+      <w:r>
+        <w:t xml:space="preserve"> </w:t>
+      </w:r>
+      <w:r>
+        <w:rPr>
+          <w:rStyle w:val="VerbatimChar"/>
+        </w:rPr>
+        <w:t xml:space="preserve">STREAM_NAME</w:t>
+      </w:r>
+      <w:r>
+        <w:t xml:space="preserve">, and</w:t>
+      </w:r>
+      <w:r>
+        <w:t xml:space="preserve"> </w:t>
+      </w:r>
+      <w:r>
+        <w:rPr>
+          <w:rStyle w:val="VerbatimChar"/>
+        </w:rPr>
+        <w:t xml:space="preserve">APPLICATIONINSIGHTS_CONNECTION_STRING</w:t>
+      </w:r>
+      <w:r>
+        <w:t xml:space="preserve"> </w:t>
+      </w:r>
+      <w:r>
+        <w:t xml:space="preserve">are automatically set by the ARM deployment. If</w:t>
+      </w:r>
+      <w:r>
+        <w:t xml:space="preserve"> </w:t>
+      </w:r>
+      <w:r>
+        <w:rPr>
+          <w:rStyle w:val="VerbatimChar"/>
+        </w:rPr>
+        <w:t xml:space="preserve">deployLogAnalytics=false</w:t>
+      </w:r>
+      <w:r>
+        <w:t xml:space="preserve">, these are set to empty strings, and the function automatically skips Log Analytics ingestion.</w:t>
+      </w:r>
+    </w:p>
+    <w:p>
+      <w:pPr>
+        <w:pStyle w:val="FirstParagraph"/>
+      </w:pPr>
+      <w:r>
+        <w:t xml:space="preserve">Click Apply → Confirm to restart the Function App.</w:t>
       </w:r>
     </w:p>
     <w:p>
@@ -3840,14 +3769,224 @@
         </w:pict>
       </w:r>
     </w:p>
-    <w:bookmarkEnd w:id="28"/>
-    <w:bookmarkStart w:id="29" w:name="X06259ce42530b3f8a3f1c4e013b1f378849b529"/>
+    <w:bookmarkEnd w:id="29"/>
+    <w:bookmarkStart w:id="30" w:name="X06259ce42530b3f8a3f1c4e013b1f378849b529"/>
     <w:p>
       <w:pPr>
         <w:pStyle w:val="Heading1"/>
       </w:pPr>
       <w:r>
         <w:t xml:space="preserve">Step 9: Seed the SharePoint Lists (Initial Backfill)</w:t>
+      </w:r>
+    </w:p>
+    <w:p>
+      <w:pPr>
+        <w:pStyle w:val="FirstParagraph"/>
+      </w:pPr>
+      <w:r>
+        <w:t xml:space="preserve">Portal → Function App → Functions → ExportAdoptionMetrics → Code + Test → Test/Run → Run</w:t>
+      </w:r>
+    </w:p>
+    <w:p>
+      <w:pPr>
+        <w:pStyle w:val="BodyText"/>
+      </w:pPr>
+      <w:r>
+        <w:t xml:space="preserve">After the first successful run, reset</w:t>
+      </w:r>
+      <w:r>
+        <w:t xml:space="preserve"> </w:t>
+      </w:r>
+      <w:r>
+        <w:rPr>
+          <w:rStyle w:val="VerbatimChar"/>
+        </w:rPr>
+        <w:t xml:space="preserve">METRICS_LOOKBACK_DAYS</w:t>
+      </w:r>
+      <w:r>
+        <w:t xml:space="preserve"> </w:t>
+      </w:r>
+      <w:r>
+        <w:t xml:space="preserve">to</w:t>
+      </w:r>
+      <w:r>
+        <w:t xml:space="preserve"> </w:t>
+      </w:r>
+      <w:r>
+        <w:rPr>
+          <w:rStyle w:val="VerbatimChar"/>
+        </w:rPr>
+        <w:t xml:space="preserve">7</w:t>
+      </w:r>
+      <w:r>
+        <w:t xml:space="preserve">.</w:t>
+      </w:r>
+    </w:p>
+    <w:p>
+      <w:r>
+        <w:pict>
+          <v:rect style="width:0;height:1.5pt" o:hralign="center" o:hrstd="t" o:hr="t"/>
+        </w:pict>
+      </w:r>
+    </w:p>
+    <w:bookmarkEnd w:id="30"/>
+    <w:bookmarkStart w:id="31" w:name="step-10-build-the-canvas-power-app"/>
+    <w:p>
+      <w:pPr>
+        <w:pStyle w:val="Heading1"/>
+      </w:pPr>
+      <w:r>
+        <w:t xml:space="preserve">Step 10: Build the Canvas Power App</w:t>
+      </w:r>
+    </w:p>
+    <w:p>
+      <w:pPr>
+        <w:pStyle w:val="Compact"/>
+        <w:numPr>
+          <w:ilvl w:val="0"/>
+          <w:numId w:val="1011"/>
+        </w:numPr>
+      </w:pPr>
+      <w:r>
+        <w:t xml:space="preserve">Go to https://make.powerapps.com → + Create → Start with data → SharePoint</w:t>
+      </w:r>
+    </w:p>
+    <w:p>
+      <w:pPr>
+        <w:pStyle w:val="Compact"/>
+        <w:numPr>
+          <w:ilvl w:val="0"/>
+          <w:numId w:val="1011"/>
+        </w:numPr>
+      </w:pPr>
+      <w:r>
+        <w:t xml:space="preserve">Connect to your SharePoint site → select</w:t>
+      </w:r>
+      <w:r>
+        <w:t xml:space="preserve"> </w:t>
+      </w:r>
+      <w:r>
+        <w:rPr>
+          <w:rStyle w:val="VerbatimChar"/>
+        </w:rPr>
+        <w:t xml:space="preserve">CopilotDailyMetrics</w:t>
+      </w:r>
+    </w:p>
+    <w:p>
+      <w:pPr>
+        <w:pStyle w:val="Compact"/>
+        <w:numPr>
+          <w:ilvl w:val="0"/>
+          <w:numId w:val="1011"/>
+        </w:numPr>
+      </w:pPr>
+      <w:r>
+        <w:t xml:space="preserve">Add all four lists as data sources (Data pane → Add data)</w:t>
+      </w:r>
+    </w:p>
+    <w:p>
+      <w:pPr>
+        <w:pStyle w:val="Compact"/>
+        <w:numPr>
+          <w:ilvl w:val="0"/>
+          <w:numId w:val="1011"/>
+        </w:numPr>
+      </w:pPr>
+      <w:r>
+        <w:t xml:space="preserve">Build screens:</w:t>
+      </w:r>
+    </w:p>
+    <w:p>
+      <w:pPr>
+        <w:pStyle w:val="Compact"/>
+        <w:numPr>
+          <w:ilvl w:val="1"/>
+          <w:numId w:val="1012"/>
+        </w:numPr>
+      </w:pPr>
+      <w:r>
+        <w:t xml:space="preserve">Screen 1 — Daily Overview: line charts for DAU, TotalInteractions, NewUsers from CopilotDailyMetrics</w:t>
+      </w:r>
+    </w:p>
+    <w:p>
+      <w:pPr>
+        <w:pStyle w:val="Compact"/>
+        <w:numPr>
+          <w:ilvl w:val="1"/>
+          <w:numId w:val="1012"/>
+        </w:numPr>
+      </w:pPr>
+      <w:r>
+        <w:t xml:space="preserve">Screen 2 — App Usage: bar chart from CopilotAppMetrics grouped by AppHost</w:t>
+      </w:r>
+    </w:p>
+    <w:p>
+      <w:pPr>
+        <w:pStyle w:val="Compact"/>
+        <w:numPr>
+          <w:ilvl w:val="1"/>
+          <w:numId w:val="1012"/>
+        </w:numPr>
+      </w:pPr>
+      <w:r>
+        <w:t xml:space="preserve">Screen 3 — Weekly Summary: gallery from CopilotWeeklyMetrics (sort by WeekStart descending)</w:t>
+      </w:r>
+    </w:p>
+    <w:p>
+      <w:pPr>
+        <w:pStyle w:val="Compact"/>
+        <w:numPr>
+          <w:ilvl w:val="0"/>
+          <w:numId w:val="1011"/>
+        </w:numPr>
+      </w:pPr>
+      <w:r>
+        <w:t xml:space="preserve">File → Save → Publish</w:t>
+      </w:r>
+    </w:p>
+    <w:p>
+      <w:pPr>
+        <w:pStyle w:val="FirstParagraph"/>
+      </w:pPr>
+      <w:r>
+        <w:t xml:space="preserve">Embed in SharePoint: edit the page → + → Power Apps web part → select your app → Republish.</w:t>
+      </w:r>
+    </w:p>
+    <w:p>
+      <w:r>
+        <w:pict>
+          <v:rect style="width:0;height:1.5pt" o:hralign="center" o:hrstd="t" o:hr="t"/>
+        </w:pict>
+      </w:r>
+    </w:p>
+    <w:bookmarkEnd w:id="31"/>
+    <w:bookmarkStart w:id="32" w:name="Xb78151c4522effb290082c2cf8e0941db93f82c"/>
+    <w:p>
+      <w:pPr>
+        <w:pStyle w:val="Heading1"/>
+      </w:pPr>
+      <w:r>
+        <w:t xml:space="preserve">Step 11: Import the Azure Monitor Workbook (Log Analytics only)</w:t>
+      </w:r>
+    </w:p>
+    <w:p>
+      <w:pPr>
+        <w:pStyle w:val="BlockText"/>
+      </w:pPr>
+      <w:r>
+        <w:t xml:space="preserve">Skip this step if you deployed with</w:t>
+      </w:r>
+      <w:r>
+        <w:t xml:space="preserve"> </w:t>
+      </w:r>
+      <w:r>
+        <w:rPr>
+          <w:rStyle w:val="VerbatimChar"/>
+        </w:rPr>
+        <w:t xml:space="preserve">deployLogAnalytics=false</w:t>
+      </w:r>
+      <w:r>
+        <w:t xml:space="preserve">.</w:t>
       </w:r>
     </w:p>
     <w:p>
@@ -3859,17 +3998,7 @@
         </w:numPr>
       </w:pPr>
       <w:r>
-        <w:t xml:space="preserve">Portal → Function App →</w:t>
-      </w:r>
-      <w:r>
-        <w:t xml:space="preserve"> </w:t>
-      </w:r>
-      <w:r>
-        <w:rPr>
-          <w:b/>
-          <w:bCs/>
-        </w:rPr>
-        <w:t xml:space="preserve">Functions → ExportAdoptionMetrics</w:t>
+        <w:t xml:space="preserve">Portal → Azure Monitor → Workbooks → + New → Edit</w:t>
       </w:r>
     </w:p>
     <w:p>
@@ -3881,11 +4010,16 @@
         </w:numPr>
       </w:pPr>
       <w:r>
-        <w:rPr>
-          <w:b/>
-          <w:bCs/>
-        </w:rPr>
-        <w:t xml:space="preserve">Code + Test → Test/Run → Run</w:t>
+        <w:t xml:space="preserve">Click Advanced Editor (</w:t>
+      </w:r>
+      <w:r>
+        <w:rPr>
+          <w:rStyle w:val="VerbatimChar"/>
+        </w:rPr>
+        <w:t xml:space="preserve">&lt;/&gt;</w:t>
+      </w:r>
+      <w:r>
+        <w:t xml:space="preserve">)</w:t>
       </w:r>
     </w:p>
     <w:p>
@@ -3897,7 +4031,16 @@
         </w:numPr>
       </w:pPr>
       <w:r>
-        <w:t xml:space="preserve">Watch the logs — you should see rows being written for each historical date</w:t>
+        <w:t xml:space="preserve">Paste contents of</w:t>
+      </w:r>
+      <w:r>
+        <w:t xml:space="preserve"> </w:t>
+      </w:r>
+      <w:r>
+        <w:rPr>
+          <w:rStyle w:val="VerbatimChar"/>
+        </w:rPr>
+        <w:t xml:space="preserve">workbook/copilot-adoption-workbook.json</w:t>
       </w:r>
     </w:p>
     <w:p>
@@ -3909,37 +4052,31 @@
         </w:numPr>
       </w:pPr>
       <w:r>
-        <w:t xml:space="preserve">Once complete, reset</w:t>
+        <w:t xml:space="preserve">Click Apply → Save as</w:t>
       </w:r>
       <w:r>
         <w:t xml:space="preserve"> </w:t>
       </w:r>
       <w:r>
-        <w:rPr>
-          <w:rStyle w:val="VerbatimChar"/>
-        </w:rPr>
-        <w:t xml:space="preserve">METRICS_LOOKBACK_DAYS</w:t>
+        <w:t xml:space="preserve">“Copilot Adoption Dashboard”</w:t>
       </w:r>
       <w:r>
         <w:t xml:space="preserve"> </w:t>
       </w:r>
       <w:r>
-        <w:t xml:space="preserve">to</w:t>
-      </w:r>
-      <w:r>
-        <w:t xml:space="preserve"> </w:t>
-      </w:r>
-      <w:r>
-        <w:rPr>
-          <w:rStyle w:val="VerbatimChar"/>
-        </w:rPr>
-        <w:t xml:space="preserve">7</w:t>
-      </w:r>
-      <w:r>
-        <w:t xml:space="preserve"> </w:t>
-      </w:r>
-      <w:r>
-        <w:t xml:space="preserve">in Environment variables</w:t>
+        <w:t xml:space="preserve">under Shared reports</w:t>
+      </w:r>
+    </w:p>
+    <w:p>
+      <w:pPr>
+        <w:pStyle w:val="Compact"/>
+        <w:numPr>
+          <w:ilvl w:val="0"/>
+          <w:numId w:val="1013"/>
+        </w:numPr>
+      </w:pPr>
+      <w:r>
+        <w:t xml:space="preserve">Set auto-refresh to 5 minutes</w:t>
       </w:r>
     </w:p>
     <w:p>
@@ -3947,34 +4084,7 @@
         <w:pStyle w:val="FirstParagraph"/>
       </w:pPr>
       <w:r>
-        <w:t xml:space="preserve">After the first successful run,</w:t>
-      </w:r>
-      <w:r>
-        <w:t xml:space="preserve"> </w:t>
-      </w:r>
-      <w:r>
-        <w:rPr>
-          <w:rStyle w:val="VerbatimChar"/>
-        </w:rPr>
-        <w:t xml:space="preserve">ExportAdoptionMetrics</w:t>
-      </w:r>
-      <w:r>
-        <w:t xml:space="preserve"> </w:t>
-      </w:r>
-      <w:r>
-        <w:t xml:space="preserve">will run automatically every 4 hours (configured by</w:t>
-      </w:r>
-      <w:r>
-        <w:t xml:space="preserve"> </w:t>
-      </w:r>
-      <w:r>
-        <w:rPr>
-          <w:rStyle w:val="VerbatimChar"/>
-        </w:rPr>
-        <w:t xml:space="preserve">METRICS_EXPORT_SCHEDULE</w:t>
-      </w:r>
-      <w:r>
-        <w:t xml:space="preserve">). Normal runs only read blobs for today and yesterday — historical data is served from the aggregates cache without re-reading storage.</w:t>
+        <w:t xml:space="preserve">The workbook provides: Daily/Weekly Active Users, Adoption by App, Cumulative Users, Top 25 Power Users, Engagement Distribution, and Activity by Hour.</w:t>
       </w:r>
     </w:p>
     <w:p>
@@ -3984,63 +4094,31 @@
         </w:pict>
       </w:r>
     </w:p>
-    <w:bookmarkEnd w:id="29"/>
-    <w:bookmarkStart w:id="36" w:name="step-10-build-the-canvas-power-app"/>
+    <w:bookmarkEnd w:id="32"/>
+    <w:bookmarkStart w:id="39" w:name="troubleshooting"/>
     <w:p>
       <w:pPr>
         <w:pStyle w:val="Heading1"/>
       </w:pPr>
       <w:r>
-        <w:t xml:space="preserve">Step 10: Build the Canvas Power App</w:t>
-      </w:r>
-    </w:p>
-    <w:bookmarkStart w:id="30" w:name="create-the-app"/>
+        <w:t xml:space="preserve">Troubleshooting</w:t>
+      </w:r>
+    </w:p>
+    <w:bookmarkStart w:id="33" w:name="pullcopilotaudit-fails-with-af20055"/>
     <w:p>
       <w:pPr>
         <w:pStyle w:val="Heading2"/>
       </w:pPr>
       <w:r>
-        <w:t xml:space="preserve">10.1 Create the app</w:t>
-      </w:r>
-    </w:p>
-    <w:p>
-      <w:pPr>
-        <w:pStyle w:val="Compact"/>
-        <w:numPr>
-          <w:ilvl w:val="0"/>
-          <w:numId w:val="1014"/>
-        </w:numPr>
-      </w:pPr>
-      <w:r>
-        <w:t xml:space="preserve">Go to https://make.powerapps.com</w:t>
-      </w:r>
-    </w:p>
-    <w:p>
-      <w:pPr>
-        <w:pStyle w:val="Compact"/>
-        <w:numPr>
-          <w:ilvl w:val="0"/>
-          <w:numId w:val="1014"/>
-        </w:numPr>
-      </w:pPr>
-      <w:r>
-        <w:rPr>
-          <w:b/>
-          <w:bCs/>
-        </w:rPr>
-        <w:t xml:space="preserve">+ Create → Start with data → SharePoint</w:t>
-      </w:r>
-    </w:p>
-    <w:p>
-      <w:pPr>
-        <w:pStyle w:val="Compact"/>
-        <w:numPr>
-          <w:ilvl w:val="0"/>
-          <w:numId w:val="1014"/>
-        </w:numPr>
-      </w:pPr>
-      <w:r>
-        <w:t xml:space="preserve">Connect to your SharePoint site → select</w:t>
+        <w:t xml:space="preserve">PullCopilotAudit fails with AF20055</w:t>
+      </w:r>
+    </w:p>
+    <w:p>
+      <w:pPr>
+        <w:pStyle w:val="FirstParagraph"/>
+      </w:pPr>
+      <w:r>
+        <w:t xml:space="preserve">The saved state timestamp is older than 24 hours. The code automatically caps the start time at 23 hours ago — this will self-heal on the next run. If it persists, delete</w:t>
       </w:r>
       <w:r>
         <w:t xml:space="preserve"> </w:t>
@@ -4049,45 +4127,38 @@
         <w:rPr>
           <w:rStyle w:val="VerbatimChar"/>
         </w:rPr>
-        <w:t xml:space="preserve">CopilotDailyMetrics</w:t>
+        <w:t xml:space="preserve">_state/lastProcessed.txt</w:t>
       </w:r>
       <w:r>
         <w:t xml:space="preserve"> </w:t>
       </w:r>
       <w:r>
-        <w:t xml:space="preserve">→</w:t>
+        <w:t xml:space="preserve">from the</w:t>
       </w:r>
       <w:r>
         <w:t xml:space="preserve"> </w:t>
       </w:r>
       <w:r>
         <w:rPr>
-          <w:b/>
-          <w:bCs/>
-        </w:rPr>
-        <w:t xml:space="preserve">Connect</w:t>
-      </w:r>
-    </w:p>
-    <w:p>
-      <w:pPr>
-        <w:pStyle w:val="Compact"/>
-        <w:numPr>
-          <w:ilvl w:val="0"/>
-          <w:numId w:val="1014"/>
-        </w:numPr>
-      </w:pPr>
-      <w:r>
-        <w:t xml:space="preserve">Delete the auto-generated screens — start from a blank screen</w:t>
-      </w:r>
-    </w:p>
-    <w:bookmarkEnd w:id="30"/>
-    <w:bookmarkStart w:id="31" w:name="add-all-four-data-sources"/>
+          <w:rStyle w:val="VerbatimChar"/>
+        </w:rPr>
+        <w:t xml:space="preserve">copilot-logs</w:t>
+      </w:r>
+      <w:r>
+        <w:t xml:space="preserve"> </w:t>
+      </w:r>
+      <w:r>
+        <w:t xml:space="preserve">container.</w:t>
+      </w:r>
+    </w:p>
+    <w:bookmarkEnd w:id="33"/>
+    <w:bookmarkStart w:id="34" w:name="exportadoptionmetrics-finds-no-events"/>
     <w:p>
       <w:pPr>
         <w:pStyle w:val="Heading2"/>
       </w:pPr>
       <w:r>
-        <w:t xml:space="preserve">10.2 Add all four data sources</w:t>
+        <w:t xml:space="preserve">ExportAdoptionMetrics finds no events</w:t>
       </w:r>
     </w:p>
     <w:p>
@@ -4095,103 +4166,166 @@
         <w:pStyle w:val="FirstParagraph"/>
       </w:pPr>
       <w:r>
-        <w:rPr>
-          <w:b/>
-          <w:bCs/>
-        </w:rPr>
-        <w:t xml:space="preserve">Data</w:t>
+        <w:t xml:space="preserve">Check that</w:t>
       </w:r>
       <w:r>
         <w:t xml:space="preserve"> </w:t>
       </w:r>
       <w:r>
-        <w:t xml:space="preserve">pane →</w:t>
+        <w:rPr>
+          <w:rStyle w:val="VerbatimChar"/>
+        </w:rPr>
+        <w:t xml:space="preserve">PullCopilotAudit</w:t>
       </w:r>
       <w:r>
         <w:t xml:space="preserve"> </w:t>
       </w:r>
       <w:r>
-        <w:rPr>
-          <w:b/>
-          <w:bCs/>
-        </w:rPr>
-        <w:t xml:space="preserve">Add data</w:t>
+        <w:t xml:space="preserve">has run successfully and that blobs exist in the</w:t>
       </w:r>
       <w:r>
         <w:t xml:space="preserve"> </w:t>
       </w:r>
       <w:r>
-        <w:t xml:space="preserve">→ SharePoint → same site → add:</w:t>
-      </w:r>
-    </w:p>
-    <w:p>
-      <w:pPr>
-        <w:pStyle w:val="Compact"/>
-        <w:numPr>
-          <w:ilvl w:val="0"/>
-          <w:numId w:val="1015"/>
-        </w:numPr>
-      </w:pPr>
-      <w:r>
         <w:rPr>
           <w:rStyle w:val="VerbatimChar"/>
         </w:rPr>
-        <w:t xml:space="preserve">CopilotDailyMetrics</w:t>
-      </w:r>
-    </w:p>
-    <w:p>
-      <w:pPr>
-        <w:pStyle w:val="Compact"/>
-        <w:numPr>
-          <w:ilvl w:val="0"/>
-          <w:numId w:val="1015"/>
-        </w:numPr>
-      </w:pPr>
+        <w:t xml:space="preserve">copilot-logs</w:t>
+      </w:r>
+      <w:r>
+        <w:t xml:space="preserve"> </w:t>
+      </w:r>
+      <w:r>
+        <w:t xml:space="preserve">container with date-folder paths matching the lookback window (e.g. </w:t>
+      </w:r>
       <w:r>
         <w:rPr>
           <w:rStyle w:val="VerbatimChar"/>
         </w:rPr>
-        <w:t xml:space="preserve">CopilotAppMetrics</w:t>
-      </w:r>
-    </w:p>
-    <w:p>
-      <w:pPr>
-        <w:pStyle w:val="Compact"/>
-        <w:numPr>
-          <w:ilvl w:val="0"/>
-          <w:numId w:val="1015"/>
-        </w:numPr>
-      </w:pPr>
+        <w:t xml:space="preserve">2026/08/14/</w:t>
+      </w:r>
+      <w:r>
+        <w:t xml:space="preserve">).</w:t>
+      </w:r>
+    </w:p>
+    <w:bookmarkEnd w:id="34"/>
+    <w:bookmarkStart w:id="35" w:name="Xb9fceb2f76812e38e20d82a387aa5c88f6ccb7e"/>
+    <w:p>
+      <w:pPr>
+        <w:pStyle w:val="Heading2"/>
+      </w:pPr>
+      <w:r>
+        <w:t xml:space="preserve">Deployment times out on SCM environment settings</w:t>
+      </w:r>
+    </w:p>
+    <w:p>
+      <w:pPr>
+        <w:pStyle w:val="FirstParagraph"/>
+      </w:pPr>
+      <w:r>
+        <w:t xml:space="preserve">Use the temporary public access approach in Step 4. The SCM (Kudu) endpoint is not accessible from the public internet when private endpoints are enabled.</w:t>
+      </w:r>
+    </w:p>
+    <w:bookmarkEnd w:id="35"/>
+    <w:bookmarkStart w:id="36" w:name="sharepoint-list-not-found-404"/>
+    <w:p>
+      <w:pPr>
+        <w:pStyle w:val="Heading2"/>
+      </w:pPr>
+      <w:r>
+        <w:t xml:space="preserve">SharePoint list not found (404)</w:t>
+      </w:r>
+    </w:p>
+    <w:p>
+      <w:pPr>
+        <w:pStyle w:val="FirstParagraph"/>
+      </w:pPr>
+      <w:r>
+        <w:t xml:space="preserve">Verify the list names in the Environment variables match the exact display names of the lists, including case.</w:t>
+      </w:r>
+    </w:p>
+    <w:bookmarkEnd w:id="36"/>
+    <w:bookmarkStart w:id="37" w:name="X42ecc8e1c8b8de62799baee5e7d31a940021c2c"/>
+    <w:p>
+      <w:pPr>
+        <w:pStyle w:val="Heading2"/>
+      </w:pPr>
+      <w:r>
+        <w:t xml:space="preserve">Log Analytics ingestion not working (deployLogAnalytics=true)</w:t>
+      </w:r>
+    </w:p>
+    <w:p>
+      <w:pPr>
+        <w:pStyle w:val="FirstParagraph"/>
+      </w:pPr>
+      <w:r>
+        <w:t xml:space="preserve">Verify that</w:t>
+      </w:r>
+      <w:r>
+        <w:t xml:space="preserve"> </w:t>
+      </w:r>
       <w:r>
         <w:rPr>
           <w:rStyle w:val="VerbatimChar"/>
         </w:rPr>
-        <w:t xml:space="preserve">CopilotWeeklyMetrics</w:t>
-      </w:r>
-    </w:p>
-    <w:p>
-      <w:pPr>
-        <w:pStyle w:val="Compact"/>
-        <w:numPr>
-          <w:ilvl w:val="0"/>
-          <w:numId w:val="1015"/>
-        </w:numPr>
-      </w:pPr>
+        <w:t xml:space="preserve">DCE_INGESTION_URI</w:t>
+      </w:r>
+      <w:r>
+        <w:t xml:space="preserve"> </w:t>
+      </w:r>
+      <w:r>
+        <w:t xml:space="preserve">and</w:t>
+      </w:r>
+      <w:r>
+        <w:t xml:space="preserve"> </w:t>
+      </w:r>
       <w:r>
         <w:rPr>
           <w:rStyle w:val="VerbatimChar"/>
         </w:rPr>
-        <w:t xml:space="preserve">CopilotWeeklyAppMetrics</w:t>
-      </w:r>
-    </w:p>
-    <w:bookmarkEnd w:id="31"/>
-    <w:bookmarkStart w:id="32" w:name="build-screen-1-daily-overview"/>
+        <w:t xml:space="preserve">DCR_IMMUTABLE_ID</w:t>
+      </w:r>
+      <w:r>
+        <w:t xml:space="preserve"> </w:t>
+      </w:r>
+      <w:r>
+        <w:t xml:space="preserve">are set in the Function App environment variables. These are set automatically by the ARM deployment but may need manual entry if the deployment failed partway through.</w:t>
+      </w:r>
+    </w:p>
+    <w:bookmarkEnd w:id="37"/>
+    <w:bookmarkStart w:id="38" w:name="Xb48e07ce2b259bfd99159a560c827997dfe2324"/>
     <w:p>
       <w:pPr>
         <w:pStyle w:val="Heading2"/>
       </w:pPr>
       <w:r>
-        <w:t xml:space="preserve">10.3 Build Screen 1 — Daily Overview</w:t>
+        <w:t xml:space="preserve">ActivityFeed.Read already exists (Post-Deploy script)</w:t>
+      </w:r>
+    </w:p>
+    <w:p>
+      <w:pPr>
+        <w:pStyle w:val="FirstParagraph"/>
+      </w:pPr>
+      <w:r>
+        <w:t xml:space="preserve">Expected if re-running the script. The permission was already granted and is silently skipped.</w:t>
+      </w:r>
+    </w:p>
+    <w:p>
+      <w:r>
+        <w:pict>
+          <v:rect style="width:0;height:1.5pt" o:hralign="center" o:hrstd="t" o:hr="t"/>
+        </w:pict>
+      </w:r>
+    </w:p>
+    <w:bookmarkEnd w:id="38"/>
+    <w:bookmarkEnd w:id="39"/>
+    <w:bookmarkStart w:id="40" w:name="appendix-environment-variable-reference"/>
+    <w:p>
+      <w:pPr>
+        <w:pStyle w:val="Heading1"/>
+      </w:pPr>
+      <w:r>
+        <w:t xml:space="preserve">Appendix: Environment Variable Reference</w:t>
       </w:r>
     </w:p>
     <w:tbl>
@@ -4202,9 +4336,10 @@
         <w:tblLook w:firstRow="1" w:lastRow="0" w:firstColumn="0" w:lastColumn="0" w:noHBand="0" w:noVBand="0" w:val="0020"/>
       </w:tblPr>
       <w:tblGrid>
-        <w:gridCol w:w="2376"/>
+        <w:gridCol w:w="1760"/>
         <w:gridCol w:w="1584"/>
-        <w:gridCol w:w="3960"/>
+        <w:gridCol w:w="2288"/>
+        <w:gridCol w:w="2288"/>
       </w:tblGrid>
       <w:tr>
         <w:trPr>
@@ -4217,1177 +4352,6 @@
               <w:pStyle w:val="Compact"/>
             </w:pPr>
             <w:r>
-              <w:t xml:space="preserve">Control</w:t>
-            </w:r>
-          </w:p>
-        </w:tc>
-        <w:tc>
-          <w:tcPr/>
-          <w:p>
-            <w:pPr>
-              <w:pStyle w:val="Compact"/>
-            </w:pPr>
-            <w:r>
-              <w:t xml:space="preserve">Type</w:t>
-            </w:r>
-          </w:p>
-        </w:tc>
-        <w:tc>
-          <w:tcPr/>
-          <w:p>
-            <w:pPr>
-              <w:pStyle w:val="Compact"/>
-            </w:pPr>
-            <w:r>
-              <w:t xml:space="preserve">Configuration</w:t>
-            </w:r>
-          </w:p>
-        </w:tc>
-      </w:tr>
-      <w:tr>
-        <w:tc>
-          <w:tcPr/>
-          <w:p>
-            <w:pPr>
-              <w:pStyle w:val="Compact"/>
-            </w:pPr>
-            <w:r>
-              <w:t xml:space="preserve">Date filter</w:t>
-            </w:r>
-          </w:p>
-        </w:tc>
-        <w:tc>
-          <w:tcPr/>
-          <w:p>
-            <w:pPr>
-              <w:pStyle w:val="Compact"/>
-            </w:pPr>
-            <w:r>
-              <w:t xml:space="preserve">Dropdown</w:t>
-            </w:r>
-          </w:p>
-        </w:tc>
-        <w:tc>
-          <w:tcPr/>
-          <w:p>
-            <w:pPr>
-              <w:pStyle w:val="Compact"/>
-            </w:pPr>
-            <w:r>
-              <w:t xml:space="preserve">Items:</w:t>
-            </w:r>
-            <w:r>
-              <w:t xml:space="preserve"> </w:t>
-            </w:r>
-            <w:r>
-              <w:rPr>
-                <w:rStyle w:val="VerbatimChar"/>
-              </w:rPr>
-              <w:t xml:space="preserve">["Last 7 days","Last 30 days","Last 90 days","All time"]</w:t>
-            </w:r>
-          </w:p>
-        </w:tc>
-      </w:tr>
-      <w:tr>
-        <w:tc>
-          <w:tcPr/>
-          <w:p>
-            <w:pPr>
-              <w:pStyle w:val="Compact"/>
-            </w:pPr>
-            <w:r>
-              <w:t xml:space="preserve">Daily Active Users</w:t>
-            </w:r>
-          </w:p>
-        </w:tc>
-        <w:tc>
-          <w:tcPr/>
-          <w:p>
-            <w:pPr>
-              <w:pStyle w:val="Compact"/>
-            </w:pPr>
-            <w:r>
-              <w:t xml:space="preserve">Line chart</w:t>
-            </w:r>
-          </w:p>
-        </w:tc>
-        <w:tc>
-          <w:tcPr/>
-          <w:p>
-            <w:pPr>
-              <w:pStyle w:val="Compact"/>
-            </w:pPr>
-            <w:r>
-              <w:t xml:space="preserve">Items:</w:t>
-            </w:r>
-            <w:r>
-              <w:t xml:space="preserve"> </w:t>
-            </w:r>
-            <w:r>
-              <w:rPr>
-                <w:rStyle w:val="VerbatimChar"/>
-              </w:rPr>
-              <w:t xml:space="preserve">Sort(CopilotDailyMetrics, MetricDate, Ascending)</w:t>
-            </w:r>
-            <w:r>
-              <w:t xml:space="preserve"> </w:t>
-            </w:r>
-            <w:r>
-              <w:t xml:space="preserve">· Series:</w:t>
-            </w:r>
-            <w:r>
-              <w:t xml:space="preserve"> </w:t>
-            </w:r>
-            <w:r>
-              <w:rPr>
-                <w:rStyle w:val="VerbatimChar"/>
-              </w:rPr>
-              <w:t xml:space="preserve">"DAU"</w:t>
-            </w:r>
-            <w:r>
-              <w:t xml:space="preserve"> </w:t>
-            </w:r>
-            <w:r>
-              <w:t xml:space="preserve">· XLabel:</w:t>
-            </w:r>
-            <w:r>
-              <w:t xml:space="preserve"> </w:t>
-            </w:r>
-            <w:r>
-              <w:rPr>
-                <w:rStyle w:val="VerbatimChar"/>
-              </w:rPr>
-              <w:t xml:space="preserve">"MetricDate"</w:t>
-            </w:r>
-          </w:p>
-        </w:tc>
-      </w:tr>
-      <w:tr>
-        <w:tc>
-          <w:tcPr/>
-          <w:p>
-            <w:pPr>
-              <w:pStyle w:val="Compact"/>
-            </w:pPr>
-            <w:r>
-              <w:t xml:space="preserve">Total Interactions</w:t>
-            </w:r>
-          </w:p>
-        </w:tc>
-        <w:tc>
-          <w:tcPr/>
-          <w:p>
-            <w:pPr>
-              <w:pStyle w:val="Compact"/>
-            </w:pPr>
-            <w:r>
-              <w:t xml:space="preserve">Line chart</w:t>
-            </w:r>
-          </w:p>
-        </w:tc>
-        <w:tc>
-          <w:tcPr/>
-          <w:p>
-            <w:pPr>
-              <w:pStyle w:val="Compact"/>
-            </w:pPr>
-            <w:r>
-              <w:t xml:space="preserve">Same Items · Series:</w:t>
-            </w:r>
-            <w:r>
-              <w:t xml:space="preserve"> </w:t>
-            </w:r>
-            <w:r>
-              <w:rPr>
-                <w:rStyle w:val="VerbatimChar"/>
-              </w:rPr>
-              <w:t xml:space="preserve">"TotalInteractions"</w:t>
-            </w:r>
-          </w:p>
-        </w:tc>
-      </w:tr>
-      <w:tr>
-        <w:tc>
-          <w:tcPr/>
-          <w:p>
-            <w:pPr>
-              <w:pStyle w:val="Compact"/>
-            </w:pPr>
-            <w:r>
-              <w:t xml:space="preserve">New Users</w:t>
-            </w:r>
-          </w:p>
-        </w:tc>
-        <w:tc>
-          <w:tcPr/>
-          <w:p>
-            <w:pPr>
-              <w:pStyle w:val="Compact"/>
-            </w:pPr>
-            <w:r>
-              <w:t xml:space="preserve">Line chart</w:t>
-            </w:r>
-          </w:p>
-        </w:tc>
-        <w:tc>
-          <w:tcPr/>
-          <w:p>
-            <w:pPr>
-              <w:pStyle w:val="Compact"/>
-            </w:pPr>
-            <w:r>
-              <w:t xml:space="preserve">Same Items · Series:</w:t>
-            </w:r>
-            <w:r>
-              <w:t xml:space="preserve"> </w:t>
-            </w:r>
-            <w:r>
-              <w:rPr>
-                <w:rStyle w:val="VerbatimChar"/>
-              </w:rPr>
-              <w:t xml:space="preserve">"NewUsers"</w:t>
-            </w:r>
-          </w:p>
-        </w:tc>
-      </w:tr>
-    </w:tbl>
-    <w:p>
-      <w:pPr>
-        <w:pStyle w:val="BodyText"/>
-      </w:pPr>
-      <w:r>
-        <w:t xml:space="preserve">To apply the date filter, wrap the Items formula:</w:t>
-      </w:r>
-    </w:p>
-    <w:p>
-      <w:pPr>
-        <w:pStyle w:val="SourceCode"/>
-      </w:pPr>
-      <w:r>
-        <w:rPr>
-          <w:rStyle w:val="VerbatimChar"/>
-        </w:rPr>
-        <w:t xml:space="preserve">Filter(</w:t>
-      </w:r>
-      <w:r>
-        <w:br/>
-      </w:r>
-      <w:r>
-        <w:rPr>
-          <w:rStyle w:val="VerbatimChar"/>
-        </w:rPr>
-        <w:t xml:space="preserve">    Sort(CopilotDailyMetrics, MetricDate, Ascending),</w:t>
-      </w:r>
-      <w:r>
-        <w:br/>
-      </w:r>
-      <w:r>
-        <w:rPr>
-          <w:rStyle w:val="VerbatimChar"/>
-        </w:rPr>
-        <w:t xml:space="preserve">    MetricDate &gt;= DateAdd(Today(), If(Dropdown1.Selected.Value = "Last 7 days", -7,</w:t>
-      </w:r>
-      <w:r>
-        <w:br/>
-      </w:r>
-      <w:r>
-        <w:rPr>
-          <w:rStyle w:val="VerbatimChar"/>
-        </w:rPr>
-        <w:t xml:space="preserve">                                      If(Dropdown1.Selected.Value = "Last 30 days", -30,</w:t>
-      </w:r>
-      <w:r>
-        <w:br/>
-      </w:r>
-      <w:r>
-        <w:rPr>
-          <w:rStyle w:val="VerbatimChar"/>
-        </w:rPr>
-        <w:t xml:space="preserve">                                         If(Dropdown1.Selected.Value = "Last 90 days", -90, -3650))), Days)</w:t>
-      </w:r>
-      <w:r>
-        <w:br/>
-      </w:r>
-      <w:r>
-        <w:rPr>
-          <w:rStyle w:val="VerbatimChar"/>
-        </w:rPr>
-        <w:t xml:space="preserve">)</w:t>
-      </w:r>
-    </w:p>
-    <w:bookmarkEnd w:id="32"/>
-    <w:bookmarkStart w:id="33" w:name="build-screen-2-app-usage"/>
-    <w:p>
-      <w:pPr>
-        <w:pStyle w:val="Heading2"/>
-      </w:pPr>
-      <w:r>
-        <w:t xml:space="preserve">10.4 Build Screen 2 — App Usage</w:t>
-      </w:r>
-    </w:p>
-    <w:tbl>
-      <w:tblPr>
-        <w:tblStyle w:val="Table"/>
-        <w:tblW w:type="pct" w:w="5000"/>
-        <w:tblLayout w:type="fixed"/>
-        <w:tblLook w:firstRow="1" w:lastRow="0" w:firstColumn="0" w:lastColumn="0" w:noHBand="0" w:noVBand="0" w:val="0020"/>
-      </w:tblPr>
-      <w:tblGrid>
-        <w:gridCol w:w="2376"/>
-        <w:gridCol w:w="1584"/>
-        <w:gridCol w:w="3960"/>
-      </w:tblGrid>
-      <w:tr>
-        <w:trPr>
-          <w:tblHeader w:val="on"/>
-        </w:trPr>
-        <w:tc>
-          <w:tcPr/>
-          <w:p>
-            <w:pPr>
-              <w:pStyle w:val="Compact"/>
-            </w:pPr>
-            <w:r>
-              <w:t xml:space="preserve">Control</w:t>
-            </w:r>
-          </w:p>
-        </w:tc>
-        <w:tc>
-          <w:tcPr/>
-          <w:p>
-            <w:pPr>
-              <w:pStyle w:val="Compact"/>
-            </w:pPr>
-            <w:r>
-              <w:t xml:space="preserve">Type</w:t>
-            </w:r>
-          </w:p>
-        </w:tc>
-        <w:tc>
-          <w:tcPr/>
-          <w:p>
-            <w:pPr>
-              <w:pStyle w:val="Compact"/>
-            </w:pPr>
-            <w:r>
-              <w:t xml:space="preserve">Configuration</w:t>
-            </w:r>
-          </w:p>
-        </w:tc>
-      </w:tr>
-      <w:tr>
-        <w:tc>
-          <w:tcPr/>
-          <w:p>
-            <w:pPr>
-              <w:pStyle w:val="Compact"/>
-            </w:pPr>
-            <w:r>
-              <w:t xml:space="preserve">Interactions by App</w:t>
-            </w:r>
-          </w:p>
-        </w:tc>
-        <w:tc>
-          <w:tcPr/>
-          <w:p>
-            <w:pPr>
-              <w:pStyle w:val="Compact"/>
-            </w:pPr>
-            <w:r>
-              <w:t xml:space="preserve">Bar chart</w:t>
-            </w:r>
-          </w:p>
-        </w:tc>
-        <w:tc>
-          <w:tcPr/>
-          <w:p>
-            <w:pPr>
-              <w:pStyle w:val="Compact"/>
-            </w:pPr>
-            <w:r>
-              <w:t xml:space="preserve">Items:</w:t>
-            </w:r>
-            <w:r>
-              <w:t xml:space="preserve"> </w:t>
-            </w:r>
-            <w:r>
-              <w:rPr>
-                <w:rStyle w:val="VerbatimChar"/>
-              </w:rPr>
-              <w:t xml:space="preserve">AddColumns(GroupBy(CopilotAppMetrics,"AppHost","rows"),"Total",Sum(rows,Interactions))</w:t>
-            </w:r>
-            <w:r>
-              <w:t xml:space="preserve"> </w:t>
-            </w:r>
-            <w:r>
-              <w:t xml:space="preserve">· Series:</w:t>
-            </w:r>
-            <w:r>
-              <w:t xml:space="preserve"> </w:t>
-            </w:r>
-            <w:r>
-              <w:rPr>
-                <w:rStyle w:val="VerbatimChar"/>
-              </w:rPr>
-              <w:t xml:space="preserve">"Total"</w:t>
-            </w:r>
-            <w:r>
-              <w:t xml:space="preserve"> </w:t>
-            </w:r>
-            <w:r>
-              <w:t xml:space="preserve">· Labels:</w:t>
-            </w:r>
-            <w:r>
-              <w:t xml:space="preserve"> </w:t>
-            </w:r>
-            <w:r>
-              <w:rPr>
-                <w:rStyle w:val="VerbatimChar"/>
-              </w:rPr>
-              <w:t xml:space="preserve">"AppHost"</w:t>
-            </w:r>
-          </w:p>
-        </w:tc>
-      </w:tr>
-      <w:tr>
-        <w:tc>
-          <w:tcPr/>
-          <w:p>
-            <w:pPr>
-              <w:pStyle w:val="Compact"/>
-            </w:pPr>
-            <w:r>
-              <w:t xml:space="preserve">Users by App</w:t>
-            </w:r>
-          </w:p>
-        </w:tc>
-        <w:tc>
-          <w:tcPr/>
-          <w:p>
-            <w:pPr>
-              <w:pStyle w:val="Compact"/>
-            </w:pPr>
-            <w:r>
-              <w:t xml:space="preserve">Donut chart</w:t>
-            </w:r>
-          </w:p>
-        </w:tc>
-        <w:tc>
-          <w:tcPr/>
-          <w:p>
-            <w:pPr>
-              <w:pStyle w:val="Compact"/>
-            </w:pPr>
-            <w:r>
-              <w:t xml:space="preserve">Same Items · Series:</w:t>
-            </w:r>
-            <w:r>
-              <w:t xml:space="preserve"> </w:t>
-            </w:r>
-            <w:r>
-              <w:rPr>
-                <w:rStyle w:val="VerbatimChar"/>
-              </w:rPr>
-              <w:t xml:space="preserve">"Total"</w:t>
-            </w:r>
-            <w:r>
-              <w:t xml:space="preserve"> </w:t>
-            </w:r>
-            <w:r>
-              <w:t xml:space="preserve">(using Users column)</w:t>
-            </w:r>
-          </w:p>
-        </w:tc>
-      </w:tr>
-    </w:tbl>
-    <w:bookmarkEnd w:id="33"/>
-    <w:bookmarkStart w:id="34" w:name="build-screen-3-weekly-summary"/>
-    <w:p>
-      <w:pPr>
-        <w:pStyle w:val="Heading2"/>
-      </w:pPr>
-      <w:r>
-        <w:t xml:space="preserve">10.5 Build Screen 3 — Weekly Summary</w:t>
-      </w:r>
-    </w:p>
-    <w:tbl>
-      <w:tblPr>
-        <w:tblStyle w:val="Table"/>
-        <w:tblW w:type="pct" w:w="5000"/>
-        <w:tblLayout w:type="fixed"/>
-        <w:tblLook w:firstRow="1" w:lastRow="0" w:firstColumn="0" w:lastColumn="0" w:noHBand="0" w:noVBand="0" w:val="0020"/>
-      </w:tblPr>
-      <w:tblGrid>
-        <w:gridCol w:w="2376"/>
-        <w:gridCol w:w="1584"/>
-        <w:gridCol w:w="3960"/>
-      </w:tblGrid>
-      <w:tr>
-        <w:trPr>
-          <w:tblHeader w:val="on"/>
-        </w:trPr>
-        <w:tc>
-          <w:tcPr/>
-          <w:p>
-            <w:pPr>
-              <w:pStyle w:val="Compact"/>
-            </w:pPr>
-            <w:r>
-              <w:t xml:space="preserve">Control</w:t>
-            </w:r>
-          </w:p>
-        </w:tc>
-        <w:tc>
-          <w:tcPr/>
-          <w:p>
-            <w:pPr>
-              <w:pStyle w:val="Compact"/>
-            </w:pPr>
-            <w:r>
-              <w:t xml:space="preserve">Type</w:t>
-            </w:r>
-          </w:p>
-        </w:tc>
-        <w:tc>
-          <w:tcPr/>
-          <w:p>
-            <w:pPr>
-              <w:pStyle w:val="Compact"/>
-            </w:pPr>
-            <w:r>
-              <w:t xml:space="preserve">Configuration</w:t>
-            </w:r>
-          </w:p>
-        </w:tc>
-      </w:tr>
-      <w:tr>
-        <w:tc>
-          <w:tcPr/>
-          <w:p>
-            <w:pPr>
-              <w:pStyle w:val="Compact"/>
-            </w:pPr>
-            <w:r>
-              <w:t xml:space="preserve">Weekly metrics table</w:t>
-            </w:r>
-          </w:p>
-        </w:tc>
-        <w:tc>
-          <w:tcPr/>
-          <w:p>
-            <w:pPr>
-              <w:pStyle w:val="Compact"/>
-            </w:pPr>
-            <w:r>
-              <w:t xml:space="preserve">Gallery</w:t>
-            </w:r>
-          </w:p>
-        </w:tc>
-        <w:tc>
-          <w:tcPr/>
-          <w:p>
-            <w:pPr>
-              <w:pStyle w:val="Compact"/>
-            </w:pPr>
-            <w:r>
-              <w:t xml:space="preserve">Items:</w:t>
-            </w:r>
-            <w:r>
-              <w:t xml:space="preserve"> </w:t>
-            </w:r>
-            <w:r>
-              <w:rPr>
-                <w:rStyle w:val="VerbatimChar"/>
-              </w:rPr>
-              <w:t xml:space="preserve">Sort(CopilotWeeklyMetrics, WeekStart, Descending)</w:t>
-            </w:r>
-          </w:p>
-        </w:tc>
-      </w:tr>
-      <w:tr>
-        <w:tc>
-          <w:tcPr/>
-          <w:p>
-            <w:pPr>
-              <w:pStyle w:val="Compact"/>
-            </w:pPr>
-            <w:r>
-              <w:t xml:space="preserve">Apps used this week</w:t>
-            </w:r>
-          </w:p>
-        </w:tc>
-        <w:tc>
-          <w:tcPr/>
-          <w:p>
-            <w:pPr>
-              <w:pStyle w:val="Compact"/>
-            </w:pPr>
-            <w:r>
-              <w:t xml:space="preserve">Label</w:t>
-            </w:r>
-          </w:p>
-        </w:tc>
-        <w:tc>
-          <w:tcPr/>
-          <w:p>
-            <w:pPr>
-              <w:pStyle w:val="Compact"/>
-            </w:pPr>
-            <w:r>
-              <w:t xml:space="preserve">Text:</w:t>
-            </w:r>
-            <w:r>
-              <w:t xml:space="preserve"> </w:t>
-            </w:r>
-            <w:r>
-              <w:rPr>
-                <w:rStyle w:val="VerbatimChar"/>
-              </w:rPr>
-              <w:t xml:space="preserve">First(Sort(CopilotWeeklyMetrics, WeekStart, Descending)).AppsUsed</w:t>
-            </w:r>
-          </w:p>
-        </w:tc>
-      </w:tr>
-      <w:tr>
-        <w:tc>
-          <w:tcPr/>
-          <w:p>
-            <w:pPr>
-              <w:pStyle w:val="Compact"/>
-            </w:pPr>
-            <w:r>
-              <w:t xml:space="preserve">Weekly app breakdown</w:t>
-            </w:r>
-          </w:p>
-        </w:tc>
-        <w:tc>
-          <w:tcPr/>
-          <w:p>
-            <w:pPr>
-              <w:pStyle w:val="Compact"/>
-            </w:pPr>
-            <w:r>
-              <w:t xml:space="preserve">Bar chart</w:t>
-            </w:r>
-          </w:p>
-        </w:tc>
-        <w:tc>
-          <w:tcPr/>
-          <w:p>
-            <w:pPr>
-              <w:pStyle w:val="Compact"/>
-            </w:pPr>
-            <w:r>
-              <w:t xml:space="preserve">Items:</w:t>
-            </w:r>
-            <w:r>
-              <w:t xml:space="preserve"> </w:t>
-            </w:r>
-            <w:r>
-              <w:rPr>
-                <w:rStyle w:val="VerbatimChar"/>
-              </w:rPr>
-              <w:t xml:space="preserve">Filter(CopilotWeeklyAppMetrics, WeekStart = First(Sort(CopilotWeeklyMetrics, WeekStart, Descending)).WeekStart)</w:t>
-            </w:r>
-          </w:p>
-        </w:tc>
-      </w:tr>
-    </w:tbl>
-    <w:bookmarkEnd w:id="34"/>
-    <w:bookmarkStart w:id="35" w:name="publish-and-embed"/>
-    <w:p>
-      <w:pPr>
-        <w:pStyle w:val="Heading2"/>
-      </w:pPr>
-      <w:r>
-        <w:t xml:space="preserve">10.6 Publish and embed</w:t>
-      </w:r>
-    </w:p>
-    <w:p>
-      <w:pPr>
-        <w:pStyle w:val="Compact"/>
-        <w:numPr>
-          <w:ilvl w:val="0"/>
-          <w:numId w:val="1016"/>
-        </w:numPr>
-      </w:pPr>
-      <w:r>
-        <w:t xml:space="preserve">Power Apps Studio →</w:t>
-      </w:r>
-      <w:r>
-        <w:t xml:space="preserve"> </w:t>
-      </w:r>
-      <w:r>
-        <w:rPr>
-          <w:b/>
-          <w:bCs/>
-        </w:rPr>
-        <w:t xml:space="preserve">File → Save → Publish</w:t>
-      </w:r>
-    </w:p>
-    <w:p>
-      <w:pPr>
-        <w:pStyle w:val="Compact"/>
-        <w:numPr>
-          <w:ilvl w:val="0"/>
-          <w:numId w:val="1016"/>
-        </w:numPr>
-      </w:pPr>
-      <w:r>
-        <w:t xml:space="preserve">SharePoint site → edit the page →</w:t>
-      </w:r>
-      <w:r>
-        <w:t xml:space="preserve"> </w:t>
-      </w:r>
-      <w:r>
-        <w:rPr>
-          <w:b/>
-          <w:bCs/>
-        </w:rPr>
-        <w:t xml:space="preserve">+ → Power Apps</w:t>
-      </w:r>
-      <w:r>
-        <w:t xml:space="preserve"> </w:t>
-      </w:r>
-      <w:r>
-        <w:t xml:space="preserve">web part</w:t>
-      </w:r>
-    </w:p>
-    <w:p>
-      <w:pPr>
-        <w:pStyle w:val="Compact"/>
-        <w:numPr>
-          <w:ilvl w:val="0"/>
-          <w:numId w:val="1016"/>
-        </w:numPr>
-      </w:pPr>
-      <w:r>
-        <w:t xml:space="preserve">Select your app → resize to full width →</w:t>
-      </w:r>
-      <w:r>
-        <w:t xml:space="preserve"> </w:t>
-      </w:r>
-      <w:r>
-        <w:rPr>
-          <w:b/>
-          <w:bCs/>
-        </w:rPr>
-        <w:t xml:space="preserve">Republish page</w:t>
-      </w:r>
-    </w:p>
-    <w:p>
-      <w:r>
-        <w:pict>
-          <v:rect style="width:0;height:1.5pt" o:hralign="center" o:hrstd="t" o:hr="t"/>
-        </w:pict>
-      </w:r>
-    </w:p>
-    <w:bookmarkEnd w:id="35"/>
-    <w:bookmarkEnd w:id="36"/>
-    <w:bookmarkStart w:id="37" w:name="X56ae9fe61e87d4bb413e8ed567547719da3be53"/>
-    <w:p>
-      <w:pPr>
-        <w:pStyle w:val="Heading1"/>
-      </w:pPr>
-      <w:r>
-        <w:t xml:space="preserve">Step 11: Import the Azure Monitor Workbook (Optional)</w:t>
-      </w:r>
-    </w:p>
-    <w:p>
-      <w:pPr>
-        <w:pStyle w:val="FirstParagraph"/>
-      </w:pPr>
-      <w:r>
-        <w:t xml:space="preserve">For near-real-time reporting directly from Log Analytics:</w:t>
-      </w:r>
-    </w:p>
-    <w:p>
-      <w:pPr>
-        <w:pStyle w:val="Compact"/>
-        <w:numPr>
-          <w:ilvl w:val="0"/>
-          <w:numId w:val="1017"/>
-        </w:numPr>
-      </w:pPr>
-      <w:r>
-        <w:t xml:space="preserve">Portal →</w:t>
-      </w:r>
-      <w:r>
-        <w:t xml:space="preserve"> </w:t>
-      </w:r>
-      <w:r>
-        <w:rPr>
-          <w:b/>
-          <w:bCs/>
-        </w:rPr>
-        <w:t xml:space="preserve">Azure Monitor → Workbooks → + New → Edit</w:t>
-      </w:r>
-    </w:p>
-    <w:p>
-      <w:pPr>
-        <w:pStyle w:val="Compact"/>
-        <w:numPr>
-          <w:ilvl w:val="0"/>
-          <w:numId w:val="1017"/>
-        </w:numPr>
-      </w:pPr>
-      <w:r>
-        <w:t xml:space="preserve">Click</w:t>
-      </w:r>
-      <w:r>
-        <w:t xml:space="preserve"> </w:t>
-      </w:r>
-      <w:r>
-        <w:rPr>
-          <w:rStyle w:val="VerbatimChar"/>
-          <w:b/>
-          <w:bCs/>
-        </w:rPr>
-        <w:t xml:space="preserve">&lt;/&gt;</w:t>
-      </w:r>
-      <w:r>
-        <w:rPr>
-          <w:b/>
-          <w:bCs/>
-        </w:rPr>
-        <w:t xml:space="preserve"> </w:t>
-      </w:r>
-      <w:r>
-        <w:rPr>
-          <w:b/>
-          <w:bCs/>
-        </w:rPr>
-        <w:t xml:space="preserve">Advanced Editor</w:t>
-      </w:r>
-    </w:p>
-    <w:p>
-      <w:pPr>
-        <w:pStyle w:val="Compact"/>
-        <w:numPr>
-          <w:ilvl w:val="0"/>
-          <w:numId w:val="1017"/>
-        </w:numPr>
-      </w:pPr>
-      <w:r>
-        <w:t xml:space="preserve">Paste contents of</w:t>
-      </w:r>
-      <w:r>
-        <w:t xml:space="preserve"> </w:t>
-      </w:r>
-      <w:r>
-        <w:rPr>
-          <w:rStyle w:val="VerbatimChar"/>
-        </w:rPr>
-        <w:t xml:space="preserve">workbook/copilot-adoption-workbook.json</w:t>
-      </w:r>
-    </w:p>
-    <w:p>
-      <w:pPr>
-        <w:pStyle w:val="Compact"/>
-        <w:numPr>
-          <w:ilvl w:val="0"/>
-          <w:numId w:val="1017"/>
-        </w:numPr>
-      </w:pPr>
-      <w:r>
-        <w:t xml:space="preserve">Click</w:t>
-      </w:r>
-      <w:r>
-        <w:t xml:space="preserve"> </w:t>
-      </w:r>
-      <w:r>
-        <w:rPr>
-          <w:b/>
-          <w:bCs/>
-        </w:rPr>
-        <w:t xml:space="preserve">Apply</w:t>
-      </w:r>
-      <w:r>
-        <w:t xml:space="preserve"> </w:t>
-      </w:r>
-      <w:r>
-        <w:t xml:space="preserve">→</w:t>
-      </w:r>
-      <w:r>
-        <w:t xml:space="preserve"> </w:t>
-      </w:r>
-      <w:r>
-        <w:rPr>
-          <w:b/>
-          <w:bCs/>
-        </w:rPr>
-        <w:t xml:space="preserve">Save</w:t>
-      </w:r>
-      <w:r>
-        <w:t xml:space="preserve"> </w:t>
-      </w:r>
-      <w:r>
-        <w:t xml:space="preserve">→ name it</w:t>
-      </w:r>
-      <w:r>
-        <w:t xml:space="preserve"> </w:t>
-      </w:r>
-      <w:r>
-        <w:t xml:space="preserve">“Copilot Adoption Dashboard”</w:t>
-      </w:r>
-      <w:r>
-        <w:t xml:space="preserve"> </w:t>
-      </w:r>
-      <w:r>
-        <w:t xml:space="preserve">under Shared reports</w:t>
-      </w:r>
-    </w:p>
-    <w:p>
-      <w:pPr>
-        <w:pStyle w:val="Compact"/>
-        <w:numPr>
-          <w:ilvl w:val="0"/>
-          <w:numId w:val="1017"/>
-        </w:numPr>
-      </w:pPr>
-      <w:r>
-        <w:t xml:space="preserve">Set auto-refresh to 5 minutes</w:t>
-      </w:r>
-    </w:p>
-    <w:p>
-      <w:pPr>
-        <w:pStyle w:val="FirstParagraph"/>
-      </w:pPr>
-      <w:r>
-        <w:t xml:space="preserve">The workbook provides: Daily/Weekly Active Users, Adoption by App, Cumulative Users, Top 25 Power Users, Engagement Distribution, and Activity by Hour.</w:t>
-      </w:r>
-    </w:p>
-    <w:p>
-      <w:r>
-        <w:pict>
-          <v:rect style="width:0;height:1.5pt" o:hralign="center" o:hrstd="t" o:hr="t"/>
-        </w:pict>
-      </w:r>
-    </w:p>
-    <w:bookmarkEnd w:id="37"/>
-    <w:bookmarkStart w:id="43" w:name="troubleshooting"/>
-    <w:p>
-      <w:pPr>
-        <w:pStyle w:val="Heading1"/>
-      </w:pPr>
-      <w:r>
-        <w:t xml:space="preserve">Troubleshooting</w:t>
-      </w:r>
-    </w:p>
-    <w:bookmarkStart w:id="38" w:name="pullcopilotaudit-fails-with-af20055"/>
-    <w:p>
-      <w:pPr>
-        <w:pStyle w:val="Heading2"/>
-      </w:pPr>
-      <w:r>
-        <w:t xml:space="preserve">PullCopilotAudit fails with AF20055</w:t>
-      </w:r>
-    </w:p>
-    <w:p>
-      <w:pPr>
-        <w:pStyle w:val="FirstParagraph"/>
-      </w:pPr>
-      <w:r>
-        <w:t xml:space="preserve">The saved state timestamp is older than 24 hours. The Office 365 Management API rejects windows &gt; 24 h. The code automatically caps the start time at 23 hours ago — this will self-heal on the next run. If it persists, delete</w:t>
-      </w:r>
-      <w:r>
-        <w:t xml:space="preserve"> </w:t>
-      </w:r>
-      <w:r>
-        <w:rPr>
-          <w:rStyle w:val="VerbatimChar"/>
-        </w:rPr>
-        <w:t xml:space="preserve">_state/lastProcessed.txt</w:t>
-      </w:r>
-      <w:r>
-        <w:t xml:space="preserve"> </w:t>
-      </w:r>
-      <w:r>
-        <w:t xml:space="preserve">from the</w:t>
-      </w:r>
-      <w:r>
-        <w:t xml:space="preserve"> </w:t>
-      </w:r>
-      <w:r>
-        <w:rPr>
-          <w:rStyle w:val="VerbatimChar"/>
-        </w:rPr>
-        <w:t xml:space="preserve">copilot-logs</w:t>
-      </w:r>
-      <w:r>
-        <w:t xml:space="preserve"> </w:t>
-      </w:r>
-      <w:r>
-        <w:t xml:space="preserve">container.</w:t>
-      </w:r>
-    </w:p>
-    <w:bookmarkEnd w:id="38"/>
-    <w:bookmarkStart w:id="39" w:name="exportadoptionmetrics-finds-no-events"/>
-    <w:p>
-      <w:pPr>
-        <w:pStyle w:val="Heading2"/>
-      </w:pPr>
-      <w:r>
-        <w:t xml:space="preserve">ExportAdoptionMetrics finds no events</w:t>
-      </w:r>
-    </w:p>
-    <w:p>
-      <w:pPr>
-        <w:pStyle w:val="FirstParagraph"/>
-      </w:pPr>
-      <w:r>
-        <w:t xml:space="preserve">Check that</w:t>
-      </w:r>
-      <w:r>
-        <w:t xml:space="preserve"> </w:t>
-      </w:r>
-      <w:r>
-        <w:rPr>
-          <w:rStyle w:val="VerbatimChar"/>
-        </w:rPr>
-        <w:t xml:space="preserve">PullCopilotAudit</w:t>
-      </w:r>
-      <w:r>
-        <w:t xml:space="preserve"> </w:t>
-      </w:r>
-      <w:r>
-        <w:t xml:space="preserve">has run successfully and that blobs exist in the</w:t>
-      </w:r>
-      <w:r>
-        <w:t xml:space="preserve"> </w:t>
-      </w:r>
-      <w:r>
-        <w:rPr>
-          <w:rStyle w:val="VerbatimChar"/>
-        </w:rPr>
-        <w:t xml:space="preserve">copilot-logs</w:t>
-      </w:r>
-      <w:r>
-        <w:t xml:space="preserve"> </w:t>
-      </w:r>
-      <w:r>
-        <w:t xml:space="preserve">container with date-folder paths matching the lookback window (e.g. </w:t>
-      </w:r>
-      <w:r>
-        <w:rPr>
-          <w:rStyle w:val="VerbatimChar"/>
-        </w:rPr>
-        <w:t xml:space="preserve">2026/08/14/</w:t>
-      </w:r>
-      <w:r>
-        <w:t xml:space="preserve">).</w:t>
-      </w:r>
-    </w:p>
-    <w:bookmarkEnd w:id="39"/>
-    <w:bookmarkStart w:id="40" w:name="Xb9fceb2f76812e38e20d82a387aa5c88f6ccb7e"/>
-    <w:p>
-      <w:pPr>
-        <w:pStyle w:val="Heading2"/>
-      </w:pPr>
-      <w:r>
-        <w:t xml:space="preserve">Deployment times out on SCM environment settings</w:t>
-      </w:r>
-    </w:p>
-    <w:p>
-      <w:pPr>
-        <w:pStyle w:val="FirstParagraph"/>
-      </w:pPr>
-      <w:r>
-        <w:t xml:space="preserve">The Function App has private endpoints — the SCM (Kudu) endpoint is not accessible from the public internet. Use the temporary public access approach in Step 4.</w:t>
-      </w:r>
-    </w:p>
-    <w:bookmarkEnd w:id="40"/>
-    <w:bookmarkStart w:id="41" w:name="sharepoint-list-not-found-404"/>
-    <w:p>
-      <w:pPr>
-        <w:pStyle w:val="Heading2"/>
-      </w:pPr>
-      <w:r>
-        <w:t xml:space="preserve">SharePoint list not found (404)</w:t>
-      </w:r>
-    </w:p>
-    <w:p>
-      <w:pPr>
-        <w:pStyle w:val="FirstParagraph"/>
-      </w:pPr>
-      <w:r>
-        <w:t xml:space="preserve">Verify the list names in the Environment variables match the exact display names of the lists, including case. The</w:t>
-      </w:r>
-      <w:r>
-        <w:t xml:space="preserve"> </w:t>
-      </w:r>
-      <w:r>
-        <w:rPr>
-          <w:rStyle w:val="VerbatimChar"/>
-        </w:rPr>
-        <w:t xml:space="preserve">getbytitle()</w:t>
-      </w:r>
-      <w:r>
-        <w:t xml:space="preserve"> </w:t>
-      </w:r>
-      <w:r>
-        <w:t xml:space="preserve">API call is case-insensitive but must match the list title exactly.</w:t>
-      </w:r>
-    </w:p>
-    <w:bookmarkEnd w:id="41"/>
-    <w:bookmarkStart w:id="42" w:name="Xb48e07ce2b259bfd99159a560c827997dfe2324"/>
-    <w:p>
-      <w:pPr>
-        <w:pStyle w:val="Heading2"/>
-      </w:pPr>
-      <w:r>
-        <w:t xml:space="preserve">ActivityFeed.Read already exists (Post-Deploy script)</w:t>
-      </w:r>
-    </w:p>
-    <w:p>
-      <w:pPr>
-        <w:pStyle w:val="FirstParagraph"/>
-      </w:pPr>
-      <w:r>
-        <w:t xml:space="preserve">This is expected if re-running the script. The permission was already granted in a previous run and is silently skipped.</w:t>
-      </w:r>
-    </w:p>
-    <w:p>
-      <w:r>
-        <w:pict>
-          <v:rect style="width:0;height:1.5pt" o:hralign="center" o:hrstd="t" o:hr="t"/>
-        </w:pict>
-      </w:r>
-    </w:p>
-    <w:bookmarkEnd w:id="42"/>
-    <w:bookmarkEnd w:id="43"/>
-    <w:bookmarkStart w:id="44" w:name="appendix-environment-variable-reference"/>
-    <w:p>
-      <w:pPr>
-        <w:pStyle w:val="Heading1"/>
-      </w:pPr>
-      <w:r>
-        <w:t xml:space="preserve">Appendix: Environment Variable Reference</w:t>
-      </w:r>
-    </w:p>
-    <w:tbl>
-      <w:tblPr>
-        <w:tblStyle w:val="Table"/>
-        <w:tblW w:type="pct" w:w="5000"/>
-        <w:tblLayout w:type="fixed"/>
-        <w:tblLook w:firstRow="1" w:lastRow="0" w:firstColumn="0" w:lastColumn="0" w:noHBand="0" w:noVBand="0" w:val="0020"/>
-      </w:tblPr>
-      <w:tblGrid>
-        <w:gridCol w:w="2475"/>
-        <w:gridCol w:w="2227"/>
-        <w:gridCol w:w="3217"/>
-      </w:tblGrid>
-      <w:tr>
-        <w:trPr>
-          <w:tblHeader w:val="on"/>
-        </w:trPr>
-        <w:tc>
-          <w:tcPr/>
-          <w:p>
-            <w:pPr>
-              <w:pStyle w:val="Compact"/>
-            </w:pPr>
-            <w:r>
               <w:t xml:space="preserve">Variable</w:t>
             </w:r>
           </w:p>
@@ -5400,6 +4364,17 @@
             </w:pPr>
             <w:r>
               <w:t xml:space="preserve">Default</w:t>
+            </w:r>
+          </w:p>
+        </w:tc>
+        <w:tc>
+          <w:tcPr/>
+          <w:p>
+            <w:pPr>
+              <w:pStyle w:val="Compact"/>
+            </w:pPr>
+            <w:r>
+              <w:t xml:space="preserve">Required for</w:t>
             </w:r>
           </w:p>
         </w:tc>
@@ -5448,6 +4423,17 @@
               <w:pStyle w:val="Compact"/>
             </w:pPr>
             <w:r>
+              <w:t xml:space="preserve">Both</w:t>
+            </w:r>
+          </w:p>
+        </w:tc>
+        <w:tc>
+          <w:tcPr/>
+          <w:p>
+            <w:pPr>
+              <w:pStyle w:val="Compact"/>
+            </w:pPr>
+            <w:r>
               <w:t xml:space="preserve">Your Entra tenant GUID</w:t>
             </w:r>
           </w:p>
@@ -5486,6 +4472,17 @@
               <w:pStyle w:val="Compact"/>
             </w:pPr>
             <w:r>
+              <w:t xml:space="preserve">Both</w:t>
+            </w:r>
+          </w:p>
+        </w:tc>
+        <w:tc>
+          <w:tcPr/>
+          <w:p>
+            <w:pPr>
+              <w:pStyle w:val="Compact"/>
+            </w:pPr>
+            <w:r>
               <w:t xml:space="preserve">Audit ADLS Gen2 account name</w:t>
             </w:r>
           </w:p>
@@ -5527,6 +4524,17 @@
               <w:pStyle w:val="Compact"/>
             </w:pPr>
             <w:r>
+              <w:t xml:space="preserve">Both</w:t>
+            </w:r>
+          </w:p>
+        </w:tc>
+        <w:tc>
+          <w:tcPr/>
+          <w:p>
+            <w:pPr>
+              <w:pStyle w:val="Compact"/>
+            </w:pPr>
+            <w:r>
               <w:t xml:space="preserve">Blob container for audit events</w:t>
             </w:r>
           </w:p>
@@ -5568,6 +4576,17 @@
               <w:pStyle w:val="Compact"/>
             </w:pPr>
             <w:r>
+              <w:t xml:space="preserve">Both</w:t>
+            </w:r>
+          </w:p>
+        </w:tc>
+        <w:tc>
+          <w:tcPr/>
+          <w:p>
+            <w:pPr>
+              <w:pStyle w:val="Compact"/>
+            </w:pPr>
+            <w:r>
               <w:t xml:space="preserve">Fallback window when no state exists</w:t>
             </w:r>
           </w:p>
@@ -5609,6 +4628,17 @@
               <w:pStyle w:val="Compact"/>
             </w:pPr>
             <w:r>
+              <w:t xml:space="preserve">Both</w:t>
+            </w:r>
+          </w:p>
+        </w:tc>
+        <w:tc>
+          <w:tcPr/>
+          <w:p>
+            <w:pPr>
+              <w:pStyle w:val="Compact"/>
+            </w:pPr>
+            <w:r>
               <w:rPr>
                 <w:rStyle w:val="VerbatimChar"/>
               </w:rPr>
@@ -5664,29 +4694,40 @@
               <w:rPr>
                 <w:rStyle w:val="VerbatimChar"/>
               </w:rPr>
-              <w:t xml:space="preserve">MGMT_API_BASE</w:t>
-            </w:r>
-          </w:p>
-        </w:tc>
-        <w:tc>
-          <w:tcPr/>
-          <w:p>
-            <w:pPr>
-              <w:pStyle w:val="Compact"/>
-            </w:pPr>
-            <w:r>
-              <w:t xml:space="preserve">(auto)</w:t>
-            </w:r>
-          </w:p>
-        </w:tc>
-        <w:tc>
-          <w:tcPr/>
-          <w:p>
-            <w:pPr>
-              <w:pStyle w:val="Compact"/>
-            </w:pPr>
-            <w:r>
-              <w:t xml:space="preserve">Office 365 Management API base URL</w:t>
+              <w:t xml:space="preserve">DCE_INGESTION_URI</w:t>
+            </w:r>
+          </w:p>
+        </w:tc>
+        <w:tc>
+          <w:tcPr/>
+          <w:p>
+            <w:pPr>
+              <w:pStyle w:val="Compact"/>
+            </w:pPr>
+            <w:r>
+              <w:t xml:space="preserve">(from deployment)</w:t>
+            </w:r>
+          </w:p>
+        </w:tc>
+        <w:tc>
+          <w:tcPr/>
+          <w:p>
+            <w:pPr>
+              <w:pStyle w:val="Compact"/>
+            </w:pPr>
+            <w:r>
+              <w:t xml:space="preserve">Full only</w:t>
+            </w:r>
+          </w:p>
+        </w:tc>
+        <w:tc>
+          <w:tcPr/>
+          <w:p>
+            <w:pPr>
+              <w:pStyle w:val="Compact"/>
+            </w:pPr>
+            <w:r>
+              <w:t xml:space="preserve">Data Collection Endpoint ingestion URL</w:t>
             </w:r>
           </w:p>
         </w:tc>
@@ -5702,29 +4743,40 @@
               <w:rPr>
                 <w:rStyle w:val="VerbatimChar"/>
               </w:rPr>
-              <w:t xml:space="preserve">STORAGE_AUDIENCE</w:t>
-            </w:r>
-          </w:p>
-        </w:tc>
-        <w:tc>
-          <w:tcPr/>
-          <w:p>
-            <w:pPr>
-              <w:pStyle w:val="Compact"/>
-            </w:pPr>
-            <w:r>
-              <w:t xml:space="preserve">(auto)</w:t>
-            </w:r>
-          </w:p>
-        </w:tc>
-        <w:tc>
-          <w:tcPr/>
-          <w:p>
-            <w:pPr>
-              <w:pStyle w:val="Compact"/>
-            </w:pPr>
-            <w:r>
-              <w:t xml:space="preserve">Storage OAuth audience</w:t>
+              <w:t xml:space="preserve">DCR_IMMUTABLE_ID</w:t>
+            </w:r>
+          </w:p>
+        </w:tc>
+        <w:tc>
+          <w:tcPr/>
+          <w:p>
+            <w:pPr>
+              <w:pStyle w:val="Compact"/>
+            </w:pPr>
+            <w:r>
+              <w:t xml:space="preserve">(from deployment)</w:t>
+            </w:r>
+          </w:p>
+        </w:tc>
+        <w:tc>
+          <w:tcPr/>
+          <w:p>
+            <w:pPr>
+              <w:pStyle w:val="Compact"/>
+            </w:pPr>
+            <w:r>
+              <w:t xml:space="preserve">Full only</w:t>
+            </w:r>
+          </w:p>
+        </w:tc>
+        <w:tc>
+          <w:tcPr/>
+          <w:p>
+            <w:pPr>
+              <w:pStyle w:val="Compact"/>
+            </w:pPr>
+            <w:r>
+              <w:t xml:space="preserve">Data Collection Rule ID</w:t>
             </w:r>
           </w:p>
         </w:tc>
@@ -5740,29 +4792,89 @@
               <w:rPr>
                 <w:rStyle w:val="VerbatimChar"/>
               </w:rPr>
-              <w:t xml:space="preserve">STORAGE_SUFFIX</w:t>
-            </w:r>
-          </w:p>
-        </w:tc>
-        <w:tc>
-          <w:tcPr/>
-          <w:p>
-            <w:pPr>
-              <w:pStyle w:val="Compact"/>
-            </w:pPr>
-            <w:r>
-              <w:t xml:space="preserve">(auto)</w:t>
-            </w:r>
-          </w:p>
-        </w:tc>
-        <w:tc>
-          <w:tcPr/>
-          <w:p>
-            <w:pPr>
-              <w:pStyle w:val="Compact"/>
-            </w:pPr>
-            <w:r>
-              <w:t xml:space="preserve">Storage endpoint suffix</w:t>
+              <w:t xml:space="preserve">STREAM_NAME</w:t>
+            </w:r>
+          </w:p>
+        </w:tc>
+        <w:tc>
+          <w:tcPr/>
+          <w:p>
+            <w:pPr>
+              <w:pStyle w:val="Compact"/>
+            </w:pPr>
+            <w:r>
+              <w:t xml:space="preserve">(from deployment)</w:t>
+            </w:r>
+          </w:p>
+        </w:tc>
+        <w:tc>
+          <w:tcPr/>
+          <w:p>
+            <w:pPr>
+              <w:pStyle w:val="Compact"/>
+            </w:pPr>
+            <w:r>
+              <w:t xml:space="preserve">Full only</w:t>
+            </w:r>
+          </w:p>
+        </w:tc>
+        <w:tc>
+          <w:tcPr/>
+          <w:p>
+            <w:pPr>
+              <w:pStyle w:val="Compact"/>
+            </w:pPr>
+            <w:r>
+              <w:t xml:space="preserve">Log Analytics custom stream name</w:t>
+            </w:r>
+          </w:p>
+        </w:tc>
+      </w:tr>
+      <w:tr>
+        <w:tc>
+          <w:tcPr/>
+          <w:p>
+            <w:pPr>
+              <w:pStyle w:val="Compact"/>
+            </w:pPr>
+            <w:r>
+              <w:rPr>
+                <w:rStyle w:val="VerbatimChar"/>
+              </w:rPr>
+              <w:t xml:space="preserve">APPLICATIONINSIGHTS_CONNECTION_STRING</w:t>
+            </w:r>
+          </w:p>
+        </w:tc>
+        <w:tc>
+          <w:tcPr/>
+          <w:p>
+            <w:pPr>
+              <w:pStyle w:val="Compact"/>
+            </w:pPr>
+            <w:r>
+              <w:t xml:space="preserve">(from deployment)</w:t>
+            </w:r>
+          </w:p>
+        </w:tc>
+        <w:tc>
+          <w:tcPr/>
+          <w:p>
+            <w:pPr>
+              <w:pStyle w:val="Compact"/>
+            </w:pPr>
+            <w:r>
+              <w:t xml:space="preserve">Full only</w:t>
+            </w:r>
+          </w:p>
+        </w:tc>
+        <w:tc>
+          <w:tcPr/>
+          <w:p>
+            <w:pPr>
+              <w:pStyle w:val="Compact"/>
+            </w:pPr>
+            <w:r>
+              <w:t xml:space="preserve">App Insights connection string</w:t>
             </w:r>
           </w:p>
         </w:tc>
@@ -5800,6 +4912,17 @@
               <w:pStyle w:val="Compact"/>
             </w:pPr>
             <w:r>
+              <w:t xml:space="preserve">Both</w:t>
+            </w:r>
+          </w:p>
+        </w:tc>
+        <w:tc>
+          <w:tcPr/>
+          <w:p>
+            <w:pPr>
+              <w:pStyle w:val="Compact"/>
+            </w:pPr>
+            <w:r>
               <w:t xml:space="preserve">SharePoint site for Power App lists</w:t>
             </w:r>
           </w:p>
@@ -5841,6 +4964,17 @@
               <w:pStyle w:val="Compact"/>
             </w:pPr>
             <w:r>
+              <w:t xml:space="preserve">Both</w:t>
+            </w:r>
+          </w:p>
+        </w:tc>
+        <w:tc>
+          <w:tcPr/>
+          <w:p>
+            <w:pPr>
+              <w:pStyle w:val="Compact"/>
+            </w:pPr>
+            <w:r>
               <w:t xml:space="preserve">Daily metrics list name</w:t>
             </w:r>
           </w:p>
@@ -5882,6 +5016,17 @@
               <w:pStyle w:val="Compact"/>
             </w:pPr>
             <w:r>
+              <w:t xml:space="preserve">Both</w:t>
+            </w:r>
+          </w:p>
+        </w:tc>
+        <w:tc>
+          <w:tcPr/>
+          <w:p>
+            <w:pPr>
+              <w:pStyle w:val="Compact"/>
+            </w:pPr>
+            <w:r>
               <w:t xml:space="preserve">Per-app metrics list name</w:t>
             </w:r>
           </w:p>
@@ -5923,6 +5068,17 @@
               <w:pStyle w:val="Compact"/>
             </w:pPr>
             <w:r>
+              <w:t xml:space="preserve">Both</w:t>
+            </w:r>
+          </w:p>
+        </w:tc>
+        <w:tc>
+          <w:tcPr/>
+          <w:p>
+            <w:pPr>
+              <w:pStyle w:val="Compact"/>
+            </w:pPr>
+            <w:r>
               <w:t xml:space="preserve">Weekly summary list name</w:t>
             </w:r>
           </w:p>
@@ -5964,6 +5120,17 @@
               <w:pStyle w:val="Compact"/>
             </w:pPr>
             <w:r>
+              <w:t xml:space="preserve">Both</w:t>
+            </w:r>
+          </w:p>
+        </w:tc>
+        <w:tc>
+          <w:tcPr/>
+          <w:p>
+            <w:pPr>
+              <w:pStyle w:val="Compact"/>
+            </w:pPr>
+            <w:r>
               <w:t xml:space="preserve">Weekly per-app list name</w:t>
             </w:r>
           </w:p>
@@ -6005,7 +5172,18 @@
               <w:pStyle w:val="Compact"/>
             </w:pPr>
             <w:r>
-              <w:t xml:space="preserve">Days to scan for unprocessed dates (backfill only)</w:t>
+              <w:t xml:space="preserve">Both</w:t>
+            </w:r>
+          </w:p>
+        </w:tc>
+        <w:tc>
+          <w:tcPr/>
+          <w:p>
+            <w:pPr>
+              <w:pStyle w:val="Compact"/>
+            </w:pPr>
+            <w:r>
+              <w:t xml:space="preserve">Days to scan for unprocessed dates</w:t>
             </w:r>
           </w:p>
         </w:tc>
@@ -6046,13 +5224,24 @@
               <w:pStyle w:val="Compact"/>
             </w:pPr>
             <w:r>
+              <w:t xml:space="preserve">Both</w:t>
+            </w:r>
+          </w:p>
+        </w:tc>
+        <w:tc>
+          <w:tcPr/>
+          <w:p>
+            <w:pPr>
+              <w:pStyle w:val="Compact"/>
+            </w:pPr>
+            <w:r>
               <w:t xml:space="preserve">Cron schedule for ExportAdoptionMetrics</w:t>
             </w:r>
           </w:p>
         </w:tc>
       </w:tr>
     </w:tbl>
-    <w:bookmarkEnd w:id="44"/>
+    <w:bookmarkEnd w:id="40"/>
     <w:sectPr>
       <w:footnotePr>
         <w:numRestart w:val="eachSect"/>
@@ -6446,34 +5635,7 @@
     <w:abstractNumId w:val="991"/>
   </w:num>
   <w:num w:numId="1003">
-    <w:abstractNumId w:val="99411"/>
-    <w:lvlOverride w:ilvl="0">
-      <w:startOverride w:val="1"/>
-    </w:lvlOverride>
-    <w:lvlOverride w:ilvl="1">
-      <w:startOverride w:val="1"/>
-    </w:lvlOverride>
-    <w:lvlOverride w:ilvl="2">
-      <w:startOverride w:val="1"/>
-    </w:lvlOverride>
-    <w:lvlOverride w:ilvl="3">
-      <w:startOverride w:val="1"/>
-    </w:lvlOverride>
-    <w:lvlOverride w:ilvl="4">
-      <w:startOverride w:val="1"/>
-    </w:lvlOverride>
-    <w:lvlOverride w:ilvl="5">
-      <w:startOverride w:val="1"/>
-    </w:lvlOverride>
-    <w:lvlOverride w:ilvl="6">
-      <w:startOverride w:val="1"/>
-    </w:lvlOverride>
-    <w:lvlOverride w:ilvl="7">
-      <w:startOverride w:val="1"/>
-    </w:lvlOverride>
-    <w:lvlOverride w:ilvl="8">
-      <w:startOverride w:val="1"/>
-    </w:lvlOverride>
+    <w:abstractNumId w:val="991"/>
   </w:num>
   <w:num w:numId="1004">
     <w:abstractNumId w:val="99411"/>
@@ -6506,6 +5668,36 @@
     </w:lvlOverride>
   </w:num>
   <w:num w:numId="1005">
+    <w:abstractNumId w:val="99411"/>
+    <w:lvlOverride w:ilvl="0">
+      <w:startOverride w:val="1"/>
+    </w:lvlOverride>
+    <w:lvlOverride w:ilvl="1">
+      <w:startOverride w:val="1"/>
+    </w:lvlOverride>
+    <w:lvlOverride w:ilvl="2">
+      <w:startOverride w:val="1"/>
+    </w:lvlOverride>
+    <w:lvlOverride w:ilvl="3">
+      <w:startOverride w:val="1"/>
+    </w:lvlOverride>
+    <w:lvlOverride w:ilvl="4">
+      <w:startOverride w:val="1"/>
+    </w:lvlOverride>
+    <w:lvlOverride w:ilvl="5">
+      <w:startOverride w:val="1"/>
+    </w:lvlOverride>
+    <w:lvlOverride w:ilvl="6">
+      <w:startOverride w:val="1"/>
+    </w:lvlOverride>
+    <w:lvlOverride w:ilvl="7">
+      <w:startOverride w:val="1"/>
+    </w:lvlOverride>
+    <w:lvlOverride w:ilvl="8">
+      <w:startOverride w:val="1"/>
+    </w:lvlOverride>
+  </w:num>
+  <w:num w:numId="1006">
     <w:abstractNumId w:val="99414"/>
     <w:lvlOverride w:ilvl="0">
       <w:startOverride w:val="4"/>
@@ -6534,9 +5726,6 @@
     <w:lvlOverride w:ilvl="8">
       <w:startOverride w:val="4"/>
     </w:lvlOverride>
-  </w:num>
-  <w:num w:numId="1006">
-    <w:abstractNumId w:val="991"/>
   </w:num>
   <w:num w:numId="1007">
     <w:abstractNumId w:val="991"/>
@@ -6632,36 +5821,6 @@
     </w:lvlOverride>
   </w:num>
   <w:num w:numId="1011">
-    <w:abstractNumId w:val="99414"/>
-    <w:lvlOverride w:ilvl="0">
-      <w:startOverride w:val="4"/>
-    </w:lvlOverride>
-    <w:lvlOverride w:ilvl="1">
-      <w:startOverride w:val="4"/>
-    </w:lvlOverride>
-    <w:lvlOverride w:ilvl="2">
-      <w:startOverride w:val="4"/>
-    </w:lvlOverride>
-    <w:lvlOverride w:ilvl="3">
-      <w:startOverride w:val="4"/>
-    </w:lvlOverride>
-    <w:lvlOverride w:ilvl="4">
-      <w:startOverride w:val="4"/>
-    </w:lvlOverride>
-    <w:lvlOverride w:ilvl="5">
-      <w:startOverride w:val="4"/>
-    </w:lvlOverride>
-    <w:lvlOverride w:ilvl="6">
-      <w:startOverride w:val="4"/>
-    </w:lvlOverride>
-    <w:lvlOverride w:ilvl="7">
-      <w:startOverride w:val="4"/>
-    </w:lvlOverride>
-    <w:lvlOverride w:ilvl="8">
-      <w:startOverride w:val="4"/>
-    </w:lvlOverride>
-  </w:num>
-  <w:num w:numId="1012">
     <w:abstractNumId w:val="99411"/>
     <w:lvlOverride w:ilvl="0">
       <w:startOverride w:val="1"/>
@@ -6691,100 +5850,10 @@
       <w:startOverride w:val="1"/>
     </w:lvlOverride>
   </w:num>
-  <w:num w:numId="1013">
-    <w:abstractNumId w:val="99411"/>
-    <w:lvlOverride w:ilvl="0">
-      <w:startOverride w:val="1"/>
-    </w:lvlOverride>
-    <w:lvlOverride w:ilvl="1">
-      <w:startOverride w:val="1"/>
-    </w:lvlOverride>
-    <w:lvlOverride w:ilvl="2">
-      <w:startOverride w:val="1"/>
-    </w:lvlOverride>
-    <w:lvlOverride w:ilvl="3">
-      <w:startOverride w:val="1"/>
-    </w:lvlOverride>
-    <w:lvlOverride w:ilvl="4">
-      <w:startOverride w:val="1"/>
-    </w:lvlOverride>
-    <w:lvlOverride w:ilvl="5">
-      <w:startOverride w:val="1"/>
-    </w:lvlOverride>
-    <w:lvlOverride w:ilvl="6">
-      <w:startOverride w:val="1"/>
-    </w:lvlOverride>
-    <w:lvlOverride w:ilvl="7">
-      <w:startOverride w:val="1"/>
-    </w:lvlOverride>
-    <w:lvlOverride w:ilvl="8">
-      <w:startOverride w:val="1"/>
-    </w:lvlOverride>
-  </w:num>
-  <w:num w:numId="1014">
-    <w:abstractNumId w:val="99411"/>
-    <w:lvlOverride w:ilvl="0">
-      <w:startOverride w:val="1"/>
-    </w:lvlOverride>
-    <w:lvlOverride w:ilvl="1">
-      <w:startOverride w:val="1"/>
-    </w:lvlOverride>
-    <w:lvlOverride w:ilvl="2">
-      <w:startOverride w:val="1"/>
-    </w:lvlOverride>
-    <w:lvlOverride w:ilvl="3">
-      <w:startOverride w:val="1"/>
-    </w:lvlOverride>
-    <w:lvlOverride w:ilvl="4">
-      <w:startOverride w:val="1"/>
-    </w:lvlOverride>
-    <w:lvlOverride w:ilvl="5">
-      <w:startOverride w:val="1"/>
-    </w:lvlOverride>
-    <w:lvlOverride w:ilvl="6">
-      <w:startOverride w:val="1"/>
-    </w:lvlOverride>
-    <w:lvlOverride w:ilvl="7">
-      <w:startOverride w:val="1"/>
-    </w:lvlOverride>
-    <w:lvlOverride w:ilvl="8">
-      <w:startOverride w:val="1"/>
-    </w:lvlOverride>
-  </w:num>
-  <w:num w:numId="1015">
+  <w:num w:numId="1012">
     <w:abstractNumId w:val="991"/>
   </w:num>
-  <w:num w:numId="1016">
-    <w:abstractNumId w:val="99411"/>
-    <w:lvlOverride w:ilvl="0">
-      <w:startOverride w:val="1"/>
-    </w:lvlOverride>
-    <w:lvlOverride w:ilvl="1">
-      <w:startOverride w:val="1"/>
-    </w:lvlOverride>
-    <w:lvlOverride w:ilvl="2">
-      <w:startOverride w:val="1"/>
-    </w:lvlOverride>
-    <w:lvlOverride w:ilvl="3">
-      <w:startOverride w:val="1"/>
-    </w:lvlOverride>
-    <w:lvlOverride w:ilvl="4">
-      <w:startOverride w:val="1"/>
-    </w:lvlOverride>
-    <w:lvlOverride w:ilvl="5">
-      <w:startOverride w:val="1"/>
-    </w:lvlOverride>
-    <w:lvlOverride w:ilvl="6">
-      <w:startOverride w:val="1"/>
-    </w:lvlOverride>
-    <w:lvlOverride w:ilvl="7">
-      <w:startOverride w:val="1"/>
-    </w:lvlOverride>
-    <w:lvlOverride w:ilvl="8">
-      <w:startOverride w:val="1"/>
-    </w:lvlOverride>
-  </w:num>
-  <w:num w:numId="1017">
+  <w:num w:numId="1013">
     <w:abstractNumId w:val="99411"/>
     <w:lvlOverride w:ilvl="0">
       <w:startOverride w:val="1"/>

--- a/Full_Implementation_Guide_No_Bicep.docx
+++ b/Full_Implementation_Guide_No_Bicep.docx
@@ -3836,7 +3836,7 @@
         <w:pStyle w:val="Heading1"/>
       </w:pPr>
       <w:r>
-        <w:t xml:space="preserve">Step 10: Build the Canvas Power App</w:t>
+        <w:t xml:space="preserve">Step 10: Build the Canvas Power App (optional)</w:t>
       </w:r>
     </w:p>
     <w:p>

--- a/Full_Implementation_Guide_No_Bicep.docx
+++ b/Full_Implementation_Guide_No_Bicep.docx
@@ -60,7 +60,7 @@
         </w:p>
       </w:sdtContent>
     </w:sdt>
-    <w:bookmarkStart w:id="10" w:name="overview"/>
+    <w:bookmarkStart w:id="11" w:name="overview"/>
     <w:p>
       <w:pPr>
         <w:pStyle w:val="Heading1"/>
@@ -84,14 +84,6 @@
       </w:pPr>
       <w:r>
         <w:t xml:space="preserve">Deployment Modes</w:t>
-      </w:r>
-    </w:p>
-    <w:p>
-      <w:pPr>
-        <w:pStyle w:val="FirstParagraph"/>
-      </w:pPr>
-      <w:r>
-        <w:t xml:space="preserve">Choose the mode that fits your requirements before starting. Both modes are fully supported and use the same Function App and ADLS Gen2 architecture.</w:t>
       </w:r>
     </w:p>
     <w:tbl>
@@ -279,7 +271,7 @@
               <w:pStyle w:val="Compact"/>
             </w:pPr>
             <w:r>
-              <w:t xml:space="preserve">Log Analytics workspace</w:t>
+              <w:t xml:space="preserve">SharePoint agent registry</w:t>
             </w:r>
           </w:p>
         </w:tc>
@@ -303,7 +295,7 @@
               <w:jc w:val="center"/>
             </w:pPr>
             <w:r>
-              <w:t xml:space="preserve">No</w:t>
+              <w:t xml:space="preserve">Yes</w:t>
             </w:r>
           </w:p>
         </w:tc>
@@ -316,7 +308,7 @@
               <w:pStyle w:val="Compact"/>
             </w:pPr>
             <w:r>
-              <w:t xml:space="preserve">Data Collection Endpoint + Rule</w:t>
+              <w:t xml:space="preserve">Log Analytics workspace</w:t>
             </w:r>
           </w:p>
         </w:tc>
@@ -353,7 +345,7 @@
               <w:pStyle w:val="Compact"/>
             </w:pPr>
             <w:r>
-              <w:t xml:space="preserve">Application Insights</w:t>
+              <w:t xml:space="preserve">Data Collection Endpoint + Rule</w:t>
             </w:r>
           </w:p>
         </w:tc>
@@ -390,7 +382,7 @@
               <w:pStyle w:val="Compact"/>
             </w:pPr>
             <w:r>
-              <w:t xml:space="preserve">AMPLS private endpoint</w:t>
+              <w:t xml:space="preserve">Application Insights</w:t>
             </w:r>
           </w:p>
         </w:tc>
@@ -427,6 +419,43 @@
               <w:pStyle w:val="Compact"/>
             </w:pPr>
             <w:r>
+              <w:t xml:space="preserve">AMPLS private endpoint</w:t>
+            </w:r>
+          </w:p>
+        </w:tc>
+        <w:tc>
+          <w:tcPr/>
+          <w:p>
+            <w:pPr>
+              <w:pStyle w:val="Compact"/>
+              <w:jc w:val="center"/>
+            </w:pPr>
+            <w:r>
+              <w:t xml:space="preserve">Yes</w:t>
+            </w:r>
+          </w:p>
+        </w:tc>
+        <w:tc>
+          <w:tcPr/>
+          <w:p>
+            <w:pPr>
+              <w:pStyle w:val="Compact"/>
+              <w:jc w:val="center"/>
+            </w:pPr>
+            <w:r>
+              <w:t xml:space="preserve">No</w:t>
+            </w:r>
+          </w:p>
+        </w:tc>
+      </w:tr>
+      <w:tr>
+        <w:tc>
+          <w:tcPr/>
+          <w:p>
+            <w:pPr>
+              <w:pStyle w:val="Compact"/>
+            </w:pPr>
+            <w:r>
               <w:t xml:space="preserve">Azure Monitor Workbook</w:t>
             </w:r>
           </w:p>
@@ -478,15 +507,205 @@
         <w:t xml:space="preserve"> </w:t>
       </w:r>
       <w:r>
-        <w:t xml:space="preserve">apply exclusively to the full deployment. If you choose storage + SharePoint only, skip those steps entirely.</w:t>
-      </w:r>
-    </w:p>
-    <w:p>
-      <w:pPr>
-        <w:pStyle w:val="BodyText"/>
-      </w:pPr>
-      <w:r>
-        <w:t xml:space="preserve">By the end of either deployment path you will have:</w:t>
+        <w:t xml:space="preserve">apply exclusively to the full deployment.</w:t>
+      </w:r>
+    </w:p>
+    <w:bookmarkEnd w:id="9"/>
+    <w:bookmarkStart w:id="10" w:name="architecture"/>
+    <w:p>
+      <w:pPr>
+        <w:pStyle w:val="Heading2"/>
+      </w:pPr>
+      <w:r>
+        <w:t xml:space="preserve">Architecture</w:t>
+      </w:r>
+    </w:p>
+    <w:p>
+      <w:pPr>
+        <w:pStyle w:val="FirstParagraph"/>
+      </w:pPr>
+      <w:r>
+        <w:rPr>
+          <w:b/>
+          <w:bCs/>
+        </w:rPr>
+        <w:t xml:space="preserve">Full deployment:</w:t>
+      </w:r>
+    </w:p>
+    <w:p>
+      <w:pPr>
+        <w:pStyle w:val="SourceCode"/>
+      </w:pPr>
+      <w:r>
+        <w:rPr>
+          <w:rStyle w:val="VerbatimChar"/>
+        </w:rPr>
+        <w:t xml:space="preserve">Office 365 Management Activity API</w:t>
+      </w:r>
+      <w:r>
+        <w:br/>
+      </w:r>
+      <w:r>
+        <w:rPr>
+          <w:rStyle w:val="VerbatimChar"/>
+        </w:rPr>
+        <w:t xml:space="preserve">        │ every 15 min (PullCopilotAudit)</w:t>
+      </w:r>
+      <w:r>
+        <w:br/>
+      </w:r>
+      <w:r>
+        <w:rPr>
+          <w:rStyle w:val="VerbatimChar"/>
+        </w:rPr>
+        <w:t xml:space="preserve">        ▼</w:t>
+      </w:r>
+      <w:r>
+        <w:br/>
+      </w:r>
+      <w:r>
+        <w:rPr>
+          <w:rStyle w:val="VerbatimChar"/>
+        </w:rPr>
+        <w:t xml:space="preserve">Azure Function App (PowerShell 7.4, Premium EP1)</w:t>
+      </w:r>
+      <w:r>
+        <w:br/>
+      </w:r>
+      <w:r>
+        <w:rPr>
+          <w:rStyle w:val="VerbatimChar"/>
+        </w:rPr>
+        <w:t xml:space="preserve">   ┌────┴───────────────────────────────────────────┐</w:t>
+      </w:r>
+      <w:r>
+        <w:br/>
+      </w:r>
+      <w:r>
+        <w:rPr>
+          <w:rStyle w:val="VerbatimChar"/>
+        </w:rPr>
+        <w:t xml:space="preserve">   ▼                                                 ▼</w:t>
+      </w:r>
+      <w:r>
+        <w:br/>
+      </w:r>
+      <w:r>
+        <w:rPr>
+          <w:rStyle w:val="VerbatimChar"/>
+        </w:rPr>
+        <w:t xml:space="preserve">ADLS Gen2 (archive)                    Log Analytics (CopilotAudit_CL)</w:t>
+      </w:r>
+      <w:r>
+        <w:br/>
+      </w:r>
+      <w:r>
+        <w:rPr>
+          <w:rStyle w:val="VerbatimChar"/>
+        </w:rPr>
+        <w:t xml:space="preserve">   │                                                 │</w:t>
+      </w:r>
+      <w:r>
+        <w:br/>
+      </w:r>
+      <w:r>
+        <w:rPr>
+          <w:rStyle w:val="VerbatimChar"/>
+        </w:rPr>
+        <w:t xml:space="preserve">   ▼                                                 ▼</w:t>
+      </w:r>
+      <w:r>
+        <w:br/>
+      </w:r>
+      <w:r>
+        <w:rPr>
+          <w:rStyle w:val="VerbatimChar"/>
+        </w:rPr>
+        <w:t xml:space="preserve">ExportAdoptionMetrics (every 4h)       Azure Monitor Workbook</w:t>
+      </w:r>
+      <w:r>
+        <w:br/>
+      </w:r>
+      <w:r>
+        <w:rPr>
+          <w:rStyle w:val="VerbatimChar"/>
+        </w:rPr>
+        <w:t xml:space="preserve">   │</w:t>
+      </w:r>
+      <w:r>
+        <w:br/>
+      </w:r>
+      <w:r>
+        <w:rPr>
+          <w:rStyle w:val="VerbatimChar"/>
+        </w:rPr>
+        <w:t xml:space="preserve">   ▼</w:t>
+      </w:r>
+      <w:r>
+        <w:br/>
+      </w:r>
+      <w:r>
+        <w:rPr>
+          <w:rStyle w:val="VerbatimChar"/>
+        </w:rPr>
+        <w:t xml:space="preserve">SharePoint Lists (metrics dashboard)</w:t>
+      </w:r>
+      <w:r>
+        <w:br/>
+      </w:r>
+      <w:r>
+        <w:br/>
+      </w:r>
+      <w:r>
+        <w:rPr>
+          <w:rStyle w:val="VerbatimChar"/>
+        </w:rPr>
+        <w:t xml:space="preserve">SharePoint document events (Audit.SharePoint)</w:t>
+      </w:r>
+      <w:r>
+        <w:br/>
+      </w:r>
+      <w:r>
+        <w:rPr>
+          <w:rStyle w:val="VerbatimChar"/>
+        </w:rPr>
+        <w:t xml:space="preserve">        │ every 15 min (PullSharePointAgents)</w:t>
+      </w:r>
+      <w:r>
+        <w:br/>
+      </w:r>
+      <w:r>
+        <w:rPr>
+          <w:rStyle w:val="VerbatimChar"/>
+        </w:rPr>
+        <w:t xml:space="preserve">        ▼</w:t>
+      </w:r>
+      <w:r>
+        <w:br/>
+      </w:r>
+      <w:r>
+        <w:rPr>
+          <w:rStyle w:val="VerbatimChar"/>
+        </w:rPr>
+        <w:t xml:space="preserve">SharePointCopilotAgentRegistry (running log of agents)</w:t>
+      </w:r>
+    </w:p>
+    <w:p>
+      <w:r>
+        <w:pict>
+          <v:rect style="width:0;height:1.5pt" o:hralign="center" o:hrstd="t" o:hr="t"/>
+        </w:pict>
+      </w:r>
+    </w:p>
+    <w:bookmarkEnd w:id="10"/>
+    <w:bookmarkEnd w:id="11"/>
+    <w:bookmarkStart w:id="12" w:name="prerequisites"/>
+    <w:p>
+      <w:pPr>
+        <w:pStyle w:val="Heading1"/>
+      </w:pPr>
+      <w:r>
+        <w:t xml:space="preserve">Prerequisites</w:t>
       </w:r>
     </w:p>
     <w:p>
@@ -498,7 +717,7 @@
         </w:numPr>
       </w:pPr>
       <w:r>
-        <w:t xml:space="preserve">An Azure Function App pulling Microsoft 365 Copilot audit events every 15 minutes</w:t>
+        <w:t xml:space="preserve">Azure subscription with Contributor role and Elastic Premium VM quota &gt;= 1</w:t>
       </w:r>
     </w:p>
     <w:p>
@@ -510,7 +729,7 @@
         </w:numPr>
       </w:pPr>
       <w:r>
-        <w:t xml:space="preserve">An ADLS Gen2 storage account archiving all raw audit data</w:t>
+        <w:t xml:space="preserve">Microsoft 365 E5 or Copilot add-on license with Unified Audit Log enabled</w:t>
       </w:r>
     </w:p>
     <w:p>
@@ -522,7 +741,7 @@
         </w:numPr>
       </w:pPr>
       <w:r>
-        <w:t xml:space="preserve">An incremental metrics export feeding four SharePoint lists</w:t>
+        <w:t xml:space="preserve">Copilot licenses assigned to users you want to track</w:t>
       </w:r>
     </w:p>
     <w:p>
@@ -534,15 +753,99 @@
         </w:numPr>
       </w:pPr>
       <w:r>
-        <w:t xml:space="preserve">A Canvas Power App dashboard surfacing adoption metrics</w:t>
-      </w:r>
-    </w:p>
-    <w:p>
-      <w:pPr>
-        <w:pStyle w:val="FirstParagraph"/>
-      </w:pPr>
-      <w:r>
-        <w:t xml:space="preserve">With the full deployment you additionally get:</w:t>
+        <w:t xml:space="preserve">Global Administrator or Security Administrator role in Entra ID</w:t>
+      </w:r>
+    </w:p>
+    <w:p>
+      <w:pPr>
+        <w:pStyle w:val="Compact"/>
+        <w:numPr>
+          <w:ilvl w:val="0"/>
+          <w:numId w:val="1001"/>
+        </w:numPr>
+      </w:pPr>
+      <w:r>
+        <w:t xml:space="preserve">PowerShell 5.1+ with Microsoft.Graph module:</w:t>
+      </w:r>
+      <w:r>
+        <w:t xml:space="preserve"> </w:t>
+      </w:r>
+      <w:r>
+        <w:rPr>
+          <w:rStyle w:val="VerbatimChar"/>
+        </w:rPr>
+        <w:t xml:space="preserve">Install-Module Microsoft.Graph</w:t>
+      </w:r>
+    </w:p>
+    <w:p>
+      <w:pPr>
+        <w:pStyle w:val="Compact"/>
+        <w:numPr>
+          <w:ilvl w:val="0"/>
+          <w:numId w:val="1001"/>
+        </w:numPr>
+      </w:pPr>
+      <w:r>
+        <w:t xml:space="preserve">Azure Functions Core Tools v4:</w:t>
+      </w:r>
+      <w:r>
+        <w:t xml:space="preserve"> </w:t>
+      </w:r>
+      <w:r>
+        <w:rPr>
+          <w:rStyle w:val="VerbatimChar"/>
+        </w:rPr>
+        <w:t xml:space="preserve">npm install -g azure-functions-core-tools@4</w:t>
+      </w:r>
+    </w:p>
+    <w:p>
+      <w:pPr>
+        <w:pStyle w:val="Compact"/>
+        <w:numPr>
+          <w:ilvl w:val="0"/>
+          <w:numId w:val="1001"/>
+        </w:numPr>
+      </w:pPr>
+      <w:r>
+        <w:t xml:space="preserve">Azure CLI with correct subscription selected</w:t>
+      </w:r>
+    </w:p>
+    <w:p>
+      <w:pPr>
+        <w:pStyle w:val="Compact"/>
+        <w:numPr>
+          <w:ilvl w:val="0"/>
+          <w:numId w:val="1001"/>
+        </w:numPr>
+      </w:pPr>
+      <w:r>
+        <w:t xml:space="preserve">A SharePoint Online site for the Canvas Power App dashboard</w:t>
+      </w:r>
+    </w:p>
+    <w:p>
+      <w:r>
+        <w:pict>
+          <v:rect style="width:0;height:1.5pt" o:hralign="center" o:hrstd="t" o:hr="t"/>
+        </w:pict>
+      </w:r>
+    </w:p>
+    <w:bookmarkEnd w:id="12"/>
+    <w:bookmarkStart w:id="16" w:name="step-1-deploy-azure-infrastructure"/>
+    <w:p>
+      <w:pPr>
+        <w:pStyle w:val="Heading1"/>
+      </w:pPr>
+      <w:r>
+        <w:t xml:space="preserve">Step 1: Deploy Azure Infrastructure</w:t>
+      </w:r>
+    </w:p>
+    <w:bookmarkStart w:id="13" w:name="resource-group"/>
+    <w:p>
+      <w:pPr>
+        <w:pStyle w:val="Heading2"/>
+      </w:pPr>
+      <w:r>
+        <w:t xml:space="preserve">1.1 Resource Group</w:t>
       </w:r>
     </w:p>
     <w:p>
@@ -554,22 +857,7 @@
         </w:numPr>
       </w:pPr>
       <w:r>
-        <w:t xml:space="preserve">A Log Analytics workspace with a custom</w:t>
-      </w:r>
-      <w:r>
-        <w:t xml:space="preserve"> </w:t>
-      </w:r>
-      <w:r>
-        <w:rPr>
-          <w:rStyle w:val="VerbatimChar"/>
-        </w:rPr>
-        <w:t xml:space="preserve">CopilotAudit_CL</w:t>
-      </w:r>
-      <w:r>
-        <w:t xml:space="preserve"> </w:t>
-      </w:r>
-      <w:r>
-        <w:t xml:space="preserve">table</w:t>
+        <w:t xml:space="preserve">Portal → Resource groups → + Create</w:t>
       </w:r>
     </w:p>
     <w:p>
@@ -581,312 +869,29 @@
         </w:numPr>
       </w:pPr>
       <w:r>
-        <w:t xml:space="preserve">An Azure Monitor Workbook for near-real-time KQL dashboards</w:t>
-      </w:r>
-    </w:p>
-    <w:p>
-      <w:r>
-        <w:pict>
-          <v:rect style="width:0;height:1.5pt" o:hralign="center" o:hrstd="t" o:hr="t"/>
-        </w:pict>
-      </w:r>
-    </w:p>
-    <w:bookmarkEnd w:id="9"/>
-    <w:bookmarkEnd w:id="10"/>
-    <w:bookmarkStart w:id="11" w:name="architecture"/>
-    <w:p>
-      <w:pPr>
-        <w:pStyle w:val="Heading1"/>
-      </w:pPr>
-      <w:r>
-        <w:t xml:space="preserve">Architecture</w:t>
-      </w:r>
-    </w:p>
-    <w:p>
-      <w:pPr>
-        <w:pStyle w:val="FirstParagraph"/>
-      </w:pPr>
-      <w:r>
-        <w:rPr>
-          <w:b/>
-          <w:bCs/>
-        </w:rPr>
-        <w:t xml:space="preserve">Full deployment:</w:t>
-      </w:r>
-    </w:p>
-    <w:p>
-      <w:pPr>
-        <w:pStyle w:val="SourceCode"/>
-      </w:pPr>
+        <w:t xml:space="preserve">Name:</w:t>
+      </w:r>
+      <w:r>
+        <w:t xml:space="preserve"> </w:t>
+      </w:r>
       <w:r>
         <w:rPr>
           <w:rStyle w:val="VerbatimChar"/>
         </w:rPr>
-        <w:t xml:space="preserve">Office 365 Management Activity API</w:t>
-      </w:r>
-      <w:r>
-        <w:br/>
-      </w:r>
-      <w:r>
-        <w:rPr>
-          <w:rStyle w:val="VerbatimChar"/>
-        </w:rPr>
-        <w:t xml:space="preserve">        │ every 15 min</w:t>
-      </w:r>
-      <w:r>
-        <w:br/>
-      </w:r>
-      <w:r>
-        <w:rPr>
-          <w:rStyle w:val="VerbatimChar"/>
-        </w:rPr>
-        <w:t xml:space="preserve">        ▼</w:t>
-      </w:r>
-      <w:r>
-        <w:br/>
-      </w:r>
-      <w:r>
-        <w:rPr>
-          <w:rStyle w:val="VerbatimChar"/>
-        </w:rPr>
-        <w:t xml:space="preserve">Azure Function App (PowerShell 7.4, Premium EP1)</w:t>
-      </w:r>
-      <w:r>
-        <w:br/>
-      </w:r>
-      <w:r>
-        <w:rPr>
-          <w:rStyle w:val="VerbatimChar"/>
-        </w:rPr>
-        <w:t xml:space="preserve">   ┌────┴───────────────────────────┐</w:t>
-      </w:r>
-      <w:r>
-        <w:br/>
-      </w:r>
-      <w:r>
-        <w:rPr>
-          <w:rStyle w:val="VerbatimChar"/>
-        </w:rPr>
-        <w:t xml:space="preserve">   ▼                                ▼</w:t>
-      </w:r>
-      <w:r>
-        <w:br/>
-      </w:r>
-      <w:r>
-        <w:rPr>
-          <w:rStyle w:val="VerbatimChar"/>
-        </w:rPr>
-        <w:t xml:space="preserve">ADLS Gen2 (archive)         Log Analytics (CopilotAudit_CL)</w:t>
-      </w:r>
-      <w:r>
-        <w:br/>
-      </w:r>
-      <w:r>
-        <w:rPr>
-          <w:rStyle w:val="VerbatimChar"/>
-        </w:rPr>
-        <w:t xml:space="preserve">   │                                │</w:t>
-      </w:r>
-      <w:r>
-        <w:br/>
-      </w:r>
-      <w:r>
-        <w:rPr>
-          <w:rStyle w:val="VerbatimChar"/>
-        </w:rPr>
-        <w:t xml:space="preserve">   ▼                                ▼</w:t>
-      </w:r>
-      <w:r>
-        <w:br/>
-      </w:r>
-      <w:r>
-        <w:rPr>
-          <w:rStyle w:val="VerbatimChar"/>
-        </w:rPr>
-        <w:t xml:space="preserve">ExportAdoptionMetrics        Azure Monitor Workbook</w:t>
-      </w:r>
-      <w:r>
-        <w:br/>
-      </w:r>
-      <w:r>
-        <w:rPr>
-          <w:rStyle w:val="VerbatimChar"/>
-        </w:rPr>
-        <w:t xml:space="preserve">   │</w:t>
-      </w:r>
-      <w:r>
-        <w:br/>
-      </w:r>
-      <w:r>
-        <w:rPr>
-          <w:rStyle w:val="VerbatimChar"/>
-        </w:rPr>
-        <w:t xml:space="preserve">   ▼</w:t>
-      </w:r>
-      <w:r>
-        <w:br/>
-      </w:r>
-      <w:r>
-        <w:rPr>
-          <w:rStyle w:val="VerbatimChar"/>
-        </w:rPr>
-        <w:t xml:space="preserve">SharePoint Lists → Canvas Power App</w:t>
-      </w:r>
-    </w:p>
-    <w:p>
-      <w:pPr>
-        <w:pStyle w:val="FirstParagraph"/>
-      </w:pPr>
-      <w:r>
-        <w:rPr>
-          <w:b/>
-          <w:bCs/>
-        </w:rPr>
-        <w:t xml:space="preserve">Storage + SharePoint only (deployLogAnalytics=false):</w:t>
-      </w:r>
-    </w:p>
-    <w:p>
-      <w:pPr>
-        <w:pStyle w:val="SourceCode"/>
-      </w:pPr>
-      <w:r>
-        <w:rPr>
-          <w:rStyle w:val="VerbatimChar"/>
-        </w:rPr>
-        <w:t xml:space="preserve">Office 365 Management Activity API</w:t>
-      </w:r>
-      <w:r>
-        <w:br/>
-      </w:r>
-      <w:r>
-        <w:rPr>
-          <w:rStyle w:val="VerbatimChar"/>
-        </w:rPr>
-        <w:t xml:space="preserve">        │ every 15 min</w:t>
-      </w:r>
-      <w:r>
-        <w:br/>
-      </w:r>
-      <w:r>
-        <w:rPr>
-          <w:rStyle w:val="VerbatimChar"/>
-        </w:rPr>
-        <w:t xml:space="preserve">        ▼</w:t>
-      </w:r>
-      <w:r>
-        <w:br/>
-      </w:r>
-      <w:r>
-        <w:rPr>
-          <w:rStyle w:val="VerbatimChar"/>
-        </w:rPr>
-        <w:t xml:space="preserve">Azure Function App (PowerShell 7.4, Premium EP1)</w:t>
-      </w:r>
-      <w:r>
-        <w:br/>
-      </w:r>
-      <w:r>
-        <w:rPr>
-          <w:rStyle w:val="VerbatimChar"/>
-        </w:rPr>
-        <w:t xml:space="preserve">        │</w:t>
-      </w:r>
-      <w:r>
-        <w:br/>
-      </w:r>
-      <w:r>
-        <w:rPr>
-          <w:rStyle w:val="VerbatimChar"/>
-        </w:rPr>
-        <w:t xml:space="preserve">        ▼</w:t>
-      </w:r>
-      <w:r>
-        <w:br/>
-      </w:r>
-      <w:r>
-        <w:rPr>
-          <w:rStyle w:val="VerbatimChar"/>
-        </w:rPr>
-        <w:t xml:space="preserve">ADLS Gen2 (archive)</w:t>
-      </w:r>
-      <w:r>
-        <w:br/>
-      </w:r>
-      <w:r>
-        <w:rPr>
-          <w:rStyle w:val="VerbatimChar"/>
-        </w:rPr>
-        <w:t xml:space="preserve">        │</w:t>
-      </w:r>
-      <w:r>
-        <w:br/>
-      </w:r>
-      <w:r>
-        <w:rPr>
-          <w:rStyle w:val="VerbatimChar"/>
-        </w:rPr>
-        <w:t xml:space="preserve">        ▼</w:t>
-      </w:r>
-      <w:r>
-        <w:br/>
-      </w:r>
-      <w:r>
-        <w:rPr>
-          <w:rStyle w:val="VerbatimChar"/>
-        </w:rPr>
-        <w:t xml:space="preserve">ExportAdoptionMetrics</w:t>
-      </w:r>
-      <w:r>
-        <w:br/>
-      </w:r>
-      <w:r>
-        <w:rPr>
-          <w:rStyle w:val="VerbatimChar"/>
-        </w:rPr>
-        <w:t xml:space="preserve">        │</w:t>
-      </w:r>
-      <w:r>
-        <w:br/>
-      </w:r>
-      <w:r>
-        <w:rPr>
-          <w:rStyle w:val="VerbatimChar"/>
-        </w:rPr>
-        <w:t xml:space="preserve">        ▼</w:t>
-      </w:r>
-      <w:r>
-        <w:br/>
-      </w:r>
-      <w:r>
-        <w:rPr>
-          <w:rStyle w:val="VerbatimChar"/>
-        </w:rPr>
-        <w:t xml:space="preserve">SharePoint Lists → Canvas Power App</w:t>
-      </w:r>
-    </w:p>
-    <w:p>
-      <w:r>
-        <w:pict>
-          <v:rect style="width:0;height:1.5pt" o:hralign="center" o:hrstd="t" o:hr="t"/>
-        </w:pict>
-      </w:r>
-    </w:p>
-    <w:bookmarkEnd w:id="11"/>
-    <w:bookmarkStart w:id="12" w:name="prerequisites"/>
-    <w:p>
-      <w:pPr>
-        <w:pStyle w:val="Heading1"/>
-      </w:pPr>
-      <w:r>
-        <w:t xml:space="preserve">Prerequisites</w:t>
-      </w:r>
-    </w:p>
-    <w:p>
-      <w:pPr>
-        <w:pStyle w:val="FirstParagraph"/>
-      </w:pPr>
-      <w:r>
-        <w:t xml:space="preserve">Before starting, confirm you have:</w:t>
+        <w:t xml:space="preserve">rg-copilot-adoption</w:t>
+      </w:r>
+      <w:r>
+        <w:t xml:space="preserve">, select your region, Create</w:t>
+      </w:r>
+    </w:p>
+    <w:bookmarkEnd w:id="13"/>
+    <w:bookmarkStart w:id="14" w:name="deploy-arm-template"/>
+    <w:p>
+      <w:pPr>
+        <w:pStyle w:val="Heading2"/>
+      </w:pPr>
+      <w:r>
+        <w:t xml:space="preserve">1.2 Deploy ARM Template</w:t>
       </w:r>
     </w:p>
     <w:p>
@@ -898,7 +903,7 @@
         </w:numPr>
       </w:pPr>
       <w:r>
-        <w:t xml:space="preserve">An Azure subscription with Contributor role and Elastic Premium VM quota &gt;= 1 in your target region</w:t>
+        <w:t xml:space="preserve">Portal → Deploy a custom template → Build your own template in the editor</w:t>
       </w:r>
     </w:p>
     <w:p>
@@ -910,7 +915,22 @@
         </w:numPr>
       </w:pPr>
       <w:r>
-        <w:t xml:space="preserve">Microsoft 365 E5 or Copilot add-on license with Unified Audit Log enabled</w:t>
+        <w:t xml:space="preserve">Upload</w:t>
+      </w:r>
+      <w:r>
+        <w:t xml:space="preserve"> </w:t>
+      </w:r>
+      <w:r>
+        <w:rPr>
+          <w:rStyle w:val="VerbatimChar"/>
+        </w:rPr>
+        <w:t xml:space="preserve">infra/azuredeploy.json</w:t>
+      </w:r>
+      <w:r>
+        <w:t xml:space="preserve"> </w:t>
+      </w:r>
+      <w:r>
+        <w:t xml:space="preserve">→ Save</w:t>
       </w:r>
     </w:p>
     <w:p>
@@ -922,269 +942,7 @@
         </w:numPr>
       </w:pPr>
       <w:r>
-        <w:t xml:space="preserve">Copilot licenses assigned to the users you want to track</w:t>
-      </w:r>
-    </w:p>
-    <w:p>
-      <w:pPr>
-        <w:pStyle w:val="Compact"/>
-        <w:numPr>
-          <w:ilvl w:val="0"/>
-          <w:numId w:val="1003"/>
-        </w:numPr>
-      </w:pPr>
-      <w:r>
-        <w:t xml:space="preserve">Global Administrator or Security Administrator role in Entra ID</w:t>
-      </w:r>
-    </w:p>
-    <w:p>
-      <w:pPr>
-        <w:pStyle w:val="Compact"/>
-        <w:numPr>
-          <w:ilvl w:val="0"/>
-          <w:numId w:val="1003"/>
-        </w:numPr>
-      </w:pPr>
-      <w:r>
-        <w:t xml:space="preserve">PowerShell 5.1 or later with Microsoft.Graph module:</w:t>
-      </w:r>
-      <w:r>
-        <w:t xml:space="preserve"> </w:t>
-      </w:r>
-      <w:r>
-        <w:rPr>
-          <w:rStyle w:val="VerbatimChar"/>
-        </w:rPr>
-        <w:t xml:space="preserve">Install-Module Microsoft.Graph</w:t>
-      </w:r>
-    </w:p>
-    <w:p>
-      <w:pPr>
-        <w:pStyle w:val="Compact"/>
-        <w:numPr>
-          <w:ilvl w:val="0"/>
-          <w:numId w:val="1003"/>
-        </w:numPr>
-      </w:pPr>
-      <w:r>
-        <w:t xml:space="preserve">Azure Functions Core Tools v4:</w:t>
-      </w:r>
-      <w:r>
-        <w:t xml:space="preserve"> </w:t>
-      </w:r>
-      <w:r>
-        <w:rPr>
-          <w:rStyle w:val="VerbatimChar"/>
-        </w:rPr>
-        <w:t xml:space="preserve">npm install -g azure-functions-core-tools@4</w:t>
-      </w:r>
-    </w:p>
-    <w:p>
-      <w:pPr>
-        <w:pStyle w:val="Compact"/>
-        <w:numPr>
-          <w:ilvl w:val="0"/>
-          <w:numId w:val="1003"/>
-        </w:numPr>
-      </w:pPr>
-      <w:r>
-        <w:t xml:space="preserve">Azure CLI with correct subscription selected</w:t>
-      </w:r>
-    </w:p>
-    <w:p>
-      <w:pPr>
-        <w:pStyle w:val="Compact"/>
-        <w:numPr>
-          <w:ilvl w:val="0"/>
-          <w:numId w:val="1003"/>
-        </w:numPr>
-      </w:pPr>
-      <w:r>
-        <w:t xml:space="preserve">A SharePoint Online site for the Canvas Power App dashboard</w:t>
-      </w:r>
-    </w:p>
-    <w:p>
-      <w:r>
-        <w:pict>
-          <v:rect style="width:0;height:1.5pt" o:hralign="center" o:hrstd="t" o:hr="t"/>
-        </w:pict>
-      </w:r>
-    </w:p>
-    <w:bookmarkEnd w:id="12"/>
-    <w:bookmarkStart w:id="16" w:name="X1518212233065736e944950736e782a79fa7745"/>
-    <w:p>
-      <w:pPr>
-        <w:pStyle w:val="Heading1"/>
-      </w:pPr>
-      <w:r>
-        <w:t xml:space="preserve">Step 1: Deploy Azure Infrastructure via Portal</w:t>
-      </w:r>
-    </w:p>
-    <w:bookmarkStart w:id="13" w:name="resource-group"/>
-    <w:p>
-      <w:pPr>
-        <w:pStyle w:val="Heading2"/>
-      </w:pPr>
-      <w:r>
-        <w:t xml:space="preserve">1.1 Resource Group</w:t>
-      </w:r>
-    </w:p>
-    <w:p>
-      <w:pPr>
-        <w:pStyle w:val="Compact"/>
-        <w:numPr>
-          <w:ilvl w:val="0"/>
-          <w:numId w:val="1004"/>
-        </w:numPr>
-      </w:pPr>
-      <w:r>
-        <w:t xml:space="preserve">Sign in to the Azure Portal (https://portal.azure.com)</w:t>
-      </w:r>
-    </w:p>
-    <w:p>
-      <w:pPr>
-        <w:pStyle w:val="Compact"/>
-        <w:numPr>
-          <w:ilvl w:val="0"/>
-          <w:numId w:val="1004"/>
-        </w:numPr>
-      </w:pPr>
-      <w:r>
-        <w:t xml:space="preserve">Search for Resource groups → + Create</w:t>
-      </w:r>
-    </w:p>
-    <w:p>
-      <w:pPr>
-        <w:pStyle w:val="Compact"/>
-        <w:numPr>
-          <w:ilvl w:val="0"/>
-          <w:numId w:val="1004"/>
-        </w:numPr>
-      </w:pPr>
-      <w:r>
-        <w:t xml:space="preserve">Resource group name:</w:t>
-      </w:r>
-      <w:r>
-        <w:t xml:space="preserve"> </w:t>
-      </w:r>
-      <w:r>
-        <w:rPr>
-          <w:rStyle w:val="VerbatimChar"/>
-        </w:rPr>
-        <w:t xml:space="preserve">rg-copilot-adoption</w:t>
-      </w:r>
-    </w:p>
-    <w:p>
-      <w:pPr>
-        <w:pStyle w:val="Compact"/>
-        <w:numPr>
-          <w:ilvl w:val="0"/>
-          <w:numId w:val="1004"/>
-        </w:numPr>
-      </w:pPr>
-      <w:r>
-        <w:t xml:space="preserve">Region: choose your region (must have Elastic Premium Function App quota)</w:t>
-      </w:r>
-    </w:p>
-    <w:p>
-      <w:pPr>
-        <w:pStyle w:val="Compact"/>
-        <w:numPr>
-          <w:ilvl w:val="0"/>
-          <w:numId w:val="1004"/>
-        </w:numPr>
-      </w:pPr>
-      <w:r>
-        <w:t xml:space="preserve">Click Review + create → Create</w:t>
-      </w:r>
-    </w:p>
-    <w:bookmarkEnd w:id="13"/>
-    <w:bookmarkStart w:id="14" w:name="Xb5580c3fd3873c3150097f3126e6b66d2ef1daf"/>
-    <w:p>
-      <w:pPr>
-        <w:pStyle w:val="Heading2"/>
-      </w:pPr>
-      <w:r>
-        <w:t xml:space="preserve">1.2 Deploy with ARM Template (Deploy to Azure Button)</w:t>
-      </w:r>
-    </w:p>
-    <w:p>
-      <w:pPr>
-        <w:pStyle w:val="FirstParagraph"/>
-      </w:pPr>
-      <w:r>
-        <w:t xml:space="preserve">The quickest path is the one-click button from the GitHub repository README, which deploys all infrastructure from the compiled ARM template.</w:t>
-      </w:r>
-    </w:p>
-    <w:p>
-      <w:pPr>
-        <w:pStyle w:val="BodyText"/>
-      </w:pPr>
-      <w:r>
-        <w:t xml:space="preserve">Alternatively, from the repository, navigate to</w:t>
-      </w:r>
-      <w:r>
-        <w:t xml:space="preserve"> </w:t>
-      </w:r>
-      <w:r>
-        <w:rPr>
-          <w:rStyle w:val="VerbatimChar"/>
-        </w:rPr>
-        <w:t xml:space="preserve">infra/azuredeploy.json</w:t>
-      </w:r>
-      <w:r>
-        <w:t xml:space="preserve">, upload it under Custom deployment in the Azure Portal:</w:t>
-      </w:r>
-    </w:p>
-    <w:p>
-      <w:pPr>
-        <w:pStyle w:val="Compact"/>
-        <w:numPr>
-          <w:ilvl w:val="0"/>
-          <w:numId w:val="1005"/>
-        </w:numPr>
-      </w:pPr>
-      <w:r>
-        <w:t xml:space="preserve">Portal → Deploy a custom template → Build your own template in the editor</w:t>
-      </w:r>
-    </w:p>
-    <w:p>
-      <w:pPr>
-        <w:pStyle w:val="Compact"/>
-        <w:numPr>
-          <w:ilvl w:val="0"/>
-          <w:numId w:val="1005"/>
-        </w:numPr>
-      </w:pPr>
-      <w:r>
-        <w:t xml:space="preserve">Upload</w:t>
-      </w:r>
-      <w:r>
-        <w:t xml:space="preserve"> </w:t>
-      </w:r>
-      <w:r>
-        <w:rPr>
-          <w:rStyle w:val="VerbatimChar"/>
-        </w:rPr>
-        <w:t xml:space="preserve">infra/azuredeploy.json</w:t>
-      </w:r>
-      <w:r>
-        <w:t xml:space="preserve"> </w:t>
-      </w:r>
-      <w:r>
-        <w:t xml:space="preserve">→ Save</w:t>
-      </w:r>
-    </w:p>
-    <w:p>
-      <w:pPr>
-        <w:pStyle w:val="Compact"/>
-        <w:numPr>
-          <w:ilvl w:val="0"/>
-          <w:numId w:val="1005"/>
-        </w:numPr>
-      </w:pPr>
-      <w:r>
-        <w:t xml:space="preserve">Fill in the required parameters:</w:t>
+        <w:t xml:space="preserve">Fill required parameters:</w:t>
       </w:r>
     </w:p>
     <w:tbl>
@@ -1244,7 +1002,7 @@
               <w:pStyle w:val="Compact"/>
             </w:pPr>
             <w:r>
-              <w:t xml:space="preserve">Your Entra tenant GUID (from Entra ID → Overview)</w:t>
+              <w:t xml:space="preserve">Your Entra tenant GUID</w:t>
             </w:r>
           </w:p>
         </w:tc>
@@ -1268,7 +1026,7 @@
               <w:pStyle w:val="Compact"/>
             </w:pPr>
             <w:r>
-              <w:t xml:space="preserve">Globally unique lowercase name, 3–24 characters</w:t>
+              <w:t xml:space="preserve">Globally unique, 3-24 chars</w:t>
             </w:r>
           </w:p>
         </w:tc>
@@ -1292,7 +1050,7 @@
               <w:pStyle w:val="Compact"/>
             </w:pPr>
             <w:r>
-              <w:t xml:space="preserve">Globally unique lowercase name, 3–24 characters</w:t>
+              <w:t xml:space="preserve">Globally unique, 3-24 chars</w:t>
             </w:r>
           </w:p>
         </w:tc>
@@ -1368,39 +1126,6 @@
               <w:pStyle w:val="Compact"/>
             </w:pPr>
             <w:r>
-              <w:t xml:space="preserve">Func App Name</w:t>
-            </w:r>
-          </w:p>
-        </w:tc>
-        <w:tc>
-          <w:tcPr/>
-          <w:p>
-            <w:pPr>
-              <w:pStyle w:val="Compact"/>
-            </w:pPr>
-            <w:r>
-              <w:t xml:space="preserve">Default:</w:t>
-            </w:r>
-            <w:r>
-              <w:t xml:space="preserve"> </w:t>
-            </w:r>
-            <w:r>
-              <w:rPr>
-                <w:rStyle w:val="VerbatimChar"/>
-              </w:rPr>
-              <w:t xml:space="preserve">func-copilot-audit-ingest</w:t>
-            </w:r>
-          </w:p>
-        </w:tc>
-      </w:tr>
-      <w:tr>
-        <w:tc>
-          <w:tcPr/>
-          <w:p>
-            <w:pPr>
-              <w:pStyle w:val="Compact"/>
-            </w:pPr>
-            <w:r>
               <w:t xml:space="preserve">Sharepoint Site Url</w:t>
             </w:r>
           </w:p>
@@ -1451,7 +1176,7 @@
               <w:t xml:space="preserve"> </w:t>
             </w:r>
             <w:r>
-              <w:t xml:space="preserve">for full deployment,</w:t>
+              <w:t xml:space="preserve">(full) or</w:t>
             </w:r>
             <w:r>
               <w:t xml:space="preserve"> </w:t>
@@ -1466,12 +1191,386 @@
               <w:t xml:space="preserve"> </w:t>
             </w:r>
             <w:r>
-              <w:t xml:space="preserve">for storage + SharePoint only</w:t>
+              <w:t xml:space="preserve">(storage + SharePoint only)</w:t>
             </w:r>
           </w:p>
         </w:tc>
       </w:tr>
     </w:tbl>
+    <w:p>
+      <w:pPr>
+        <w:pStyle w:val="Compact"/>
+        <w:numPr>
+          <w:ilvl w:val="0"/>
+          <w:numId w:val="1004"/>
+        </w:numPr>
+      </w:pPr>
+      <w:r>
+        <w:t xml:space="preserve">Review + create → Create (~5-8 min)</w:t>
+      </w:r>
+    </w:p>
+    <w:bookmarkEnd w:id="14"/>
+    <w:bookmarkStart w:id="15" w:name="note-deployment-outputs"/>
+    <w:p>
+      <w:pPr>
+        <w:pStyle w:val="Heading2"/>
+      </w:pPr>
+      <w:r>
+        <w:t xml:space="preserve">1.3 Note Deployment Outputs</w:t>
+      </w:r>
+    </w:p>
+    <w:p>
+      <w:pPr>
+        <w:pStyle w:val="FirstParagraph"/>
+      </w:pPr>
+      <w:r>
+        <w:t xml:space="preserve">After deployment: copy</w:t>
+      </w:r>
+      <w:r>
+        <w:t xml:space="preserve"> </w:t>
+      </w:r>
+      <w:r>
+        <w:rPr>
+          <w:rStyle w:val="VerbatimChar"/>
+        </w:rPr>
+        <w:t xml:space="preserve">functionAppPrincipalId</w:t>
+      </w:r>
+      <w:r>
+        <w:t xml:space="preserve">,</w:t>
+      </w:r>
+      <w:r>
+        <w:t xml:space="preserve"> </w:t>
+      </w:r>
+      <w:r>
+        <w:rPr>
+          <w:rStyle w:val="VerbatimChar"/>
+        </w:rPr>
+        <w:t xml:space="preserve">functionAppName</w:t>
+      </w:r>
+      <w:r>
+        <w:t xml:space="preserve">,</w:t>
+      </w:r>
+      <w:r>
+        <w:t xml:space="preserve"> </w:t>
+      </w:r>
+      <w:r>
+        <w:rPr>
+          <w:rStyle w:val="VerbatimChar"/>
+        </w:rPr>
+        <w:t xml:space="preserve">auditStorageName</w:t>
+      </w:r>
+      <w:r>
+        <w:t xml:space="preserve">.</w:t>
+      </w:r>
+    </w:p>
+    <w:p>
+      <w:r>
+        <w:pict>
+          <v:rect style="width:0;height:1.5pt" o:hralign="center" o:hrstd="t" o:hr="t"/>
+        </w:pict>
+      </w:r>
+    </w:p>
+    <w:bookmarkEnd w:id="15"/>
+    <w:bookmarkEnd w:id="16"/>
+    <w:bookmarkStart w:id="17" w:name="step-2-run-the-post-deployment-script"/>
+    <w:p>
+      <w:pPr>
+        <w:pStyle w:val="Heading1"/>
+      </w:pPr>
+      <w:r>
+        <w:t xml:space="preserve">Step 2: Run the Post-Deployment Script</w:t>
+      </w:r>
+    </w:p>
+    <w:p>
+      <w:pPr>
+        <w:pStyle w:val="FirstParagraph"/>
+      </w:pPr>
+      <w:r>
+        <w:t xml:space="preserve">Run locally — not in Cloud Shell.</w:t>
+      </w:r>
+    </w:p>
+    <w:p>
+      <w:pPr>
+        <w:pStyle w:val="SourceCode"/>
+      </w:pPr>
+      <w:r>
+        <w:rPr>
+          <w:rStyle w:val="NormalTok"/>
+        </w:rPr>
+        <w:t xml:space="preserve">Install-Module Microsoft</w:t>
+      </w:r>
+      <w:r>
+        <w:rPr>
+          <w:rStyle w:val="OperatorTok"/>
+        </w:rPr>
+        <w:t xml:space="preserve">.</w:t>
+      </w:r>
+      <w:r>
+        <w:rPr>
+          <w:rStyle w:val="FunctionTok"/>
+        </w:rPr>
+        <w:t xml:space="preserve">Graph</w:t>
+      </w:r>
+      <w:r>
+        <w:rPr>
+          <w:rStyle w:val="NormalTok"/>
+        </w:rPr>
+        <w:t xml:space="preserve"> </w:t>
+      </w:r>
+      <w:r>
+        <w:rPr>
+          <w:rStyle w:val="OperatorTok"/>
+        </w:rPr>
+        <w:t xml:space="preserve">-</w:t>
+      </w:r>
+      <w:r>
+        <w:rPr>
+          <w:rStyle w:val="NormalTok"/>
+        </w:rPr>
+        <w:t xml:space="preserve">Scope CurrentUser </w:t>
+      </w:r>
+      <w:r>
+        <w:rPr>
+          <w:rStyle w:val="OperatorTok"/>
+        </w:rPr>
+        <w:t xml:space="preserve">-</w:t>
+      </w:r>
+      <w:r>
+        <w:rPr>
+          <w:rStyle w:val="NormalTok"/>
+        </w:rPr>
+        <w:t xml:space="preserve">Force</w:t>
+      </w:r>
+      <w:r>
+        <w:br/>
+      </w:r>
+      <w:r>
+        <w:br/>
+      </w:r>
+      <w:r>
+        <w:rPr>
+          <w:rStyle w:val="OperatorTok"/>
+        </w:rPr>
+        <w:t xml:space="preserve">.</w:t>
+      </w:r>
+      <w:r>
+        <w:rPr>
+          <w:rStyle w:val="NormalTok"/>
+        </w:rPr>
+        <w:t xml:space="preserve">\scripts\Post-Deploy</w:t>
+      </w:r>
+      <w:r>
+        <w:rPr>
+          <w:rStyle w:val="OperatorTok"/>
+        </w:rPr>
+        <w:t xml:space="preserve">.</w:t>
+      </w:r>
+      <w:r>
+        <w:rPr>
+          <w:rStyle w:val="FunctionTok"/>
+        </w:rPr>
+        <w:t xml:space="preserve">ps1</w:t>
+      </w:r>
+      <w:r>
+        <w:rPr>
+          <w:rStyle w:val="NormalTok"/>
+        </w:rPr>
+        <w:t xml:space="preserve"> `</w:t>
+      </w:r>
+      <w:r>
+        <w:br/>
+      </w:r>
+      <w:r>
+        <w:rPr>
+          <w:rStyle w:val="NormalTok"/>
+        </w:rPr>
+        <w:t xml:space="preserve">  </w:t>
+      </w:r>
+      <w:r>
+        <w:rPr>
+          <w:rStyle w:val="OperatorTok"/>
+        </w:rPr>
+        <w:t xml:space="preserve">-</w:t>
+      </w:r>
+      <w:r>
+        <w:rPr>
+          <w:rStyle w:val="NormalTok"/>
+        </w:rPr>
+        <w:t xml:space="preserve">TenantId </w:t>
+      </w:r>
+      <w:r>
+        <w:rPr>
+          <w:rStyle w:val="StringTok"/>
+        </w:rPr>
+        <w:t xml:space="preserve">"&lt;tenant-id&gt;"</w:t>
+      </w:r>
+      <w:r>
+        <w:rPr>
+          <w:rStyle w:val="NormalTok"/>
+        </w:rPr>
+        <w:t xml:space="preserve"> `</w:t>
+      </w:r>
+      <w:r>
+        <w:br/>
+      </w:r>
+      <w:r>
+        <w:rPr>
+          <w:rStyle w:val="NormalTok"/>
+        </w:rPr>
+        <w:t xml:space="preserve">  </w:t>
+      </w:r>
+      <w:r>
+        <w:rPr>
+          <w:rStyle w:val="OperatorTok"/>
+        </w:rPr>
+        <w:t xml:space="preserve">-</w:t>
+      </w:r>
+      <w:r>
+        <w:rPr>
+          <w:rStyle w:val="NormalTok"/>
+        </w:rPr>
+        <w:t xml:space="preserve">FunctionAppPrincipalId </w:t>
+      </w:r>
+      <w:r>
+        <w:rPr>
+          <w:rStyle w:val="StringTok"/>
+        </w:rPr>
+        <w:t xml:space="preserve">"&lt;object-id-from-outputs&gt;"</w:t>
+      </w:r>
+      <w:r>
+        <w:rPr>
+          <w:rStyle w:val="NormalTok"/>
+        </w:rPr>
+        <w:t xml:space="preserve"> `</w:t>
+      </w:r>
+      <w:r>
+        <w:br/>
+      </w:r>
+      <w:r>
+        <w:rPr>
+          <w:rStyle w:val="NormalTok"/>
+        </w:rPr>
+        <w:t xml:space="preserve">  </w:t>
+      </w:r>
+      <w:r>
+        <w:rPr>
+          <w:rStyle w:val="OperatorTok"/>
+        </w:rPr>
+        <w:t xml:space="preserve">-</w:t>
+      </w:r>
+      <w:r>
+        <w:rPr>
+          <w:rStyle w:val="NormalTok"/>
+        </w:rPr>
+        <w:t xml:space="preserve">CloudEnvironment Commercial `</w:t>
+      </w:r>
+      <w:r>
+        <w:br/>
+      </w:r>
+      <w:r>
+        <w:rPr>
+          <w:rStyle w:val="NormalTok"/>
+        </w:rPr>
+        <w:t xml:space="preserve">  </w:t>
+      </w:r>
+      <w:r>
+        <w:rPr>
+          <w:rStyle w:val="OperatorTok"/>
+        </w:rPr>
+        <w:t xml:space="preserve">-</w:t>
+      </w:r>
+      <w:r>
+        <w:rPr>
+          <w:rStyle w:val="NormalTok"/>
+        </w:rPr>
+        <w:t xml:space="preserve">SharePointSiteUrl </w:t>
+      </w:r>
+      <w:r>
+        <w:rPr>
+          <w:rStyle w:val="StringTok"/>
+        </w:rPr>
+        <w:t xml:space="preserve">"https://contoso.sharepoint.com/sites/CopilotReporting"</w:t>
+      </w:r>
+    </w:p>
+    <w:p>
+      <w:pPr>
+        <w:pStyle w:val="FirstParagraph"/>
+      </w:pPr>
+      <w:r>
+        <w:t xml:space="preserve">A browser sign-in popup will appear — check your taskbar. The script grants:</w:t>
+      </w:r>
+    </w:p>
+    <w:p>
+      <w:pPr>
+        <w:pStyle w:val="Compact"/>
+        <w:numPr>
+          <w:ilvl w:val="0"/>
+          <w:numId w:val="1005"/>
+        </w:numPr>
+      </w:pPr>
+      <w:r>
+        <w:rPr>
+          <w:rStyle w:val="VerbatimChar"/>
+        </w:rPr>
+        <w:t xml:space="preserve">ActivityFeed.Read</w:t>
+      </w:r>
+      <w:r>
+        <w:t xml:space="preserve"> </w:t>
+      </w:r>
+      <w:r>
+        <w:t xml:space="preserve">to the Function App managed identity</w:t>
+      </w:r>
+    </w:p>
+    <w:p>
+      <w:pPr>
+        <w:pStyle w:val="Compact"/>
+        <w:numPr>
+          <w:ilvl w:val="0"/>
+          <w:numId w:val="1005"/>
+        </w:numPr>
+      </w:pPr>
+      <w:r>
+        <w:rPr>
+          <w:rStyle w:val="VerbatimChar"/>
+        </w:rPr>
+        <w:t xml:space="preserve">Sites.Selected</w:t>
+      </w:r>
+      <w:r>
+        <w:t xml:space="preserve"> </w:t>
+      </w:r>
+      <w:r>
+        <w:t xml:space="preserve">(Azure AD app role) scoped to only the named site</w:t>
+      </w:r>
+    </w:p>
+    <w:p>
+      <w:pPr>
+        <w:pStyle w:val="Compact"/>
+        <w:numPr>
+          <w:ilvl w:val="0"/>
+          <w:numId w:val="1005"/>
+        </w:numPr>
+      </w:pPr>
+      <w:r>
+        <w:t xml:space="preserve">Site-level write access</w:t>
+      </w:r>
+    </w:p>
+    <w:p>
+      <w:r>
+        <w:pict>
+          <v:rect style="width:0;height:1.5pt" o:hralign="center" o:hrstd="t" o:hr="t"/>
+        </w:pict>
+      </w:r>
+    </w:p>
+    <w:bookmarkEnd w:id="17"/>
+    <w:bookmarkStart w:id="18" w:name="X13b653faa3c4ee61db3a2b3d16f3ad9f3add7d1"/>
+    <w:p>
+      <w:pPr>
+        <w:pStyle w:val="Heading1"/>
+      </w:pPr>
+      <w:r>
+        <w:t xml:space="preserve">Step 3: Enable Auditing in Microsoft Purview</w:t>
+      </w:r>
+    </w:p>
     <w:p>
       <w:pPr>
         <w:pStyle w:val="Compact"/>
@@ -1481,17 +1580,48 @@
         </w:numPr>
       </w:pPr>
       <w:r>
-        <w:t xml:space="preserve">Click Review + create → Create and wait for the deployment to complete (~8 minutes for full, ~5 minutes for storage-only)</w:t>
-      </w:r>
-    </w:p>
-    <w:bookmarkEnd w:id="14"/>
-    <w:bookmarkStart w:id="15" w:name="note-the-deployment-outputs"/>
-    <w:p>
-      <w:pPr>
-        <w:pStyle w:val="Heading2"/>
-      </w:pPr>
-      <w:r>
-        <w:t xml:space="preserve">1.3 Note the Deployment Outputs</w:t>
+        <w:t xml:space="preserve">Go to https://purview.microsoft.com</w:t>
+      </w:r>
+    </w:p>
+    <w:p>
+      <w:pPr>
+        <w:pStyle w:val="Compact"/>
+        <w:numPr>
+          <w:ilvl w:val="0"/>
+          <w:numId w:val="1006"/>
+        </w:numPr>
+      </w:pPr>
+      <w:r>
+        <w:t xml:space="preserve">Left navigation → Audit</w:t>
+      </w:r>
+    </w:p>
+    <w:p>
+      <w:pPr>
+        <w:pStyle w:val="Compact"/>
+        <w:numPr>
+          <w:ilvl w:val="0"/>
+          <w:numId w:val="1006"/>
+        </w:numPr>
+      </w:pPr>
+      <w:r>
+        <w:t xml:space="preserve">If not enabled: click Start recording user and admin activity</w:t>
+      </w:r>
+    </w:p>
+    <w:p>
+      <w:r>
+        <w:pict>
+          <v:rect style="width:0;height:1.5pt" o:hralign="center" o:hrstd="t" o:hr="t"/>
+        </w:pict>
+      </w:r>
+    </w:p>
+    <w:bookmarkEnd w:id="18"/>
+    <w:bookmarkStart w:id="19" w:name="step-4-deploy-function-code"/>
+    <w:p>
+      <w:pPr>
+        <w:pStyle w:val="Heading1"/>
+      </w:pPr>
+      <w:r>
+        <w:t xml:space="preserve">Step 4: Deploy Function Code</w:t>
       </w:r>
     </w:p>
     <w:p>
@@ -1499,7 +1629,461 @@
         <w:pStyle w:val="FirstParagraph"/>
       </w:pPr>
       <w:r>
-        <w:t xml:space="preserve">After deployment completes, click Outputs and copy:</w:t>
+        <w:t xml:space="preserve">The Function App has private endpoints — use a brief public access window:</w:t>
+      </w:r>
+    </w:p>
+    <w:p>
+      <w:pPr>
+        <w:pStyle w:val="SourceCode"/>
+      </w:pPr>
+      <w:r>
+        <w:rPr>
+          <w:rStyle w:val="NormalTok"/>
+        </w:rPr>
+        <w:t xml:space="preserve">az functionapp update `</w:t>
+      </w:r>
+      <w:r>
+        <w:br/>
+      </w:r>
+      <w:r>
+        <w:rPr>
+          <w:rStyle w:val="NormalTok"/>
+        </w:rPr>
+        <w:t xml:space="preserve">  </w:t>
+      </w:r>
+      <w:r>
+        <w:rPr>
+          <w:rStyle w:val="OperatorTok"/>
+        </w:rPr>
+        <w:t xml:space="preserve">--</w:t>
+      </w:r>
+      <w:r>
+        <w:rPr>
+          <w:rStyle w:val="NormalTok"/>
+        </w:rPr>
+        <w:t xml:space="preserve">resource-group rg-copilot-adoption `</w:t>
+      </w:r>
+      <w:r>
+        <w:br/>
+      </w:r>
+      <w:r>
+        <w:rPr>
+          <w:rStyle w:val="NormalTok"/>
+        </w:rPr>
+        <w:t xml:space="preserve">  </w:t>
+      </w:r>
+      <w:r>
+        <w:rPr>
+          <w:rStyle w:val="OperatorTok"/>
+        </w:rPr>
+        <w:t xml:space="preserve">--</w:t>
+      </w:r>
+      <w:r>
+        <w:rPr>
+          <w:rStyle w:val="NormalTok"/>
+        </w:rPr>
+        <w:t xml:space="preserve">name </w:t>
+      </w:r>
+      <w:r>
+        <w:rPr>
+          <w:rStyle w:val="OperatorTok"/>
+        </w:rPr>
+        <w:t xml:space="preserve">&lt;</w:t>
+      </w:r>
+      <w:r>
+        <w:rPr>
+          <w:rStyle w:val="NormalTok"/>
+        </w:rPr>
+        <w:t xml:space="preserve">func-app-name</w:t>
+      </w:r>
+      <w:r>
+        <w:rPr>
+          <w:rStyle w:val="OperatorTok"/>
+        </w:rPr>
+        <w:t xml:space="preserve">&gt;</w:t>
+      </w:r>
+      <w:r>
+        <w:rPr>
+          <w:rStyle w:val="NormalTok"/>
+        </w:rPr>
+        <w:t xml:space="preserve"> `</w:t>
+      </w:r>
+      <w:r>
+        <w:br/>
+      </w:r>
+      <w:r>
+        <w:rPr>
+          <w:rStyle w:val="NormalTok"/>
+        </w:rPr>
+        <w:t xml:space="preserve">  </w:t>
+      </w:r>
+      <w:r>
+        <w:rPr>
+          <w:rStyle w:val="OperatorTok"/>
+        </w:rPr>
+        <w:t xml:space="preserve">--</w:t>
+      </w:r>
+      <w:r>
+        <w:rPr>
+          <w:rStyle w:val="NormalTok"/>
+        </w:rPr>
+        <w:t xml:space="preserve">set publicNetworkAccess</w:t>
+      </w:r>
+      <w:r>
+        <w:rPr>
+          <w:rStyle w:val="OperatorTok"/>
+        </w:rPr>
+        <w:t xml:space="preserve">=</w:t>
+      </w:r>
+      <w:r>
+        <w:rPr>
+          <w:rStyle w:val="NormalTok"/>
+        </w:rPr>
+        <w:t xml:space="preserve">Enabled</w:t>
+      </w:r>
+      <w:r>
+        <w:br/>
+      </w:r>
+      <w:r>
+        <w:br/>
+      </w:r>
+      <w:r>
+        <w:rPr>
+          <w:rStyle w:val="FunctionTok"/>
+        </w:rPr>
+        <w:t xml:space="preserve">Start-Sleep</w:t>
+      </w:r>
+      <w:r>
+        <w:rPr>
+          <w:rStyle w:val="NormalTok"/>
+        </w:rPr>
+        <w:t xml:space="preserve"> </w:t>
+      </w:r>
+      <w:r>
+        <w:rPr>
+          <w:rStyle w:val="OperatorTok"/>
+        </w:rPr>
+        <w:t xml:space="preserve">-</w:t>
+      </w:r>
+      <w:r>
+        <w:rPr>
+          <w:rStyle w:val="NormalTok"/>
+        </w:rPr>
+        <w:t xml:space="preserve">Seconds </w:t>
+      </w:r>
+      <w:r>
+        <w:rPr>
+          <w:rStyle w:val="DecValTok"/>
+        </w:rPr>
+        <w:t xml:space="preserve">45</w:t>
+      </w:r>
+      <w:r>
+        <w:br/>
+      </w:r>
+      <w:r>
+        <w:br/>
+      </w:r>
+      <w:r>
+        <w:rPr>
+          <w:rStyle w:val="DataTypeTok"/>
+        </w:rPr>
+        <w:t xml:space="preserve">cd</w:t>
+      </w:r>
+      <w:r>
+        <w:rPr>
+          <w:rStyle w:val="NormalTok"/>
+        </w:rPr>
+        <w:t xml:space="preserve"> function-app</w:t>
+      </w:r>
+      <w:r>
+        <w:br/>
+      </w:r>
+      <w:r>
+        <w:rPr>
+          <w:rStyle w:val="NormalTok"/>
+        </w:rPr>
+        <w:t xml:space="preserve">func azure functionapp publish </w:t>
+      </w:r>
+      <w:r>
+        <w:rPr>
+          <w:rStyle w:val="OperatorTok"/>
+        </w:rPr>
+        <w:t xml:space="preserve">&lt;</w:t>
+      </w:r>
+      <w:r>
+        <w:rPr>
+          <w:rStyle w:val="NormalTok"/>
+        </w:rPr>
+        <w:t xml:space="preserve">func-app-name</w:t>
+      </w:r>
+      <w:r>
+        <w:rPr>
+          <w:rStyle w:val="OperatorTok"/>
+        </w:rPr>
+        <w:t xml:space="preserve">&gt;</w:t>
+      </w:r>
+      <w:r>
+        <w:rPr>
+          <w:rStyle w:val="NormalTok"/>
+        </w:rPr>
+        <w:t xml:space="preserve"> </w:t>
+      </w:r>
+      <w:r>
+        <w:rPr>
+          <w:rStyle w:val="OperatorTok"/>
+        </w:rPr>
+        <w:t xml:space="preserve">--</w:t>
+      </w:r>
+      <w:r>
+        <w:rPr>
+          <w:rStyle w:val="NormalTok"/>
+        </w:rPr>
+        <w:t xml:space="preserve">powershell</w:t>
+      </w:r>
+      <w:r>
+        <w:br/>
+      </w:r>
+      <w:r>
+        <w:rPr>
+          <w:rStyle w:val="FunctionTok"/>
+        </w:rPr>
+        <w:t xml:space="preserve">cd</w:t>
+      </w:r>
+      <w:r>
+        <w:rPr>
+          <w:rStyle w:val="NormalTok"/>
+        </w:rPr>
+        <w:t xml:space="preserve"> </w:t>
+      </w:r>
+      <w:r>
+        <w:rPr>
+          <w:rStyle w:val="OperatorTok"/>
+        </w:rPr>
+        <w:t xml:space="preserve">..</w:t>
+      </w:r>
+      <w:r>
+        <w:br/>
+      </w:r>
+      <w:r>
+        <w:br/>
+      </w:r>
+      <w:r>
+        <w:rPr>
+          <w:rStyle w:val="NormalTok"/>
+        </w:rPr>
+        <w:t xml:space="preserve">az functionapp update `</w:t>
+      </w:r>
+      <w:r>
+        <w:br/>
+      </w:r>
+      <w:r>
+        <w:rPr>
+          <w:rStyle w:val="NormalTok"/>
+        </w:rPr>
+        <w:t xml:space="preserve">  </w:t>
+      </w:r>
+      <w:r>
+        <w:rPr>
+          <w:rStyle w:val="OperatorTok"/>
+        </w:rPr>
+        <w:t xml:space="preserve">--</w:t>
+      </w:r>
+      <w:r>
+        <w:rPr>
+          <w:rStyle w:val="NormalTok"/>
+        </w:rPr>
+        <w:t xml:space="preserve">resource-group rg-copilot-adoption `</w:t>
+      </w:r>
+      <w:r>
+        <w:br/>
+      </w:r>
+      <w:r>
+        <w:rPr>
+          <w:rStyle w:val="NormalTok"/>
+        </w:rPr>
+        <w:t xml:space="preserve">  </w:t>
+      </w:r>
+      <w:r>
+        <w:rPr>
+          <w:rStyle w:val="OperatorTok"/>
+        </w:rPr>
+        <w:t xml:space="preserve">--</w:t>
+      </w:r>
+      <w:r>
+        <w:rPr>
+          <w:rStyle w:val="NormalTok"/>
+        </w:rPr>
+        <w:t xml:space="preserve">name </w:t>
+      </w:r>
+      <w:r>
+        <w:rPr>
+          <w:rStyle w:val="OperatorTok"/>
+        </w:rPr>
+        <w:t xml:space="preserve">&lt;</w:t>
+      </w:r>
+      <w:r>
+        <w:rPr>
+          <w:rStyle w:val="NormalTok"/>
+        </w:rPr>
+        <w:t xml:space="preserve">func-app-name</w:t>
+      </w:r>
+      <w:r>
+        <w:rPr>
+          <w:rStyle w:val="OperatorTok"/>
+        </w:rPr>
+        <w:t xml:space="preserve">&gt;</w:t>
+      </w:r>
+      <w:r>
+        <w:rPr>
+          <w:rStyle w:val="NormalTok"/>
+        </w:rPr>
+        <w:t xml:space="preserve"> `</w:t>
+      </w:r>
+      <w:r>
+        <w:br/>
+      </w:r>
+      <w:r>
+        <w:rPr>
+          <w:rStyle w:val="NormalTok"/>
+        </w:rPr>
+        <w:t xml:space="preserve">  </w:t>
+      </w:r>
+      <w:r>
+        <w:rPr>
+          <w:rStyle w:val="OperatorTok"/>
+        </w:rPr>
+        <w:t xml:space="preserve">--</w:t>
+      </w:r>
+      <w:r>
+        <w:rPr>
+          <w:rStyle w:val="NormalTok"/>
+        </w:rPr>
+        <w:t xml:space="preserve">set publicNetworkAccess</w:t>
+      </w:r>
+      <w:r>
+        <w:rPr>
+          <w:rStyle w:val="OperatorTok"/>
+        </w:rPr>
+        <w:t xml:space="preserve">=</w:t>
+      </w:r>
+      <w:r>
+        <w:rPr>
+          <w:rStyle w:val="NormalTok"/>
+        </w:rPr>
+        <w:t xml:space="preserve">Disabled</w:t>
+      </w:r>
+    </w:p>
+    <w:p>
+      <w:pPr>
+        <w:pStyle w:val="FirstParagraph"/>
+      </w:pPr>
+      <w:r>
+        <w:t xml:space="preserve">This deploys all four functions:</w:t>
+      </w:r>
+      <w:r>
+        <w:t xml:space="preserve"> </w:t>
+      </w:r>
+      <w:r>
+        <w:t xml:space="preserve">-</w:t>
+      </w:r>
+      <w:r>
+        <w:t xml:space="preserve"> </w:t>
+      </w:r>
+      <w:r>
+        <w:rPr>
+          <w:b/>
+          <w:bCs/>
+        </w:rPr>
+        <w:t xml:space="preserve">PullCopilotAudit</w:t>
+      </w:r>
+      <w:r>
+        <w:t xml:space="preserve"> </w:t>
+      </w:r>
+      <w:r>
+        <w:t xml:space="preserve">— pulls Copilot audit events from Office 365 every 15 min</w:t>
+      </w:r>
+      <w:r>
+        <w:t xml:space="preserve"> </w:t>
+      </w:r>
+      <w:r>
+        <w:t xml:space="preserve">-</w:t>
+      </w:r>
+      <w:r>
+        <w:t xml:space="preserve"> </w:t>
+      </w:r>
+      <w:r>
+        <w:rPr>
+          <w:b/>
+          <w:bCs/>
+        </w:rPr>
+        <w:t xml:space="preserve">ExportAdoptionMetrics</w:t>
+      </w:r>
+      <w:r>
+        <w:t xml:space="preserve"> </w:t>
+      </w:r>
+      <w:r>
+        <w:t xml:space="preserve">— aggregates ADLS data into SharePoint lists every 4 hours</w:t>
+      </w:r>
+      <w:r>
+        <w:t xml:space="preserve"> </w:t>
+      </w:r>
+      <w:r>
+        <w:t xml:space="preserve">-</w:t>
+      </w:r>
+      <w:r>
+        <w:t xml:space="preserve"> </w:t>
+      </w:r>
+      <w:r>
+        <w:rPr>
+          <w:b/>
+          <w:bCs/>
+        </w:rPr>
+        <w:t xml:space="preserve">PullSharePointAgents</w:t>
+      </w:r>
+      <w:r>
+        <w:t xml:space="preserve"> </w:t>
+      </w:r>
+      <w:r>
+        <w:t xml:space="preserve">— tracks SharePoint agent file creation every 15 min</w:t>
+      </w:r>
+      <w:r>
+        <w:t xml:space="preserve"> </w:t>
+      </w:r>
+      <w:r>
+        <w:t xml:space="preserve">-</w:t>
+      </w:r>
+      <w:r>
+        <w:t xml:space="preserve"> </w:t>
+      </w:r>
+      <w:r>
+        <w:rPr>
+          <w:b/>
+          <w:bCs/>
+        </w:rPr>
+        <w:t xml:space="preserve">StartSubscription</w:t>
+      </w:r>
+      <w:r>
+        <w:t xml:space="preserve"> </w:t>
+      </w:r>
+      <w:r>
+        <w:t xml:space="preserve">— activates the audit subscription (one-time, idempotent)</w:t>
+      </w:r>
+    </w:p>
+    <w:p>
+      <w:r>
+        <w:pict>
+          <v:rect style="width:0;height:1.5pt" o:hralign="center" o:hrstd="t" o:hr="t"/>
+        </w:pict>
+      </w:r>
+    </w:p>
+    <w:bookmarkEnd w:id="19"/>
+    <w:bookmarkStart w:id="20" w:name="step-5-clear-profile.ps1"/>
+    <w:p>
+      <w:pPr>
+        <w:pStyle w:val="Heading1"/>
+      </w:pPr>
+      <w:r>
+        <w:t xml:space="preserve">Step 5: Clear profile.ps1</w:t>
       </w:r>
     </w:p>
     <w:p>
@@ -1511,16 +2095,16 @@
         </w:numPr>
       </w:pPr>
       <w:r>
+        <w:t xml:space="preserve">Portal → Function App → App files → select</w:t>
+      </w:r>
+      <w:r>
+        <w:t xml:space="preserve"> </w:t>
+      </w:r>
+      <w:r>
         <w:rPr>
           <w:rStyle w:val="VerbatimChar"/>
         </w:rPr>
-        <w:t xml:space="preserve">functionAppPrincipalId</w:t>
-      </w:r>
-      <w:r>
-        <w:t xml:space="preserve"> </w:t>
-      </w:r>
-      <w:r>
-        <w:t xml:space="preserve">— the Function App managed identity Object ID</w:t>
+        <w:t xml:space="preserve">profile.ps1</w:t>
       </w:r>
     </w:p>
     <w:p>
@@ -1532,16 +2116,16 @@
         </w:numPr>
       </w:pPr>
       <w:r>
+        <w:t xml:space="preserve">Replace content with:</w:t>
+      </w:r>
+      <w:r>
+        <w:t xml:space="preserve"> </w:t>
+      </w:r>
+      <w:r>
         <w:rPr>
           <w:rStyle w:val="VerbatimChar"/>
         </w:rPr>
-        <w:t xml:space="preserve">functionAppName</w:t>
-      </w:r>
-      <w:r>
-        <w:t xml:space="preserve"> </w:t>
-      </w:r>
-      <w:r>
-        <w:t xml:space="preserve">— confirm the function app name</w:t>
+        <w:t xml:space="preserve"># Azure Functions profile - no Az modules needed</w:t>
       </w:r>
     </w:p>
     <w:p>
@@ -1553,70 +2137,7 @@
         </w:numPr>
       </w:pPr>
       <w:r>
-        <w:rPr>
-          <w:rStyle w:val="VerbatimChar"/>
-        </w:rPr>
-        <w:t xml:space="preserve">auditStorageName</w:t>
-      </w:r>
-      <w:r>
-        <w:t xml:space="preserve"> </w:t>
-      </w:r>
-      <w:r>
-        <w:t xml:space="preserve">— confirm the storage account name</w:t>
-      </w:r>
-    </w:p>
-    <w:p>
-      <w:pPr>
-        <w:pStyle w:val="Compact"/>
-        <w:numPr>
-          <w:ilvl w:val="0"/>
-          <w:numId w:val="1007"/>
-        </w:numPr>
-      </w:pPr>
-      <w:r>
-        <w:rPr>
-          <w:rStyle w:val="VerbatimChar"/>
-        </w:rPr>
-        <w:t xml:space="preserve">dceIngestionUri</w:t>
-      </w:r>
-      <w:r>
-        <w:t xml:space="preserve">,</w:t>
-      </w:r>
-      <w:r>
-        <w:t xml:space="preserve"> </w:t>
-      </w:r>
-      <w:r>
-        <w:rPr>
-          <w:rStyle w:val="VerbatimChar"/>
-        </w:rPr>
-        <w:t xml:space="preserve">dcrImmutableId</w:t>
-      </w:r>
-      <w:r>
-        <w:t xml:space="preserve">,</w:t>
-      </w:r>
-      <w:r>
-        <w:t xml:space="preserve"> </w:t>
-      </w:r>
-      <w:r>
-        <w:rPr>
-          <w:rStyle w:val="VerbatimChar"/>
-        </w:rPr>
-        <w:t xml:space="preserve">streamName</w:t>
-      </w:r>
-      <w:r>
-        <w:t xml:space="preserve"> </w:t>
-      </w:r>
-      <w:r>
-        <w:t xml:space="preserve">— empty strings if</w:t>
-      </w:r>
-      <w:r>
-        <w:t xml:space="preserve"> </w:t>
-      </w:r>
-      <w:r>
-        <w:rPr>
-          <w:rStyle w:val="VerbatimChar"/>
-        </w:rPr>
-        <w:t xml:space="preserve">deployLogAnalytics=false</w:t>
+        <w:t xml:space="preserve">Save</w:t>
       </w:r>
     </w:p>
     <w:p>
@@ -1626,15 +2147,14 @@
         </w:pict>
       </w:r>
     </w:p>
-    <w:bookmarkEnd w:id="15"/>
-    <w:bookmarkEnd w:id="16"/>
-    <w:bookmarkStart w:id="19" w:name="step-2-run-the-post-deployment-script"/>
+    <w:bookmarkEnd w:id="20"/>
+    <w:bookmarkStart w:id="21" w:name="step-6-start-the-audit-subscription"/>
     <w:p>
       <w:pPr>
         <w:pStyle w:val="Heading1"/>
       </w:pPr>
       <w:r>
-        <w:t xml:space="preserve">Step 2: Run the Post-Deployment Script</w:t>
+        <w:t xml:space="preserve">Step 6: Start the Audit Subscription</w:t>
       </w:r>
     </w:p>
     <w:p>
@@ -1642,302 +2162,30 @@
         <w:pStyle w:val="FirstParagraph"/>
       </w:pPr>
       <w:r>
-        <w:t xml:space="preserve">Run this locally — not in Cloud Shell (Cloud Shell cannot acquire tokens for manage.office.com).</w:t>
-      </w:r>
-    </w:p>
-    <w:bookmarkStart w:id="17" w:name="install-the-microsoft.graph-module"/>
-    <w:p>
-      <w:pPr>
-        <w:pStyle w:val="Heading2"/>
-      </w:pPr>
-      <w:r>
-        <w:t xml:space="preserve">2.1 Install the Microsoft.Graph module</w:t>
-      </w:r>
-    </w:p>
-    <w:p>
-      <w:pPr>
-        <w:pStyle w:val="SourceCode"/>
-      </w:pPr>
-      <w:r>
-        <w:rPr>
-          <w:rStyle w:val="NormalTok"/>
-        </w:rPr>
-        <w:t xml:space="preserve">Install-Module Microsoft</w:t>
-      </w:r>
-      <w:r>
-        <w:rPr>
-          <w:rStyle w:val="OperatorTok"/>
-        </w:rPr>
-        <w:t xml:space="preserve">.</w:t>
-      </w:r>
-      <w:r>
-        <w:rPr>
-          <w:rStyle w:val="FunctionTok"/>
-        </w:rPr>
-        <w:t xml:space="preserve">Graph</w:t>
-      </w:r>
-      <w:r>
-        <w:rPr>
-          <w:rStyle w:val="NormalTok"/>
-        </w:rPr>
-        <w:t xml:space="preserve"> </w:t>
-      </w:r>
-      <w:r>
-        <w:rPr>
-          <w:rStyle w:val="OperatorTok"/>
-        </w:rPr>
-        <w:t xml:space="preserve">-</w:t>
-      </w:r>
-      <w:r>
-        <w:rPr>
-          <w:rStyle w:val="NormalTok"/>
-        </w:rPr>
-        <w:t xml:space="preserve">Scope CurrentUser </w:t>
-      </w:r>
-      <w:r>
-        <w:rPr>
-          <w:rStyle w:val="OperatorTok"/>
-        </w:rPr>
-        <w:t xml:space="preserve">-</w:t>
-      </w:r>
-      <w:r>
-        <w:rPr>
-          <w:rStyle w:val="NormalTok"/>
-        </w:rPr>
-        <w:t xml:space="preserve">Force</w:t>
-      </w:r>
-    </w:p>
-    <w:bookmarkEnd w:id="17"/>
-    <w:bookmarkStart w:id="18" w:name="run-post-deploy.ps1"/>
-    <w:p>
-      <w:pPr>
-        <w:pStyle w:val="Heading2"/>
-      </w:pPr>
-      <w:r>
-        <w:t xml:space="preserve">2.2 Run Post-Deploy.ps1</w:t>
-      </w:r>
-    </w:p>
-    <w:p>
-      <w:pPr>
-        <w:pStyle w:val="SourceCode"/>
-      </w:pPr>
-      <w:r>
-        <w:rPr>
-          <w:rStyle w:val="OperatorTok"/>
-        </w:rPr>
-        <w:t xml:space="preserve">.</w:t>
-      </w:r>
-      <w:r>
-        <w:rPr>
-          <w:rStyle w:val="NormalTok"/>
-        </w:rPr>
-        <w:t xml:space="preserve">\scripts\Post-Deploy</w:t>
-      </w:r>
-      <w:r>
-        <w:rPr>
-          <w:rStyle w:val="OperatorTok"/>
-        </w:rPr>
-        <w:t xml:space="preserve">.</w:t>
-      </w:r>
-      <w:r>
-        <w:rPr>
-          <w:rStyle w:val="FunctionTok"/>
-        </w:rPr>
-        <w:t xml:space="preserve">ps1</w:t>
-      </w:r>
-      <w:r>
-        <w:rPr>
-          <w:rStyle w:val="NormalTok"/>
-        </w:rPr>
-        <w:t xml:space="preserve"> `</w:t>
-      </w:r>
-      <w:r>
-        <w:br/>
-      </w:r>
-      <w:r>
-        <w:rPr>
-          <w:rStyle w:val="NormalTok"/>
-        </w:rPr>
-        <w:t xml:space="preserve">  </w:t>
-      </w:r>
-      <w:r>
-        <w:rPr>
-          <w:rStyle w:val="OperatorTok"/>
-        </w:rPr>
-        <w:t xml:space="preserve">-</w:t>
-      </w:r>
-      <w:r>
-        <w:rPr>
-          <w:rStyle w:val="NormalTok"/>
-        </w:rPr>
-        <w:t xml:space="preserve">TenantId </w:t>
-      </w:r>
-      <w:r>
-        <w:rPr>
-          <w:rStyle w:val="StringTok"/>
-        </w:rPr>
-        <w:t xml:space="preserve">"&lt;your-tenant-id&gt;"</w:t>
-      </w:r>
-      <w:r>
-        <w:rPr>
-          <w:rStyle w:val="NormalTok"/>
-        </w:rPr>
-        <w:t xml:space="preserve"> `</w:t>
-      </w:r>
-      <w:r>
-        <w:br/>
-      </w:r>
-      <w:r>
-        <w:rPr>
-          <w:rStyle w:val="NormalTok"/>
-        </w:rPr>
-        <w:t xml:space="preserve">  </w:t>
-      </w:r>
-      <w:r>
-        <w:rPr>
-          <w:rStyle w:val="OperatorTok"/>
-        </w:rPr>
-        <w:t xml:space="preserve">-</w:t>
-      </w:r>
-      <w:r>
-        <w:rPr>
-          <w:rStyle w:val="NormalTok"/>
-        </w:rPr>
-        <w:t xml:space="preserve">FunctionAppPrincipalId </w:t>
-      </w:r>
-      <w:r>
-        <w:rPr>
-          <w:rStyle w:val="StringTok"/>
-        </w:rPr>
-        <w:t xml:space="preserve">"&lt;object-id-from-outputs&gt;"</w:t>
-      </w:r>
-      <w:r>
-        <w:rPr>
-          <w:rStyle w:val="NormalTok"/>
-        </w:rPr>
-        <w:t xml:space="preserve"> `</w:t>
-      </w:r>
-      <w:r>
-        <w:br/>
-      </w:r>
-      <w:r>
-        <w:rPr>
-          <w:rStyle w:val="NormalTok"/>
-        </w:rPr>
-        <w:t xml:space="preserve">  </w:t>
-      </w:r>
-      <w:r>
-        <w:rPr>
-          <w:rStyle w:val="OperatorTok"/>
-        </w:rPr>
-        <w:t xml:space="preserve">-</w:t>
-      </w:r>
-      <w:r>
-        <w:rPr>
-          <w:rStyle w:val="NormalTok"/>
-        </w:rPr>
-        <w:t xml:space="preserve">CloudEnvironment Commercial `</w:t>
-      </w:r>
-      <w:r>
-        <w:br/>
-      </w:r>
-      <w:r>
-        <w:rPr>
-          <w:rStyle w:val="NormalTok"/>
-        </w:rPr>
-        <w:t xml:space="preserve">  </w:t>
-      </w:r>
-      <w:r>
-        <w:rPr>
-          <w:rStyle w:val="OperatorTok"/>
-        </w:rPr>
-        <w:t xml:space="preserve">-</w:t>
-      </w:r>
-      <w:r>
-        <w:rPr>
-          <w:rStyle w:val="NormalTok"/>
-        </w:rPr>
-        <w:t xml:space="preserve">SharePointSiteUrl </w:t>
-      </w:r>
-      <w:r>
-        <w:rPr>
-          <w:rStyle w:val="StringTok"/>
-        </w:rPr>
-        <w:t xml:space="preserve">"https://contoso.sharepoint.com/sites/CopilotReporting"</w:t>
-      </w:r>
-    </w:p>
-    <w:p>
-      <w:pPr>
-        <w:pStyle w:val="FirstParagraph"/>
-      </w:pPr>
-      <w:r>
-        <w:t xml:space="preserve">A browser sign-in popup will appear — check your taskbar if it opens behind other windows. The script grants:</w:t>
-      </w:r>
-    </w:p>
-    <w:p>
-      <w:pPr>
-        <w:pStyle w:val="Compact"/>
-        <w:numPr>
-          <w:ilvl w:val="0"/>
-          <w:numId w:val="1008"/>
-        </w:numPr>
-      </w:pPr>
+        <w:t xml:space="preserve">Portal → Functions → StartSubscription → Code + Test → Test/Run → Run</w:t>
+      </w:r>
+    </w:p>
+    <w:p>
+      <w:pPr>
+        <w:pStyle w:val="BodyText"/>
+      </w:pPr>
+      <w:r>
+        <w:t xml:space="preserve">Look for</w:t>
+      </w:r>
+      <w:r>
+        <w:t xml:space="preserve"> </w:t>
+      </w:r>
       <w:r>
         <w:rPr>
           <w:rStyle w:val="VerbatimChar"/>
         </w:rPr>
-        <w:t xml:space="preserve">ActivityFeed.Read</w:t>
-      </w:r>
-      <w:r>
-        <w:t xml:space="preserve"> </w:t>
-      </w:r>
-      <w:r>
-        <w:t xml:space="preserve">to the Function App managed identity</w:t>
-      </w:r>
-    </w:p>
-    <w:p>
-      <w:pPr>
-        <w:pStyle w:val="Compact"/>
-        <w:numPr>
-          <w:ilvl w:val="0"/>
-          <w:numId w:val="1008"/>
-        </w:numPr>
-      </w:pPr>
-      <w:r>
-        <w:rPr>
-          <w:rStyle w:val="VerbatimChar"/>
-        </w:rPr>
-        <w:t xml:space="preserve">Sites.Selected</w:t>
-      </w:r>
-      <w:r>
-        <w:t xml:space="preserve"> </w:t>
-      </w:r>
-      <w:r>
-        <w:t xml:space="preserve">(Azure AD app role) to the managed identity</w:t>
-      </w:r>
-    </w:p>
-    <w:p>
-      <w:pPr>
-        <w:pStyle w:val="Compact"/>
-        <w:numPr>
-          <w:ilvl w:val="0"/>
-          <w:numId w:val="1008"/>
-        </w:numPr>
-      </w:pPr>
-      <w:r>
-        <w:t xml:space="preserve">Site-scoped write access to only the named SharePoint site</w:t>
-      </w:r>
-    </w:p>
-    <w:p>
-      <w:pPr>
-        <w:pStyle w:val="Compact"/>
-        <w:numPr>
-          <w:ilvl w:val="0"/>
-          <w:numId w:val="1008"/>
-        </w:numPr>
-      </w:pPr>
-      <w:r>
-        <w:t xml:space="preserve">Prints the exact column schema for the four SharePoint lists</w:t>
+        <w:t xml:space="preserve">{"status":"enabled","contentType":"Audit.General"}</w:t>
+      </w:r>
+      <w:r>
+        <w:t xml:space="preserve"> </w:t>
+      </w:r>
+      <w:r>
+        <w:t xml:space="preserve">in the logs.</w:t>
       </w:r>
     </w:p>
     <w:p>
@@ -1947,63 +2195,76 @@
         </w:pict>
       </w:r>
     </w:p>
-    <w:bookmarkEnd w:id="18"/>
-    <w:bookmarkEnd w:id="19"/>
-    <w:bookmarkStart w:id="20" w:name="X13b653faa3c4ee61db3a2b3d16f3ad9f3add7d1"/>
+    <w:bookmarkEnd w:id="21"/>
+    <w:bookmarkStart w:id="27" w:name="step-7-create-sharepoint-lists"/>
     <w:p>
       <w:pPr>
         <w:pStyle w:val="Heading1"/>
       </w:pPr>
       <w:r>
-        <w:t xml:space="preserve">Step 3: Enable Auditing in Microsoft Purview</w:t>
-      </w:r>
-    </w:p>
-    <w:p>
-      <w:pPr>
-        <w:pStyle w:val="Compact"/>
-        <w:numPr>
-          <w:ilvl w:val="0"/>
-          <w:numId w:val="1009"/>
-        </w:numPr>
-      </w:pPr>
-      <w:r>
-        <w:t xml:space="preserve">Go to https://purview.microsoft.com</w:t>
-      </w:r>
-    </w:p>
-    <w:p>
-      <w:pPr>
-        <w:pStyle w:val="Compact"/>
-        <w:numPr>
-          <w:ilvl w:val="0"/>
-          <w:numId w:val="1009"/>
-        </w:numPr>
-      </w:pPr>
-      <w:r>
-        <w:t xml:space="preserve">Left navigation → Audit (under Solutions)</w:t>
-      </w:r>
-    </w:p>
-    <w:p>
-      <w:pPr>
-        <w:pStyle w:val="Compact"/>
-        <w:numPr>
-          <w:ilvl w:val="0"/>
-          <w:numId w:val="1009"/>
-        </w:numPr>
-      </w:pPr>
-      <w:r>
-        <w:t xml:space="preserve">If not yet enabled, click Start recording user and admin activity</w:t>
-      </w:r>
-    </w:p>
-    <w:p>
-      <w:pPr>
-        <w:pStyle w:val="Compact"/>
-        <w:numPr>
-          <w:ilvl w:val="0"/>
-          <w:numId w:val="1009"/>
-        </w:numPr>
-      </w:pPr>
-      <w:r>
-        <w:t xml:space="preserve">Wait up to 24 hours for audit events to begin flowing</w:t>
+        <w:t xml:space="preserve">Step 7: Create SharePoint Lists</w:t>
+      </w:r>
+    </w:p>
+    <w:p>
+      <w:pPr>
+        <w:pStyle w:val="FirstParagraph"/>
+      </w:pPr>
+      <w:r>
+        <w:t xml:space="preserve">Create these five lists at your SharePoint site. Column names must match exactly.</w:t>
+      </w:r>
+    </w:p>
+    <w:p>
+      <w:pPr>
+        <w:pStyle w:val="BodyText"/>
+      </w:pPr>
+      <w:r>
+        <w:rPr>
+          <w:b/>
+          <w:bCs/>
+        </w:rPr>
+        <w:t xml:space="preserve">To create:</w:t>
+      </w:r>
+      <w:r>
+        <w:t xml:space="preserve"> </w:t>
+      </w:r>
+      <w:r>
+        <w:t xml:space="preserve">Site home → New → List → Blank list → name it → Create</w:t>
+      </w:r>
+    </w:p>
+    <w:p>
+      <w:pPr>
+        <w:pStyle w:val="BodyText"/>
+      </w:pPr>
+      <w:r>
+        <w:rPr>
+          <w:b/>
+          <w:bCs/>
+        </w:rPr>
+        <w:t xml:space="preserve">To add a column:</w:t>
+      </w:r>
+      <w:r>
+        <w:t xml:space="preserve"> </w:t>
+      </w:r>
+      <w:r>
+        <w:t xml:space="preserve">+ Add column → select type → set name → Save</w:t>
+      </w:r>
+    </w:p>
+    <w:p>
+      <w:pPr>
+        <w:pStyle w:val="BodyText"/>
+      </w:pPr>
+      <w:r>
+        <w:rPr>
+          <w:b/>
+          <w:bCs/>
+        </w:rPr>
+        <w:t xml:space="preserve">To hide Title column:</w:t>
+      </w:r>
+      <w:r>
+        <w:t xml:space="preserve"> </w:t>
+      </w:r>
+      <w:r>
+        <w:t xml:space="preserve">column header → Column settings → Hide in view</w:t>
       </w:r>
     </w:p>
     <w:p>
@@ -2013,565 +2274,7 @@
         </w:pict>
       </w:r>
     </w:p>
-    <w:bookmarkEnd w:id="20"/>
-    <w:bookmarkStart w:id="21" w:name="step-4-deploy-function-code"/>
-    <w:p>
-      <w:pPr>
-        <w:pStyle w:val="Heading1"/>
-      </w:pPr>
-      <w:r>
-        <w:t xml:space="preserve">Step 4: Deploy Function Code</w:t>
-      </w:r>
-    </w:p>
-    <w:p>
-      <w:pPr>
-        <w:pStyle w:val="FirstParagraph"/>
-      </w:pPr>
-      <w:r>
-        <w:t xml:space="preserve">The Function App has private endpoints — the portal Code + Test editor is read-only. Use Azure Functions Core Tools with a brief public access window:</w:t>
-      </w:r>
-    </w:p>
-    <w:p>
-      <w:pPr>
-        <w:pStyle w:val="SourceCode"/>
-      </w:pPr>
-      <w:r>
-        <w:rPr>
-          <w:rStyle w:val="NormalTok"/>
-        </w:rPr>
-        <w:t xml:space="preserve">az functionapp update `</w:t>
-      </w:r>
-      <w:r>
-        <w:br/>
-      </w:r>
-      <w:r>
-        <w:rPr>
-          <w:rStyle w:val="NormalTok"/>
-        </w:rPr>
-        <w:t xml:space="preserve">  </w:t>
-      </w:r>
-      <w:r>
-        <w:rPr>
-          <w:rStyle w:val="OperatorTok"/>
-        </w:rPr>
-        <w:t xml:space="preserve">--</w:t>
-      </w:r>
-      <w:r>
-        <w:rPr>
-          <w:rStyle w:val="NormalTok"/>
-        </w:rPr>
-        <w:t xml:space="preserve">resource-group rg-copilot-adoption `</w:t>
-      </w:r>
-      <w:r>
-        <w:br/>
-      </w:r>
-      <w:r>
-        <w:rPr>
-          <w:rStyle w:val="NormalTok"/>
-        </w:rPr>
-        <w:t xml:space="preserve">  </w:t>
-      </w:r>
-      <w:r>
-        <w:rPr>
-          <w:rStyle w:val="OperatorTok"/>
-        </w:rPr>
-        <w:t xml:space="preserve">--</w:t>
-      </w:r>
-      <w:r>
-        <w:rPr>
-          <w:rStyle w:val="NormalTok"/>
-        </w:rPr>
-        <w:t xml:space="preserve">name </w:t>
-      </w:r>
-      <w:r>
-        <w:rPr>
-          <w:rStyle w:val="OperatorTok"/>
-        </w:rPr>
-        <w:t xml:space="preserve">&lt;</w:t>
-      </w:r>
-      <w:r>
-        <w:rPr>
-          <w:rStyle w:val="NormalTok"/>
-        </w:rPr>
-        <w:t xml:space="preserve">func-app-name</w:t>
-      </w:r>
-      <w:r>
-        <w:rPr>
-          <w:rStyle w:val="OperatorTok"/>
-        </w:rPr>
-        <w:t xml:space="preserve">&gt;</w:t>
-      </w:r>
-      <w:r>
-        <w:rPr>
-          <w:rStyle w:val="NormalTok"/>
-        </w:rPr>
-        <w:t xml:space="preserve"> `</w:t>
-      </w:r>
-      <w:r>
-        <w:br/>
-      </w:r>
-      <w:r>
-        <w:rPr>
-          <w:rStyle w:val="NormalTok"/>
-        </w:rPr>
-        <w:t xml:space="preserve">  </w:t>
-      </w:r>
-      <w:r>
-        <w:rPr>
-          <w:rStyle w:val="OperatorTok"/>
-        </w:rPr>
-        <w:t xml:space="preserve">--</w:t>
-      </w:r>
-      <w:r>
-        <w:rPr>
-          <w:rStyle w:val="NormalTok"/>
-        </w:rPr>
-        <w:t xml:space="preserve">set publicNetworkAccess</w:t>
-      </w:r>
-      <w:r>
-        <w:rPr>
-          <w:rStyle w:val="OperatorTok"/>
-        </w:rPr>
-        <w:t xml:space="preserve">=</w:t>
-      </w:r>
-      <w:r>
-        <w:rPr>
-          <w:rStyle w:val="NormalTok"/>
-        </w:rPr>
-        <w:t xml:space="preserve">Enabled</w:t>
-      </w:r>
-      <w:r>
-        <w:br/>
-      </w:r>
-      <w:r>
-        <w:br/>
-      </w:r>
-      <w:r>
-        <w:rPr>
-          <w:rStyle w:val="FunctionTok"/>
-        </w:rPr>
-        <w:t xml:space="preserve">Start-Sleep</w:t>
-      </w:r>
-      <w:r>
-        <w:rPr>
-          <w:rStyle w:val="NormalTok"/>
-        </w:rPr>
-        <w:t xml:space="preserve"> </w:t>
-      </w:r>
-      <w:r>
-        <w:rPr>
-          <w:rStyle w:val="OperatorTok"/>
-        </w:rPr>
-        <w:t xml:space="preserve">-</w:t>
-      </w:r>
-      <w:r>
-        <w:rPr>
-          <w:rStyle w:val="NormalTok"/>
-        </w:rPr>
-        <w:t xml:space="preserve">Seconds </w:t>
-      </w:r>
-      <w:r>
-        <w:rPr>
-          <w:rStyle w:val="DecValTok"/>
-        </w:rPr>
-        <w:t xml:space="preserve">45</w:t>
-      </w:r>
-      <w:r>
-        <w:br/>
-      </w:r>
-      <w:r>
-        <w:br/>
-      </w:r>
-      <w:r>
-        <w:rPr>
-          <w:rStyle w:val="DataTypeTok"/>
-        </w:rPr>
-        <w:t xml:space="preserve">cd</w:t>
-      </w:r>
-      <w:r>
-        <w:rPr>
-          <w:rStyle w:val="NormalTok"/>
-        </w:rPr>
-        <w:t xml:space="preserve"> function-app</w:t>
-      </w:r>
-      <w:r>
-        <w:br/>
-      </w:r>
-      <w:r>
-        <w:rPr>
-          <w:rStyle w:val="NormalTok"/>
-        </w:rPr>
-        <w:t xml:space="preserve">func azure functionapp publish </w:t>
-      </w:r>
-      <w:r>
-        <w:rPr>
-          <w:rStyle w:val="OperatorTok"/>
-        </w:rPr>
-        <w:t xml:space="preserve">&lt;</w:t>
-      </w:r>
-      <w:r>
-        <w:rPr>
-          <w:rStyle w:val="NormalTok"/>
-        </w:rPr>
-        <w:t xml:space="preserve">func-app-name</w:t>
-      </w:r>
-      <w:r>
-        <w:rPr>
-          <w:rStyle w:val="OperatorTok"/>
-        </w:rPr>
-        <w:t xml:space="preserve">&gt;</w:t>
-      </w:r>
-      <w:r>
-        <w:rPr>
-          <w:rStyle w:val="NormalTok"/>
-        </w:rPr>
-        <w:t xml:space="preserve"> </w:t>
-      </w:r>
-      <w:r>
-        <w:rPr>
-          <w:rStyle w:val="OperatorTok"/>
-        </w:rPr>
-        <w:t xml:space="preserve">--</w:t>
-      </w:r>
-      <w:r>
-        <w:rPr>
-          <w:rStyle w:val="NormalTok"/>
-        </w:rPr>
-        <w:t xml:space="preserve">powershell</w:t>
-      </w:r>
-      <w:r>
-        <w:br/>
-      </w:r>
-      <w:r>
-        <w:rPr>
-          <w:rStyle w:val="FunctionTok"/>
-        </w:rPr>
-        <w:t xml:space="preserve">cd</w:t>
-      </w:r>
-      <w:r>
-        <w:rPr>
-          <w:rStyle w:val="NormalTok"/>
-        </w:rPr>
-        <w:t xml:space="preserve"> </w:t>
-      </w:r>
-      <w:r>
-        <w:rPr>
-          <w:rStyle w:val="OperatorTok"/>
-        </w:rPr>
-        <w:t xml:space="preserve">..</w:t>
-      </w:r>
-      <w:r>
-        <w:br/>
-      </w:r>
-      <w:r>
-        <w:br/>
-      </w:r>
-      <w:r>
-        <w:rPr>
-          <w:rStyle w:val="NormalTok"/>
-        </w:rPr>
-        <w:t xml:space="preserve">az functionapp update `</w:t>
-      </w:r>
-      <w:r>
-        <w:br/>
-      </w:r>
-      <w:r>
-        <w:rPr>
-          <w:rStyle w:val="NormalTok"/>
-        </w:rPr>
-        <w:t xml:space="preserve">  </w:t>
-      </w:r>
-      <w:r>
-        <w:rPr>
-          <w:rStyle w:val="OperatorTok"/>
-        </w:rPr>
-        <w:t xml:space="preserve">--</w:t>
-      </w:r>
-      <w:r>
-        <w:rPr>
-          <w:rStyle w:val="NormalTok"/>
-        </w:rPr>
-        <w:t xml:space="preserve">resource-group rg-copilot-adoption `</w:t>
-      </w:r>
-      <w:r>
-        <w:br/>
-      </w:r>
-      <w:r>
-        <w:rPr>
-          <w:rStyle w:val="NormalTok"/>
-        </w:rPr>
-        <w:t xml:space="preserve">  </w:t>
-      </w:r>
-      <w:r>
-        <w:rPr>
-          <w:rStyle w:val="OperatorTok"/>
-        </w:rPr>
-        <w:t xml:space="preserve">--</w:t>
-      </w:r>
-      <w:r>
-        <w:rPr>
-          <w:rStyle w:val="NormalTok"/>
-        </w:rPr>
-        <w:t xml:space="preserve">name </w:t>
-      </w:r>
-      <w:r>
-        <w:rPr>
-          <w:rStyle w:val="OperatorTok"/>
-        </w:rPr>
-        <w:t xml:space="preserve">&lt;</w:t>
-      </w:r>
-      <w:r>
-        <w:rPr>
-          <w:rStyle w:val="NormalTok"/>
-        </w:rPr>
-        <w:t xml:space="preserve">func-app-name</w:t>
-      </w:r>
-      <w:r>
-        <w:rPr>
-          <w:rStyle w:val="OperatorTok"/>
-        </w:rPr>
-        <w:t xml:space="preserve">&gt;</w:t>
-      </w:r>
-      <w:r>
-        <w:rPr>
-          <w:rStyle w:val="NormalTok"/>
-        </w:rPr>
-        <w:t xml:space="preserve"> `</w:t>
-      </w:r>
-      <w:r>
-        <w:br/>
-      </w:r>
-      <w:r>
-        <w:rPr>
-          <w:rStyle w:val="NormalTok"/>
-        </w:rPr>
-        <w:t xml:space="preserve">  </w:t>
-      </w:r>
-      <w:r>
-        <w:rPr>
-          <w:rStyle w:val="OperatorTok"/>
-        </w:rPr>
-        <w:t xml:space="preserve">--</w:t>
-      </w:r>
-      <w:r>
-        <w:rPr>
-          <w:rStyle w:val="NormalTok"/>
-        </w:rPr>
-        <w:t xml:space="preserve">set publicNetworkAccess</w:t>
-      </w:r>
-      <w:r>
-        <w:rPr>
-          <w:rStyle w:val="OperatorTok"/>
-        </w:rPr>
-        <w:t xml:space="preserve">=</w:t>
-      </w:r>
-      <w:r>
-        <w:rPr>
-          <w:rStyle w:val="NormalTok"/>
-        </w:rPr>
-        <w:t xml:space="preserve">Disabled</w:t>
-      </w:r>
-    </w:p>
-    <w:p>
-      <w:pPr>
-        <w:pStyle w:val="FirstParagraph"/>
-      </w:pPr>
-      <w:r>
-        <w:t xml:space="preserve">Verify all three functions appear in the output:</w:t>
-      </w:r>
-      <w:r>
-        <w:t xml:space="preserve"> </w:t>
-      </w:r>
-      <w:r>
-        <w:t xml:space="preserve">- ExportAdoptionMetrics</w:t>
-      </w:r>
-      <w:r>
-        <w:t xml:space="preserve"> </w:t>
-      </w:r>
-      <w:r>
-        <w:t xml:space="preserve">- PullCopilotAudit</w:t>
-      </w:r>
-      <w:r>
-        <w:t xml:space="preserve"> </w:t>
-      </w:r>
-      <w:r>
-        <w:t xml:space="preserve">- StartSubscription</w:t>
-      </w:r>
-    </w:p>
-    <w:p>
-      <w:r>
-        <w:pict>
-          <v:rect style="width:0;height:1.5pt" o:hralign="center" o:hrstd="t" o:hr="t"/>
-        </w:pict>
-      </w:r>
-    </w:p>
-    <w:bookmarkEnd w:id="21"/>
-    <w:bookmarkStart w:id="22" w:name="step-5-clear-profile.ps1"/>
-    <w:p>
-      <w:pPr>
-        <w:pStyle w:val="Heading1"/>
-      </w:pPr>
-      <w:r>
-        <w:t xml:space="preserve">Step 5: Clear profile.ps1</w:t>
-      </w:r>
-    </w:p>
-    <w:p>
-      <w:pPr>
-        <w:pStyle w:val="Compact"/>
-        <w:numPr>
-          <w:ilvl w:val="0"/>
-          <w:numId w:val="1010"/>
-        </w:numPr>
-      </w:pPr>
-      <w:r>
-        <w:t xml:space="preserve">Portal → Function App → App files</w:t>
-      </w:r>
-    </w:p>
-    <w:p>
-      <w:pPr>
-        <w:pStyle w:val="Compact"/>
-        <w:numPr>
-          <w:ilvl w:val="0"/>
-          <w:numId w:val="1010"/>
-        </w:numPr>
-      </w:pPr>
-      <w:r>
-        <w:t xml:space="preserve">Select</w:t>
-      </w:r>
-      <w:r>
-        <w:t xml:space="preserve"> </w:t>
-      </w:r>
-      <w:r>
-        <w:rPr>
-          <w:rStyle w:val="VerbatimChar"/>
-        </w:rPr>
-        <w:t xml:space="preserve">profile.ps1</w:t>
-      </w:r>
-    </w:p>
-    <w:p>
-      <w:pPr>
-        <w:pStyle w:val="Compact"/>
-        <w:numPr>
-          <w:ilvl w:val="0"/>
-          <w:numId w:val="1010"/>
-        </w:numPr>
-      </w:pPr>
-      <w:r>
-        <w:t xml:space="preserve">Replace entire content with:</w:t>
-      </w:r>
-      <w:r>
-        <w:t xml:space="preserve"> </w:t>
-      </w:r>
-      <w:r>
-        <w:rPr>
-          <w:rStyle w:val="VerbatimChar"/>
-        </w:rPr>
-        <w:t xml:space="preserve"># Azure Functions profile - no Az modules needed</w:t>
-      </w:r>
-    </w:p>
-    <w:p>
-      <w:pPr>
-        <w:pStyle w:val="Compact"/>
-        <w:numPr>
-          <w:ilvl w:val="0"/>
-          <w:numId w:val="1010"/>
-        </w:numPr>
-      </w:pPr>
-      <w:r>
-        <w:t xml:space="preserve">Save</w:t>
-      </w:r>
-    </w:p>
-    <w:p>
-      <w:r>
-        <w:pict>
-          <v:rect style="width:0;height:1.5pt" o:hralign="center" o:hrstd="t" o:hr="t"/>
-        </w:pict>
-      </w:r>
-    </w:p>
-    <w:bookmarkEnd w:id="22"/>
-    <w:bookmarkStart w:id="23" w:name="step-6-start-the-audit-subscription"/>
-    <w:p>
-      <w:pPr>
-        <w:pStyle w:val="Heading1"/>
-      </w:pPr>
-      <w:r>
-        <w:t xml:space="preserve">Step 6: Start the Audit Subscription</w:t>
-      </w:r>
-    </w:p>
-    <w:p>
-      <w:pPr>
-        <w:pStyle w:val="FirstParagraph"/>
-      </w:pPr>
-      <w:r>
-        <w:t xml:space="preserve">Portal → Function App → Functions → StartSubscription → Code + Test → Test/Run → Run</w:t>
-      </w:r>
-    </w:p>
-    <w:p>
-      <w:pPr>
-        <w:pStyle w:val="BodyText"/>
-      </w:pPr>
-      <w:r>
-        <w:t xml:space="preserve">Check logs for:</w:t>
-      </w:r>
-      <w:r>
-        <w:t xml:space="preserve"> </w:t>
-      </w:r>
-      <w:r>
-        <w:rPr>
-          <w:rStyle w:val="VerbatimChar"/>
-        </w:rPr>
-        <w:t xml:space="preserve">{"status":"enabled","contentType":"Audit.General"}</w:t>
-      </w:r>
-    </w:p>
-    <w:p>
-      <w:pPr>
-        <w:pStyle w:val="BodyText"/>
-      </w:pPr>
-      <w:r>
-        <w:t xml:space="preserve">The subscription is permanent once enabled.</w:t>
-      </w:r>
-      <w:r>
-        <w:t xml:space="preserve"> </w:t>
-      </w:r>
-      <w:r>
-        <w:rPr>
-          <w:rStyle w:val="VerbatimChar"/>
-        </w:rPr>
-        <w:t xml:space="preserve">StartSubscription</w:t>
-      </w:r>
-      <w:r>
-        <w:t xml:space="preserve"> </w:t>
-      </w:r>
-      <w:r>
-        <w:t xml:space="preserve">exits immediately if it is already active.</w:t>
-      </w:r>
-    </w:p>
-    <w:p>
-      <w:r>
-        <w:pict>
-          <v:rect style="width:0;height:1.5pt" o:hralign="center" o:hrstd="t" o:hr="t"/>
-        </w:pict>
-      </w:r>
-    </w:p>
-    <w:bookmarkEnd w:id="23"/>
-    <w:bookmarkStart w:id="28" w:name="step-7-create-sharepoint-lists"/>
-    <w:p>
-      <w:pPr>
-        <w:pStyle w:val="Heading1"/>
-      </w:pPr>
-      <w:r>
-        <w:t xml:space="preserve">Step 7: Create SharePoint Lists</w:t>
-      </w:r>
-    </w:p>
-    <w:p>
-      <w:pPr>
-        <w:pStyle w:val="FirstParagraph"/>
-      </w:pPr>
-      <w:r>
-        <w:t xml:space="preserve">Create four lists at your SharePoint site. Column names must match exactly.</w:t>
-      </w:r>
-    </w:p>
-    <w:bookmarkStart w:id="24" w:name="list-1-copilotdailymetrics"/>
+    <w:bookmarkStart w:id="22" w:name="list-1-copilotdailymetrics"/>
     <w:p>
       <w:pPr>
         <w:pStyle w:val="Heading2"/>
@@ -2601,7 +2304,7 @@
               <w:pStyle w:val="Compact"/>
             </w:pPr>
             <w:r>
-              <w:t xml:space="preserve">Column Name</w:t>
+              <w:t xml:space="preserve">Column</w:t>
             </w:r>
           </w:p>
         </w:tc>
@@ -2636,7 +2339,7 @@
               <w:pStyle w:val="Compact"/>
             </w:pPr>
             <w:r>
-              <w:t xml:space="preserve">Single line of text (built-in — hide from view)</w:t>
+              <w:t xml:space="preserve">Single line of text (built-in — hide)</w:t>
             </w:r>
           </w:p>
         </w:tc>
@@ -2738,8 +2441,8 @@
         </w:tc>
       </w:tr>
     </w:tbl>
-    <w:bookmarkEnd w:id="24"/>
-    <w:bookmarkStart w:id="25" w:name="list-2-copilotappmetrics"/>
+    <w:bookmarkEnd w:id="22"/>
+    <w:bookmarkStart w:id="23" w:name="list-2-copilotappmetrics"/>
     <w:p>
       <w:pPr>
         <w:pStyle w:val="Heading2"/>
@@ -2769,7 +2472,7 @@
               <w:pStyle w:val="Compact"/>
             </w:pPr>
             <w:r>
-              <w:t xml:space="preserve">Column Name</w:t>
+              <w:t xml:space="preserve">Column</w:t>
             </w:r>
           </w:p>
         </w:tc>
@@ -2804,7 +2507,7 @@
               <w:pStyle w:val="Compact"/>
             </w:pPr>
             <w:r>
-              <w:t xml:space="preserve">Single line of text (built-in — hide from view)</w:t>
+              <w:t xml:space="preserve">Single line of text (built-in — hide)</w:t>
             </w:r>
           </w:p>
         </w:tc>
@@ -2906,8 +2609,8 @@
         </w:tc>
       </w:tr>
     </w:tbl>
-    <w:bookmarkEnd w:id="25"/>
-    <w:bookmarkStart w:id="26" w:name="list-3-copilotweeklymetrics"/>
+    <w:bookmarkEnd w:id="23"/>
+    <w:bookmarkStart w:id="24" w:name="list-3-copilotweeklymetrics"/>
     <w:p>
       <w:pPr>
         <w:pStyle w:val="Heading2"/>
@@ -2937,7 +2640,7 @@
               <w:pStyle w:val="Compact"/>
             </w:pPr>
             <w:r>
-              <w:t xml:space="preserve">Column Name</w:t>
+              <w:t xml:space="preserve">Column</w:t>
             </w:r>
           </w:p>
         </w:tc>
@@ -2972,7 +2675,7 @@
               <w:pStyle w:val="Compact"/>
             </w:pPr>
             <w:r>
-              <w:t xml:space="preserve">Single line of text (built-in — hide from view)</w:t>
+              <w:t xml:space="preserve">Single line of text (built-in — hide)</w:t>
             </w:r>
           </w:p>
         </w:tc>
@@ -3122,8 +2825,8 @@
         </w:tc>
       </w:tr>
     </w:tbl>
-    <w:bookmarkEnd w:id="26"/>
-    <w:bookmarkStart w:id="27" w:name="list-4-copilotweeklyappmetrics"/>
+    <w:bookmarkEnd w:id="24"/>
+    <w:bookmarkStart w:id="25" w:name="list-4-copilotweeklyappmetrics"/>
     <w:p>
       <w:pPr>
         <w:pStyle w:val="Heading2"/>
@@ -3153,7 +2856,7 @@
               <w:pStyle w:val="Compact"/>
             </w:pPr>
             <w:r>
-              <w:t xml:space="preserve">Column Name</w:t>
+              <w:t xml:space="preserve">Column</w:t>
             </w:r>
           </w:p>
         </w:tc>
@@ -3188,7 +2891,7 @@
               <w:pStyle w:val="Compact"/>
             </w:pPr>
             <w:r>
-              <w:t xml:space="preserve">Single line of text (built-in — hide from view)</w:t>
+              <w:t xml:space="preserve">Single line of text (built-in — hide)</w:t>
             </w:r>
           </w:p>
         </w:tc>
@@ -3290,14 +2993,218 @@
         </w:tc>
       </w:tr>
     </w:tbl>
-    <w:p>
-      <w:pPr>
-        <w:pStyle w:val="BodyText"/>
-      </w:pPr>
-      <w:r>
-        <w:t xml:space="preserve">To hide the Title column from view: column header → Column settings → Hide in view.</w:t>
-      </w:r>
-    </w:p>
+    <w:bookmarkEnd w:id="25"/>
+    <w:bookmarkStart w:id="26" w:name="list-5-sharepointcopilotagentregistry"/>
+    <w:p>
+      <w:pPr>
+        <w:pStyle w:val="Heading2"/>
+      </w:pPr>
+      <w:r>
+        <w:t xml:space="preserve">List 5: SharePointCopilotAgentRegistry</w:t>
+      </w:r>
+    </w:p>
+    <w:p>
+      <w:pPr>
+        <w:pStyle w:val="FirstParagraph"/>
+      </w:pPr>
+      <w:r>
+        <w:t xml:space="preserve">A permanent, append-only running log of every Copilot agent created in SharePoint. Populated automatically by</w:t>
+      </w:r>
+      <w:r>
+        <w:t xml:space="preserve"> </w:t>
+      </w:r>
+      <w:r>
+        <w:rPr>
+          <w:rStyle w:val="VerbatimChar"/>
+        </w:rPr>
+        <w:t xml:space="preserve">PullSharePointAgents</w:t>
+      </w:r>
+      <w:r>
+        <w:t xml:space="preserve">.</w:t>
+      </w:r>
+    </w:p>
+    <w:tbl>
+      <w:tblPr>
+        <w:tblStyle w:val="Table"/>
+        <w:tblW w:type="auto" w:w="0"/>
+        <w:tblLook w:firstRow="1" w:lastRow="0" w:firstColumn="0" w:lastColumn="0" w:noHBand="0" w:noVBand="0" w:val="0020"/>
+      </w:tblPr>
+      <w:tblGrid>
+        <w:gridCol w:w="3960"/>
+        <w:gridCol w:w="3960"/>
+      </w:tblGrid>
+      <w:tr>
+        <w:trPr>
+          <w:tblHeader w:val="on"/>
+        </w:trPr>
+        <w:tc>
+          <w:tcPr/>
+          <w:p>
+            <w:pPr>
+              <w:pStyle w:val="Compact"/>
+            </w:pPr>
+            <w:r>
+              <w:t xml:space="preserve">Column</w:t>
+            </w:r>
+          </w:p>
+        </w:tc>
+        <w:tc>
+          <w:tcPr/>
+          <w:p>
+            <w:pPr>
+              <w:pStyle w:val="Compact"/>
+            </w:pPr>
+            <w:r>
+              <w:t xml:space="preserve">Type</w:t>
+            </w:r>
+          </w:p>
+        </w:tc>
+      </w:tr>
+      <w:tr>
+        <w:tc>
+          <w:tcPr/>
+          <w:p>
+            <w:pPr>
+              <w:pStyle w:val="Compact"/>
+            </w:pPr>
+            <w:r>
+              <w:t xml:space="preserve">Title</w:t>
+            </w:r>
+          </w:p>
+        </w:tc>
+        <w:tc>
+          <w:tcPr/>
+          <w:p>
+            <w:pPr>
+              <w:pStyle w:val="Compact"/>
+            </w:pPr>
+            <w:r>
+              <w:t xml:space="preserve">Single line of text (built-in — hide)</w:t>
+            </w:r>
+          </w:p>
+        </w:tc>
+      </w:tr>
+      <w:tr>
+        <w:tc>
+          <w:tcPr/>
+          <w:p>
+            <w:pPr>
+              <w:pStyle w:val="Compact"/>
+            </w:pPr>
+            <w:r>
+              <w:t xml:space="preserve">AgentName</w:t>
+            </w:r>
+          </w:p>
+        </w:tc>
+        <w:tc>
+          <w:tcPr/>
+          <w:p>
+            <w:pPr>
+              <w:pStyle w:val="Compact"/>
+            </w:pPr>
+            <w:r>
+              <w:t xml:space="preserve">Single line of text</w:t>
+            </w:r>
+          </w:p>
+        </w:tc>
+      </w:tr>
+      <w:tr>
+        <w:tc>
+          <w:tcPr/>
+          <w:p>
+            <w:pPr>
+              <w:pStyle w:val="Compact"/>
+            </w:pPr>
+            <w:r>
+              <w:t xml:space="preserve">SiteUrl</w:t>
+            </w:r>
+          </w:p>
+        </w:tc>
+        <w:tc>
+          <w:tcPr/>
+          <w:p>
+            <w:pPr>
+              <w:pStyle w:val="Compact"/>
+            </w:pPr>
+            <w:r>
+              <w:t xml:space="preserve">Single line of text</w:t>
+            </w:r>
+          </w:p>
+        </w:tc>
+      </w:tr>
+      <w:tr>
+        <w:tc>
+          <w:tcPr/>
+          <w:p>
+            <w:pPr>
+              <w:pStyle w:val="Compact"/>
+            </w:pPr>
+            <w:r>
+              <w:t xml:space="preserve">AgentFileUrl</w:t>
+            </w:r>
+          </w:p>
+        </w:tc>
+        <w:tc>
+          <w:tcPr/>
+          <w:p>
+            <w:pPr>
+              <w:pStyle w:val="Compact"/>
+            </w:pPr>
+            <w:r>
+              <w:t xml:space="preserve">Single line of text</w:t>
+            </w:r>
+          </w:p>
+        </w:tc>
+      </w:tr>
+      <w:tr>
+        <w:tc>
+          <w:tcPr/>
+          <w:p>
+            <w:pPr>
+              <w:pStyle w:val="Compact"/>
+            </w:pPr>
+            <w:r>
+              <w:t xml:space="preserve">CreatedBy</w:t>
+            </w:r>
+          </w:p>
+        </w:tc>
+        <w:tc>
+          <w:tcPr/>
+          <w:p>
+            <w:pPr>
+              <w:pStyle w:val="Compact"/>
+            </w:pPr>
+            <w:r>
+              <w:t xml:space="preserve">Single line of text</w:t>
+            </w:r>
+          </w:p>
+        </w:tc>
+      </w:tr>
+      <w:tr>
+        <w:tc>
+          <w:tcPr/>
+          <w:p>
+            <w:pPr>
+              <w:pStyle w:val="Compact"/>
+            </w:pPr>
+            <w:r>
+              <w:t xml:space="preserve">CreatedDate</w:t>
+            </w:r>
+          </w:p>
+        </w:tc>
+        <w:tc>
+          <w:tcPr/>
+          <w:p>
+            <w:pPr>
+              <w:pStyle w:val="Compact"/>
+            </w:pPr>
+            <w:r>
+              <w:t xml:space="preserve">Date and time</w:t>
+            </w:r>
+          </w:p>
+        </w:tc>
+      </w:tr>
+    </w:tbl>
     <w:p>
       <w:r>
         <w:pict>
@@ -3305,9 +3212,9 @@
         </w:pict>
       </w:r>
     </w:p>
+    <w:bookmarkEnd w:id="26"/>
     <w:bookmarkEnd w:id="27"/>
-    <w:bookmarkEnd w:id="28"/>
-    <w:bookmarkStart w:id="29" w:name="X00f4cb4fbd20a698292829eb3c182378138b3d5"/>
+    <w:bookmarkStart w:id="28" w:name="X00f4cb4fbd20a698292829eb3c182378138b3d5"/>
     <w:p>
       <w:pPr>
         <w:pStyle w:val="Heading1"/>
@@ -3321,7 +3228,7 @@
         <w:pStyle w:val="FirstParagraph"/>
       </w:pPr>
       <w:r>
-        <w:t xml:space="preserve">Portal → Function App → Settings → Environment variables → + Add each value below → Apply → Confirm</w:t>
+        <w:t xml:space="preserve">Portal → Function App → Settings → Environment variables → + Add each → Apply → Confirm</w:t>
       </w:r>
     </w:p>
     <w:tbl>
@@ -3332,9 +3239,9 @@
         <w:tblLook w:firstRow="1" w:lastRow="0" w:firstColumn="0" w:lastColumn="0" w:noHBand="0" w:noVBand="0" w:val="0020"/>
       </w:tblPr>
       <w:tblGrid>
-        <w:gridCol w:w="1827"/>
-        <w:gridCol w:w="2132"/>
-        <w:gridCol w:w="3960"/>
+        <w:gridCol w:w="2376"/>
+        <w:gridCol w:w="2772"/>
+        <w:gridCol w:w="2772"/>
       </w:tblGrid>
       <w:tr>
         <w:trPr>
@@ -3369,7 +3276,7 @@
               <w:pStyle w:val="Compact"/>
             </w:pPr>
             <w:r>
-              <w:t xml:space="preserve">Required for</w:t>
+              <w:t xml:space="preserve">Notes</w:t>
             </w:r>
           </w:p>
         </w:tc>
@@ -3590,6 +3497,47 @@
               <w:rPr>
                 <w:rStyle w:val="VerbatimChar"/>
               </w:rPr>
+              <w:t xml:space="preserve">SHAREPOINT_AGENT_LIST</w:t>
+            </w:r>
+          </w:p>
+        </w:tc>
+        <w:tc>
+          <w:tcPr/>
+          <w:p>
+            <w:pPr>
+              <w:pStyle w:val="Compact"/>
+            </w:pPr>
+            <w:r>
+              <w:rPr>
+                <w:rStyle w:val="VerbatimChar"/>
+              </w:rPr>
+              <w:t xml:space="preserve">SharePointCopilotAgentRegistry</w:t>
+            </w:r>
+          </w:p>
+        </w:tc>
+        <w:tc>
+          <w:tcPr/>
+          <w:p>
+            <w:pPr>
+              <w:pStyle w:val="Compact"/>
+            </w:pPr>
+            <w:r>
+              <w:t xml:space="preserve">Both modes</w:t>
+            </w:r>
+          </w:p>
+        </w:tc>
+      </w:tr>
+      <w:tr>
+        <w:tc>
+          <w:tcPr/>
+          <w:p>
+            <w:pPr>
+              <w:pStyle w:val="Compact"/>
+            </w:pPr>
+            <w:r>
+              <w:rPr>
+                <w:rStyle w:val="VerbatimChar"/>
+              </w:rPr>
               <w:t xml:space="preserve">METRICS_LOOKBACK_DAYS</w:t>
             </w:r>
           </w:p>
@@ -3688,12 +3636,6 @@
         <w:pStyle w:val="BlockText"/>
       </w:pPr>
       <w:r>
-        <w:t xml:space="preserve">Note:</w:t>
-      </w:r>
-      <w:r>
-        <w:t xml:space="preserve"> </w:t>
-      </w:r>
-      <w:r>
         <w:rPr>
           <w:rStyle w:val="VerbatimChar"/>
         </w:rPr>
@@ -3739,7 +3681,7 @@
         <w:t xml:space="preserve"> </w:t>
       </w:r>
       <w:r>
-        <w:t xml:space="preserve">are automatically set by the ARM deployment. If</w:t>
+        <w:t xml:space="preserve">are set automatically by the ARM deployment (empty strings when</w:t>
       </w:r>
       <w:r>
         <w:t xml:space="preserve"> </w:t>
@@ -3751,15 +3693,7 @@
         <w:t xml:space="preserve">deployLogAnalytics=false</w:t>
       </w:r>
       <w:r>
-        <w:t xml:space="preserve">, these are set to empty strings, and the function automatically skips Log Analytics ingestion.</w:t>
-      </w:r>
-    </w:p>
-    <w:p>
-      <w:pPr>
-        <w:pStyle w:val="FirstParagraph"/>
-      </w:pPr>
-      <w:r>
-        <w:t xml:space="preserve">Click Apply → Confirm to restart the Function App.</w:t>
+        <w:t xml:space="preserve">).</w:t>
       </w:r>
     </w:p>
     <w:p>
@@ -3769,14 +3703,76 @@
         </w:pict>
       </w:r>
     </w:p>
+    <w:bookmarkEnd w:id="28"/>
+    <w:bookmarkStart w:id="31" w:name="step-9-seed-the-sharepoint-lists"/>
+    <w:p>
+      <w:pPr>
+        <w:pStyle w:val="Heading1"/>
+      </w:pPr>
+      <w:r>
+        <w:t xml:space="preserve">Step 9: Seed the SharePoint Lists</w:t>
+      </w:r>
+    </w:p>
+    <w:bookmarkStart w:id="29" w:name="metrics-lists"/>
+    <w:p>
+      <w:pPr>
+        <w:pStyle w:val="Heading2"/>
+      </w:pPr>
+      <w:r>
+        <w:t xml:space="preserve">Metrics lists</w:t>
+      </w:r>
+    </w:p>
+    <w:p>
+      <w:pPr>
+        <w:pStyle w:val="FirstParagraph"/>
+      </w:pPr>
+      <w:r>
+        <w:t xml:space="preserve">Portal → Functions → ExportAdoptionMetrics → Code + Test → Test/Run → Run</w:t>
+      </w:r>
+    </w:p>
+    <w:p>
+      <w:pPr>
+        <w:pStyle w:val="BodyText"/>
+      </w:pPr>
+      <w:r>
+        <w:t xml:space="preserve">After first run, reset</w:t>
+      </w:r>
+      <w:r>
+        <w:t xml:space="preserve"> </w:t>
+      </w:r>
+      <w:r>
+        <w:rPr>
+          <w:rStyle w:val="VerbatimChar"/>
+        </w:rPr>
+        <w:t xml:space="preserve">METRICS_LOOKBACK_DAYS</w:t>
+      </w:r>
+      <w:r>
+        <w:t xml:space="preserve"> </w:t>
+      </w:r>
+      <w:r>
+        <w:t xml:space="preserve">to</w:t>
+      </w:r>
+      <w:r>
+        <w:t xml:space="preserve"> </w:t>
+      </w:r>
+      <w:r>
+        <w:rPr>
+          <w:rStyle w:val="VerbatimChar"/>
+        </w:rPr>
+        <w:t xml:space="preserve">7</w:t>
+      </w:r>
+      <w:r>
+        <w:t xml:space="preserve">.</w:t>
+      </w:r>
+    </w:p>
     <w:bookmarkEnd w:id="29"/>
-    <w:bookmarkStart w:id="30" w:name="X06259ce42530b3f8a3f1c4e013b1f378849b529"/>
-    <w:p>
-      <w:pPr>
-        <w:pStyle w:val="Heading1"/>
-      </w:pPr>
-      <w:r>
-        <w:t xml:space="preserve">Step 9: Seed the SharePoint Lists (Initial Backfill)</w:t>
+    <w:bookmarkStart w:id="30" w:name="agent-registry"/>
+    <w:p>
+      <w:pPr>
+        <w:pStyle w:val="Heading2"/>
+      </w:pPr>
+      <w:r>
+        <w:t xml:space="preserve">Agent registry</w:t>
       </w:r>
     </w:p>
     <w:p>
@@ -3784,7 +3780,7 @@
         <w:pStyle w:val="FirstParagraph"/>
       </w:pPr>
       <w:r>
-        <w:t xml:space="preserve">Portal → Function App → Functions → ExportAdoptionMetrics → Code + Test → Test/Run → Run</w:t>
+        <w:t xml:space="preserve">Portal → Functions → PullSharePointAgents → Code + Test → Test/Run → Run</w:t>
       </w:r>
     </w:p>
     <w:p>
@@ -3792,7 +3788,13 @@
         <w:pStyle w:val="BodyText"/>
       </w:pPr>
       <w:r>
-        <w:t xml:space="preserve">After the first successful run, reset</w:t>
+        <w:t xml:space="preserve">This function:</w:t>
+      </w:r>
+      <w:r>
+        <w:t xml:space="preserve"> </w:t>
+      </w:r>
+      <w:r>
+        <w:t xml:space="preserve">1. Starts the</w:t>
       </w:r>
       <w:r>
         <w:t xml:space="preserve"> </w:t>
@@ -3801,13 +3803,19 @@
         <w:rPr>
           <w:rStyle w:val="VerbatimChar"/>
         </w:rPr>
-        <w:t xml:space="preserve">METRICS_LOOKBACK_DAYS</w:t>
-      </w:r>
-      <w:r>
-        <w:t xml:space="preserve"> </w:t>
-      </w:r>
-      <w:r>
-        <w:t xml:space="preserve">to</w:t>
+        <w:t xml:space="preserve">Audit.SharePoint</w:t>
+      </w:r>
+      <w:r>
+        <w:t xml:space="preserve"> </w:t>
+      </w:r>
+      <w:r>
+        <w:t xml:space="preserve">subscription if not already active</w:t>
+      </w:r>
+      <w:r>
+        <w:t xml:space="preserve"> </w:t>
+      </w:r>
+      <w:r>
+        <w:t xml:space="preserve">2. Scans the configured time window for</w:t>
       </w:r>
       <w:r>
         <w:t xml:space="preserve"> </w:t>
@@ -3816,7 +3824,105 @@
         <w:rPr>
           <w:rStyle w:val="VerbatimChar"/>
         </w:rPr>
-        <w:t xml:space="preserve">7</w:t>
+        <w:t xml:space="preserve">.agent</w:t>
+      </w:r>
+      <w:r>
+        <w:t xml:space="preserve"> </w:t>
+      </w:r>
+      <w:r>
+        <w:t xml:space="preserve">file uploads</w:t>
+      </w:r>
+      <w:r>
+        <w:t xml:space="preserve"> </w:t>
+      </w:r>
+      <w:r>
+        <w:t xml:space="preserve">3. Appends any new agents to</w:t>
+      </w:r>
+      <w:r>
+        <w:t xml:space="preserve"> </w:t>
+      </w:r>
+      <w:r>
+        <w:rPr>
+          <w:rStyle w:val="VerbatimChar"/>
+        </w:rPr>
+        <w:t xml:space="preserve">SharePointCopilotAgentRegistry</w:t>
+      </w:r>
+    </w:p>
+    <w:p>
+      <w:pPr>
+        <w:pStyle w:val="BodyText"/>
+      </w:pPr>
+      <w:r>
+        <w:t xml:space="preserve">If agents were created before deployment, temporarily increase</w:t>
+      </w:r>
+      <w:r>
+        <w:t xml:space="preserve"> </w:t>
+      </w:r>
+      <w:r>
+        <w:rPr>
+          <w:rStyle w:val="VerbatimChar"/>
+        </w:rPr>
+        <w:t xml:space="preserve">TIME_WINDOW_MINUTES</w:t>
+      </w:r>
+      <w:r>
+        <w:t xml:space="preserve"> </w:t>
+      </w:r>
+      <w:r>
+        <w:t xml:space="preserve">(e.g. </w:t>
+      </w:r>
+      <w:r>
+        <w:rPr>
+          <w:rStyle w:val="VerbatimChar"/>
+        </w:rPr>
+        <w:t xml:space="preserve">500</w:t>
+      </w:r>
+      <w:r>
+        <w:t xml:space="preserve">) to backfill, then reset to</w:t>
+      </w:r>
+      <w:r>
+        <w:t xml:space="preserve"> </w:t>
+      </w:r>
+      <w:r>
+        <w:rPr>
+          <w:rStyle w:val="VerbatimChar"/>
+        </w:rPr>
+        <w:t xml:space="preserve">16</w:t>
+      </w:r>
+      <w:r>
+        <w:t xml:space="preserve">.</w:t>
+      </w:r>
+    </w:p>
+    <w:p>
+      <w:pPr>
+        <w:pStyle w:val="BodyText"/>
+      </w:pPr>
+      <w:r>
+        <w:t xml:space="preserve">The registry is</w:t>
+      </w:r>
+      <w:r>
+        <w:t xml:space="preserve"> </w:t>
+      </w:r>
+      <w:r>
+        <w:rPr>
+          <w:b/>
+          <w:bCs/>
+        </w:rPr>
+        <w:t xml:space="preserve">append-only</w:t>
+      </w:r>
+      <w:r>
+        <w:t xml:space="preserve"> </w:t>
+      </w:r>
+      <w:r>
+        <w:t xml:space="preserve">— it never deletes or overwrites entries. Running it multiple times is safe due to deduplication by</w:t>
+      </w:r>
+      <w:r>
+        <w:t xml:space="preserve"> </w:t>
+      </w:r>
+      <w:r>
+        <w:rPr>
+          <w:rStyle w:val="VerbatimChar"/>
+        </w:rPr>
+        <w:t xml:space="preserve">AgentFileUrl</w:t>
       </w:r>
       <w:r>
         <w:t xml:space="preserve">.</w:t>
@@ -3830,13 +3936,22 @@
       </w:r>
     </w:p>
     <w:bookmarkEnd w:id="30"/>
-    <w:bookmarkStart w:id="31" w:name="step-10-build-the-canvas-power-app"/>
+    <w:bookmarkEnd w:id="31"/>
+    <w:bookmarkStart w:id="32" w:name="X7fe1f6ec2ff0af7e08ca4a019d7ae8cf76a66bb"/>
     <w:p>
       <w:pPr>
         <w:pStyle w:val="Heading1"/>
       </w:pPr>
       <w:r>
         <w:t xml:space="preserve">Step 10: Build the Canvas Power App (optional)</w:t>
+      </w:r>
+    </w:p>
+    <w:p>
+      <w:pPr>
+        <w:pStyle w:val="BlockText"/>
+      </w:pPr>
+      <w:r>
+        <w:t xml:space="preserve">The SharePoint lists work fully without the Power App.</w:t>
       </w:r>
     </w:p>
     <w:p>
@@ -3844,11 +3959,11 @@
         <w:pStyle w:val="Compact"/>
         <w:numPr>
           <w:ilvl w:val="0"/>
-          <w:numId w:val="1011"/>
+          <w:numId w:val="1008"/>
         </w:numPr>
       </w:pPr>
       <w:r>
-        <w:t xml:space="preserve">Go to https://make.powerapps.com → + Create → Start with data → SharePoint</w:t>
+        <w:t xml:space="preserve">https://make.powerapps.com → + Create → Start with data → SharePoint</w:t>
       </w:r>
     </w:p>
     <w:p>
@@ -3856,11 +3971,11 @@
         <w:pStyle w:val="Compact"/>
         <w:numPr>
           <w:ilvl w:val="0"/>
-          <w:numId w:val="1011"/>
+          <w:numId w:val="1008"/>
         </w:numPr>
       </w:pPr>
       <w:r>
-        <w:t xml:space="preserve">Connect to your SharePoint site → select</w:t>
+        <w:t xml:space="preserve">Connect to your site → pick</w:t>
       </w:r>
       <w:r>
         <w:t xml:space="preserve"> </w:t>
@@ -3877,11 +3992,11 @@
         <w:pStyle w:val="Compact"/>
         <w:numPr>
           <w:ilvl w:val="0"/>
-          <w:numId w:val="1011"/>
+          <w:numId w:val="1008"/>
         </w:numPr>
       </w:pPr>
       <w:r>
-        <w:t xml:space="preserve">Add all four lists as data sources (Data pane → Add data)</w:t>
+        <w:t xml:space="preserve">Add all five lists as data sources</w:t>
       </w:r>
     </w:p>
     <w:p>
@@ -3889,47 +4004,11 @@
         <w:pStyle w:val="Compact"/>
         <w:numPr>
           <w:ilvl w:val="0"/>
-          <w:numId w:val="1011"/>
+          <w:numId w:val="1008"/>
         </w:numPr>
       </w:pPr>
       <w:r>
-        <w:t xml:space="preserve">Build screens:</w:t>
-      </w:r>
-    </w:p>
-    <w:p>
-      <w:pPr>
-        <w:pStyle w:val="Compact"/>
-        <w:numPr>
-          <w:ilvl w:val="1"/>
-          <w:numId w:val="1012"/>
-        </w:numPr>
-      </w:pPr>
-      <w:r>
-        <w:t xml:space="preserve">Screen 1 — Daily Overview: line charts for DAU, TotalInteractions, NewUsers from CopilotDailyMetrics</w:t>
-      </w:r>
-    </w:p>
-    <w:p>
-      <w:pPr>
-        <w:pStyle w:val="Compact"/>
-        <w:numPr>
-          <w:ilvl w:val="1"/>
-          <w:numId w:val="1012"/>
-        </w:numPr>
-      </w:pPr>
-      <w:r>
-        <w:t xml:space="preserve">Screen 2 — App Usage: bar chart from CopilotAppMetrics grouped by AppHost</w:t>
-      </w:r>
-    </w:p>
-    <w:p>
-      <w:pPr>
-        <w:pStyle w:val="Compact"/>
-        <w:numPr>
-          <w:ilvl w:val="1"/>
-          <w:numId w:val="1012"/>
-        </w:numPr>
-      </w:pPr>
-      <w:r>
-        <w:t xml:space="preserve">Screen 3 — Weekly Summary: gallery from CopilotWeeklyMetrics (sort by WeekStart descending)</w:t>
+        <w:t xml:space="preserve">Build screens, File → Save → Publish</w:t>
       </w:r>
     </w:p>
     <w:p>
@@ -3937,19 +4016,11 @@
         <w:pStyle w:val="Compact"/>
         <w:numPr>
           <w:ilvl w:val="0"/>
-          <w:numId w:val="1011"/>
+          <w:numId w:val="1008"/>
         </w:numPr>
       </w:pPr>
       <w:r>
-        <w:t xml:space="preserve">File → Save → Publish</w:t>
-      </w:r>
-    </w:p>
-    <w:p>
-      <w:pPr>
-        <w:pStyle w:val="FirstParagraph"/>
-      </w:pPr>
-      <w:r>
-        <w:t xml:space="preserve">Embed in SharePoint: edit the page → + → Power Apps web part → select your app → Republish.</w:t>
+        <w:t xml:space="preserve">Embed in SharePoint via the Power Apps web part</w:t>
       </w:r>
     </w:p>
     <w:p>
@@ -3959,8 +4030,8 @@
         </w:pict>
       </w:r>
     </w:p>
-    <w:bookmarkEnd w:id="31"/>
-    <w:bookmarkStart w:id="32" w:name="Xb78151c4522effb290082c2cf8e0941db93f82c"/>
+    <w:bookmarkEnd w:id="32"/>
+    <w:bookmarkStart w:id="33" w:name="Xb78151c4522effb290082c2cf8e0941db93f82c"/>
     <w:p>
       <w:pPr>
         <w:pStyle w:val="Heading1"/>
@@ -3974,7 +4045,7 @@
         <w:pStyle w:val="BlockText"/>
       </w:pPr>
       <w:r>
-        <w:t xml:space="preserve">Skip this step if you deployed with</w:t>
+        <w:t xml:space="preserve">Skip if deployed with</w:t>
       </w:r>
       <w:r>
         <w:t xml:space="preserve"> </w:t>
@@ -3994,7 +4065,7 @@
         <w:pStyle w:val="Compact"/>
         <w:numPr>
           <w:ilvl w:val="0"/>
-          <w:numId w:val="1013"/>
+          <w:numId w:val="1009"/>
         </w:numPr>
       </w:pPr>
       <w:r>
@@ -4006,20 +4077,20 @@
         <w:pStyle w:val="Compact"/>
         <w:numPr>
           <w:ilvl w:val="0"/>
-          <w:numId w:val="1013"/>
+          <w:numId w:val="1009"/>
         </w:numPr>
       </w:pPr>
       <w:r>
-        <w:t xml:space="preserve">Click Advanced Editor (</w:t>
+        <w:t xml:space="preserve">Advanced Editor → paste</w:t>
+      </w:r>
+      <w:r>
+        <w:t xml:space="preserve"> </w:t>
       </w:r>
       <w:r>
         <w:rPr>
           <w:rStyle w:val="VerbatimChar"/>
         </w:rPr>
-        <w:t xml:space="preserve">&lt;/&gt;</w:t>
-      </w:r>
-      <w:r>
-        <w:t xml:space="preserve">)</w:t>
+        <w:t xml:space="preserve">workbook/copilot-adoption-workbook.json</w:t>
       </w:r>
     </w:p>
     <w:p>
@@ -4027,11 +4098,42 @@
         <w:pStyle w:val="Compact"/>
         <w:numPr>
           <w:ilvl w:val="0"/>
-          <w:numId w:val="1013"/>
+          <w:numId w:val="1009"/>
         </w:numPr>
       </w:pPr>
       <w:r>
-        <w:t xml:space="preserve">Paste contents of</w:t>
+        <w:t xml:space="preserve">Apply → Save as</w:t>
+      </w:r>
+      <w:r>
+        <w:t xml:space="preserve"> </w:t>
+      </w:r>
+      <w:r>
+        <w:t xml:space="preserve">“Copilot Adoption Dashboard”</w:t>
+      </w:r>
+    </w:p>
+    <w:p>
+      <w:r>
+        <w:pict>
+          <v:rect style="width:0;height:1.5pt" o:hralign="center" o:hrstd="t" o:hr="t"/>
+        </w:pict>
+      </w:r>
+    </w:p>
+    <w:bookmarkEnd w:id="33"/>
+    <w:bookmarkStart w:id="34" w:name="agent-tracking-how-it-works"/>
+    <w:p>
+      <w:pPr>
+        <w:pStyle w:val="Heading1"/>
+      </w:pPr>
+      <w:r>
+        <w:t xml:space="preserve">Agent Tracking — How It Works</w:t>
+      </w:r>
+    </w:p>
+    <w:p>
+      <w:pPr>
+        <w:pStyle w:val="FirstParagraph"/>
+      </w:pPr>
+      <w:r>
+        <w:t xml:space="preserve">SharePoint Copilot agents are stored as</w:t>
       </w:r>
       <w:r>
         <w:t xml:space="preserve"> </w:t>
@@ -4040,7 +4142,529 @@
         <w:rPr>
           <w:rStyle w:val="VerbatimChar"/>
         </w:rPr>
-        <w:t xml:space="preserve">workbook/copilot-adoption-workbook.json</w:t>
+        <w:t xml:space="preserve">.agent</w:t>
+      </w:r>
+      <w:r>
+        <w:t xml:space="preserve"> </w:t>
+      </w:r>
+      <w:r>
+        <w:t xml:space="preserve">files in SharePoint document libraries. When a user creates an agent, SharePoint logs a</w:t>
+      </w:r>
+      <w:r>
+        <w:t xml:space="preserve"> </w:t>
+      </w:r>
+      <w:r>
+        <w:rPr>
+          <w:rStyle w:val="VerbatimChar"/>
+        </w:rPr>
+        <w:t xml:space="preserve">FileUploaded</w:t>
+      </w:r>
+      <w:r>
+        <w:t xml:space="preserve"> </w:t>
+      </w:r>
+      <w:r>
+        <w:t xml:space="preserve">event in</w:t>
+      </w:r>
+      <w:r>
+        <w:t xml:space="preserve"> </w:t>
+      </w:r>
+      <w:r>
+        <w:rPr>
+          <w:rStyle w:val="VerbatimChar"/>
+        </w:rPr>
+        <w:t xml:space="preserve">Audit.SharePoint</w:t>
+      </w:r>
+      <w:r>
+        <w:t xml:space="preserve"> </w:t>
+      </w:r>
+      <w:r>
+        <w:t xml:space="preserve">with</w:t>
+      </w:r>
+      <w:r>
+        <w:t xml:space="preserve"> </w:t>
+      </w:r>
+      <w:r>
+        <w:rPr>
+          <w:rStyle w:val="VerbatimChar"/>
+        </w:rPr>
+        <w:t xml:space="preserve">SourceFileExtension: agent</w:t>
+      </w:r>
+      <w:r>
+        <w:t xml:space="preserve">.</w:t>
+      </w:r>
+    </w:p>
+    <w:p>
+      <w:pPr>
+        <w:pStyle w:val="BodyText"/>
+      </w:pPr>
+      <w:r>
+        <w:rPr>
+          <w:rStyle w:val="VerbatimChar"/>
+        </w:rPr>
+        <w:t xml:space="preserve">PullSharePointAgents</w:t>
+      </w:r>
+      <w:r>
+        <w:t xml:space="preserve"> </w:t>
+      </w:r>
+      <w:r>
+        <w:t xml:space="preserve">subscribes to</w:t>
+      </w:r>
+      <w:r>
+        <w:t xml:space="preserve"> </w:t>
+      </w:r>
+      <w:r>
+        <w:rPr>
+          <w:rStyle w:val="VerbatimChar"/>
+        </w:rPr>
+        <w:t xml:space="preserve">Audit.SharePoint</w:t>
+      </w:r>
+      <w:r>
+        <w:t xml:space="preserve"> </w:t>
+      </w:r>
+      <w:r>
+        <w:t xml:space="preserve">and filters these events, capturing:</w:t>
+      </w:r>
+      <w:r>
+        <w:t xml:space="preserve"> </w:t>
+      </w:r>
+      <w:r>
+        <w:t xml:space="preserve">-</w:t>
+      </w:r>
+      <w:r>
+        <w:t xml:space="preserve"> </w:t>
+      </w:r>
+      <w:r>
+        <w:rPr>
+          <w:b/>
+          <w:bCs/>
+        </w:rPr>
+        <w:t xml:space="preserve">AgentName</w:t>
+      </w:r>
+      <w:r>
+        <w:t xml:space="preserve"> </w:t>
+      </w:r>
+      <w:r>
+        <w:t xml:space="preserve">— derived from the filename (e.g. </w:t>
+      </w:r>
+      <w:r>
+        <w:rPr>
+          <w:rStyle w:val="VerbatimChar"/>
+        </w:rPr>
+        <w:t xml:space="preserve">CopilotAdoption agent</w:t>
+      </w:r>
+      <w:r>
+        <w:t xml:space="preserve">)</w:t>
+      </w:r>
+      <w:r>
+        <w:t xml:space="preserve"> </w:t>
+      </w:r>
+      <w:r>
+        <w:t xml:space="preserve">-</w:t>
+      </w:r>
+      <w:r>
+        <w:t xml:space="preserve"> </w:t>
+      </w:r>
+      <w:r>
+        <w:rPr>
+          <w:b/>
+          <w:bCs/>
+        </w:rPr>
+        <w:t xml:space="preserve">SiteUrl</w:t>
+      </w:r>
+      <w:r>
+        <w:t xml:space="preserve"> </w:t>
+      </w:r>
+      <w:r>
+        <w:t xml:space="preserve">— the SharePoint site where the agent was created</w:t>
+      </w:r>
+      <w:r>
+        <w:t xml:space="preserve"> </w:t>
+      </w:r>
+      <w:r>
+        <w:t xml:space="preserve">-</w:t>
+      </w:r>
+      <w:r>
+        <w:t xml:space="preserve"> </w:t>
+      </w:r>
+      <w:r>
+        <w:rPr>
+          <w:b/>
+          <w:bCs/>
+        </w:rPr>
+        <w:t xml:space="preserve">AgentFileUrl</w:t>
+      </w:r>
+      <w:r>
+        <w:t xml:space="preserve"> </w:t>
+      </w:r>
+      <w:r>
+        <w:t xml:space="preserve">— full path to the</w:t>
+      </w:r>
+      <w:r>
+        <w:t xml:space="preserve"> </w:t>
+      </w:r>
+      <w:r>
+        <w:rPr>
+          <w:rStyle w:val="VerbatimChar"/>
+        </w:rPr>
+        <w:t xml:space="preserve">.agent</w:t>
+      </w:r>
+      <w:r>
+        <w:t xml:space="preserve"> </w:t>
+      </w:r>
+      <w:r>
+        <w:t xml:space="preserve">file</w:t>
+      </w:r>
+      <w:r>
+        <w:t xml:space="preserve"> </w:t>
+      </w:r>
+      <w:r>
+        <w:t xml:space="preserve">-</w:t>
+      </w:r>
+      <w:r>
+        <w:t xml:space="preserve"> </w:t>
+      </w:r>
+      <w:r>
+        <w:rPr>
+          <w:b/>
+          <w:bCs/>
+        </w:rPr>
+        <w:t xml:space="preserve">CreatedBy</w:t>
+      </w:r>
+      <w:r>
+        <w:t xml:space="preserve"> </w:t>
+      </w:r>
+      <w:r>
+        <w:t xml:space="preserve">— UPN of the user who created it</w:t>
+      </w:r>
+      <w:r>
+        <w:t xml:space="preserve"> </w:t>
+      </w:r>
+      <w:r>
+        <w:t xml:space="preserve">-</w:t>
+      </w:r>
+      <w:r>
+        <w:t xml:space="preserve"> </w:t>
+      </w:r>
+      <w:r>
+        <w:rPr>
+          <w:b/>
+          <w:bCs/>
+        </w:rPr>
+        <w:t xml:space="preserve">CreatedDate</w:t>
+      </w:r>
+      <w:r>
+        <w:t xml:space="preserve"> </w:t>
+      </w:r>
+      <w:r>
+        <w:t xml:space="preserve">— timestamp of creation</w:t>
+      </w:r>
+    </w:p>
+    <w:p>
+      <w:pPr>
+        <w:pStyle w:val="BodyText"/>
+      </w:pPr>
+      <w:r>
+        <w:t xml:space="preserve">When users</w:t>
+      </w:r>
+      <w:r>
+        <w:t xml:space="preserve"> </w:t>
+      </w:r>
+      <w:r>
+        <w:rPr>
+          <w:b/>
+          <w:bCs/>
+        </w:rPr>
+        <w:t xml:space="preserve">interact</w:t>
+      </w:r>
+      <w:r>
+        <w:t xml:space="preserve"> </w:t>
+      </w:r>
+      <w:r>
+        <w:t xml:space="preserve">with a named SharePoint agent, the</w:t>
+      </w:r>
+      <w:r>
+        <w:t xml:space="preserve"> </w:t>
+      </w:r>
+      <w:r>
+        <w:rPr>
+          <w:rStyle w:val="VerbatimChar"/>
+        </w:rPr>
+        <w:t xml:space="preserve">Audit.General</w:t>
+      </w:r>
+      <w:r>
+        <w:t xml:space="preserve"> </w:t>
+      </w:r>
+      <w:r>
+        <w:t xml:space="preserve">events (captured by</w:t>
+      </w:r>
+      <w:r>
+        <w:t xml:space="preserve"> </w:t>
+      </w:r>
+      <w:r>
+        <w:rPr>
+          <w:rStyle w:val="VerbatimChar"/>
+        </w:rPr>
+        <w:t xml:space="preserve">PullCopilotAudit</w:t>
+      </w:r>
+      <w:r>
+        <w:t xml:space="preserve">) include</w:t>
+      </w:r>
+      <w:r>
+        <w:t xml:space="preserve"> </w:t>
+      </w:r>
+      <w:r>
+        <w:rPr>
+          <w:rStyle w:val="VerbatimChar"/>
+        </w:rPr>
+        <w:t xml:space="preserve">TargetAgentName</w:t>
+      </w:r>
+      <w:r>
+        <w:t xml:space="preserve"> </w:t>
+      </w:r>
+      <w:r>
+        <w:t xml:space="preserve">in</w:t>
+      </w:r>
+      <w:r>
+        <w:t xml:space="preserve"> </w:t>
+      </w:r>
+      <w:r>
+        <w:rPr>
+          <w:rStyle w:val="VerbatimChar"/>
+        </w:rPr>
+        <w:t xml:space="preserve">CopilotEventData</w:t>
+      </w:r>
+      <w:r>
+        <w:t xml:space="preserve">. These interactions are counted in</w:t>
+      </w:r>
+      <w:r>
+        <w:t xml:space="preserve"> </w:t>
+      </w:r>
+      <w:r>
+        <w:rPr>
+          <w:rStyle w:val="VerbatimChar"/>
+        </w:rPr>
+        <w:t xml:space="preserve">CopilotAppMetrics</w:t>
+      </w:r>
+      <w:r>
+        <w:t xml:space="preserve"> </w:t>
+      </w:r>
+      <w:r>
+        <w:t xml:space="preserve">under</w:t>
+      </w:r>
+      <w:r>
+        <w:t xml:space="preserve"> </w:t>
+      </w:r>
+      <w:r>
+        <w:rPr>
+          <w:rStyle w:val="VerbatimChar"/>
+        </w:rPr>
+        <w:t xml:space="preserve">AppHost: SharePoint</w:t>
+      </w:r>
+      <w:r>
+        <w:t xml:space="preserve"> </w:t>
+      </w:r>
+      <w:r>
+        <w:t xml:space="preserve">and will be broken out by agent name in future versions.</w:t>
+      </w:r>
+    </w:p>
+    <w:p>
+      <w:pPr>
+        <w:pStyle w:val="BlockText"/>
+      </w:pPr>
+      <w:r>
+        <w:rPr>
+          <w:b/>
+          <w:bCs/>
+        </w:rPr>
+        <w:t xml:space="preserve">Note:</w:t>
+      </w:r>
+      <w:r>
+        <w:t xml:space="preserve"> </w:t>
+      </w:r>
+      <w:r>
+        <w:t xml:space="preserve">The</w:t>
+      </w:r>
+      <w:r>
+        <w:t xml:space="preserve"> </w:t>
+      </w:r>
+      <w:r>
+        <w:rPr>
+          <w:rStyle w:val="VerbatimChar"/>
+        </w:rPr>
+        <w:t xml:space="preserve">Contexts</w:t>
+      </w:r>
+      <w:r>
+        <w:t xml:space="preserve"> </w:t>
+      </w:r>
+      <w:r>
+        <w:t xml:space="preserve">field in SharePoint Copilot interaction events is empty in the current audit schema — the page URL where the agent is deployed is not logged in interaction events. The agent’s site is only available at creation time via</w:t>
+      </w:r>
+      <w:r>
+        <w:t xml:space="preserve"> </w:t>
+      </w:r>
+      <w:r>
+        <w:rPr>
+          <w:rStyle w:val="VerbatimChar"/>
+        </w:rPr>
+        <w:t xml:space="preserve">Audit.SharePoint</w:t>
+      </w:r>
+      <w:r>
+        <w:t xml:space="preserve">.</w:t>
+      </w:r>
+    </w:p>
+    <w:p>
+      <w:r>
+        <w:pict>
+          <v:rect style="width:0;height:1.5pt" o:hralign="center" o:hrstd="t" o:hr="t"/>
+        </w:pict>
+      </w:r>
+    </w:p>
+    <w:bookmarkEnd w:id="34"/>
+    <w:bookmarkStart w:id="40" w:name="troubleshooting"/>
+    <w:p>
+      <w:pPr>
+        <w:pStyle w:val="Heading1"/>
+      </w:pPr>
+      <w:r>
+        <w:t xml:space="preserve">Troubleshooting</w:t>
+      </w:r>
+    </w:p>
+    <w:bookmarkStart w:id="35" w:name="pullcopilotaudit-fails-with-af20055"/>
+    <w:p>
+      <w:pPr>
+        <w:pStyle w:val="Heading2"/>
+      </w:pPr>
+      <w:r>
+        <w:t xml:space="preserve">PullCopilotAudit fails with AF20055</w:t>
+      </w:r>
+    </w:p>
+    <w:p>
+      <w:pPr>
+        <w:pStyle w:val="FirstParagraph"/>
+      </w:pPr>
+      <w:r>
+        <w:t xml:space="preserve">The saved state timestamp exceeds 24 hours. The code auto-caps at 23 h — self-heals on next run. To force a reset, delete</w:t>
+      </w:r>
+      <w:r>
+        <w:t xml:space="preserve"> </w:t>
+      </w:r>
+      <w:r>
+        <w:rPr>
+          <w:rStyle w:val="VerbatimChar"/>
+        </w:rPr>
+        <w:t xml:space="preserve">_state/lastProcessed.txt</w:t>
+      </w:r>
+      <w:r>
+        <w:t xml:space="preserve"> </w:t>
+      </w:r>
+      <w:r>
+        <w:t xml:space="preserve">from the</w:t>
+      </w:r>
+      <w:r>
+        <w:t xml:space="preserve"> </w:t>
+      </w:r>
+      <w:r>
+        <w:rPr>
+          <w:rStyle w:val="VerbatimChar"/>
+        </w:rPr>
+        <w:t xml:space="preserve">copilot-logs</w:t>
+      </w:r>
+      <w:r>
+        <w:t xml:space="preserve"> </w:t>
+      </w:r>
+      <w:r>
+        <w:t xml:space="preserve">container.</w:t>
+      </w:r>
+    </w:p>
+    <w:bookmarkEnd w:id="35"/>
+    <w:bookmarkStart w:id="36" w:name="exportadoptionmetrics-finds-no-events"/>
+    <w:p>
+      <w:pPr>
+        <w:pStyle w:val="Heading2"/>
+      </w:pPr>
+      <w:r>
+        <w:t xml:space="preserve">ExportAdoptionMetrics finds no events</w:t>
+      </w:r>
+    </w:p>
+    <w:p>
+      <w:pPr>
+        <w:pStyle w:val="FirstParagraph"/>
+      </w:pPr>
+      <w:r>
+        <w:t xml:space="preserve">Check that</w:t>
+      </w:r>
+      <w:r>
+        <w:t xml:space="preserve"> </w:t>
+      </w:r>
+      <w:r>
+        <w:rPr>
+          <w:rStyle w:val="VerbatimChar"/>
+        </w:rPr>
+        <w:t xml:space="preserve">PullCopilotAudit</w:t>
+      </w:r>
+      <w:r>
+        <w:t xml:space="preserve"> </w:t>
+      </w:r>
+      <w:r>
+        <w:t xml:space="preserve">has run and blobs exist in</w:t>
+      </w:r>
+      <w:r>
+        <w:t xml:space="preserve"> </w:t>
+      </w:r>
+      <w:r>
+        <w:rPr>
+          <w:rStyle w:val="VerbatimChar"/>
+        </w:rPr>
+        <w:t xml:space="preserve">copilot-logs</w:t>
+      </w:r>
+      <w:r>
+        <w:t xml:space="preserve"> </w:t>
+      </w:r>
+      <w:r>
+        <w:t xml:space="preserve">under</w:t>
+      </w:r>
+      <w:r>
+        <w:t xml:space="preserve"> </w:t>
+      </w:r>
+      <w:r>
+        <w:rPr>
+          <w:rStyle w:val="VerbatimChar"/>
+        </w:rPr>
+        <w:t xml:space="preserve">yyyy/MM/dd/</w:t>
+      </w:r>
+      <w:r>
+        <w:t xml:space="preserve"> </w:t>
+      </w:r>
+      <w:r>
+        <w:t xml:space="preserve">folders.</w:t>
+      </w:r>
+    </w:p>
+    <w:bookmarkEnd w:id="36"/>
+    <w:bookmarkStart w:id="37" w:name="Xb9fceb2f76812e38e20d82a387aa5c88f6ccb7e"/>
+    <w:p>
+      <w:pPr>
+        <w:pStyle w:val="Heading2"/>
+      </w:pPr>
+      <w:r>
+        <w:t xml:space="preserve">Deployment times out on SCM environment settings</w:t>
+      </w:r>
+    </w:p>
+    <w:p>
+      <w:pPr>
+        <w:pStyle w:val="FirstParagraph"/>
+      </w:pPr>
+      <w:r>
+        <w:t xml:space="preserve">Use the temporary public access approach in Step 4.</w:t>
+      </w:r>
+    </w:p>
+    <w:bookmarkEnd w:id="37"/>
+    <w:bookmarkStart w:id="38" w:name="X278ab4b36d504473f6e16952be03315c0b841c4"/>
+    <w:p>
+      <w:pPr>
+        <w:pStyle w:val="Heading2"/>
+      </w:pPr>
+      <w:r>
+        <w:t xml:space="preserve">SharePointCopilotAgentRegistry stays empty</w:t>
       </w:r>
     </w:p>
     <w:p>
@@ -4048,23 +4672,26 @@
         <w:pStyle w:val="Compact"/>
         <w:numPr>
           <w:ilvl w:val="0"/>
-          <w:numId w:val="1013"/>
+          <w:numId w:val="1010"/>
         </w:numPr>
       </w:pPr>
       <w:r>
-        <w:t xml:space="preserve">Click Apply → Save as</w:t>
-      </w:r>
-      <w:r>
-        <w:t xml:space="preserve"> </w:t>
-      </w:r>
-      <w:r>
-        <w:t xml:space="preserve">“Copilot Adoption Dashboard”</w:t>
-      </w:r>
-      <w:r>
-        <w:t xml:space="preserve"> </w:t>
-      </w:r>
-      <w:r>
-        <w:t xml:space="preserve">under Shared reports</w:t>
+        <w:t xml:space="preserve">Confirm</w:t>
+      </w:r>
+      <w:r>
+        <w:t xml:space="preserve"> </w:t>
+      </w:r>
+      <w:r>
+        <w:rPr>
+          <w:rStyle w:val="VerbatimChar"/>
+        </w:rPr>
+        <w:t xml:space="preserve">SHAREPOINT_AGENT_LIST = SharePointCopilotAgentRegistry</w:t>
+      </w:r>
+      <w:r>
+        <w:t xml:space="preserve"> </w:t>
+      </w:r>
+      <w:r>
+        <w:t xml:space="preserve">is set</w:t>
       </w:r>
     </w:p>
     <w:p>
@@ -4072,11 +4699,75 @@
         <w:pStyle w:val="Compact"/>
         <w:numPr>
           <w:ilvl w:val="0"/>
-          <w:numId w:val="1013"/>
+          <w:numId w:val="1010"/>
         </w:numPr>
       </w:pPr>
       <w:r>
-        <w:t xml:space="preserve">Set auto-refresh to 5 minutes</w:t>
+        <w:t xml:space="preserve">Run</w:t>
+      </w:r>
+      <w:r>
+        <w:t xml:space="preserve"> </w:t>
+      </w:r>
+      <w:r>
+        <w:rPr>
+          <w:rStyle w:val="VerbatimChar"/>
+        </w:rPr>
+        <w:t xml:space="preserve">PullSharePointAgents</w:t>
+      </w:r>
+      <w:r>
+        <w:t xml:space="preserve"> </w:t>
+      </w:r>
+      <w:r>
+        <w:t xml:space="preserve">with</w:t>
+      </w:r>
+      <w:r>
+        <w:t xml:space="preserve"> </w:t>
+      </w:r>
+      <w:r>
+        <w:rPr>
+          <w:rStyle w:val="VerbatimChar"/>
+        </w:rPr>
+        <w:t xml:space="preserve">TIME_WINDOW_MINUTES</w:t>
+      </w:r>
+      <w:r>
+        <w:t xml:space="preserve"> </w:t>
+      </w:r>
+      <w:r>
+        <w:t xml:space="preserve">wide enough to cover agent creation time</w:t>
+      </w:r>
+    </w:p>
+    <w:p>
+      <w:pPr>
+        <w:pStyle w:val="Compact"/>
+        <w:numPr>
+          <w:ilvl w:val="0"/>
+          <w:numId w:val="1010"/>
+        </w:numPr>
+      </w:pPr>
+      <w:r>
+        <w:t xml:space="preserve">Check logs for</w:t>
+      </w:r>
+      <w:r>
+        <w:t xml:space="preserve"> </w:t>
+      </w:r>
+      <w:r>
+        <w:t xml:space="preserve">“Found 0 Audit.SharePoint blob(s)”</w:t>
+      </w:r>
+      <w:r>
+        <w:t xml:space="preserve"> </w:t>
+      </w:r>
+      <w:r>
+        <w:t xml:space="preserve">— this means the subscription may not have been active at creation time; future creations will be captured automatically</w:t>
+      </w:r>
+    </w:p>
+    <w:bookmarkEnd w:id="38"/>
+    <w:bookmarkStart w:id="39" w:name="duplicates-in-metrics-lists"/>
+    <w:p>
+      <w:pPr>
+        <w:pStyle w:val="Heading2"/>
+      </w:pPr>
+      <w:r>
+        <w:t xml:space="preserve">Duplicates in metrics lists</w:t>
       </w:r>
     </w:p>
     <w:p>
@@ -4084,7 +4775,22 @@
         <w:pStyle w:val="FirstParagraph"/>
       </w:pPr>
       <w:r>
-        <w:t xml:space="preserve">The workbook provides: Daily/Weekly Active Users, Adoption by App, Cumulative Users, Top 25 Power Users, Engagement Distribution, and Activity by Hour.</w:t>
+        <w:t xml:space="preserve">The metrics lists are fully cleared and rewritten on every</w:t>
+      </w:r>
+      <w:r>
+        <w:t xml:space="preserve"> </w:t>
+      </w:r>
+      <w:r>
+        <w:rPr>
+          <w:rStyle w:val="VerbatimChar"/>
+        </w:rPr>
+        <w:t xml:space="preserve">ExportAdoptionMetrics</w:t>
+      </w:r>
+      <w:r>
+        <w:t xml:space="preserve"> </w:t>
+      </w:r>
+      <w:r>
+        <w:t xml:space="preserve">run. If you see duplicates, manually delete all items from the affected lists and run once — the function will produce a clean single copy.</w:t>
       </w:r>
     </w:p>
     <w:p>
@@ -4094,232 +4800,9 @@
         </w:pict>
       </w:r>
     </w:p>
-    <w:bookmarkEnd w:id="32"/>
-    <w:bookmarkStart w:id="39" w:name="troubleshooting"/>
-    <w:p>
-      <w:pPr>
-        <w:pStyle w:val="Heading1"/>
-      </w:pPr>
-      <w:r>
-        <w:t xml:space="preserve">Troubleshooting</w:t>
-      </w:r>
-    </w:p>
-    <w:bookmarkStart w:id="33" w:name="pullcopilotaudit-fails-with-af20055"/>
-    <w:p>
-      <w:pPr>
-        <w:pStyle w:val="Heading2"/>
-      </w:pPr>
-      <w:r>
-        <w:t xml:space="preserve">PullCopilotAudit fails with AF20055</w:t>
-      </w:r>
-    </w:p>
-    <w:p>
-      <w:pPr>
-        <w:pStyle w:val="FirstParagraph"/>
-      </w:pPr>
-      <w:r>
-        <w:t xml:space="preserve">The saved state timestamp is older than 24 hours. The code automatically caps the start time at 23 hours ago — this will self-heal on the next run. If it persists, delete</w:t>
-      </w:r>
-      <w:r>
-        <w:t xml:space="preserve"> </w:t>
-      </w:r>
-      <w:r>
-        <w:rPr>
-          <w:rStyle w:val="VerbatimChar"/>
-        </w:rPr>
-        <w:t xml:space="preserve">_state/lastProcessed.txt</w:t>
-      </w:r>
-      <w:r>
-        <w:t xml:space="preserve"> </w:t>
-      </w:r>
-      <w:r>
-        <w:t xml:space="preserve">from the</w:t>
-      </w:r>
-      <w:r>
-        <w:t xml:space="preserve"> </w:t>
-      </w:r>
-      <w:r>
-        <w:rPr>
-          <w:rStyle w:val="VerbatimChar"/>
-        </w:rPr>
-        <w:t xml:space="preserve">copilot-logs</w:t>
-      </w:r>
-      <w:r>
-        <w:t xml:space="preserve"> </w:t>
-      </w:r>
-      <w:r>
-        <w:t xml:space="preserve">container.</w:t>
-      </w:r>
-    </w:p>
-    <w:bookmarkEnd w:id="33"/>
-    <w:bookmarkStart w:id="34" w:name="exportadoptionmetrics-finds-no-events"/>
-    <w:p>
-      <w:pPr>
-        <w:pStyle w:val="Heading2"/>
-      </w:pPr>
-      <w:r>
-        <w:t xml:space="preserve">ExportAdoptionMetrics finds no events</w:t>
-      </w:r>
-    </w:p>
-    <w:p>
-      <w:pPr>
-        <w:pStyle w:val="FirstParagraph"/>
-      </w:pPr>
-      <w:r>
-        <w:t xml:space="preserve">Check that</w:t>
-      </w:r>
-      <w:r>
-        <w:t xml:space="preserve"> </w:t>
-      </w:r>
-      <w:r>
-        <w:rPr>
-          <w:rStyle w:val="VerbatimChar"/>
-        </w:rPr>
-        <w:t xml:space="preserve">PullCopilotAudit</w:t>
-      </w:r>
-      <w:r>
-        <w:t xml:space="preserve"> </w:t>
-      </w:r>
-      <w:r>
-        <w:t xml:space="preserve">has run successfully and that blobs exist in the</w:t>
-      </w:r>
-      <w:r>
-        <w:t xml:space="preserve"> </w:t>
-      </w:r>
-      <w:r>
-        <w:rPr>
-          <w:rStyle w:val="VerbatimChar"/>
-        </w:rPr>
-        <w:t xml:space="preserve">copilot-logs</w:t>
-      </w:r>
-      <w:r>
-        <w:t xml:space="preserve"> </w:t>
-      </w:r>
-      <w:r>
-        <w:t xml:space="preserve">container with date-folder paths matching the lookback window (e.g. </w:t>
-      </w:r>
-      <w:r>
-        <w:rPr>
-          <w:rStyle w:val="VerbatimChar"/>
-        </w:rPr>
-        <w:t xml:space="preserve">2026/08/14/</w:t>
-      </w:r>
-      <w:r>
-        <w:t xml:space="preserve">).</w:t>
-      </w:r>
-    </w:p>
-    <w:bookmarkEnd w:id="34"/>
-    <w:bookmarkStart w:id="35" w:name="Xb9fceb2f76812e38e20d82a387aa5c88f6ccb7e"/>
-    <w:p>
-      <w:pPr>
-        <w:pStyle w:val="Heading2"/>
-      </w:pPr>
-      <w:r>
-        <w:t xml:space="preserve">Deployment times out on SCM environment settings</w:t>
-      </w:r>
-    </w:p>
-    <w:p>
-      <w:pPr>
-        <w:pStyle w:val="FirstParagraph"/>
-      </w:pPr>
-      <w:r>
-        <w:t xml:space="preserve">Use the temporary public access approach in Step 4. The SCM (Kudu) endpoint is not accessible from the public internet when private endpoints are enabled.</w:t>
-      </w:r>
-    </w:p>
-    <w:bookmarkEnd w:id="35"/>
-    <w:bookmarkStart w:id="36" w:name="sharepoint-list-not-found-404"/>
-    <w:p>
-      <w:pPr>
-        <w:pStyle w:val="Heading2"/>
-      </w:pPr>
-      <w:r>
-        <w:t xml:space="preserve">SharePoint list not found (404)</w:t>
-      </w:r>
-    </w:p>
-    <w:p>
-      <w:pPr>
-        <w:pStyle w:val="FirstParagraph"/>
-      </w:pPr>
-      <w:r>
-        <w:t xml:space="preserve">Verify the list names in the Environment variables match the exact display names of the lists, including case.</w:t>
-      </w:r>
-    </w:p>
-    <w:bookmarkEnd w:id="36"/>
-    <w:bookmarkStart w:id="37" w:name="X42ecc8e1c8b8de62799baee5e7d31a940021c2c"/>
-    <w:p>
-      <w:pPr>
-        <w:pStyle w:val="Heading2"/>
-      </w:pPr>
-      <w:r>
-        <w:t xml:space="preserve">Log Analytics ingestion not working (deployLogAnalytics=true)</w:t>
-      </w:r>
-    </w:p>
-    <w:p>
-      <w:pPr>
-        <w:pStyle w:val="FirstParagraph"/>
-      </w:pPr>
-      <w:r>
-        <w:t xml:space="preserve">Verify that</w:t>
-      </w:r>
-      <w:r>
-        <w:t xml:space="preserve"> </w:t>
-      </w:r>
-      <w:r>
-        <w:rPr>
-          <w:rStyle w:val="VerbatimChar"/>
-        </w:rPr>
-        <w:t xml:space="preserve">DCE_INGESTION_URI</w:t>
-      </w:r>
-      <w:r>
-        <w:t xml:space="preserve"> </w:t>
-      </w:r>
-      <w:r>
-        <w:t xml:space="preserve">and</w:t>
-      </w:r>
-      <w:r>
-        <w:t xml:space="preserve"> </w:t>
-      </w:r>
-      <w:r>
-        <w:rPr>
-          <w:rStyle w:val="VerbatimChar"/>
-        </w:rPr>
-        <w:t xml:space="preserve">DCR_IMMUTABLE_ID</w:t>
-      </w:r>
-      <w:r>
-        <w:t xml:space="preserve"> </w:t>
-      </w:r>
-      <w:r>
-        <w:t xml:space="preserve">are set in the Function App environment variables. These are set automatically by the ARM deployment but may need manual entry if the deployment failed partway through.</w:t>
-      </w:r>
-    </w:p>
-    <w:bookmarkEnd w:id="37"/>
-    <w:bookmarkStart w:id="38" w:name="Xb48e07ce2b259bfd99159a560c827997dfe2324"/>
-    <w:p>
-      <w:pPr>
-        <w:pStyle w:val="Heading2"/>
-      </w:pPr>
-      <w:r>
-        <w:t xml:space="preserve">ActivityFeed.Read already exists (Post-Deploy script)</w:t>
-      </w:r>
-    </w:p>
-    <w:p>
-      <w:pPr>
-        <w:pStyle w:val="FirstParagraph"/>
-      </w:pPr>
-      <w:r>
-        <w:t xml:space="preserve">Expected if re-running the script. The permission was already granted and is silently skipped.</w:t>
-      </w:r>
-    </w:p>
-    <w:p>
-      <w:r>
-        <w:pict>
-          <v:rect style="width:0;height:1.5pt" o:hralign="center" o:hrstd="t" o:hr="t"/>
-        </w:pict>
-      </w:r>
-    </w:p>
-    <w:bookmarkEnd w:id="38"/>
     <w:bookmarkEnd w:id="39"/>
-    <w:bookmarkStart w:id="40" w:name="appendix-environment-variable-reference"/>
+    <w:bookmarkEnd w:id="40"/>
+    <w:bookmarkStart w:id="41" w:name="appendix-environment-variable-reference"/>
     <w:p>
       <w:pPr>
         <w:pStyle w:val="Heading1"/>
@@ -4336,10 +4819,10 @@
         <w:tblLook w:firstRow="1" w:lastRow="0" w:firstColumn="0" w:lastColumn="0" w:noHBand="0" w:noVBand="0" w:val="0020"/>
       </w:tblPr>
       <w:tblGrid>
-        <w:gridCol w:w="1760"/>
-        <w:gridCol w:w="1584"/>
-        <w:gridCol w:w="2288"/>
-        <w:gridCol w:w="2288"/>
+        <w:gridCol w:w="2084"/>
+        <w:gridCol w:w="1875"/>
+        <w:gridCol w:w="1250"/>
+        <w:gridCol w:w="2709"/>
       </w:tblGrid>
       <w:tr>
         <w:trPr>
@@ -4374,7 +4857,7 @@
               <w:pStyle w:val="Compact"/>
             </w:pPr>
             <w:r>
-              <w:t xml:space="preserve">Required for</w:t>
+              <w:t xml:space="preserve">Mode</w:t>
             </w:r>
           </w:p>
         </w:tc>
@@ -4434,7 +4917,7 @@
               <w:pStyle w:val="Compact"/>
             </w:pPr>
             <w:r>
-              <w:t xml:space="preserve">Your Entra tenant GUID</w:t>
+              <w:t xml:space="preserve">Entra tenant GUID</w:t>
             </w:r>
           </w:p>
         </w:tc>
@@ -4535,7 +5018,7 @@
               <w:pStyle w:val="Compact"/>
             </w:pPr>
             <w:r>
-              <w:t xml:space="preserve">Blob container for audit events</w:t>
+              <w:t xml:space="preserve">Blob container</w:t>
             </w:r>
           </w:p>
         </w:tc>
@@ -4587,7 +5070,7 @@
               <w:pStyle w:val="Compact"/>
             </w:pPr>
             <w:r>
-              <w:t xml:space="preserve">Fallback window when no state exists</w:t>
+              <w:t xml:space="preserve">Fallback lookback window</w:t>
             </w:r>
           </w:p>
         </w:tc>
@@ -4727,7 +5210,7 @@
               <w:pStyle w:val="Compact"/>
             </w:pPr>
             <w:r>
-              <w:t xml:space="preserve">Data Collection Endpoint ingestion URL</w:t>
+              <w:t xml:space="preserve">Data Collection Endpoint</w:t>
             </w:r>
           </w:p>
         </w:tc>
@@ -4825,7 +5308,7 @@
               <w:pStyle w:val="Compact"/>
             </w:pPr>
             <w:r>
-              <w:t xml:space="preserve">Log Analytics custom stream name</w:t>
+              <w:t xml:space="preserve">Log Analytics stream</w:t>
             </w:r>
           </w:p>
         </w:tc>
@@ -4874,7 +5357,7 @@
               <w:pStyle w:val="Compact"/>
             </w:pPr>
             <w:r>
-              <w:t xml:space="preserve">App Insights connection string</w:t>
+              <w:t xml:space="preserve">App Insights</w:t>
             </w:r>
           </w:p>
         </w:tc>
@@ -4923,7 +5406,7 @@
               <w:pStyle w:val="Compact"/>
             </w:pPr>
             <w:r>
-              <w:t xml:space="preserve">SharePoint site for Power App lists</w:t>
+              <w:t xml:space="preserve">SharePoint site URL</w:t>
             </w:r>
           </w:p>
         </w:tc>
@@ -4975,7 +5458,7 @@
               <w:pStyle w:val="Compact"/>
             </w:pPr>
             <w:r>
-              <w:t xml:space="preserve">Daily metrics list name</w:t>
+              <w:t xml:space="preserve">Daily metrics list</w:t>
             </w:r>
           </w:p>
         </w:tc>
@@ -5027,7 +5510,7 @@
               <w:pStyle w:val="Compact"/>
             </w:pPr>
             <w:r>
-              <w:t xml:space="preserve">Per-app metrics list name</w:t>
+              <w:t xml:space="preserve">Per-app metrics list</w:t>
             </w:r>
           </w:p>
         </w:tc>
@@ -5079,7 +5562,7 @@
               <w:pStyle w:val="Compact"/>
             </w:pPr>
             <w:r>
-              <w:t xml:space="preserve">Weekly summary list name</w:t>
+              <w:t xml:space="preserve">Weekly summary list</w:t>
             </w:r>
           </w:p>
         </w:tc>
@@ -5131,7 +5614,59 @@
               <w:pStyle w:val="Compact"/>
             </w:pPr>
             <w:r>
-              <w:t xml:space="preserve">Weekly per-app list name</w:t>
+              <w:t xml:space="preserve">Weekly per-app list</w:t>
+            </w:r>
+          </w:p>
+        </w:tc>
+      </w:tr>
+      <w:tr>
+        <w:tc>
+          <w:tcPr/>
+          <w:p>
+            <w:pPr>
+              <w:pStyle w:val="Compact"/>
+            </w:pPr>
+            <w:r>
+              <w:rPr>
+                <w:rStyle w:val="VerbatimChar"/>
+              </w:rPr>
+              <w:t xml:space="preserve">SHAREPOINT_AGENT_LIST</w:t>
+            </w:r>
+          </w:p>
+        </w:tc>
+        <w:tc>
+          <w:tcPr/>
+          <w:p>
+            <w:pPr>
+              <w:pStyle w:val="Compact"/>
+            </w:pPr>
+            <w:r>
+              <w:rPr>
+                <w:rStyle w:val="VerbatimChar"/>
+              </w:rPr>
+              <w:t xml:space="preserve">SharePointCopilotAgentRegistry</w:t>
+            </w:r>
+          </w:p>
+        </w:tc>
+        <w:tc>
+          <w:tcPr/>
+          <w:p>
+            <w:pPr>
+              <w:pStyle w:val="Compact"/>
+            </w:pPr>
+            <w:r>
+              <w:t xml:space="preserve">Both</w:t>
+            </w:r>
+          </w:p>
+        </w:tc>
+        <w:tc>
+          <w:tcPr/>
+          <w:p>
+            <w:pPr>
+              <w:pStyle w:val="Compact"/>
+            </w:pPr>
+            <w:r>
+              <w:t xml:space="preserve">Agent registry list</w:t>
             </w:r>
           </w:p>
         </w:tc>
@@ -5235,13 +5770,13 @@
               <w:pStyle w:val="Compact"/>
             </w:pPr>
             <w:r>
-              <w:t xml:space="preserve">Cron schedule for ExportAdoptionMetrics</w:t>
+              <w:t xml:space="preserve">ExportAdoptionMetrics cron</w:t>
             </w:r>
           </w:p>
         </w:tc>
       </w:tr>
     </w:tbl>
-    <w:bookmarkEnd w:id="40"/>
+    <w:bookmarkEnd w:id="41"/>
     <w:sectPr>
       <w:footnotePr>
         <w:numRestart w:val="eachSect"/>
@@ -5632,12 +6167,6 @@
     <w:abstractNumId w:val="991"/>
   </w:num>
   <w:num w:numId="1002">
-    <w:abstractNumId w:val="991"/>
-  </w:num>
-  <w:num w:numId="1003">
-    <w:abstractNumId w:val="991"/>
-  </w:num>
-  <w:num w:numId="1004">
     <w:abstractNumId w:val="99411"/>
     <w:lvlOverride w:ilvl="0">
       <w:startOverride w:val="1"/>
@@ -5665,6 +6194,66 @@
     </w:lvlOverride>
     <w:lvlOverride w:ilvl="8">
       <w:startOverride w:val="1"/>
+    </w:lvlOverride>
+  </w:num>
+  <w:num w:numId="1003">
+    <w:abstractNumId w:val="99411"/>
+    <w:lvlOverride w:ilvl="0">
+      <w:startOverride w:val="1"/>
+    </w:lvlOverride>
+    <w:lvlOverride w:ilvl="1">
+      <w:startOverride w:val="1"/>
+    </w:lvlOverride>
+    <w:lvlOverride w:ilvl="2">
+      <w:startOverride w:val="1"/>
+    </w:lvlOverride>
+    <w:lvlOverride w:ilvl="3">
+      <w:startOverride w:val="1"/>
+    </w:lvlOverride>
+    <w:lvlOverride w:ilvl="4">
+      <w:startOverride w:val="1"/>
+    </w:lvlOverride>
+    <w:lvlOverride w:ilvl="5">
+      <w:startOverride w:val="1"/>
+    </w:lvlOverride>
+    <w:lvlOverride w:ilvl="6">
+      <w:startOverride w:val="1"/>
+    </w:lvlOverride>
+    <w:lvlOverride w:ilvl="7">
+      <w:startOverride w:val="1"/>
+    </w:lvlOverride>
+    <w:lvlOverride w:ilvl="8">
+      <w:startOverride w:val="1"/>
+    </w:lvlOverride>
+  </w:num>
+  <w:num w:numId="1004">
+    <w:abstractNumId w:val="99414"/>
+    <w:lvlOverride w:ilvl="0">
+      <w:startOverride w:val="4"/>
+    </w:lvlOverride>
+    <w:lvlOverride w:ilvl="1">
+      <w:startOverride w:val="4"/>
+    </w:lvlOverride>
+    <w:lvlOverride w:ilvl="2">
+      <w:startOverride w:val="4"/>
+    </w:lvlOverride>
+    <w:lvlOverride w:ilvl="3">
+      <w:startOverride w:val="4"/>
+    </w:lvlOverride>
+    <w:lvlOverride w:ilvl="4">
+      <w:startOverride w:val="4"/>
+    </w:lvlOverride>
+    <w:lvlOverride w:ilvl="5">
+      <w:startOverride w:val="4"/>
+    </w:lvlOverride>
+    <w:lvlOverride w:ilvl="6">
+      <w:startOverride w:val="4"/>
+    </w:lvlOverride>
+    <w:lvlOverride w:ilvl="7">
+      <w:startOverride w:val="4"/>
+    </w:lvlOverride>
+    <w:lvlOverride w:ilvl="8">
+      <w:startOverride w:val="4"/>
     </w:lvlOverride>
   </w:num>
   <w:num w:numId="1005">
@@ -5698,37 +6287,64 @@
     </w:lvlOverride>
   </w:num>
   <w:num w:numId="1006">
-    <w:abstractNumId w:val="99414"/>
+    <w:abstractNumId w:val="99411"/>
     <w:lvlOverride w:ilvl="0">
-      <w:startOverride w:val="4"/>
+      <w:startOverride w:val="1"/>
     </w:lvlOverride>
     <w:lvlOverride w:ilvl="1">
-      <w:startOverride w:val="4"/>
+      <w:startOverride w:val="1"/>
     </w:lvlOverride>
     <w:lvlOverride w:ilvl="2">
-      <w:startOverride w:val="4"/>
+      <w:startOverride w:val="1"/>
     </w:lvlOverride>
     <w:lvlOverride w:ilvl="3">
-      <w:startOverride w:val="4"/>
+      <w:startOverride w:val="1"/>
     </w:lvlOverride>
     <w:lvlOverride w:ilvl="4">
-      <w:startOverride w:val="4"/>
+      <w:startOverride w:val="1"/>
     </w:lvlOverride>
     <w:lvlOverride w:ilvl="5">
-      <w:startOverride w:val="4"/>
+      <w:startOverride w:val="1"/>
     </w:lvlOverride>
     <w:lvlOverride w:ilvl="6">
-      <w:startOverride w:val="4"/>
+      <w:startOverride w:val="1"/>
     </w:lvlOverride>
     <w:lvlOverride w:ilvl="7">
-      <w:startOverride w:val="4"/>
+      <w:startOverride w:val="1"/>
     </w:lvlOverride>
     <w:lvlOverride w:ilvl="8">
-      <w:startOverride w:val="4"/>
+      <w:startOverride w:val="1"/>
     </w:lvlOverride>
   </w:num>
   <w:num w:numId="1007">
-    <w:abstractNumId w:val="991"/>
+    <w:abstractNumId w:val="99411"/>
+    <w:lvlOverride w:ilvl="0">
+      <w:startOverride w:val="1"/>
+    </w:lvlOverride>
+    <w:lvlOverride w:ilvl="1">
+      <w:startOverride w:val="1"/>
+    </w:lvlOverride>
+    <w:lvlOverride w:ilvl="2">
+      <w:startOverride w:val="1"/>
+    </w:lvlOverride>
+    <w:lvlOverride w:ilvl="3">
+      <w:startOverride w:val="1"/>
+    </w:lvlOverride>
+    <w:lvlOverride w:ilvl="4">
+      <w:startOverride w:val="1"/>
+    </w:lvlOverride>
+    <w:lvlOverride w:ilvl="5">
+      <w:startOverride w:val="1"/>
+    </w:lvlOverride>
+    <w:lvlOverride w:ilvl="6">
+      <w:startOverride w:val="1"/>
+    </w:lvlOverride>
+    <w:lvlOverride w:ilvl="7">
+      <w:startOverride w:val="1"/>
+    </w:lvlOverride>
+    <w:lvlOverride w:ilvl="8">
+      <w:startOverride w:val="1"/>
+    </w:lvlOverride>
   </w:num>
   <w:num w:numId="1008">
     <w:abstractNumId w:val="99411"/>
@@ -5791,69 +6407,6 @@
     </w:lvlOverride>
   </w:num>
   <w:num w:numId="1010">
-    <w:abstractNumId w:val="99411"/>
-    <w:lvlOverride w:ilvl="0">
-      <w:startOverride w:val="1"/>
-    </w:lvlOverride>
-    <w:lvlOverride w:ilvl="1">
-      <w:startOverride w:val="1"/>
-    </w:lvlOverride>
-    <w:lvlOverride w:ilvl="2">
-      <w:startOverride w:val="1"/>
-    </w:lvlOverride>
-    <w:lvlOverride w:ilvl="3">
-      <w:startOverride w:val="1"/>
-    </w:lvlOverride>
-    <w:lvlOverride w:ilvl="4">
-      <w:startOverride w:val="1"/>
-    </w:lvlOverride>
-    <w:lvlOverride w:ilvl="5">
-      <w:startOverride w:val="1"/>
-    </w:lvlOverride>
-    <w:lvlOverride w:ilvl="6">
-      <w:startOverride w:val="1"/>
-    </w:lvlOverride>
-    <w:lvlOverride w:ilvl="7">
-      <w:startOverride w:val="1"/>
-    </w:lvlOverride>
-    <w:lvlOverride w:ilvl="8">
-      <w:startOverride w:val="1"/>
-    </w:lvlOverride>
-  </w:num>
-  <w:num w:numId="1011">
-    <w:abstractNumId w:val="99411"/>
-    <w:lvlOverride w:ilvl="0">
-      <w:startOverride w:val="1"/>
-    </w:lvlOverride>
-    <w:lvlOverride w:ilvl="1">
-      <w:startOverride w:val="1"/>
-    </w:lvlOverride>
-    <w:lvlOverride w:ilvl="2">
-      <w:startOverride w:val="1"/>
-    </w:lvlOverride>
-    <w:lvlOverride w:ilvl="3">
-      <w:startOverride w:val="1"/>
-    </w:lvlOverride>
-    <w:lvlOverride w:ilvl="4">
-      <w:startOverride w:val="1"/>
-    </w:lvlOverride>
-    <w:lvlOverride w:ilvl="5">
-      <w:startOverride w:val="1"/>
-    </w:lvlOverride>
-    <w:lvlOverride w:ilvl="6">
-      <w:startOverride w:val="1"/>
-    </w:lvlOverride>
-    <w:lvlOverride w:ilvl="7">
-      <w:startOverride w:val="1"/>
-    </w:lvlOverride>
-    <w:lvlOverride w:ilvl="8">
-      <w:startOverride w:val="1"/>
-    </w:lvlOverride>
-  </w:num>
-  <w:num w:numId="1012">
-    <w:abstractNumId w:val="991"/>
-  </w:num>
-  <w:num w:numId="1013">
     <w:abstractNumId w:val="99411"/>
     <w:lvlOverride w:ilvl="0">
       <w:startOverride w:val="1"/>

--- a/Full_Implementation_Guide_No_Bicep.docx
+++ b/Full_Implementation_Guide_No_Bicep.docx
@@ -3938,6 +3938,30 @@
     <w:bookmarkEnd w:id="30"/>
     <w:bookmarkEnd w:id="31"/>
     <w:bookmarkStart w:id="32" w:name="X7fe1f6ec2ff0af7e08ca4a019d7ae8cf76a66bb"/>
+    <w:p>
+      <w:r>
+        <w:rPr>
+          <w:b/>
+        </w:rPr>
+        <w:t xml:space="preserve">Complete baseline scan (recommended for existing tenants): </w:t>
+      </w:r>
+      <w:r>
+        <w:t xml:space="preserve">The audit-log approach above is limited by Unified Audit Log retention (typically 90-180 days) and only captures events from when the Audit.SharePoint subscription was active. To inventory every .agent file currently in SharePoint, regardless of when it was created, run the standalone baseline script instead.</w:t>
+      </w:r>
+    </w:p>
+    <w:p>
+      <w:r>
+        <w:rPr>
+          <w:rFonts w:ascii="Consolas" w:hAnsi="Consolas"/>
+        </w:rPr>
+        <w:t xml:space="preserve">.\scripts\Backfill-AgentRegistry.ps1 -TenantId "&lt;your-tenant-id&gt;" -SharePointSiteUrl "https://contoso.sharepoint.com/sites/CopilotReporting"</w:t>
+      </w:r>
+    </w:p>
+    <w:p>
+      <w:r>
+        <w:t xml:space="preserve">This uses the Microsoft Search API to find .agent files tenant-wide and inserts any not already in the registry, deduplicated by file URL and safe to re-run. Requires the SharePointCopilotAgentRegistry list to already exist (Step 7). Run this once as your initial baseline; PullSharePointAgents handles all agent creations going forward.</w:t>
+      </w:r>
+    </w:p>
     <w:p>
       <w:pPr>
         <w:pStyle w:val="Heading1"/>

--- a/Full_Implementation_Guide_No_Bicep.docx
+++ b/Full_Implementation_Guide_No_Bicep.docx
@@ -7,7 +7,7 @@
         <w:pStyle w:val="Title"/>
       </w:pPr>
       <w:r>
-        <w:t xml:space="preserve">Copilot Adoption Dashboard — Full Implementation Guide</w:t>
+        <w:t xml:space="preserve">Copilot Adoption Dashboard â€” Full Implementation Guide</w:t>
       </w:r>
     </w:p>
     <w:p>
@@ -151,10 +151,7 @@
               <w:t xml:space="preserve">deployLogAnalytics</w:t>
             </w:r>
             <w:r>
-              <w:t xml:space="preserve"> </w:t>
-            </w:r>
-            <w:r>
-              <w:t xml:space="preserve">parameter</w:t>
+              <w:t xml:space="preserve"> parameter</w:t>
             </w:r>
           </w:p>
         </w:tc>
@@ -491,10 +488,7 @@
         <w:pStyle w:val="BodyText"/>
       </w:pPr>
       <w:r>
-        <w:t xml:space="preserve">Steps marked</w:t>
-      </w:r>
-      <w:r>
-        <w:t xml:space="preserve"> </w:t>
+        <w:t xml:space="preserve">Steps marked </w:t>
       </w:r>
       <w:r>
         <w:rPr>
@@ -504,10 +498,7 @@
         <w:t xml:space="preserve">(Log Analytics only)</w:t>
       </w:r>
       <w:r>
-        <w:t xml:space="preserve"> </w:t>
-      </w:r>
-      <w:r>
-        <w:t xml:space="preserve">apply exclusively to the full deployment.</w:t>
+        <w:t xml:space="preserve"> apply exclusively to the full deployment.</w:t>
       </w:r>
     </w:p>
     <w:bookmarkEnd w:id="9"/>
@@ -549,7 +540,7 @@
         <w:rPr>
           <w:rStyle w:val="VerbatimChar"/>
         </w:rPr>
-        <w:t xml:space="preserve">        │ every 15 min (PullCopilotAudit)</w:t>
+        <w:t xml:space="preserve">        â”‚ every 15 min (PullCopilotAudit)</w:t>
       </w:r>
       <w:r>
         <w:br/>
@@ -558,7 +549,7 @@
         <w:rPr>
           <w:rStyle w:val="VerbatimChar"/>
         </w:rPr>
-        <w:t xml:space="preserve">        ▼</w:t>
+        <w:t xml:space="preserve">        â–¼</w:t>
       </w:r>
       <w:r>
         <w:br/>
@@ -567,7 +558,7 @@
         <w:rPr>
           <w:rStyle w:val="VerbatimChar"/>
         </w:rPr>
-        <w:t xml:space="preserve">Azure Function App (PowerShell 7.4, Premium EP1)</w:t>
+        <w:t xml:space="preserve">Azure Function App (PowerShell 7.4, Flex Consumption FC1)</w:t>
       </w:r>
       <w:r>
         <w:br/>
@@ -576,7 +567,7 @@
         <w:rPr>
           <w:rStyle w:val="VerbatimChar"/>
         </w:rPr>
-        <w:t xml:space="preserve">   ┌────┴───────────────────────────────────────────┐</w:t>
+        <w:t xml:space="preserve">   â”Œâ”€â”€â”€â”€â”´â”€â”€â”€â”€â”€â”€â”€â”€â”€â”€â”€â”€â”€â”€â”€â”€â”€â”€â”€â”€â”€â”€â”€â”€â”€â”€â”€â”€â”€â”€â”€â”€â”€â”€â”€â”€â”€â”€â”€â”€â”€â”€â”€â”</w:t>
       </w:r>
       <w:r>
         <w:br/>
@@ -585,7 +576,7 @@
         <w:rPr>
           <w:rStyle w:val="VerbatimChar"/>
         </w:rPr>
-        <w:t xml:space="preserve">   ▼                                                 ▼</w:t>
+        <w:t xml:space="preserve">   â–¼                                                 â–¼</w:t>
       </w:r>
       <w:r>
         <w:br/>
@@ -603,7 +594,7 @@
         <w:rPr>
           <w:rStyle w:val="VerbatimChar"/>
         </w:rPr>
-        <w:t xml:space="preserve">   │                                                 │</w:t>
+        <w:t xml:space="preserve">   â”‚                                                 â”‚</w:t>
       </w:r>
       <w:r>
         <w:br/>
@@ -612,7 +603,7 @@
         <w:rPr>
           <w:rStyle w:val="VerbatimChar"/>
         </w:rPr>
-        <w:t xml:space="preserve">   ▼                                                 ▼</w:t>
+        <w:t xml:space="preserve">   â–¼                                                 â–¼</w:t>
       </w:r>
       <w:r>
         <w:br/>
@@ -630,7 +621,7 @@
         <w:rPr>
           <w:rStyle w:val="VerbatimChar"/>
         </w:rPr>
-        <w:t xml:space="preserve">   │</w:t>
+        <w:t xml:space="preserve">   â”‚</w:t>
       </w:r>
       <w:r>
         <w:br/>
@@ -639,7 +630,7 @@
         <w:rPr>
           <w:rStyle w:val="VerbatimChar"/>
         </w:rPr>
-        <w:t xml:space="preserve">   ▼</w:t>
+        <w:t xml:space="preserve">   â–¼</w:t>
       </w:r>
       <w:r>
         <w:br/>
@@ -652,8 +643,6 @@
       </w:r>
       <w:r>
         <w:br/>
-      </w:r>
-      <w:r>
         <w:br/>
       </w:r>
       <w:r>
@@ -669,7 +658,7 @@
         <w:rPr>
           <w:rStyle w:val="VerbatimChar"/>
         </w:rPr>
-        <w:t xml:space="preserve">        │ every 15 min (PullSharePointAgents)</w:t>
+        <w:t xml:space="preserve">        â”‚ every 15 min (PullSharePointAgents)</w:t>
       </w:r>
       <w:r>
         <w:br/>
@@ -678,7 +667,7 @@
         <w:rPr>
           <w:rStyle w:val="VerbatimChar"/>
         </w:rPr>
-        <w:t xml:space="preserve">        ▼</w:t>
+        <w:t xml:space="preserve">        â–¼</w:t>
       </w:r>
       <w:r>
         <w:br/>
@@ -717,7 +706,7 @@
         </w:numPr>
       </w:pPr>
       <w:r>
-        <w:t xml:space="preserve">Azure subscription with Contributor role and Elastic Premium VM quota &gt;= 1</w:t>
+        <w:t xml:space="preserve">Azure subscription with Contributor role; the Microsoft.App resource provider registered in the subscription (Flex Consumption)</w:t>
       </w:r>
     </w:p>
     <w:p>
@@ -765,10 +754,7 @@
         </w:numPr>
       </w:pPr>
       <w:r>
-        <w:t xml:space="preserve">PowerShell 5.1+ with Microsoft.Graph module:</w:t>
-      </w:r>
-      <w:r>
-        <w:t xml:space="preserve"> </w:t>
+        <w:t xml:space="preserve">PowerShell 5.1+ with Microsoft.Graph module: </w:t>
       </w:r>
       <w:r>
         <w:rPr>
@@ -786,10 +772,7 @@
         </w:numPr>
       </w:pPr>
       <w:r>
-        <w:t xml:space="preserve">Azure Functions Core Tools v4:</w:t>
-      </w:r>
-      <w:r>
-        <w:t xml:space="preserve"> </w:t>
+        <w:t xml:space="preserve">Azure Functions Core Tools v4: </w:t>
       </w:r>
       <w:r>
         <w:rPr>
@@ -857,7 +840,7 @@
         </w:numPr>
       </w:pPr>
       <w:r>
-        <w:t xml:space="preserve">Portal → Resource groups → + Create</w:t>
+        <w:t xml:space="preserve">Portal â†’ Resource groups â†’ + Create</w:t>
       </w:r>
     </w:p>
     <w:p>
@@ -869,10 +852,7 @@
         </w:numPr>
       </w:pPr>
       <w:r>
-        <w:t xml:space="preserve">Name:</w:t>
-      </w:r>
-      <w:r>
-        <w:t xml:space="preserve"> </w:t>
+        <w:t xml:space="preserve">Name: </w:t>
       </w:r>
       <w:r>
         <w:rPr>
@@ -903,7 +883,7 @@
         </w:numPr>
       </w:pPr>
       <w:r>
-        <w:t xml:space="preserve">Portal → Deploy a custom template → Build your own template in the editor</w:t>
+        <w:t xml:space="preserve">Portal â†’ Deploy a custom template â†’ Build your own template in the editor</w:t>
       </w:r>
     </w:p>
     <w:p>
@@ -915,10 +895,7 @@
         </w:numPr>
       </w:pPr>
       <w:r>
-        <w:t xml:space="preserve">Upload</w:t>
-      </w:r>
-      <w:r>
-        <w:t xml:space="preserve"> </w:t>
+        <w:t xml:space="preserve">Upload </w:t>
       </w:r>
       <w:r>
         <w:rPr>
@@ -927,10 +904,7 @@
         <w:t xml:space="preserve">infra/azuredeploy.json</w:t>
       </w:r>
       <w:r>
-        <w:t xml:space="preserve"> </w:t>
-      </w:r>
-      <w:r>
-        <w:t xml:space="preserve">→ Save</w:t>
+        <w:t xml:space="preserve"> â†’ Save</w:t>
       </w:r>
     </w:p>
     <w:p>
@@ -1080,10 +1054,7 @@
               <w:t xml:space="preserve">Commercial</w:t>
             </w:r>
             <w:r>
-              <w:t xml:space="preserve">,</w:t>
-            </w:r>
-            <w:r>
-              <w:t xml:space="preserve"> </w:t>
+              <w:t xml:space="preserve">, </w:t>
             </w:r>
             <w:r>
               <w:rPr>
@@ -1092,10 +1063,7 @@
               <w:t xml:space="preserve">GCC</w:t>
             </w:r>
             <w:r>
-              <w:t xml:space="preserve">,</w:t>
-            </w:r>
-            <w:r>
-              <w:t xml:space="preserve"> </w:t>
+              <w:t xml:space="preserve">, </w:t>
             </w:r>
             <w:r>
               <w:rPr>
@@ -1104,10 +1072,7 @@
               <w:t xml:space="preserve">GCCHigh</w:t>
             </w:r>
             <w:r>
-              <w:t xml:space="preserve">, or</w:t>
-            </w:r>
-            <w:r>
-              <w:t xml:space="preserve"> </w:t>
+              <w:t xml:space="preserve">, or </w:t>
             </w:r>
             <w:r>
               <w:rPr>
@@ -1137,7 +1102,7 @@
               <w:pStyle w:val="Compact"/>
             </w:pPr>
             <w:r>
-              <w:t xml:space="preserve">e.g. </w:t>
+              <w:t xml:space="preserve">e.g.Â </w:t>
             </w:r>
             <w:r>
               <w:rPr>
@@ -1173,13 +1138,7 @@
               <w:t xml:space="preserve">true</w:t>
             </w:r>
             <w:r>
-              <w:t xml:space="preserve"> </w:t>
-            </w:r>
-            <w:r>
-              <w:t xml:space="preserve">(full) or</w:t>
-            </w:r>
-            <w:r>
-              <w:t xml:space="preserve"> </w:t>
+              <w:t xml:space="preserve"> (full) or </w:t>
             </w:r>
             <w:r>
               <w:rPr>
@@ -1188,10 +1147,7 @@
               <w:t xml:space="preserve">false</w:t>
             </w:r>
             <w:r>
-              <w:t xml:space="preserve"> </w:t>
-            </w:r>
-            <w:r>
-              <w:t xml:space="preserve">(storage + SharePoint only)</w:t>
+              <w:t xml:space="preserve"> (storage + SharePoint only)</w:t>
             </w:r>
           </w:p>
         </w:tc>
@@ -1206,7 +1162,7 @@
         </w:numPr>
       </w:pPr>
       <w:r>
-        <w:t xml:space="preserve">Review + create → Create (~5-8 min)</w:t>
+        <w:t xml:space="preserve">Review + create â†’ Create (~5-8 min)</w:t>
       </w:r>
     </w:p>
     <w:bookmarkEnd w:id="14"/>
@@ -1224,10 +1180,7 @@
         <w:pStyle w:val="FirstParagraph"/>
       </w:pPr>
       <w:r>
-        <w:t xml:space="preserve">After deployment: copy</w:t>
-      </w:r>
-      <w:r>
-        <w:t xml:space="preserve"> </w:t>
+        <w:t xml:space="preserve">After deployment: copy </w:t>
       </w:r>
       <w:r>
         <w:rPr>
@@ -1236,10 +1189,7 @@
         <w:t xml:space="preserve">functionAppPrincipalId</w:t>
       </w:r>
       <w:r>
-        <w:t xml:space="preserve">,</w:t>
-      </w:r>
-      <w:r>
-        <w:t xml:space="preserve"> </w:t>
+        <w:t xml:space="preserve">, </w:t>
       </w:r>
       <w:r>
         <w:rPr>
@@ -1248,10 +1198,7 @@
         <w:t xml:space="preserve">functionAppName</w:t>
       </w:r>
       <w:r>
-        <w:t xml:space="preserve">,</w:t>
-      </w:r>
-      <w:r>
-        <w:t xml:space="preserve"> </w:t>
+        <w:t xml:space="preserve">, </w:t>
       </w:r>
       <w:r>
         <w:rPr>
@@ -1286,7 +1233,7 @@
         <w:pStyle w:val="FirstParagraph"/>
       </w:pPr>
       <w:r>
-        <w:t xml:space="preserve">Run locally — not in Cloud Shell.</w:t>
+        <w:t xml:space="preserve">Run locally â€” not in Cloud Shell.</w:t>
       </w:r>
     </w:p>
     <w:p>
@@ -1343,8 +1290,6 @@
       </w:r>
       <w:r>
         <w:br/>
-      </w:r>
-      <w:r>
         <w:br/>
       </w:r>
       <w:r>
@@ -1497,7 +1442,7 @@
         <w:pStyle w:val="FirstParagraph"/>
       </w:pPr>
       <w:r>
-        <w:t xml:space="preserve">A browser sign-in popup will appear — check your taskbar. The script grants:</w:t>
+        <w:t xml:space="preserve">A browser sign-in popup will appear â€” check your taskbar. The script grants:</w:t>
       </w:r>
     </w:p>
     <w:p>
@@ -1515,10 +1460,7 @@
         <w:t xml:space="preserve">ActivityFeed.Read</w:t>
       </w:r>
       <w:r>
-        <w:t xml:space="preserve"> </w:t>
-      </w:r>
-      <w:r>
-        <w:t xml:space="preserve">to the Function App managed identity</w:t>
+        <w:t xml:space="preserve"> to the Function App managed identity</w:t>
       </w:r>
     </w:p>
     <w:p>
@@ -1536,10 +1478,7 @@
         <w:t xml:space="preserve">Sites.Selected</w:t>
       </w:r>
       <w:r>
-        <w:t xml:space="preserve"> </w:t>
-      </w:r>
-      <w:r>
-        <w:t xml:space="preserve">(Azure AD app role) scoped to only the named site</w:t>
+        <w:t xml:space="preserve"> (Azure AD app role) scoped to only the named site</w:t>
       </w:r>
     </w:p>
     <w:p>
@@ -1592,7 +1531,7 @@
         </w:numPr>
       </w:pPr>
       <w:r>
-        <w:t xml:space="preserve">Left navigation → Audit</w:t>
+        <w:t xml:space="preserve">Left navigation â†’ Audit</w:t>
       </w:r>
     </w:p>
     <w:p>
@@ -1629,7 +1568,7 @@
         <w:pStyle w:val="FirstParagraph"/>
       </w:pPr>
       <w:r>
-        <w:t xml:space="preserve">The Function App has private endpoints — use a brief public access window:</w:t>
+        <w:t xml:space="preserve">The Function App has private endpoints â€” use a brief public access window:</w:t>
       </w:r>
     </w:p>
     <w:p>
@@ -1743,8 +1682,6 @@
       </w:r>
       <w:r>
         <w:br/>
-      </w:r>
-      <w:r>
         <w:br/>
       </w:r>
       <w:r>
@@ -1779,8 +1716,6 @@
       </w:r>
       <w:r>
         <w:br/>
-      </w:r>
-      <w:r>
         <w:br/>
       </w:r>
       <w:r>
@@ -1863,8 +1798,6 @@
       </w:r>
       <w:r>
         <w:br/>
-      </w:r>
-      <w:r>
         <w:br/>
       </w:r>
       <w:r>
@@ -1978,16 +1911,7 @@
         <w:pStyle w:val="FirstParagraph"/>
       </w:pPr>
       <w:r>
-        <w:t xml:space="preserve">This deploys all four functions:</w:t>
-      </w:r>
-      <w:r>
-        <w:t xml:space="preserve"> </w:t>
-      </w:r>
-      <w:r>
-        <w:t xml:space="preserve">-</w:t>
-      </w:r>
-      <w:r>
-        <w:t xml:space="preserve"> </w:t>
+        <w:t xml:space="preserve">This deploys all four functions: - </w:t>
       </w:r>
       <w:r>
         <w:rPr>
@@ -1997,19 +1921,7 @@
         <w:t xml:space="preserve">PullCopilotAudit</w:t>
       </w:r>
       <w:r>
-        <w:t xml:space="preserve"> </w:t>
-      </w:r>
-      <w:r>
-        <w:t xml:space="preserve">— pulls Copilot audit events from Office 365 every 15 min</w:t>
-      </w:r>
-      <w:r>
-        <w:t xml:space="preserve"> </w:t>
-      </w:r>
-      <w:r>
-        <w:t xml:space="preserve">-</w:t>
-      </w:r>
-      <w:r>
-        <w:t xml:space="preserve"> </w:t>
+        <w:t xml:space="preserve"> â€” pulls Copilot audit events from Office 365 every 15 min - </w:t>
       </w:r>
       <w:r>
         <w:rPr>
@@ -2019,19 +1931,7 @@
         <w:t xml:space="preserve">ExportAdoptionMetrics</w:t>
       </w:r>
       <w:r>
-        <w:t xml:space="preserve"> </w:t>
-      </w:r>
-      <w:r>
-        <w:t xml:space="preserve">— aggregates ADLS data into SharePoint lists every 4 hours</w:t>
-      </w:r>
-      <w:r>
-        <w:t xml:space="preserve"> </w:t>
-      </w:r>
-      <w:r>
-        <w:t xml:space="preserve">-</w:t>
-      </w:r>
-      <w:r>
-        <w:t xml:space="preserve"> </w:t>
+        <w:t xml:space="preserve"> â€” aggregates ADLS data into SharePoint lists every 4 hours - </w:t>
       </w:r>
       <w:r>
         <w:rPr>
@@ -2041,19 +1941,7 @@
         <w:t xml:space="preserve">PullSharePointAgents</w:t>
       </w:r>
       <w:r>
-        <w:t xml:space="preserve"> </w:t>
-      </w:r>
-      <w:r>
-        <w:t xml:space="preserve">— tracks SharePoint agent file creation every 15 min</w:t>
-      </w:r>
-      <w:r>
-        <w:t xml:space="preserve"> </w:t>
-      </w:r>
-      <w:r>
-        <w:t xml:space="preserve">-</w:t>
-      </w:r>
-      <w:r>
-        <w:t xml:space="preserve"> </w:t>
+        <w:t xml:space="preserve"> â€” tracks SharePoint agent file creation every 15 min - </w:t>
       </w:r>
       <w:r>
         <w:rPr>
@@ -2063,10 +1951,7 @@
         <w:t xml:space="preserve">StartSubscription</w:t>
       </w:r>
       <w:r>
-        <w:t xml:space="preserve"> </w:t>
-      </w:r>
-      <w:r>
-        <w:t xml:space="preserve">— activates the audit subscription (one-time, idempotent)</w:t>
+        <w:t xml:space="preserve"> â€” activates the audit subscription (one-time, idempotent)</w:t>
       </w:r>
     </w:p>
     <w:p>
@@ -2095,10 +1980,7 @@
         </w:numPr>
       </w:pPr>
       <w:r>
-        <w:t xml:space="preserve">Portal → Function App → App files → select</w:t>
-      </w:r>
-      <w:r>
-        <w:t xml:space="preserve"> </w:t>
+        <w:t xml:space="preserve">Portal â†’ Function App â†’ App files â†’ select </w:t>
       </w:r>
       <w:r>
         <w:rPr>
@@ -2116,10 +1998,7 @@
         </w:numPr>
       </w:pPr>
       <w:r>
-        <w:t xml:space="preserve">Replace content with:</w:t>
-      </w:r>
-      <w:r>
-        <w:t xml:space="preserve"> </w:t>
+        <w:t xml:space="preserve">Replace content with: </w:t>
       </w:r>
       <w:r>
         <w:rPr>
@@ -2162,7 +2041,7 @@
         <w:pStyle w:val="FirstParagraph"/>
       </w:pPr>
       <w:r>
-        <w:t xml:space="preserve">Portal → Functions → StartSubscription → Code + Test → Test/Run → Run</w:t>
+        <w:t xml:space="preserve">Portal â†’ Functions â†’ StartSubscription â†’ Code + Test â†’ Test/Run â†’ Run</w:t>
       </w:r>
     </w:p>
     <w:p>
@@ -2170,10 +2049,7 @@
         <w:pStyle w:val="BodyText"/>
       </w:pPr>
       <w:r>
-        <w:t xml:space="preserve">Look for</w:t>
-      </w:r>
-      <w:r>
-        <w:t xml:space="preserve"> </w:t>
+        <w:t xml:space="preserve">Look for </w:t>
       </w:r>
       <w:r>
         <w:rPr>
@@ -2182,10 +2058,7 @@
         <w:t xml:space="preserve">{"status":"enabled","contentType":"Audit.General"}</w:t>
       </w:r>
       <w:r>
-        <w:t xml:space="preserve"> </w:t>
-      </w:r>
-      <w:r>
-        <w:t xml:space="preserve">in the logs.</w:t>
+        <w:t xml:space="preserve"> in the logs.</w:t>
       </w:r>
     </w:p>
     <w:p>
@@ -2225,10 +2098,7 @@
         <w:t xml:space="preserve">To create:</w:t>
       </w:r>
       <w:r>
-        <w:t xml:space="preserve"> </w:t>
-      </w:r>
-      <w:r>
-        <w:t xml:space="preserve">Site home → New → List → Blank list → name it → Create</w:t>
+        <w:t xml:space="preserve"> Site home â†’ New â†’ List â†’ Blank list â†’ name it â†’ Create</w:t>
       </w:r>
     </w:p>
     <w:p>
@@ -2243,10 +2113,7 @@
         <w:t xml:space="preserve">To add a column:</w:t>
       </w:r>
       <w:r>
-        <w:t xml:space="preserve"> </w:t>
-      </w:r>
-      <w:r>
-        <w:t xml:space="preserve">+ Add column → select type → set name → Save</w:t>
+        <w:t xml:space="preserve"> + Add column â†’ select type â†’ set name â†’ Save</w:t>
       </w:r>
     </w:p>
     <w:p>
@@ -2261,10 +2128,7 @@
         <w:t xml:space="preserve">To hide Title column:</w:t>
       </w:r>
       <w:r>
-        <w:t xml:space="preserve"> </w:t>
-      </w:r>
-      <w:r>
-        <w:t xml:space="preserve">column header → Column settings → Hide in view</w:t>
+        <w:t xml:space="preserve"> column header â†’ Column settings â†’ Hide in view</w:t>
       </w:r>
     </w:p>
     <w:p>
@@ -2339,7 +2203,7 @@
               <w:pStyle w:val="Compact"/>
             </w:pPr>
             <w:r>
-              <w:t xml:space="preserve">Single line of text (built-in — hide)</w:t>
+              <w:t xml:space="preserve">Single line of text (built-in â€” hide)</w:t>
             </w:r>
           </w:p>
         </w:tc>
@@ -2363,7 +2227,7 @@
               <w:pStyle w:val="Compact"/>
             </w:pPr>
             <w:r>
-              <w:t xml:space="preserve">Date and time → Date only</w:t>
+              <w:t xml:space="preserve">Date and time â†’ Date only</w:t>
             </w:r>
           </w:p>
         </w:tc>
@@ -2507,7 +2371,7 @@
               <w:pStyle w:val="Compact"/>
             </w:pPr>
             <w:r>
-              <w:t xml:space="preserve">Single line of text (built-in — hide)</w:t>
+              <w:t xml:space="preserve">Single line of text (built-in â€” hide)</w:t>
             </w:r>
           </w:p>
         </w:tc>
@@ -2531,7 +2395,7 @@
               <w:pStyle w:val="Compact"/>
             </w:pPr>
             <w:r>
-              <w:t xml:space="preserve">Date and time → Date only</w:t>
+              <w:t xml:space="preserve">Date and time â†’ Date only</w:t>
             </w:r>
           </w:p>
         </w:tc>
@@ -2675,7 +2539,7 @@
               <w:pStyle w:val="Compact"/>
             </w:pPr>
             <w:r>
-              <w:t xml:space="preserve">Single line of text (built-in — hide)</w:t>
+              <w:t xml:space="preserve">Single line of text (built-in â€” hide)</w:t>
             </w:r>
           </w:p>
         </w:tc>
@@ -2699,7 +2563,7 @@
               <w:pStyle w:val="Compact"/>
             </w:pPr>
             <w:r>
-              <w:t xml:space="preserve">Date and time → Date only</w:t>
+              <w:t xml:space="preserve">Date and time â†’ Date only</w:t>
             </w:r>
           </w:p>
         </w:tc>
@@ -2723,7 +2587,7 @@
               <w:pStyle w:val="Compact"/>
             </w:pPr>
             <w:r>
-              <w:t xml:space="preserve">Date and time → Date only</w:t>
+              <w:t xml:space="preserve">Date and time â†’ Date only</w:t>
             </w:r>
           </w:p>
         </w:tc>
@@ -2891,7 +2755,7 @@
               <w:pStyle w:val="Compact"/>
             </w:pPr>
             <w:r>
-              <w:t xml:space="preserve">Single line of text (built-in — hide)</w:t>
+              <w:t xml:space="preserve">Single line of text (built-in â€” hide)</w:t>
             </w:r>
           </w:p>
         </w:tc>
@@ -2915,7 +2779,7 @@
               <w:pStyle w:val="Compact"/>
             </w:pPr>
             <w:r>
-              <w:t xml:space="preserve">Date and time → Date only</w:t>
+              <w:t xml:space="preserve">Date and time â†’ Date only</w:t>
             </w:r>
           </w:p>
         </w:tc>
@@ -3008,10 +2872,7 @@
         <w:pStyle w:val="FirstParagraph"/>
       </w:pPr>
       <w:r>
-        <w:t xml:space="preserve">A permanent, append-only running log of every Copilot agent created in SharePoint. Populated automatically by</w:t>
-      </w:r>
-      <w:r>
-        <w:t xml:space="preserve"> </w:t>
+        <w:t xml:space="preserve">A permanent, append-only running log of every Copilot agent created in SharePoint. Populated automatically by </w:t>
       </w:r>
       <w:r>
         <w:rPr>
@@ -3079,7 +2940,7 @@
               <w:pStyle w:val="Compact"/>
             </w:pPr>
             <w:r>
-              <w:t xml:space="preserve">Single line of text (built-in — hide)</w:t>
+              <w:t xml:space="preserve">Single line of text (built-in â€” hide)</w:t>
             </w:r>
           </w:p>
         </w:tc>
@@ -3228,7 +3089,7 @@
         <w:pStyle w:val="FirstParagraph"/>
       </w:pPr>
       <w:r>
-        <w:t xml:space="preserve">Portal → Function App → Settings → Environment variables → + Add each → Apply → Confirm</w:t>
+        <w:t xml:space="preserve">Portal â†’ Function App â†’ Settings â†’ Environment variables â†’ + Add each â†’ Apply â†’ Confirm</w:t>
       </w:r>
     </w:p>
     <w:tbl>
@@ -3555,13 +3416,7 @@
               <w:t xml:space="preserve">90</w:t>
             </w:r>
             <w:r>
-              <w:t xml:space="preserve"> </w:t>
-            </w:r>
-            <w:r>
-              <w:t xml:space="preserve">(change to</w:t>
-            </w:r>
-            <w:r>
-              <w:t xml:space="preserve"> </w:t>
+              <w:t xml:space="preserve"> (change to </w:t>
             </w:r>
             <w:r>
               <w:rPr>
@@ -3570,10 +3425,7 @@
               <w:t xml:space="preserve">7</w:t>
             </w:r>
             <w:r>
-              <w:t xml:space="preserve"> </w:t>
-            </w:r>
-            <w:r>
-              <w:t xml:space="preserve">after first run)</w:t>
+              <w:t xml:space="preserve"> after first run)</w:t>
             </w:r>
           </w:p>
         </w:tc>
@@ -3642,10 +3494,7 @@
         <w:t xml:space="preserve">DCE_INGESTION_URI</w:t>
       </w:r>
       <w:r>
-        <w:t xml:space="preserve">,</w:t>
-      </w:r>
-      <w:r>
-        <w:t xml:space="preserve"> </w:t>
+        <w:t xml:space="preserve">, </w:t>
       </w:r>
       <w:r>
         <w:rPr>
@@ -3654,10 +3503,7 @@
         <w:t xml:space="preserve">DCR_IMMUTABLE_ID</w:t>
       </w:r>
       <w:r>
-        <w:t xml:space="preserve">,</w:t>
-      </w:r>
-      <w:r>
-        <w:t xml:space="preserve"> </w:t>
+        <w:t xml:space="preserve">, </w:t>
       </w:r>
       <w:r>
         <w:rPr>
@@ -3666,10 +3512,7 @@
         <w:t xml:space="preserve">STREAM_NAME</w:t>
       </w:r>
       <w:r>
-        <w:t xml:space="preserve">, and</w:t>
-      </w:r>
-      <w:r>
-        <w:t xml:space="preserve"> </w:t>
+        <w:t xml:space="preserve">, and </w:t>
       </w:r>
       <w:r>
         <w:rPr>
@@ -3678,13 +3521,7 @@
         <w:t xml:space="preserve">APPLICATIONINSIGHTS_CONNECTION_STRING</w:t>
       </w:r>
       <w:r>
-        <w:t xml:space="preserve"> </w:t>
-      </w:r>
-      <w:r>
-        <w:t xml:space="preserve">are set automatically by the ARM deployment (empty strings when</w:t>
-      </w:r>
-      <w:r>
-        <w:t xml:space="preserve"> </w:t>
+        <w:t xml:space="preserve"> are set automatically by the ARM deployment (empty strings when </w:t>
       </w:r>
       <w:r>
         <w:rPr>
@@ -3727,7 +3564,7 @@
         <w:pStyle w:val="FirstParagraph"/>
       </w:pPr>
       <w:r>
-        <w:t xml:space="preserve">Portal → Functions → ExportAdoptionMetrics → Code + Test → Test/Run → Run</w:t>
+        <w:t xml:space="preserve">Portal â†’ Functions â†’ ExportAdoptionMetrics â†’ Code + Test â†’ Test/Run â†’ Run</w:t>
       </w:r>
     </w:p>
     <w:p>
@@ -3735,10 +3572,7 @@
         <w:pStyle w:val="BodyText"/>
       </w:pPr>
       <w:r>
-        <w:t xml:space="preserve">After first run, reset</w:t>
-      </w:r>
-      <w:r>
-        <w:t xml:space="preserve"> </w:t>
+        <w:t xml:space="preserve">After first run, reset </w:t>
       </w:r>
       <w:r>
         <w:rPr>
@@ -3747,13 +3581,7 @@
         <w:t xml:space="preserve">METRICS_LOOKBACK_DAYS</w:t>
       </w:r>
       <w:r>
-        <w:t xml:space="preserve"> </w:t>
-      </w:r>
-      <w:r>
-        <w:t xml:space="preserve">to</w:t>
-      </w:r>
-      <w:r>
-        <w:t xml:space="preserve"> </w:t>
+        <w:t xml:space="preserve"> to </w:t>
       </w:r>
       <w:r>
         <w:rPr>
@@ -3780,7 +3608,7 @@
         <w:pStyle w:val="FirstParagraph"/>
       </w:pPr>
       <w:r>
-        <w:t xml:space="preserve">Portal → Functions → PullSharePointAgents → Code + Test → Test/Run → Run</w:t>
+        <w:t xml:space="preserve">Portal â†’ Functions â†’ PullSharePointAgents â†’ Code + Test â†’ Test/Run â†’ Run</w:t>
       </w:r>
     </w:p>
     <w:p>
@@ -3788,16 +3616,7 @@
         <w:pStyle w:val="BodyText"/>
       </w:pPr>
       <w:r>
-        <w:t xml:space="preserve">This function:</w:t>
-      </w:r>
-      <w:r>
-        <w:t xml:space="preserve"> </w:t>
-      </w:r>
-      <w:r>
-        <w:t xml:space="preserve">1. Starts the</w:t>
-      </w:r>
-      <w:r>
-        <w:t xml:space="preserve"> </w:t>
+        <w:t xml:space="preserve">This function: 1. Starts the </w:t>
       </w:r>
       <w:r>
         <w:rPr>
@@ -3806,19 +3625,7 @@
         <w:t xml:space="preserve">Audit.SharePoint</w:t>
       </w:r>
       <w:r>
-        <w:t xml:space="preserve"> </w:t>
-      </w:r>
-      <w:r>
-        <w:t xml:space="preserve">subscription if not already active</w:t>
-      </w:r>
-      <w:r>
-        <w:t xml:space="preserve"> </w:t>
-      </w:r>
-      <w:r>
-        <w:t xml:space="preserve">2. Scans the configured time window for</w:t>
-      </w:r>
-      <w:r>
-        <w:t xml:space="preserve"> </w:t>
+        <w:t xml:space="preserve"> subscription if not already active 2. Scans the configured time window for </w:t>
       </w:r>
       <w:r>
         <w:rPr>
@@ -3827,19 +3634,7 @@
         <w:t xml:space="preserve">.agent</w:t>
       </w:r>
       <w:r>
-        <w:t xml:space="preserve"> </w:t>
-      </w:r>
-      <w:r>
-        <w:t xml:space="preserve">file uploads</w:t>
-      </w:r>
-      <w:r>
-        <w:t xml:space="preserve"> </w:t>
-      </w:r>
-      <w:r>
-        <w:t xml:space="preserve">3. Appends any new agents to</w:t>
-      </w:r>
-      <w:r>
-        <w:t xml:space="preserve"> </w:t>
+        <w:t xml:space="preserve"> file uploads 3. Appends any new agents to </w:t>
       </w:r>
       <w:r>
         <w:rPr>
@@ -3853,10 +3648,7 @@
         <w:pStyle w:val="BodyText"/>
       </w:pPr>
       <w:r>
-        <w:t xml:space="preserve">If agents were created before deployment, temporarily increase</w:t>
-      </w:r>
-      <w:r>
-        <w:t xml:space="preserve"> </w:t>
+        <w:t xml:space="preserve">If agents were created before deployment, temporarily increase </w:t>
       </w:r>
       <w:r>
         <w:rPr>
@@ -3865,10 +3657,7 @@
         <w:t xml:space="preserve">TIME_WINDOW_MINUTES</w:t>
       </w:r>
       <w:r>
-        <w:t xml:space="preserve"> </w:t>
-      </w:r>
-      <w:r>
-        <w:t xml:space="preserve">(e.g. </w:t>
+        <w:t xml:space="preserve"> (e.g.Â </w:t>
       </w:r>
       <w:r>
         <w:rPr>
@@ -3877,10 +3666,7 @@
         <w:t xml:space="preserve">500</w:t>
       </w:r>
       <w:r>
-        <w:t xml:space="preserve">) to backfill, then reset to</w:t>
-      </w:r>
-      <w:r>
-        <w:t xml:space="preserve"> </w:t>
+        <w:t xml:space="preserve">) to backfill, then reset to </w:t>
       </w:r>
       <w:r>
         <w:rPr>
@@ -3897,10 +3683,7 @@
         <w:pStyle w:val="BodyText"/>
       </w:pPr>
       <w:r>
-        <w:t xml:space="preserve">The registry is</w:t>
-      </w:r>
-      <w:r>
-        <w:t xml:space="preserve"> </w:t>
+        <w:t xml:space="preserve">The registry is </w:t>
       </w:r>
       <w:r>
         <w:rPr>
@@ -3910,13 +3693,7 @@
         <w:t xml:space="preserve">append-only</w:t>
       </w:r>
       <w:r>
-        <w:t xml:space="preserve"> </w:t>
-      </w:r>
-      <w:r>
-        <w:t xml:space="preserve">— it never deletes or overwrites entries. Running it multiple times is safe due to deduplication by</w:t>
-      </w:r>
-      <w:r>
-        <w:t xml:space="preserve"> </w:t>
+        <w:t xml:space="preserve"> â€” it never deletes or overwrites entries. Running it multiple times is safe due to deduplication by </w:t>
       </w:r>
       <w:r>
         <w:rPr>
@@ -3987,7 +3764,7 @@
         </w:numPr>
       </w:pPr>
       <w:r>
-        <w:t xml:space="preserve">https://make.powerapps.com → + Create → Start with data → SharePoint</w:t>
+        <w:t xml:space="preserve">https://make.powerapps.com â†’ + Create â†’ Start with data â†’ SharePoint</w:t>
       </w:r>
     </w:p>
     <w:p>
@@ -3999,10 +3776,7 @@
         </w:numPr>
       </w:pPr>
       <w:r>
-        <w:t xml:space="preserve">Connect to your site → pick</w:t>
-      </w:r>
-      <w:r>
-        <w:t xml:space="preserve"> </w:t>
+        <w:t xml:space="preserve">Connect to your site â†’ pick </w:t>
       </w:r>
       <w:r>
         <w:rPr>
@@ -4032,7 +3806,7 @@
         </w:numPr>
       </w:pPr>
       <w:r>
-        <w:t xml:space="preserve">Build screens, File → Save → Publish</w:t>
+        <w:t xml:space="preserve">Build screens, File â†’ Save â†’ Publish</w:t>
       </w:r>
     </w:p>
     <w:p>
@@ -4069,10 +3843,7 @@
         <w:pStyle w:val="BlockText"/>
       </w:pPr>
       <w:r>
-        <w:t xml:space="preserve">Skip if deployed with</w:t>
-      </w:r>
-      <w:r>
-        <w:t xml:space="preserve"> </w:t>
+        <w:t xml:space="preserve">Skip if deployed with </w:t>
       </w:r>
       <w:r>
         <w:rPr>
@@ -4093,7 +3864,7 @@
         </w:numPr>
       </w:pPr>
       <w:r>
-        <w:t xml:space="preserve">Portal → Azure Monitor → Workbooks → + New → Edit</w:t>
+        <w:t xml:space="preserve">Portal â†’ Azure Monitor â†’ Workbooks â†’ + New â†’ Edit</w:t>
       </w:r>
     </w:p>
     <w:p>
@@ -4105,10 +3876,7 @@
         </w:numPr>
       </w:pPr>
       <w:r>
-        <w:t xml:space="preserve">Advanced Editor → paste</w:t>
-      </w:r>
-      <w:r>
-        <w:t xml:space="preserve"> </w:t>
+        <w:t xml:space="preserve">Advanced Editor â†’ paste </w:t>
       </w:r>
       <w:r>
         <w:rPr>
@@ -4126,13 +3894,7 @@
         </w:numPr>
       </w:pPr>
       <w:r>
-        <w:t xml:space="preserve">Apply → Save as</w:t>
-      </w:r>
-      <w:r>
-        <w:t xml:space="preserve"> </w:t>
-      </w:r>
-      <w:r>
-        <w:t xml:space="preserve">“Copilot Adoption Dashboard”</w:t>
+        <w:t>Apply â†’ Save as “Copilot Adoption Dashboard”</w:t>
       </w:r>
     </w:p>
     <w:p>
@@ -4149,7 +3911,7 @@
         <w:pStyle w:val="Heading1"/>
       </w:pPr>
       <w:r>
-        <w:t xml:space="preserve">Agent Tracking — How It Works</w:t>
+        <w:t xml:space="preserve">Agent Tracking â€” How It Works</w:t>
       </w:r>
     </w:p>
     <w:p>
@@ -4157,10 +3919,7 @@
         <w:pStyle w:val="FirstParagraph"/>
       </w:pPr>
       <w:r>
-        <w:t xml:space="preserve">SharePoint Copilot agents are stored as</w:t>
-      </w:r>
-      <w:r>
-        <w:t xml:space="preserve"> </w:t>
+        <w:t xml:space="preserve">SharePoint Copilot agents are stored as </w:t>
       </w:r>
       <w:r>
         <w:rPr>
@@ -4169,13 +3928,7 @@
         <w:t xml:space="preserve">.agent</w:t>
       </w:r>
       <w:r>
-        <w:t xml:space="preserve"> </w:t>
-      </w:r>
-      <w:r>
-        <w:t xml:space="preserve">files in SharePoint document libraries. When a user creates an agent, SharePoint logs a</w:t>
-      </w:r>
-      <w:r>
-        <w:t xml:space="preserve"> </w:t>
+        <w:t xml:space="preserve"> files in SharePoint document libraries. When a user creates an agent, SharePoint logs a </w:t>
       </w:r>
       <w:r>
         <w:rPr>
@@ -4184,13 +3937,7 @@
         <w:t xml:space="preserve">FileUploaded</w:t>
       </w:r>
       <w:r>
-        <w:t xml:space="preserve"> </w:t>
-      </w:r>
-      <w:r>
-        <w:t xml:space="preserve">event in</w:t>
-      </w:r>
-      <w:r>
-        <w:t xml:space="preserve"> </w:t>
+        <w:t xml:space="preserve"> event in </w:t>
       </w:r>
       <w:r>
         <w:rPr>
@@ -4199,13 +3946,7 @@
         <w:t xml:space="preserve">Audit.SharePoint</w:t>
       </w:r>
       <w:r>
-        <w:t xml:space="preserve"> </w:t>
-      </w:r>
-      <w:r>
-        <w:t xml:space="preserve">with</w:t>
-      </w:r>
-      <w:r>
-        <w:t xml:space="preserve"> </w:t>
+        <w:t xml:space="preserve"> with </w:t>
       </w:r>
       <w:r>
         <w:rPr>
@@ -4228,13 +3969,7 @@
         <w:t xml:space="preserve">PullSharePointAgents</w:t>
       </w:r>
       <w:r>
-        <w:t xml:space="preserve"> </w:t>
-      </w:r>
-      <w:r>
-        <w:t xml:space="preserve">subscribes to</w:t>
-      </w:r>
-      <w:r>
-        <w:t xml:space="preserve"> </w:t>
+        <w:t xml:space="preserve"> subscribes to </w:t>
       </w:r>
       <w:r>
         <w:rPr>
@@ -4243,19 +3978,7 @@
         <w:t xml:space="preserve">Audit.SharePoint</w:t>
       </w:r>
       <w:r>
-        <w:t xml:space="preserve"> </w:t>
-      </w:r>
-      <w:r>
-        <w:t xml:space="preserve">and filters these events, capturing:</w:t>
-      </w:r>
-      <w:r>
-        <w:t xml:space="preserve"> </w:t>
-      </w:r>
-      <w:r>
-        <w:t xml:space="preserve">-</w:t>
-      </w:r>
-      <w:r>
-        <w:t xml:space="preserve"> </w:t>
+        <w:t xml:space="preserve"> and filters these events, capturing: - </w:t>
       </w:r>
       <w:r>
         <w:rPr>
@@ -4265,10 +3988,7 @@
         <w:t xml:space="preserve">AgentName</w:t>
       </w:r>
       <w:r>
-        <w:t xml:space="preserve"> </w:t>
-      </w:r>
-      <w:r>
-        <w:t xml:space="preserve">— derived from the filename (e.g. </w:t>
+        <w:t xml:space="preserve"> â€” derived from the filename (e.g.Â </w:t>
       </w:r>
       <w:r>
         <w:rPr>
@@ -4277,16 +3997,7 @@
         <w:t xml:space="preserve">CopilotAdoption agent</w:t>
       </w:r>
       <w:r>
-        <w:t xml:space="preserve">)</w:t>
-      </w:r>
-      <w:r>
-        <w:t xml:space="preserve"> </w:t>
-      </w:r>
-      <w:r>
-        <w:t xml:space="preserve">-</w:t>
-      </w:r>
-      <w:r>
-        <w:t xml:space="preserve"> </w:t>
+        <w:t xml:space="preserve">) - </w:t>
       </w:r>
       <w:r>
         <w:rPr>
@@ -4296,19 +4007,7 @@
         <w:t xml:space="preserve">SiteUrl</w:t>
       </w:r>
       <w:r>
-        <w:t xml:space="preserve"> </w:t>
-      </w:r>
-      <w:r>
-        <w:t xml:space="preserve">— the SharePoint site where the agent was created</w:t>
-      </w:r>
-      <w:r>
-        <w:t xml:space="preserve"> </w:t>
-      </w:r>
-      <w:r>
-        <w:t xml:space="preserve">-</w:t>
-      </w:r>
-      <w:r>
-        <w:t xml:space="preserve"> </w:t>
+        <w:t xml:space="preserve"> â€” the SharePoint site where the agent was created - </w:t>
       </w:r>
       <w:r>
         <w:rPr>
@@ -4318,13 +4017,7 @@
         <w:t xml:space="preserve">AgentFileUrl</w:t>
       </w:r>
       <w:r>
-        <w:t xml:space="preserve"> </w:t>
-      </w:r>
-      <w:r>
-        <w:t xml:space="preserve">— full path to the</w:t>
-      </w:r>
-      <w:r>
-        <w:t xml:space="preserve"> </w:t>
+        <w:t xml:space="preserve"> â€” full path to the </w:t>
       </w:r>
       <w:r>
         <w:rPr>
@@ -4333,19 +4026,7 @@
         <w:t xml:space="preserve">.agent</w:t>
       </w:r>
       <w:r>
-        <w:t xml:space="preserve"> </w:t>
-      </w:r>
-      <w:r>
-        <w:t xml:space="preserve">file</w:t>
-      </w:r>
-      <w:r>
-        <w:t xml:space="preserve"> </w:t>
-      </w:r>
-      <w:r>
-        <w:t xml:space="preserve">-</w:t>
-      </w:r>
-      <w:r>
-        <w:t xml:space="preserve"> </w:t>
+        <w:t xml:space="preserve"> file - </w:t>
       </w:r>
       <w:r>
         <w:rPr>
@@ -4355,19 +4036,7 @@
         <w:t xml:space="preserve">CreatedBy</w:t>
       </w:r>
       <w:r>
-        <w:t xml:space="preserve"> </w:t>
-      </w:r>
-      <w:r>
-        <w:t xml:space="preserve">— UPN of the user who created it</w:t>
-      </w:r>
-      <w:r>
-        <w:t xml:space="preserve"> </w:t>
-      </w:r>
-      <w:r>
-        <w:t xml:space="preserve">-</w:t>
-      </w:r>
-      <w:r>
-        <w:t xml:space="preserve"> </w:t>
+        <w:t xml:space="preserve"> â€” UPN of the user who created it - </w:t>
       </w:r>
       <w:r>
         <w:rPr>
@@ -4377,10 +4046,7 @@
         <w:t xml:space="preserve">CreatedDate</w:t>
       </w:r>
       <w:r>
-        <w:t xml:space="preserve"> </w:t>
-      </w:r>
-      <w:r>
-        <w:t xml:space="preserve">— timestamp of creation</w:t>
+        <w:t xml:space="preserve"> â€” timestamp of creation</w:t>
       </w:r>
     </w:p>
     <w:p>
@@ -4388,10 +4054,7 @@
         <w:pStyle w:val="BodyText"/>
       </w:pPr>
       <w:r>
-        <w:t xml:space="preserve">When users</w:t>
-      </w:r>
-      <w:r>
-        <w:t xml:space="preserve"> </w:t>
+        <w:t xml:space="preserve">When users </w:t>
       </w:r>
       <w:r>
         <w:rPr>
@@ -4401,13 +4064,7 @@
         <w:t xml:space="preserve">interact</w:t>
       </w:r>
       <w:r>
-        <w:t xml:space="preserve"> </w:t>
-      </w:r>
-      <w:r>
-        <w:t xml:space="preserve">with a named SharePoint agent, the</w:t>
-      </w:r>
-      <w:r>
-        <w:t xml:space="preserve"> </w:t>
+        <w:t xml:space="preserve"> with a named SharePoint agent, the </w:t>
       </w:r>
       <w:r>
         <w:rPr>
@@ -4416,13 +4073,7 @@
         <w:t xml:space="preserve">Audit.General</w:t>
       </w:r>
       <w:r>
-        <w:t xml:space="preserve"> </w:t>
-      </w:r>
-      <w:r>
-        <w:t xml:space="preserve">events (captured by</w:t>
-      </w:r>
-      <w:r>
-        <w:t xml:space="preserve"> </w:t>
+        <w:t xml:space="preserve"> events (captured by </w:t>
       </w:r>
       <w:r>
         <w:rPr>
@@ -4431,10 +4082,7 @@
         <w:t xml:space="preserve">PullCopilotAudit</w:t>
       </w:r>
       <w:r>
-        <w:t xml:space="preserve">) include</w:t>
-      </w:r>
-      <w:r>
-        <w:t xml:space="preserve"> </w:t>
+        <w:t xml:space="preserve">) include </w:t>
       </w:r>
       <w:r>
         <w:rPr>
@@ -4443,13 +4091,7 @@
         <w:t xml:space="preserve">TargetAgentName</w:t>
       </w:r>
       <w:r>
-        <w:t xml:space="preserve"> </w:t>
-      </w:r>
-      <w:r>
-        <w:t xml:space="preserve">in</w:t>
-      </w:r>
-      <w:r>
-        <w:t xml:space="preserve"> </w:t>
+        <w:t xml:space="preserve"> in </w:t>
       </w:r>
       <w:r>
         <w:rPr>
@@ -4458,10 +4100,7 @@
         <w:t xml:space="preserve">CopilotEventData</w:t>
       </w:r>
       <w:r>
-        <w:t xml:space="preserve">. These interactions are counted in</w:t>
-      </w:r>
-      <w:r>
-        <w:t xml:space="preserve"> </w:t>
+        <w:t xml:space="preserve">. These interactions are counted in </w:t>
       </w:r>
       <w:r>
         <w:rPr>
@@ -4470,13 +4109,7 @@
         <w:t xml:space="preserve">CopilotAppMetrics</w:t>
       </w:r>
       <w:r>
-        <w:t xml:space="preserve"> </w:t>
-      </w:r>
-      <w:r>
-        <w:t xml:space="preserve">under</w:t>
-      </w:r>
-      <w:r>
-        <w:t xml:space="preserve"> </w:t>
+        <w:t xml:space="preserve"> under </w:t>
       </w:r>
       <w:r>
         <w:rPr>
@@ -4485,10 +4118,7 @@
         <w:t xml:space="preserve">AppHost: SharePoint</w:t>
       </w:r>
       <w:r>
-        <w:t xml:space="preserve"> </w:t>
-      </w:r>
-      <w:r>
-        <w:t xml:space="preserve">and will be broken out by agent name in future versions.</w:t>
+        <w:t xml:space="preserve"> and will be broken out by agent name in future versions.</w:t>
       </w:r>
     </w:p>
     <w:p>
@@ -4503,13 +4133,7 @@
         <w:t xml:space="preserve">Note:</w:t>
       </w:r>
       <w:r>
-        <w:t xml:space="preserve"> </w:t>
-      </w:r>
-      <w:r>
-        <w:t xml:space="preserve">The</w:t>
-      </w:r>
-      <w:r>
-        <w:t xml:space="preserve"> </w:t>
+        <w:t xml:space="preserve"> The </w:t>
       </w:r>
       <w:r>
         <w:rPr>
@@ -4518,13 +4142,7 @@
         <w:t xml:space="preserve">Contexts</w:t>
       </w:r>
       <w:r>
-        <w:t xml:space="preserve"> </w:t>
-      </w:r>
-      <w:r>
-        <w:t xml:space="preserve">field in SharePoint Copilot interaction events is empty in the current audit schema — the page URL where the agent is deployed is not logged in interaction events. The agent’s site is only available at creation time via</w:t>
-      </w:r>
-      <w:r>
-        <w:t xml:space="preserve"> </w:t>
+        <w:t xml:space="preserve"> field in SharePoint Copilot interaction events is empty in the current audit schema â€” the page URL where the agent is deployed is not logged in interaction events. The agent’s site is only available at creation time via </w:t>
       </w:r>
       <w:r>
         <w:rPr>
@@ -4567,10 +4185,7 @@
         <w:pStyle w:val="FirstParagraph"/>
       </w:pPr>
       <w:r>
-        <w:t xml:space="preserve">The saved state timestamp exceeds 24 hours. The code auto-caps at 23 h — self-heals on next run. To force a reset, delete</w:t>
-      </w:r>
-      <w:r>
-        <w:t xml:space="preserve"> </w:t>
+        <w:t xml:space="preserve">The saved state timestamp exceeds 24 hours. The code auto-caps at 23 h â€” self-heals on next run. To force a reset, delete </w:t>
       </w:r>
       <w:r>
         <w:rPr>
@@ -4579,13 +4194,7 @@
         <w:t xml:space="preserve">_state/lastProcessed.txt</w:t>
       </w:r>
       <w:r>
-        <w:t xml:space="preserve"> </w:t>
-      </w:r>
-      <w:r>
-        <w:t xml:space="preserve">from the</w:t>
-      </w:r>
-      <w:r>
-        <w:t xml:space="preserve"> </w:t>
+        <w:t xml:space="preserve"> from the </w:t>
       </w:r>
       <w:r>
         <w:rPr>
@@ -4594,10 +4203,7 @@
         <w:t xml:space="preserve">copilot-logs</w:t>
       </w:r>
       <w:r>
-        <w:t xml:space="preserve"> </w:t>
-      </w:r>
-      <w:r>
-        <w:t xml:space="preserve">container.</w:t>
+        <w:t xml:space="preserve"> container.</w:t>
       </w:r>
     </w:p>
     <w:bookmarkEnd w:id="35"/>
@@ -4615,10 +4221,7 @@
         <w:pStyle w:val="FirstParagraph"/>
       </w:pPr>
       <w:r>
-        <w:t xml:space="preserve">Check that</w:t>
-      </w:r>
-      <w:r>
-        <w:t xml:space="preserve"> </w:t>
+        <w:t xml:space="preserve">Check that </w:t>
       </w:r>
       <w:r>
         <w:rPr>
@@ -4627,13 +4230,7 @@
         <w:t xml:space="preserve">PullCopilotAudit</w:t>
       </w:r>
       <w:r>
-        <w:t xml:space="preserve"> </w:t>
-      </w:r>
-      <w:r>
-        <w:t xml:space="preserve">has run and blobs exist in</w:t>
-      </w:r>
-      <w:r>
-        <w:t xml:space="preserve"> </w:t>
+        <w:t xml:space="preserve"> has run and blobs exist in </w:t>
       </w:r>
       <w:r>
         <w:rPr>
@@ -4642,13 +4239,7 @@
         <w:t xml:space="preserve">copilot-logs</w:t>
       </w:r>
       <w:r>
-        <w:t xml:space="preserve"> </w:t>
-      </w:r>
-      <w:r>
-        <w:t xml:space="preserve">under</w:t>
-      </w:r>
-      <w:r>
-        <w:t xml:space="preserve"> </w:t>
+        <w:t xml:space="preserve"> under </w:t>
       </w:r>
       <w:r>
         <w:rPr>
@@ -4657,10 +4248,7 @@
         <w:t xml:space="preserve">yyyy/MM/dd/</w:t>
       </w:r>
       <w:r>
-        <w:t xml:space="preserve"> </w:t>
-      </w:r>
-      <w:r>
-        <w:t xml:space="preserve">folders.</w:t>
+        <w:t xml:space="preserve"> folders.</w:t>
       </w:r>
     </w:p>
     <w:bookmarkEnd w:id="36"/>
@@ -4700,10 +4288,7 @@
         </w:numPr>
       </w:pPr>
       <w:r>
-        <w:t xml:space="preserve">Confirm</w:t>
-      </w:r>
-      <w:r>
-        <w:t xml:space="preserve"> </w:t>
+        <w:t xml:space="preserve">Confirm </w:t>
       </w:r>
       <w:r>
         <w:rPr>
@@ -4712,10 +4297,7 @@
         <w:t xml:space="preserve">SHAREPOINT_AGENT_LIST = SharePointCopilotAgentRegistry</w:t>
       </w:r>
       <w:r>
-        <w:t xml:space="preserve"> </w:t>
-      </w:r>
-      <w:r>
-        <w:t xml:space="preserve">is set</w:t>
+        <w:t xml:space="preserve"> is set</w:t>
       </w:r>
     </w:p>
     <w:p>
@@ -4727,10 +4309,7 @@
         </w:numPr>
       </w:pPr>
       <w:r>
-        <w:t xml:space="preserve">Run</w:t>
-      </w:r>
-      <w:r>
-        <w:t xml:space="preserve"> </w:t>
+        <w:t xml:space="preserve">Run </w:t>
       </w:r>
       <w:r>
         <w:rPr>
@@ -4739,13 +4318,7 @@
         <w:t xml:space="preserve">PullSharePointAgents</w:t>
       </w:r>
       <w:r>
-        <w:t xml:space="preserve"> </w:t>
-      </w:r>
-      <w:r>
-        <w:t xml:space="preserve">with</w:t>
-      </w:r>
-      <w:r>
-        <w:t xml:space="preserve"> </w:t>
+        <w:t xml:space="preserve"> with </w:t>
       </w:r>
       <w:r>
         <w:rPr>
@@ -4754,10 +4327,7 @@
         <w:t xml:space="preserve">TIME_WINDOW_MINUTES</w:t>
       </w:r>
       <w:r>
-        <w:t xml:space="preserve"> </w:t>
-      </w:r>
-      <w:r>
-        <w:t xml:space="preserve">wide enough to cover agent creation time</w:t>
+        <w:t xml:space="preserve"> wide enough to cover agent creation time</w:t>
       </w:r>
     </w:p>
     <w:p>
@@ -4769,19 +4339,7 @@
         </w:numPr>
       </w:pPr>
       <w:r>
-        <w:t xml:space="preserve">Check logs for</w:t>
-      </w:r>
-      <w:r>
-        <w:t xml:space="preserve"> </w:t>
-      </w:r>
-      <w:r>
-        <w:t xml:space="preserve">“Found 0 Audit.SharePoint blob(s)”</w:t>
-      </w:r>
-      <w:r>
-        <w:t xml:space="preserve"> </w:t>
-      </w:r>
-      <w:r>
-        <w:t xml:space="preserve">— this means the subscription may not have been active at creation time; future creations will be captured automatically</w:t>
+        <w:t>Check logs for “Found 0 Audit.SharePoint blob(s)” â€” this means the subscription may not have been active at creation time; future creations will be captured automatically</w:t>
       </w:r>
     </w:p>
     <w:bookmarkEnd w:id="38"/>
@@ -4799,10 +4357,7 @@
         <w:pStyle w:val="FirstParagraph"/>
       </w:pPr>
       <w:r>
-        <w:t xml:space="preserve">The metrics lists are fully cleared and rewritten on every</w:t>
-      </w:r>
-      <w:r>
-        <w:t xml:space="preserve"> </w:t>
+        <w:t xml:space="preserve">The metrics lists are fully cleared and rewritten on every </w:t>
       </w:r>
       <w:r>
         <w:rPr>
@@ -4811,10 +4366,7 @@
         <w:t xml:space="preserve">ExportAdoptionMetrics</w:t>
       </w:r>
       <w:r>
-        <w:t xml:space="preserve"> </w:t>
-      </w:r>
-      <w:r>
-        <w:t xml:space="preserve">run. If you see duplicates, manually delete all items from the affected lists and run once — the function will produce a clean single copy.</w:t>
+        <w:t xml:space="preserve"> run. If you see duplicates, manually delete all items from the affected lists and run once â€” the function will produce a clean single copy.</w:t>
       </w:r>
     </w:p>
     <w:p>
@@ -5152,10 +4704,7 @@
               <w:t xml:space="preserve">Commercial</w:t>
             </w:r>
             <w:r>
-              <w:t xml:space="preserve">,</w:t>
-            </w:r>
-            <w:r>
-              <w:t xml:space="preserve"> </w:t>
+              <w:t xml:space="preserve">, </w:t>
             </w:r>
             <w:r>
               <w:rPr>
@@ -5164,10 +4713,7 @@
               <w:t xml:space="preserve">GCC</w:t>
             </w:r>
             <w:r>
-              <w:t xml:space="preserve">,</w:t>
-            </w:r>
-            <w:r>
-              <w:t xml:space="preserve"> </w:t>
+              <w:t xml:space="preserve">, </w:t>
             </w:r>
             <w:r>
               <w:rPr>
@@ -5176,10 +4722,7 @@
               <w:t xml:space="preserve">GCCHigh</w:t>
             </w:r>
             <w:r>
-              <w:t xml:space="preserve">, or</w:t>
-            </w:r>
-            <w:r>
-              <w:t xml:space="preserve"> </w:t>
+              <w:t xml:space="preserve">, or </w:t>
             </w:r>
             <w:r>
               <w:rPr>

--- a/Full_Implementation_Guide_No_Bicep.docx
+++ b/Full_Implementation_Guide_No_Bicep.docx
@@ -7,7 +7,7 @@
         <w:pStyle w:val="Title"/>
       </w:pPr>
       <w:r>
-        <w:t xml:space="preserve">Copilot Adoption Dashboard â€” Full Implementation Guide</w:t>
+        <w:t xml:space="preserve">Copilot Adoption Dashboard Ã¢â‚¬” Full Implementation Guide</w:t>
       </w:r>
     </w:p>
     <w:p>
@@ -540,7 +540,7 @@
         <w:rPr>
           <w:rStyle w:val="VerbatimChar"/>
         </w:rPr>
-        <w:t xml:space="preserve">        â”‚ every 15 min (PullCopilotAudit)</w:t>
+        <w:t xml:space="preserve">        Ã¢”â€š every 15 min (PullCopilotAudit)</w:t>
       </w:r>
       <w:r>
         <w:br/>
@@ -549,7 +549,7 @@
         <w:rPr>
           <w:rStyle w:val="VerbatimChar"/>
         </w:rPr>
-        <w:t xml:space="preserve">        â–¼</w:t>
+        <w:t xml:space="preserve">        Ã¢â€“Â¼</w:t>
       </w:r>
       <w:r>
         <w:br/>
@@ -567,7 +567,7 @@
         <w:rPr>
           <w:rStyle w:val="VerbatimChar"/>
         </w:rPr>
-        <w:t xml:space="preserve">   â”Œâ”€â”€â”€â”€â”´â”€â”€â”€â”€â”€â”€â”€â”€â”€â”€â”€â”€â”€â”€â”€â”€â”€â”€â”€â”€â”€â”€â”€â”€â”€â”€â”€â”€â”€â”€â”€â”€â”€â”€â”€â”€â”€â”€â”€â”€â”€â”€â”€â”</w:t>
+        <w:t xml:space="preserve">   Ã¢”Å’Ã¢”â‚¬Ã¢”â‚¬Ã¢”â‚¬Ã¢”â‚¬Ã¢”Â´Ã¢”â‚¬Ã¢”â‚¬Ã¢”â‚¬Ã¢”â‚¬Ã¢”â‚¬Ã¢”â‚¬Ã¢”â‚¬Ã¢”â‚¬Ã¢”â‚¬Ã¢”â‚¬Ã¢”â‚¬Ã¢”â‚¬Ã¢”â‚¬Ã¢”â‚¬Ã¢”â‚¬Ã¢”â‚¬Ã¢”â‚¬Ã¢”â‚¬Ã¢”â‚¬Ã¢”â‚¬Ã¢”â‚¬Ã¢”â‚¬Ã¢”â‚¬Ã¢”â‚¬Ã¢”â‚¬Ã¢”â‚¬Ã¢”â‚¬Ã¢”â‚¬Ã¢”â‚¬Ã¢”â‚¬Ã¢”â‚¬Ã¢”â‚¬Ã¢”â‚¬Ã¢”â‚¬Ã¢”â‚¬Ã¢”â‚¬Ã¢”â‚¬Ã¢”â‚¬Ã¢”â‚¬Ã¢”â‚¬Ã¢”â‚¬Ã¢”â‚¬Ã¢”â‚¬Ã¢”Â</w:t>
       </w:r>
       <w:r>
         <w:br/>
@@ -576,7 +576,7 @@
         <w:rPr>
           <w:rStyle w:val="VerbatimChar"/>
         </w:rPr>
-        <w:t xml:space="preserve">   â–¼                                                 â–¼</w:t>
+        <w:t xml:space="preserve">   Ã¢â€“Â¼                                                 Ã¢â€“Â¼</w:t>
       </w:r>
       <w:r>
         <w:br/>
@@ -594,7 +594,7 @@
         <w:rPr>
           <w:rStyle w:val="VerbatimChar"/>
         </w:rPr>
-        <w:t xml:space="preserve">   â”‚                                                 â”‚</w:t>
+        <w:t xml:space="preserve">   Ã¢”â€š                                                 Ã¢”â€š</w:t>
       </w:r>
       <w:r>
         <w:br/>
@@ -603,7 +603,7 @@
         <w:rPr>
           <w:rStyle w:val="VerbatimChar"/>
         </w:rPr>
-        <w:t xml:space="preserve">   â–¼                                                 â–¼</w:t>
+        <w:t xml:space="preserve">   Ã¢â€“Â¼                                                 Ã¢â€“Â¼</w:t>
       </w:r>
       <w:r>
         <w:br/>
@@ -621,7 +621,7 @@
         <w:rPr>
           <w:rStyle w:val="VerbatimChar"/>
         </w:rPr>
-        <w:t xml:space="preserve">   â”‚</w:t>
+        <w:t xml:space="preserve">   Ã¢”â€š</w:t>
       </w:r>
       <w:r>
         <w:br/>
@@ -630,7 +630,7 @@
         <w:rPr>
           <w:rStyle w:val="VerbatimChar"/>
         </w:rPr>
-        <w:t xml:space="preserve">   â–¼</w:t>
+        <w:t xml:space="preserve">   Ã¢â€“Â¼</w:t>
       </w:r>
       <w:r>
         <w:br/>
@@ -658,7 +658,7 @@
         <w:rPr>
           <w:rStyle w:val="VerbatimChar"/>
         </w:rPr>
-        <w:t xml:space="preserve">        â”‚ every 15 min (PullSharePointAgents)</w:t>
+        <w:t xml:space="preserve">        Ã¢”â€š every 15 min (PullSharePointAgents)</w:t>
       </w:r>
       <w:r>
         <w:br/>
@@ -667,7 +667,7 @@
         <w:rPr>
           <w:rStyle w:val="VerbatimChar"/>
         </w:rPr>
-        <w:t xml:space="preserve">        â–¼</w:t>
+        <w:t xml:space="preserve">        Ã¢â€“Â¼</w:t>
       </w:r>
       <w:r>
         <w:br/>
@@ -840,7 +840,7 @@
         </w:numPr>
       </w:pPr>
       <w:r>
-        <w:t xml:space="preserve">Portal â†’ Resource groups â†’ + Create</w:t>
+        <w:t xml:space="preserve">Portal Ã¢â€ ’ Resource groups Ã¢â€ ’ + Create</w:t>
       </w:r>
     </w:p>
     <w:p>
@@ -883,7 +883,7 @@
         </w:numPr>
       </w:pPr>
       <w:r>
-        <w:t xml:space="preserve">Portal â†’ Deploy a custom template â†’ Build your own template in the editor</w:t>
+        <w:t xml:space="preserve">Portal Ã¢â€ ’ Deploy a custom template Ã¢â€ ’ Build your own template in the editor</w:t>
       </w:r>
     </w:p>
     <w:p>
@@ -904,7 +904,7 @@
         <w:t xml:space="preserve">infra/azuredeploy.json</w:t>
       </w:r>
       <w:r>
-        <w:t xml:space="preserve"> â†’ Save</w:t>
+        <w:t xml:space="preserve"> Ã¢â€ ’ Save</w:t>
       </w:r>
     </w:p>
     <w:p>
@@ -1102,7 +1102,7 @@
               <w:pStyle w:val="Compact"/>
             </w:pPr>
             <w:r>
-              <w:t xml:space="preserve">e.g.Â </w:t>
+              <w:t xml:space="preserve">e.g.Ã‚Â </w:t>
             </w:r>
             <w:r>
               <w:rPr>
@@ -1162,7 +1162,7 @@
         </w:numPr>
       </w:pPr>
       <w:r>
-        <w:t xml:space="preserve">Review + create â†’ Create (~5-8 min)</w:t>
+        <w:t xml:space="preserve">Review + create Ã¢â€ ’ Create (~5-8 min)</w:t>
       </w:r>
     </w:p>
     <w:bookmarkEnd w:id="14"/>
@@ -1233,7 +1233,7 @@
         <w:pStyle w:val="FirstParagraph"/>
       </w:pPr>
       <w:r>
-        <w:t xml:space="preserve">Run locally â€” not in Cloud Shell.</w:t>
+        <w:t xml:space="preserve">Run locally Ã¢â‚¬” not in Cloud Shell.</w:t>
       </w:r>
     </w:p>
     <w:p>
@@ -1442,7 +1442,7 @@
         <w:pStyle w:val="FirstParagraph"/>
       </w:pPr>
       <w:r>
-        <w:t xml:space="preserve">A browser sign-in popup will appear â€” check your taskbar. The script grants:</w:t>
+        <w:t xml:space="preserve">A browser sign-in popup will appear Ã¢â‚¬” check your taskbar. The script grants:</w:t>
       </w:r>
     </w:p>
     <w:p>
@@ -1531,7 +1531,7 @@
         </w:numPr>
       </w:pPr>
       <w:r>
-        <w:t xml:space="preserve">Left navigation â†’ Audit</w:t>
+        <w:t xml:space="preserve">Left navigation Ã¢â€ ’ Audit</w:t>
       </w:r>
     </w:p>
     <w:p>
@@ -1568,7 +1568,7 @@
         <w:pStyle w:val="FirstParagraph"/>
       </w:pPr>
       <w:r>
-        <w:t xml:space="preserve">The Function App has private endpoints â€” use a brief public access window:</w:t>
+        <w:t xml:space="preserve">The Function App has private endpoints Ã¢â‚¬” use a brief public access window:</w:t>
       </w:r>
     </w:p>
     <w:p>
@@ -1911,7 +1911,7 @@
         <w:pStyle w:val="FirstParagraph"/>
       </w:pPr>
       <w:r>
-        <w:t xml:space="preserve">This deploys all four functions: - </w:t>
+        <w:t xml:space="preserve">This deploys all five functions: - </w:t>
       </w:r>
       <w:r>
         <w:rPr>
@@ -1921,7 +1921,7 @@
         <w:t xml:space="preserve">PullCopilotAudit</w:t>
       </w:r>
       <w:r>
-        <w:t xml:space="preserve"> â€” pulls Copilot audit events from Office 365 every 15 min - </w:t>
+        <w:t xml:space="preserve"> Ã¢â‚¬” pulls Copilot audit events from Office 365 every 15 min - </w:t>
       </w:r>
       <w:r>
         <w:rPr>
@@ -1931,7 +1931,7 @@
         <w:t xml:space="preserve">ExportAdoptionMetrics</w:t>
       </w:r>
       <w:r>
-        <w:t xml:space="preserve"> â€” aggregates ADLS data into SharePoint lists every 4 hours - </w:t>
+        <w:t xml:space="preserve"> Ã¢â‚¬” aggregates ADLS data into SharePoint lists every 4 hours - </w:t>
       </w:r>
       <w:r>
         <w:rPr>
@@ -1941,7 +1941,7 @@
         <w:t xml:space="preserve">PullSharePointAgents</w:t>
       </w:r>
       <w:r>
-        <w:t xml:space="preserve"> â€” tracks SharePoint agent file creation every 15 min - </w:t>
+        <w:t xml:space="preserve"> Ã¢â‚¬” tracks SharePoint agent file creation every 15 min - </w:t>
       </w:r>
       <w:r>
         <w:rPr>
@@ -1951,7 +1951,20 @@
         <w:t xml:space="preserve">StartSubscription</w:t>
       </w:r>
       <w:r>
-        <w:t xml:space="preserve"> â€” activates the audit subscription (one-time, idempotent)</w:t>
+        <w:t xml:space="preserve"> Ã¢â‚¬” activates the audit subscription (one-time, idempotent)</w:t>
+      </w:r>
+      <w:r>
+        <w:t xml:space="preserve"> - </w:t>
+      </w:r>
+      <w:r>
+        <w:rPr>
+          <w:b/>
+          <w:bCs/>
+        </w:rPr>
+        <w:t xml:space="preserve">PullCopilotStudioAgents</w:t>
+      </w:r>
+      <w:r>
+        <w:t xml:space="preserve"> â€” tracks Copilot Studio / M365 agent-builder agents from the Audit.General feed every 15 min</w:t>
       </w:r>
     </w:p>
     <w:p>
@@ -1980,7 +1993,7 @@
         </w:numPr>
       </w:pPr>
       <w:r>
-        <w:t xml:space="preserve">Portal â†’ Function App â†’ App files â†’ select </w:t>
+        <w:t xml:space="preserve">Portal Ã¢â€ ’ Function App Ã¢â€ ’ App files Ã¢â€ ’ select </w:t>
       </w:r>
       <w:r>
         <w:rPr>
@@ -2041,7 +2054,7 @@
         <w:pStyle w:val="FirstParagraph"/>
       </w:pPr>
       <w:r>
-        <w:t xml:space="preserve">Portal â†’ Functions â†’ StartSubscription â†’ Code + Test â†’ Test/Run â†’ Run</w:t>
+        <w:t xml:space="preserve">Portal Ã¢â€ ’ Functions Ã¢â€ ’ StartSubscription Ã¢â€ ’ Code + Test Ã¢â€ ’ Test/Run Ã¢â€ ’ Run</w:t>
       </w:r>
     </w:p>
     <w:p>
@@ -2098,7 +2111,7 @@
         <w:t xml:space="preserve">To create:</w:t>
       </w:r>
       <w:r>
-        <w:t xml:space="preserve"> Site home â†’ New â†’ List â†’ Blank list â†’ name it â†’ Create</w:t>
+        <w:t xml:space="preserve"> Site home Ã¢â€ ’ New Ã¢â€ ’ List Ã¢â€ ’ Blank list Ã¢â€ ’ name it Ã¢â€ ’ Create</w:t>
       </w:r>
     </w:p>
     <w:p>
@@ -2113,7 +2126,7 @@
         <w:t xml:space="preserve">To add a column:</w:t>
       </w:r>
       <w:r>
-        <w:t xml:space="preserve"> + Add column â†’ select type â†’ set name â†’ Save</w:t>
+        <w:t xml:space="preserve"> + Add column Ã¢â€ ’ select type Ã¢â€ ’ set name Ã¢â€ ’ Save</w:t>
       </w:r>
     </w:p>
     <w:p>
@@ -2128,7 +2141,7 @@
         <w:t xml:space="preserve">To hide Title column:</w:t>
       </w:r>
       <w:r>
-        <w:t xml:space="preserve"> column header â†’ Column settings â†’ Hide in view</w:t>
+        <w:t xml:space="preserve"> column header Ã¢â€ ’ Column settings Ã¢â€ ’ Hide in view</w:t>
       </w:r>
     </w:p>
     <w:p>
@@ -2203,7 +2216,7 @@
               <w:pStyle w:val="Compact"/>
             </w:pPr>
             <w:r>
-              <w:t xml:space="preserve">Single line of text (built-in â€” hide)</w:t>
+              <w:t xml:space="preserve">Single line of text (built-in Ã¢â‚¬” hide)</w:t>
             </w:r>
           </w:p>
         </w:tc>
@@ -2227,7 +2240,7 @@
               <w:pStyle w:val="Compact"/>
             </w:pPr>
             <w:r>
-              <w:t xml:space="preserve">Date and time â†’ Date only</w:t>
+              <w:t xml:space="preserve">Date and time Ã¢â€ ’ Date only</w:t>
             </w:r>
           </w:p>
         </w:tc>
@@ -2371,7 +2384,7 @@
               <w:pStyle w:val="Compact"/>
             </w:pPr>
             <w:r>
-              <w:t xml:space="preserve">Single line of text (built-in â€” hide)</w:t>
+              <w:t xml:space="preserve">Single line of text (built-in Ã¢â‚¬” hide)</w:t>
             </w:r>
           </w:p>
         </w:tc>
@@ -2395,7 +2408,7 @@
               <w:pStyle w:val="Compact"/>
             </w:pPr>
             <w:r>
-              <w:t xml:space="preserve">Date and time â†’ Date only</w:t>
+              <w:t xml:space="preserve">Date and time Ã¢â€ ’ Date only</w:t>
             </w:r>
           </w:p>
         </w:tc>
@@ -2539,7 +2552,7 @@
               <w:pStyle w:val="Compact"/>
             </w:pPr>
             <w:r>
-              <w:t xml:space="preserve">Single line of text (built-in â€” hide)</w:t>
+              <w:t xml:space="preserve">Single line of text (built-in Ã¢â‚¬” hide)</w:t>
             </w:r>
           </w:p>
         </w:tc>
@@ -2563,7 +2576,7 @@
               <w:pStyle w:val="Compact"/>
             </w:pPr>
             <w:r>
-              <w:t xml:space="preserve">Date and time â†’ Date only</w:t>
+              <w:t xml:space="preserve">Date and time Ã¢â€ ’ Date only</w:t>
             </w:r>
           </w:p>
         </w:tc>
@@ -2587,7 +2600,7 @@
               <w:pStyle w:val="Compact"/>
             </w:pPr>
             <w:r>
-              <w:t xml:space="preserve">Date and time â†’ Date only</w:t>
+              <w:t xml:space="preserve">Date and time Ã¢â€ ’ Date only</w:t>
             </w:r>
           </w:p>
         </w:tc>
@@ -2755,7 +2768,7 @@
               <w:pStyle w:val="Compact"/>
             </w:pPr>
             <w:r>
-              <w:t xml:space="preserve">Single line of text (built-in â€” hide)</w:t>
+              <w:t xml:space="preserve">Single line of text (built-in Ã¢â‚¬” hide)</w:t>
             </w:r>
           </w:p>
         </w:tc>
@@ -2779,7 +2792,7 @@
               <w:pStyle w:val="Compact"/>
             </w:pPr>
             <w:r>
-              <w:t xml:space="preserve">Date and time â†’ Date only</w:t>
+              <w:t xml:space="preserve">Date and time Ã¢â€ ’ Date only</w:t>
             </w:r>
           </w:p>
         </w:tc>
@@ -2940,7 +2953,7 @@
               <w:pStyle w:val="Compact"/>
             </w:pPr>
             <w:r>
-              <w:t xml:space="preserve">Single line of text (built-in â€” hide)</w:t>
+              <w:t xml:space="preserve">Single line of text (built-in Ã¢â‚¬” hide)</w:t>
             </w:r>
           </w:p>
         </w:tc>
@@ -3061,6 +3074,237 @@
             </w:pPr>
             <w:r>
               <w:t xml:space="preserve">Date and time</w:t>
+            </w:r>
+          </w:p>
+        </w:tc>
+      </w:tr>
+    </w:tbl>
+    <w:p>
+      <w:pPr>
+        <w:pStyle w:val="Heading2"/>
+      </w:pPr>
+      <w:r>
+        <w:t xml:space="preserve">List 6: CopilotStudioAgentRegistry</w:t>
+      </w:r>
+    </w:p>
+    <w:p>
+      <w:pPr>
+        <w:pStyle w:val="FirstParagraph"/>
+      </w:pPr>
+      <w:r>
+        <w:t xml:space="preserve">A permanent, append-only registry of Copilot Studio and M365 agent-builder agents detected in the Audit.General feed. Populated automatically by </w:t>
+      </w:r>
+      <w:r>
+        <w:rPr>
+          <w:rStyle w:val="VerbatimChar"/>
+        </w:rPr>
+        <w:t xml:space="preserve">PullCopilotStudioAgents</w:t>
+      </w:r>
+      <w:r>
+        <w:t xml:space="preserve">. Keyed on the agent bot GUID (audit events do not carry the display name).</w:t>
+      </w:r>
+    </w:p>
+    <w:tbl>
+      <w:tblPr>
+        <w:tblStyle w:val="Table"/>
+        <w:tblW w:type="auto" w:w="0"/>
+        <w:tblLook w:firstRow="1" w:lastRow="0" w:firstColumn="0" w:lastColumn="0" w:noHBand="0" w:noVBand="0" w:val="0020"/>
+      </w:tblPr>
+      <w:tblGrid>
+        <w:gridCol w:w="3960"/>
+        <w:gridCol w:w="3960"/>
+      </w:tblGrid>
+      <w:tr>
+        <w:trPr>
+          <w:tblHeader w:val="on"/>
+        </w:trPr>
+        <w:tc>
+          <w:tcPr/>
+          <w:p>
+            <w:pPr>
+              <w:pStyle w:val="Compact"/>
+            </w:pPr>
+            <w:r>
+              <w:t xml:space="preserve">Column</w:t>
+            </w:r>
+          </w:p>
+        </w:tc>
+        <w:tc>
+          <w:tcPr/>
+          <w:p>
+            <w:pPr>
+              <w:pStyle w:val="Compact"/>
+            </w:pPr>
+            <w:r>
+              <w:t xml:space="preserve">Type</w:t>
+            </w:r>
+          </w:p>
+        </w:tc>
+      </w:tr>
+      <w:tr>
+        <w:tc>
+          <w:tcPr/>
+          <w:p>
+            <w:pPr>
+              <w:pStyle w:val="Compact"/>
+            </w:pPr>
+            <w:r>
+              <w:t xml:space="preserve">Title</w:t>
+            </w:r>
+          </w:p>
+        </w:tc>
+        <w:tc>
+          <w:tcPr/>
+          <w:p>
+            <w:pPr>
+              <w:pStyle w:val="Compact"/>
+            </w:pPr>
+            <w:r>
+              <w:t xml:space="preserve">Single line of text (built-in â€” hide; set to AgentId)</w:t>
+            </w:r>
+          </w:p>
+        </w:tc>
+      </w:tr>
+      <w:tr>
+        <w:tc>
+          <w:tcPr/>
+          <w:p>
+            <w:pPr>
+              <w:pStyle w:val="Compact"/>
+            </w:pPr>
+            <w:r>
+              <w:t xml:space="preserve">AgentId</w:t>
+            </w:r>
+          </w:p>
+        </w:tc>
+        <w:tc>
+          <w:tcPr/>
+          <w:p>
+            <w:pPr>
+              <w:pStyle w:val="Compact"/>
+            </w:pPr>
+            <w:r>
+              <w:t xml:space="preserve">Single line of text</w:t>
+            </w:r>
+          </w:p>
+        </w:tc>
+      </w:tr>
+      <w:tr>
+        <w:tc>
+          <w:tcPr/>
+          <w:p>
+            <w:pPr>
+              <w:pStyle w:val="Compact"/>
+            </w:pPr>
+            <w:r>
+              <w:t xml:space="preserve">EnvironmentId</w:t>
+            </w:r>
+          </w:p>
+        </w:tc>
+        <w:tc>
+          <w:tcPr/>
+          <w:p>
+            <w:pPr>
+              <w:pStyle w:val="Compact"/>
+            </w:pPr>
+            <w:r>
+              <w:t xml:space="preserve">Single line of text</w:t>
+            </w:r>
+          </w:p>
+        </w:tc>
+      </w:tr>
+      <w:tr>
+        <w:tc>
+          <w:tcPr/>
+          <w:p>
+            <w:pPr>
+              <w:pStyle w:val="Compact"/>
+            </w:pPr>
+            <w:r>
+              <w:t xml:space="preserve">EventType</w:t>
+            </w:r>
+          </w:p>
+        </w:tc>
+        <w:tc>
+          <w:tcPr/>
+          <w:p>
+            <w:pPr>
+              <w:pStyle w:val="Compact"/>
+            </w:pPr>
+            <w:r>
+              <w:t xml:space="preserve">Single line of text (Authoring or Published)</w:t>
+            </w:r>
+          </w:p>
+        </w:tc>
+      </w:tr>
+      <w:tr>
+        <w:tc>
+          <w:tcPr/>
+          <w:p>
+            <w:pPr>
+              <w:pStyle w:val="Compact"/>
+            </w:pPr>
+            <w:r>
+              <w:t xml:space="preserve">CreatedBy</w:t>
+            </w:r>
+          </w:p>
+        </w:tc>
+        <w:tc>
+          <w:tcPr/>
+          <w:p>
+            <w:pPr>
+              <w:pStyle w:val="Compact"/>
+            </w:pPr>
+            <w:r>
+              <w:t xml:space="preserve">Single line of text</w:t>
+            </w:r>
+          </w:p>
+        </w:tc>
+      </w:tr>
+      <w:tr>
+        <w:tc>
+          <w:tcPr/>
+          <w:p>
+            <w:pPr>
+              <w:pStyle w:val="Compact"/>
+            </w:pPr>
+            <w:r>
+              <w:t xml:space="preserve">EventDate</w:t>
+            </w:r>
+          </w:p>
+        </w:tc>
+        <w:tc>
+          <w:tcPr/>
+          <w:p>
+            <w:pPr>
+              <w:pStyle w:val="Compact"/>
+            </w:pPr>
+            <w:r>
+              <w:t xml:space="preserve">Date and time</w:t>
+            </w:r>
+          </w:p>
+        </w:tc>
+      </w:tr>
+      <w:tr>
+        <w:tc>
+          <w:tcPr/>
+          <w:p>
+            <w:pPr>
+              <w:pStyle w:val="Compact"/>
+            </w:pPr>
+            <w:r>
+              <w:t xml:space="preserve">ApiPath</w:t>
+            </w:r>
+          </w:p>
+        </w:tc>
+        <w:tc>
+          <w:tcPr/>
+          <w:p>
+            <w:pPr>
+              <w:pStyle w:val="Compact"/>
+            </w:pPr>
+            <w:r>
+              <w:t xml:space="preserve">Single line of text</w:t>
             </w:r>
           </w:p>
         </w:tc>
@@ -3089,7 +3333,7 @@
         <w:pStyle w:val="FirstParagraph"/>
       </w:pPr>
       <w:r>
-        <w:t xml:space="preserve">Portal â†’ Function App â†’ Settings â†’ Environment variables â†’ + Add each â†’ Apply â†’ Confirm</w:t>
+        <w:t xml:space="preserve">Portal Ã¢â€ ’ Function App Ã¢â€ ’ Settings Ã¢â€ ’ Environment variables Ã¢â€ ’ + Add each Ã¢â€ ’ Apply Ã¢â€ ’ Confirm</w:t>
       </w:r>
     </w:p>
     <w:tbl>
@@ -3399,6 +3643,88 @@
               <w:rPr>
                 <w:rStyle w:val="VerbatimChar"/>
               </w:rPr>
+              <w:t xml:space="preserve">SHAREPOINT_AGENT_STUDIO_LIST</w:t>
+            </w:r>
+          </w:p>
+        </w:tc>
+        <w:tc>
+          <w:tcPr/>
+          <w:p>
+            <w:pPr>
+              <w:pStyle w:val="Compact"/>
+            </w:pPr>
+            <w:r>
+              <w:rPr>
+                <w:rStyle w:val="VerbatimChar"/>
+              </w:rPr>
+              <w:t xml:space="preserve">CopilotStudioAgentRegistry</w:t>
+            </w:r>
+          </w:p>
+        </w:tc>
+        <w:tc>
+          <w:tcPr/>
+          <w:p>
+            <w:pPr>
+              <w:pStyle w:val="Compact"/>
+            </w:pPr>
+            <w:r>
+              <w:t xml:space="preserve">Both modes</w:t>
+            </w:r>
+          </w:p>
+        </w:tc>
+      </w:tr>
+      <w:tr>
+        <w:tc>
+          <w:tcPr/>
+          <w:p>
+            <w:pPr>
+              <w:pStyle w:val="Compact"/>
+            </w:pPr>
+            <w:r>
+              <w:rPr>
+                <w:rStyle w:val="VerbatimChar"/>
+              </w:rPr>
+              <w:t xml:space="preserve">AGENT_STUDIO_WINDOW_MINUTES</w:t>
+            </w:r>
+          </w:p>
+        </w:tc>
+        <w:tc>
+          <w:tcPr/>
+          <w:p>
+            <w:pPr>
+              <w:pStyle w:val="Compact"/>
+            </w:pPr>
+            <w:r>
+              <w:rPr>
+                <w:rStyle w:val="VerbatimChar"/>
+              </w:rPr>
+              <w:t xml:space="preserve">16</w:t>
+            </w:r>
+          </w:p>
+        </w:tc>
+        <w:tc>
+          <w:tcPr/>
+          <w:p>
+            <w:pPr>
+              <w:pStyle w:val="Compact"/>
+            </w:pPr>
+            <w:r>
+              <w:t xml:space="preserve">Both modes</w:t>
+            </w:r>
+          </w:p>
+        </w:tc>
+      </w:tr>
+      <w:tr>
+        <w:tc>
+          <w:tcPr/>
+          <w:p>
+            <w:pPr>
+              <w:pStyle w:val="Compact"/>
+            </w:pPr>
+            <w:r>
+              <w:rPr>
+                <w:rStyle w:val="VerbatimChar"/>
+              </w:rPr>
               <w:t xml:space="preserve">METRICS_LOOKBACK_DAYS</w:t>
             </w:r>
           </w:p>
@@ -3564,7 +3890,7 @@
         <w:pStyle w:val="FirstParagraph"/>
       </w:pPr>
       <w:r>
-        <w:t xml:space="preserve">Portal â†’ Functions â†’ ExportAdoptionMetrics â†’ Code + Test â†’ Test/Run â†’ Run</w:t>
+        <w:t xml:space="preserve">Portal Ã¢â€ ’ Functions Ã¢â€ ’ ExportAdoptionMetrics Ã¢â€ ’ Code + Test Ã¢â€ ’ Test/Run Ã¢â€ ’ Run</w:t>
       </w:r>
     </w:p>
     <w:p>
@@ -3608,7 +3934,7 @@
         <w:pStyle w:val="FirstParagraph"/>
       </w:pPr>
       <w:r>
-        <w:t xml:space="preserve">Portal â†’ Functions â†’ PullSharePointAgents â†’ Code + Test â†’ Test/Run â†’ Run</w:t>
+        <w:t xml:space="preserve">Portal Ã¢â€ ’ Functions Ã¢â€ ’ PullSharePointAgents Ã¢â€ ’ Code + Test Ã¢â€ ’ Test/Run Ã¢â€ ’ Run</w:t>
       </w:r>
     </w:p>
     <w:p>
@@ -3657,7 +3983,7 @@
         <w:t xml:space="preserve">TIME_WINDOW_MINUTES</w:t>
       </w:r>
       <w:r>
-        <w:t xml:space="preserve"> (e.g.Â </w:t>
+        <w:t xml:space="preserve"> (e.g.Ã‚Â </w:t>
       </w:r>
       <w:r>
         <w:rPr>
@@ -3693,7 +4019,7 @@
         <w:t xml:space="preserve">append-only</w:t>
       </w:r>
       <w:r>
-        <w:t xml:space="preserve"> â€” it never deletes or overwrites entries. Running it multiple times is safe due to deduplication by </w:t>
+        <w:t xml:space="preserve"> Ã¢â‚¬” it never deletes or overwrites entries. Running it multiple times is safe due to deduplication by </w:t>
       </w:r>
       <w:r>
         <w:rPr>
@@ -3764,7 +4090,7 @@
         </w:numPr>
       </w:pPr>
       <w:r>
-        <w:t xml:space="preserve">https://make.powerapps.com â†’ + Create â†’ Start with data â†’ SharePoint</w:t>
+        <w:t xml:space="preserve">https://make.powerapps.com Ã¢â€ ’ + Create Ã¢â€ ’ Start with data Ã¢â€ ’ SharePoint</w:t>
       </w:r>
     </w:p>
     <w:p>
@@ -3776,7 +4102,7 @@
         </w:numPr>
       </w:pPr>
       <w:r>
-        <w:t xml:space="preserve">Connect to your site â†’ pick </w:t>
+        <w:t xml:space="preserve">Connect to your site Ã¢â€ ’ pick </w:t>
       </w:r>
       <w:r>
         <w:rPr>
@@ -3806,7 +4132,7 @@
         </w:numPr>
       </w:pPr>
       <w:r>
-        <w:t xml:space="preserve">Build screens, File â†’ Save â†’ Publish</w:t>
+        <w:t xml:space="preserve">Build screens, File Ã¢â€ ’ Save Ã¢â€ ’ Publish</w:t>
       </w:r>
     </w:p>
     <w:p>
@@ -3864,7 +4190,7 @@
         </w:numPr>
       </w:pPr>
       <w:r>
-        <w:t xml:space="preserve">Portal â†’ Azure Monitor â†’ Workbooks â†’ + New â†’ Edit</w:t>
+        <w:t xml:space="preserve">Portal Ã¢â€ ’ Azure Monitor Ã¢â€ ’ Workbooks Ã¢â€ ’ + New Ã¢â€ ’ Edit</w:t>
       </w:r>
     </w:p>
     <w:p>
@@ -3876,7 +4202,7 @@
         </w:numPr>
       </w:pPr>
       <w:r>
-        <w:t xml:space="preserve">Advanced Editor â†’ paste </w:t>
+        <w:t xml:space="preserve">Advanced Editor Ã¢â€ ’ paste </w:t>
       </w:r>
       <w:r>
         <w:rPr>
@@ -3894,7 +4220,7 @@
         </w:numPr>
       </w:pPr>
       <w:r>
-        <w:t>Apply â†’ Save as “Copilot Adoption Dashboard”</w:t>
+        <w:t>Apply Ã¢â€ ’ Save as “Copilot Adoption Dashboard”</w:t>
       </w:r>
     </w:p>
     <w:p>
@@ -3911,7 +4237,7 @@
         <w:pStyle w:val="Heading1"/>
       </w:pPr>
       <w:r>
-        <w:t xml:space="preserve">Agent Tracking â€” How It Works</w:t>
+        <w:t xml:space="preserve">Agent Tracking Ã¢â‚¬” How It Works</w:t>
       </w:r>
     </w:p>
     <w:p>
@@ -3988,7 +4314,7 @@
         <w:t xml:space="preserve">AgentName</w:t>
       </w:r>
       <w:r>
-        <w:t xml:space="preserve"> â€” derived from the filename (e.g.Â </w:t>
+        <w:t xml:space="preserve"> Ã¢â‚¬” derived from the filename (e.g.Ã‚Â </w:t>
       </w:r>
       <w:r>
         <w:rPr>
@@ -4007,7 +4333,7 @@
         <w:t xml:space="preserve">SiteUrl</w:t>
       </w:r>
       <w:r>
-        <w:t xml:space="preserve"> â€” the SharePoint site where the agent was created - </w:t>
+        <w:t xml:space="preserve"> Ã¢â‚¬” the SharePoint site where the agent was created - </w:t>
       </w:r>
       <w:r>
         <w:rPr>
@@ -4017,7 +4343,7 @@
         <w:t xml:space="preserve">AgentFileUrl</w:t>
       </w:r>
       <w:r>
-        <w:t xml:space="preserve"> â€” full path to the </w:t>
+        <w:t xml:space="preserve"> Ã¢â‚¬” full path to the </w:t>
       </w:r>
       <w:r>
         <w:rPr>
@@ -4036,7 +4362,7 @@
         <w:t xml:space="preserve">CreatedBy</w:t>
       </w:r>
       <w:r>
-        <w:t xml:space="preserve"> â€” UPN of the user who created it - </w:t>
+        <w:t xml:space="preserve"> Ã¢â‚¬” UPN of the user who created it - </w:t>
       </w:r>
       <w:r>
         <w:rPr>
@@ -4046,7 +4372,7 @@
         <w:t xml:space="preserve">CreatedDate</w:t>
       </w:r>
       <w:r>
-        <w:t xml:space="preserve"> â€” timestamp of creation</w:t>
+        <w:t xml:space="preserve"> Ã¢â‚¬” timestamp of creation</w:t>
       </w:r>
     </w:p>
     <w:p>
@@ -4142,7 +4468,7 @@
         <w:t xml:space="preserve">Contexts</w:t>
       </w:r>
       <w:r>
-        <w:t xml:space="preserve"> field in SharePoint Copilot interaction events is empty in the current audit schema â€” the page URL where the agent is deployed is not logged in interaction events. The agent’s site is only available at creation time via </w:t>
+        <w:t xml:space="preserve"> field in SharePoint Copilot interaction events is empty in the current audit schema Ã¢â‚¬” the page URL where the agent is deployed is not logged in interaction events. The agent’s site is only available at creation time via </w:t>
       </w:r>
       <w:r>
         <w:rPr>
@@ -4185,7 +4511,7 @@
         <w:pStyle w:val="FirstParagraph"/>
       </w:pPr>
       <w:r>
-        <w:t xml:space="preserve">The saved state timestamp exceeds 24 hours. The code auto-caps at 23 h â€” self-heals on next run. To force a reset, delete </w:t>
+        <w:t xml:space="preserve">The saved state timestamp exceeds 24 hours. The code auto-caps at 23 h Ã¢â‚¬” self-heals on next run. To force a reset, delete </w:t>
       </w:r>
       <w:r>
         <w:rPr>
@@ -4339,7 +4665,7 @@
         </w:numPr>
       </w:pPr>
       <w:r>
-        <w:t>Check logs for “Found 0 Audit.SharePoint blob(s)” â€” this means the subscription may not have been active at creation time; future creations will be captured automatically</w:t>
+        <w:t>Check logs for “Found 0 Audit.SharePoint blob(s)” Ã¢â‚¬” this means the subscription may not have been active at creation time; future creations will be captured automatically</w:t>
       </w:r>
     </w:p>
     <w:bookmarkEnd w:id="38"/>
@@ -4366,7 +4692,7 @@
         <w:t xml:space="preserve">ExportAdoptionMetrics</w:t>
       </w:r>
       <w:r>
-        <w:t xml:space="preserve"> run. If you see duplicates, manually delete all items from the affected lists and run once â€” the function will produce a clean single copy.</w:t>
+        <w:t xml:space="preserve"> run. If you see duplicates, manually delete all items from the affected lists and run once Ã¢â‚¬” the function will produce a clean single copy.</w:t>
       </w:r>
     </w:p>
     <w:p>
